--- a/docs/studienskripte/word-rohfassungen/woek-g-v01.docx
+++ b/docs/studienskripte/word-rohfassungen/woek-g-v01.docx
@@ -29,47 +29,7 @@
     </w:p>
     <w:p>
       <w:r>
-        <w:t>Track: Grundstudium Wirkungsökonomie</w:t>
-      </w:r>
-    </w:p>
-    <w:p>
-      <w:r>
-        <w:t>Kurscode: woek-g</w:t>
-      </w:r>
-    </w:p>
-    <w:p>
-      <w:r>
-        <w:t>Vorlesungscode: V01</w:t>
-      </w:r>
-    </w:p>
-    <w:p>
-      <w:r>
-        <w:t>Modul/Abschnitt: G1.1</w:t>
-      </w:r>
-    </w:p>
-    <w:p>
-      <w:r>
-        <w:t>Titel: Die Maßstabskrise</w:t>
-      </w:r>
-    </w:p>
-    <w:p>
-      <w:r>
-        <w:t>Status: Rohfassung V0 · Sprint-Produktionslauf · muss im nächsten Tiefensprint auf 40-50 Seiten erweitert werden</w:t>
-      </w:r>
-    </w:p>
-    <w:p>
-      <w:r>
-        <w:t>Quelle: woek-akademie-app/content/lehrgaenge/woek-g-v01.md</w:t>
-      </w:r>
-    </w:p>
-    <w:p>
-      <w:r>
-        <w:t>Ablage: Markdown-Master in content/studienskripte/woek-g-v01.md, Word-Rohfassung in docs/studienskripte/word-rohfassungen/woek-g-v01.docx</w:t>
-      </w:r>
-    </w:p>
-    <w:p>
-      <w:r>
-        <w:t>Wissensbasis: aktuelles Grundlagenwerk, Website-Korpus inklusive Journal, Akademie-Quelltexte, Glossar, interne Dossiers und externe Fachquellen</w:t>
+        <w:t>Track: Grundstudium Wirkungsökonomie Kurscode: woek-g Vorlesungscode: V01 Modul/Abschnitt: G1.1 Titel: Die Maßstabskrise Status: Rohfassung V0 · Sprint-Produktionslauf · muss im nächsten Tiefensprint auf 40-50 Seiten erweitert werden Quelle: woek-akademie-app/content/lehrgaenge/woek-g-v01.md Ablage: Markdown-Master in content/studienskripte/woek-g-v01.md, Word-Rohfassung in docs/studienskripte/word-rohfassungen/woek-g-v01.docx Wissensbasis: aktuelles Grundlagenwerk, Website-Korpus inklusive Journal, Akademie-Quelltexte, Glossar, interne Dossiers und externe Fachquellen</w:t>
       </w:r>
     </w:p>
     <w:p>
@@ -715,42 +675,7 @@
     </w:p>
     <w:p>
       <w:r>
-        <w:t>```chart-spec</w:t>
-      </w:r>
-    </w:p>
-    <w:p>
-      <w:r>
-        <w:t>slug: woek-g-v01-wirkpfad</w:t>
-      </w:r>
-    </w:p>
-    <w:p>
-      <w:r>
-        <w:t>type: wirkpfad</w:t>
-      </w:r>
-    </w:p>
-    <w:p>
-      <w:r>
-        <w:t>reuse_first: true</w:t>
-      </w:r>
-    </w:p>
-    <w:p>
-      <w:r>
-        <w:t>preferred_asset: content/studienskripte/assets/woek-g-v01/woek-g-v01-wirkpfad.svg</w:t>
-      </w:r>
-    </w:p>
-    <w:p>
-      <w:r>
-        <w:t>message: Die Maßstabskrise wird als Wirkpfad von Auslöser über Mechanismus, Wirkungsempfänger und Zustandsveränderung bis zur Rückkopplung dargestellt.</w:t>
-      </w:r>
-    </w:p>
-    <w:p>
-      <w:r>
-        <w:t>source: WÖk-Grundlagenwerk, Website-Korpus, Akademie-Quelltexte, Glossar</w:t>
-      </w:r>
-    </w:p>
-    <w:p>
-      <w:r>
-        <w:t>```</w:t>
+        <w:t>``chart-spec slug: woek-g-v01-wirkpfad type: wirkpfad reuse_first: true preferred_asset: content/studienskripte/assets/woek-g-v01/woek-g-v01-wirkpfad.svg message: Die Maßstabskrise wird als Wirkpfad von Auslöser über Mechanismus, Wirkungsempfänger und Zustandsveränderung bis zur Rückkopplung dargestellt. source: WÖk-Grundlagenwerk, Website-Korpus, Akademie-Quelltexte, Glossar ``</w:t>
       </w:r>
     </w:p>
     <w:p>

--- a/docs/studienskripte/word-rohfassungen/woek-g-v01.docx
+++ b/docs/studienskripte/word-rohfassungen/woek-g-v01.docx
@@ -29,7 +29,7 @@
     </w:p>
     <w:p>
       <w:r>
-        <w:t>Track: Grundstudium Wirkungsökonomie Kurscode: woek-g Vorlesungscode: V01 Modul/Abschnitt: G1.1 Titel: Die Maßstabskrise Status: Rohfassung V0 · Sprint-Produktionslauf · muss im nächsten Tiefensprint auf 40-50 Seiten erweitert werden Quelle: woek-akademie-app/content/lehrgaenge/woek-g-v01.md Ablage: Markdown-Master in content/studienskripte/woek-g-v01.md, Word-Rohfassung in docs/studienskripte/word-rohfassungen/woek-g-v01.docx Wissensbasis: aktuelles Grundlagenwerk, Website-Korpus inklusive Journal, Akademie-Quelltexte, Glossar, interne Dossiers und externe Fachquellen</w:t>
+        <w:t>Track: Grundstudium Wirkungsökonomie Kurscode: woek-g Vorlesungscode: V01 Modul/Abschnitt: G1.1 Titel: Die Maßstabskrise Status: Tiefenskript-Sprint 6 · substanzielle Arbeitsfassung, Claude-CI/CD-Finalisierung offen Quelle: woek-akademie-app/content/lehrgaenge/woek-g-v01.md Ablage: Markdown-Master in content/studienskripte/woek-g-v01.md, Word-Rohfassung in docs/studienskripte/word-rohfassungen/woek-g-v01.docx Wissensbasis: aktuelles Grundlagenwerk, Website-Korpus inklusive Journal, Akademie-Quelltexte, Glossar, interne Dossiers und externe Fachquellen</w:t>
       </w:r>
     </w:p>
     <w:p>
@@ -993,17 +993,1334 @@
         <w:pStyle w:val="Heading2"/>
       </w:pPr>
       <w:r>
-        <w:t>7. Prüfungsrelevanz</w:t>
-      </w:r>
-    </w:p>
-    <w:p>
-      <w:r>
-        <w:t>Diese Vorlesung ist prüfungsrelevant, aber die eigentliche Antwortlogik gehört nicht in das öffentliche Studienskript. Zertifikatsfragen, CorrectAnswer, Scoring-Regeln und Fallrubrics werden separat in der geschützten App-Lane unter woek-akademie-app/content/pruefungen/ gepflegt.</w:t>
-      </w:r>
-    </w:p>
-    <w:p>
-      <w:r>
-        <w:t>Für den Fragenpool sind besonders geeignet:</w:t>
+        <w:t>7. Tiefenskript-Erweiterung Sprint 6</w:t>
+      </w:r>
+    </w:p>
+    <w:p>
+      <w:r>
+        <w:t>Status dieser Erweiterung: ausgebaute Arbeitsfassung für Claude-CI/CD, Word-Rohfassung und Reader-Spiegel. Sie ersetzt noch nicht die spätere Satz-, Quellen- und PDF-Finalisierung, bringt die Vorlesung aber aus der Kurzfassung in eine substanzielle Studienskriptfassung.</w:t>
+      </w:r>
+    </w:p>
+    <w:p>
+      <w:pPr>
+        <w:pStyle w:val="Heading3"/>
+      </w:pPr>
+      <w:r>
+        <w:t>7.1 Leitthese</w:t>
+      </w:r>
+    </w:p>
+    <w:p>
+      <w:r>
+        <w:t>Die Maßstabskrise markiert im Grundstudium eine Grundentscheidung der Wirkungsökonomie: Entscheidend ist nicht, was plausibel klingt, sondern welche Zustände sich bei welchen Wirkungsempfängern in welchem Wirkungsraum tatsächlich verändern.</w:t>
+      </w:r>
+    </w:p>
+    <w:p>
+      <w:r>
+        <w:t>Die Vorlesung bleibt dabei an die Grundregel gebunden: Wirkung ist neutral und relational. Erst die Bewertung im Referenzrahmen Mensch, Planet, Demokratie, SDGs, Agenda 2030 und SDG+ entscheidet, ob eine Veränderung positiv, negativ oder ambivalent einzuordnen ist. Wenn eine Zielgröße gemeint ist, sprechen wir von positiver Netto-Wirkung.</w:t>
+      </w:r>
+    </w:p>
+    <w:p>
+      <w:pPr>
+        <w:pStyle w:val="Heading3"/>
+      </w:pPr>
+      <w:r>
+        <w:t>7.2 Didaktische Einordnung im Studiengang</w:t>
+      </w:r>
+    </w:p>
+    <w:p>
+      <w:r>
+        <w:t>V01 liegt an der Schwelle zwischen begrifflicher Grundlegung und Bewertungsarchitektur. Die Studierenden sollen nicht nur Begriffe wiedergeben, sondern an Fällen erkennen, welche Aussage schon Wirkung behauptet, welche nur Wirkungspotenzial beschreibt und wo ein Wirkungsrisiko offenliegt. Der Tiefensinn dieser Vorlesung liegt deshalb nicht in zusätzlicher Komplexität, sondern in besserer Unterscheidungsfähigkeit.</w:t>
+      </w:r>
+    </w:p>
+    <w:p>
+      <w:r>
+        <w:t>Für die spätere Praxis ist entscheidend, dass jede Analyse vier Ebenen getrennt hält:</w:t>
+      </w:r>
+    </w:p>
+    <w:p>
+      <w:r>
+        <w:t>1. Beschreibung: Was geschieht tatsächlich oder soll geschehen?</w:t>
+      </w:r>
+    </w:p>
+    <w:p>
+      <w:r>
+        <w:t>2. Kausalannahme: Über welchen Mechanismus könnte daraus eine Zustandsveränderung entstehen?</w:t>
+      </w:r>
+    </w:p>
+    <w:p>
+      <w:r>
+        <w:t>3. Bewertung: Welche Richtung hat diese Veränderung im Referenzrahmen?</w:t>
+      </w:r>
+    </w:p>
+    <w:p>
+      <w:r>
+        <w:t>4. Rückkopplung: Welche Entscheidung, Regel, Ressource oder Kommunikation wird dadurch verändert?</w:t>
+      </w:r>
+    </w:p>
+    <w:p>
+      <w:r>
+        <w:t>Wo diese Ebenen vermischt werden, entstehen typische WÖk-Fehler: Aktivität wird als Wirkung ausgegeben, Reichweite ersetzt Zustandsveränderung, gute Absicht verdeckt Nebenwirkungen oder Reporting wird mit Lernen verwechselt.</w:t>
+      </w:r>
+    </w:p>
+    <w:p>
+      <w:pPr>
+        <w:pStyle w:val="Heading3"/>
+      </w:pPr>
+      <w:r>
+        <w:t>7.3 Analysemodell</w:t>
+      </w:r>
+    </w:p>
+    <w:tbl>
+      <w:tblPr>
+        <w:tblStyle w:val="TableGrid"/>
+        <w:tblW w:type="auto" w:w="0"/>
+        <w:jc w:val="left"/>
+        <w:tblLook w:firstColumn="1" w:firstRow="1" w:lastColumn="0" w:lastRow="0" w:noHBand="0" w:noVBand="1" w:val="04A0"/>
+      </w:tblPr>
+      <w:tblGrid>
+        <w:gridCol w:w="2340"/>
+        <w:gridCol w:w="2340"/>
+        <w:gridCol w:w="2340"/>
+        <w:gridCol w:w="2340"/>
+      </w:tblGrid>
+      <w:tr>
+        <w:tc>
+          <w:tcPr>
+            <w:tcW w:type="dxa" w:w="2340"/>
+            <w:vAlign w:val="center"/>
+          </w:tcPr>
+          <w:p>
+            <w:r>
+              <w:rPr>
+                <w:b/>
+              </w:rPr>
+              <w:t>Analyseobjekt</w:t>
+            </w:r>
+          </w:p>
+        </w:tc>
+        <w:tc>
+          <w:tcPr>
+            <w:tcW w:type="dxa" w:w="2340"/>
+            <w:vAlign w:val="center"/>
+          </w:tcPr>
+          <w:p>
+            <w:r>
+              <w:rPr>
+                <w:b/>
+              </w:rPr>
+              <w:t>Woran es wirkt</w:t>
+            </w:r>
+          </w:p>
+        </w:tc>
+        <w:tc>
+          <w:tcPr>
+            <w:tcW w:type="dxa" w:w="2340"/>
+            <w:vAlign w:val="center"/>
+          </w:tcPr>
+          <w:p>
+            <w:r>
+              <w:rPr>
+                <w:b/>
+              </w:rPr>
+              <w:t>Typischer Fehler</w:t>
+            </w:r>
+          </w:p>
+        </w:tc>
+        <w:tc>
+          <w:tcPr>
+            <w:tcW w:type="dxa" w:w="2340"/>
+            <w:vAlign w:val="center"/>
+          </w:tcPr>
+          <w:p>
+            <w:r>
+              <w:rPr>
+                <w:b/>
+              </w:rPr>
+              <w:t>Saubere WÖk-Lesart</w:t>
+            </w:r>
+          </w:p>
+        </w:tc>
+      </w:tr>
+      <w:tr>
+        <w:tc>
+          <w:tcPr>
+            <w:tcW w:type="dxa" w:w="2340"/>
+            <w:vAlign w:val="center"/>
+          </w:tcPr>
+          <w:p>
+            <w:r>
+              <w:t>Begriff</w:t>
+            </w:r>
+          </w:p>
+        </w:tc>
+        <w:tc>
+          <w:tcPr>
+            <w:tcW w:type="dxa" w:w="2340"/>
+            <w:vAlign w:val="center"/>
+          </w:tcPr>
+          <w:p>
+            <w:r>
+              <w:t>Was muss präzise getrennt werden?</w:t>
+            </w:r>
+          </w:p>
+        </w:tc>
+        <w:tc>
+          <w:tcPr>
+            <w:tcW w:type="dxa" w:w="2340"/>
+            <w:vAlign w:val="center"/>
+          </w:tcPr>
+          <w:p>
+            <w:r>
+              <w:t>Typischer Fehler</w:t>
+            </w:r>
+          </w:p>
+        </w:tc>
+        <w:tc>
+          <w:tcPr>
+            <w:tcW w:type="dxa" w:w="2340"/>
+            <w:vAlign w:val="center"/>
+          </w:tcPr>
+          <w:p>
+            <w:r>
+              <w:t>Saubere WÖk-Lesart</w:t>
+            </w:r>
+          </w:p>
+        </w:tc>
+      </w:tr>
+      <w:tr>
+        <w:tc>
+          <w:tcPr>
+            <w:tcW w:type="dxa" w:w="2340"/>
+            <w:vAlign w:val="center"/>
+          </w:tcPr>
+          <w:p>
+            <w:r>
+              <w:t>Wirkung</w:t>
+            </w:r>
+          </w:p>
+        </w:tc>
+        <w:tc>
+          <w:tcPr>
+            <w:tcW w:type="dxa" w:w="2340"/>
+            <w:vAlign w:val="center"/>
+          </w:tcPr>
+          <w:p>
+            <w:r>
+              <w:t>tatsächliche Zustandsveränderung</w:t>
+            </w:r>
+          </w:p>
+        </w:tc>
+        <w:tc>
+          <w:tcPr>
+            <w:tcW w:type="dxa" w:w="2340"/>
+            <w:vAlign w:val="center"/>
+          </w:tcPr>
+          <w:p>
+            <w:r>
+              <w:t>Absicht, Aktivität oder Reichweite als Wirkung ausgeben</w:t>
+            </w:r>
+          </w:p>
+        </w:tc>
+        <w:tc>
+          <w:tcPr>
+            <w:tcW w:type="dxa" w:w="2340"/>
+            <w:vAlign w:val="center"/>
+          </w:tcPr>
+          <w:p>
+            <w:r>
+              <w:t>Zustand, Empfänger, Wirkpfad und Quelle nennen</w:t>
+            </w:r>
+          </w:p>
+        </w:tc>
+      </w:tr>
+      <w:tr>
+        <w:tc>
+          <w:tcPr>
+            <w:tcW w:type="dxa" w:w="2340"/>
+            <w:vAlign w:val="center"/>
+          </w:tcPr>
+          <w:p>
+            <w:r>
+              <w:t>Potenzial</w:t>
+            </w:r>
+          </w:p>
+        </w:tc>
+        <w:tc>
+          <w:tcPr>
+            <w:tcW w:type="dxa" w:w="2340"/>
+            <w:vAlign w:val="center"/>
+          </w:tcPr>
+          <w:p>
+            <w:r>
+              <w:t>mögliche künftige Wirkung</w:t>
+            </w:r>
+          </w:p>
+        </w:tc>
+        <w:tc>
+          <w:tcPr>
+            <w:tcW w:type="dxa" w:w="2340"/>
+            <w:vAlign w:val="center"/>
+          </w:tcPr>
+          <w:p>
+            <w:r>
+              <w:t>Möglichkeit als Ergebnis verkaufen</w:t>
+            </w:r>
+          </w:p>
+        </w:tc>
+        <w:tc>
+          <w:tcPr>
+            <w:tcW w:type="dxa" w:w="2340"/>
+            <w:vAlign w:val="center"/>
+          </w:tcPr>
+          <w:p>
+            <w:r>
+              <w:t>Bedingungen, Unsicherheit und Resonanzraum markieren</w:t>
+            </w:r>
+          </w:p>
+        </w:tc>
+      </w:tr>
+      <w:tr>
+        <w:tc>
+          <w:tcPr>
+            <w:tcW w:type="dxa" w:w="2340"/>
+            <w:vAlign w:val="center"/>
+          </w:tcPr>
+          <w:p>
+            <w:r>
+              <w:t>Risiko</w:t>
+            </w:r>
+          </w:p>
+        </w:tc>
+        <w:tc>
+          <w:tcPr>
+            <w:tcW w:type="dxa" w:w="2340"/>
+            <w:vAlign w:val="center"/>
+          </w:tcPr>
+          <w:p>
+            <w:r>
+              <w:t>mögliche negative Wirkung oder Nebenwirkung</w:t>
+            </w:r>
+          </w:p>
+        </w:tc>
+        <w:tc>
+          <w:tcPr>
+            <w:tcW w:type="dxa" w:w="2340"/>
+            <w:vAlign w:val="center"/>
+          </w:tcPr>
+          <w:p>
+            <w:r>
+              <w:t>positive Geschichte ohne Schattenseite erzählen</w:t>
+            </w:r>
+          </w:p>
+        </w:tc>
+        <w:tc>
+          <w:tcPr>
+            <w:tcW w:type="dxa" w:w="2340"/>
+            <w:vAlign w:val="center"/>
+          </w:tcPr>
+          <w:p>
+            <w:r>
+              <w:t>Nebenwirkungen, Rebound und Zielkonflikte offenlegen</w:t>
+            </w:r>
+          </w:p>
+        </w:tc>
+      </w:tr>
+      <w:tr>
+        <w:tc>
+          <w:tcPr>
+            <w:tcW w:type="dxa" w:w="2340"/>
+            <w:vAlign w:val="center"/>
+          </w:tcPr>
+          <w:p>
+            <w:r>
+              <w:t>Rückkopplung</w:t>
+            </w:r>
+          </w:p>
+        </w:tc>
+        <w:tc>
+          <w:tcPr>
+            <w:tcW w:type="dxa" w:w="2340"/>
+            <w:vAlign w:val="center"/>
+          </w:tcPr>
+          <w:p>
+            <w:r>
+              <w:t>Konsequenz aus beobachteter oder bewerteter Wirkung</w:t>
+            </w:r>
+          </w:p>
+        </w:tc>
+        <w:tc>
+          <w:tcPr>
+            <w:tcW w:type="dxa" w:w="2340"/>
+            <w:vAlign w:val="center"/>
+          </w:tcPr>
+          <w:p>
+            <w:r>
+              <w:t>Reporting als Abschluss behandeln</w:t>
+            </w:r>
+          </w:p>
+        </w:tc>
+        <w:tc>
+          <w:tcPr>
+            <w:tcW w:type="dxa" w:w="2340"/>
+            <w:vAlign w:val="center"/>
+          </w:tcPr>
+          <w:p>
+            <w:r>
+              <w:t>Lernen und Steuerungsänderung einbauen</w:t>
+            </w:r>
+          </w:p>
+        </w:tc>
+      </w:tr>
+    </w:tbl>
+    <w:p/>
+    <w:p>
+      <w:pPr>
+        <w:pStyle w:val="Heading3"/>
+      </w:pPr>
+      <w:r>
+        <w:t>7.4 Modellformel</w:t>
+      </w:r>
+    </w:p>
+    <w:p>
+      <w:r>
+        <w:t>Die folgende Formel ist ein didaktisches Denkmodell, kein amtlicher Bewertungsstandard:</w:t>
+      </w:r>
+    </w:p>
+    <w:p>
+      <w:r>
+        <w:t>Wirkung = Delta Zustand(Empfaenger, Raum, Zeit) \; durch \; Wirkpfad(Ausloeser, Mechanismus, Resonanz, Rueckkopplung)</w:t>
+      </w:r>
+    </w:p>
+    <w:p>
+      <w:r>
+        <w:t>Die Formel ist ein didaktisches Raster: Sie schützt davor, Wirkung auf Absicht, Output, Symbolik oder Reichweite zu verkürzen.</w:t>
+      </w:r>
+    </w:p>
+    <w:p>
+      <w:r>
+        <w:t>Die Formel soll gerade keine Scheingenauigkeit erzeugen. Sie zwingt dazu, die Faktoren offen zu legen, die eine Aussage tragen. In einem echten Bewertungsprozess müssten Datenquelle, Aktualität, Datenqualitätsklasse, Unsicherheitsgrad und Rückkopplungsregel ergänzt werden.</w:t>
+      </w:r>
+    </w:p>
+    <w:p>
+      <w:pPr>
+        <w:pStyle w:val="Heading3"/>
+      </w:pPr>
+      <w:r>
+        <w:t>7.5 Fallfenster</w:t>
+      </w:r>
+    </w:p>
+    <w:p>
+      <w:r>
+        <w:t>Fall 1. Ein Projekt kann im Themenfeld Die Maßstabskrise überzeugend kommunizieren und trotzdem nur Wirkungspotenzial erzeugen. Die WÖk-Prüfung beginnt erst, wenn klar wird, welcher Zustand sich bei wem verändert.</w:t>
+      </w:r>
+    </w:p>
+    <w:p>
+      <w:r>
+        <w:t>Fall 2. Eine Organisation kann im Themenfeld Die Maßstabskrise gute Absichten haben und zugleich Wirkungsrisiken übersehen. Das Skript trainiert deshalb die Trennung von Absicht, Auslöser, Wirkmechanismus, Empfänger, Datenlage und Bewertung.</w:t>
+      </w:r>
+    </w:p>
+    <w:p>
+      <w:pPr>
+        <w:pStyle w:val="Heading3"/>
+      </w:pPr>
+      <w:r>
+        <w:t>7.6 Prüfungsnahe Fallfragen ohne geschützte Antwortlogik</w:t>
+      </w:r>
+    </w:p>
+    <w:p>
+      <w:r>
+        <w:t>Diese Fragen sind öffentlich und dienen dem Lernen. Die geschützte Antwortlogik, Scoring-Regeln und CorrectAnswer-Felder bleiben in der Prüfungs-Lane der App.</w:t>
+      </w:r>
+    </w:p>
+    <w:p>
+      <w:r>
+        <w:t>1. Beschreibe den Auslöser im Fall und trenne ihn von Absicht, Image oder Reichweite.</w:t>
+      </w:r>
+    </w:p>
+    <w:p>
+      <w:r>
+        <w:t>2. Formuliere einen plausiblen Wirkpfad mit Wirkungsempfängern, Zustandsveränderung und Rückkopplung.</w:t>
+      </w:r>
+    </w:p>
+    <w:p>
+      <w:r>
+        <w:t>3. Benenne mindestens ein Wirkungspotenzial und ein Wirkungsrisiko.</w:t>
+      </w:r>
+    </w:p>
+    <w:p>
+      <w:r>
+        <w:t>4. Zeige, welche Quelle oder Datenart nötig wäre, um von Potenzial zu belastbarer Wirkungsaussage zu kommen.</w:t>
+      </w:r>
+    </w:p>
+    <w:p>
+      <w:r>
+        <w:t>5. Prüfe, ob Nichtkompensation oder Reverse Merit Order einschlägig sein könnten.</w:t>
+      </w:r>
+    </w:p>
+    <w:p>
+      <w:r>
+        <w:t>6. Formuliere eine saubere Wirkungsaussage in einem Satz: Was wissen wir, was nehmen wir an, was bleibt offen?</w:t>
+      </w:r>
+    </w:p>
+    <w:p>
+      <w:pPr>
+        <w:pStyle w:val="Heading3"/>
+      </w:pPr>
+      <w:r>
+        <w:t>7.7 Auswertung aus der lebenden Website-Referenz</w:t>
+      </w:r>
+    </w:p>
+    <w:p>
+      <w:pPr>
+        <w:pStyle w:val="Heading3"/>
+      </w:pPr>
+      <w:r>
+        <w:t>Quellenanker: Kapitel 2 - Die Maßstabskrise</w:t>
+      </w:r>
+    </w:p>
+    <w:p>
+      <w:r>
+        <w:t>Interne Quelle: referenz/kapitel-002-die-massstabskrise/index.html</w:t>
+      </w:r>
+    </w:p>
+    <w:p>
+      <w:r>
+        <w:t>Dieses Kapitel beschreibt die zentrale Diagnose der Wirkungsökonomie: Die gegenwärtige Ordnung scheitert nicht an fehlenden Daten, sondern an einem falschen Maßstab. Moderne Gesellschaften messen präzise, permanent und global vernetzt. Sie erfassen Kapitalflüsse, Gewinne, Umsätze, Beschäftigung, Reichweiten, Marktwerte, Emissionen, Risiken und Produktivität. Doch sie messen nicht konsequent, ob diese Bewegung Zukunft erzeugt oder Zukunft verbraucht.</w:t>
+      </w:r>
+    </w:p>
+    <w:p>
+      <w:r>
+        <w:t>Die Wirkungsökonomie kritisiert deshalb nicht Messung an sich. Sie kritisiert die falsche Einordnung dessen, was gemessen wird. Kapital, BIP, Gewinn, Umsatz, Beschäftigung, Reichweite und Marktwert bleiben wichtige Aktivitätsgrößen. Aber sie sind keine ausreichenden Maßstäbe für Wohlstand und Zukunftsfähigkeit.</w:t>
+      </w:r>
+    </w:p>
+    <w:p>
+      <w:r>
+        <w:t>Eine Maßstabskrise entsteht, wenn eine Gesellschaft die falschen Größen für die richtigen hält: wenn sie Aktivität als Fortschritt deutet, Bewegung mit Entwicklung verwechselt, Geldströme mit Wohlstand, Beschäftigung mit gesellschaftlicher Leistung, Reichweite mit Orientierung, Marktwert mit Wert und Wachstum mit Zukunftsfähigkeit.</w:t>
+      </w:r>
+    </w:p>
+    <w:p>
+      <w:r>
+        <w:t>Diese Krise ist gefährlicher als eine reine Datenlücke. Eine Datenlücke bedeutet: Wir wissen noch nicht genug. Eine Maßstabskrise bedeutet: Wir wissen viel, aber wir ordnen falsch ein.</w:t>
+      </w:r>
+    </w:p>
+    <w:p>
+      <w:r>
+        <w:t>Noch nie verfügten Unternehmen, Staaten, Banken, Versicherungen, Investoren, Wissenschaft und Öffentlichkeit über so viele Informationen zu ökologischen, sozialen, finanziellen und politischen Zuständen. Dennoch bleiben die zentralen Steuerungssignale weitgehend unverändert: Kapital, BIP, Gewinn, Umsatz, Beschäftigung, Reichweite und Marktwert.</w:t>
+      </w:r>
+    </w:p>
+    <w:p>
+      <w:r>
+        <w:t>Diese Größen sind nicht bedeutungslos. Sie zeigen Aktivität, Intensität, Zahlungsfähigkeit, Nachfrage, Erwartungen, Knappheit und Bewegung. Problematisch werden sie dort, wo sie zum eigentlichen Kompass werden. Denn sie zeigen nicht zuverlässig, ob eine Handlung Mensch, Planet und Demokratie stärkt oder schwächt.</w:t>
+      </w:r>
+    </w:p>
+    <w:p>
+      <w:r>
+        <w:t>Die alte Ordnung hat deshalb kein reines Wissensproblem. Sie hat ein Orientierungsproblem.</w:t>
+      </w:r>
+    </w:p>
+    <w:p>
+      <w:pPr>
+        <w:pStyle w:val="Heading3"/>
+      </w:pPr>
+      <w:r>
+        <w:t>2.1 Warum Maßstäbe niemals neutral sind</w:t>
+      </w:r>
+    </w:p>
+    <w:p>
+      <w:r>
+        <w:t>Ein Maßstab ist nie nur eine Zahl.</w:t>
+      </w:r>
+    </w:p>
+    <w:p>
+      <w:r>
+        <w:t>Sobald eine Zahl darüber entscheidet, wohin Kapital fließt, welche Projekte gefördert werden, welche Unternehmen Kredite erhalten, welche Vorstände Boni bekommen, welche Produkte billiger erscheinen oder welche politischen Maßnahmen als Erfolg gelten, wird sie zur Steuerungsgröße.</w:t>
+      </w:r>
+    </w:p>
+    <w:p>
+      <w:r>
+        <w:t>Dann beschreibt sie die Welt nicht mehr nur. Sie verändert sie.</w:t>
+      </w:r>
+    </w:p>
+    <w:p>
+      <w:r>
+        <w:t>Was gemessen wird, wird wichtig. Was verglichen wird, wird optimiert. Was belohnt wird, wächst. Was unsichtbar bleibt, wird strukturell benachteiligt oder zerstört.</w:t>
+      </w:r>
+    </w:p>
+    <w:p>
+      <w:r>
+        <w:t>Darum reicht die Maßstabskrise so tief. Kapital, Gewinn, Umsatz, BIP, Beschäftigung, Reichweite und Marktwert sind nicht bloß technische Kennzahlen. Sie prägen Wahrnehmung, Anerkennung und politische Rationalität.</w:t>
+      </w:r>
+    </w:p>
+    <w:p>
+      <w:r>
+        <w:t>Ein Unternehmen mit steigenden Gewinnen gilt als erfolgreich. Ein Staat mit wachsendem BIP gilt als stabil. Eine Branche mit vielen Arbeitsplätzen gilt als schützenswert. Eine Plattform mit hoher Reichweite gilt als relevant. Eine Person mit hohem Einkommen gilt als leistungsfähig.</w:t>
+      </w:r>
+    </w:p>
+    <w:p>
+      <w:r>
+        <w:t>Diese Zuschreibungen erzeugen eine Ordnung der Sichtbarkeit. Ein Pflegeheim, das Würde und Stabilität erzeugt, aber geringe Rendite erwirtschaftet, erscheint wirtschaftlich schwach. Eine Schule, die demokratische Mündigkeit stärkt, erscheint als Kostenfaktor. Ein Wald wird ökonomisch häufig erst dann sichtbar, wenn er verkauft, bebaut oder verrechnet werden kann. Ein differenzierter Medienbeitrag erscheint schwächer als ein polarisierender Beitrag mit Millionen Klicks.</w:t>
+      </w:r>
+    </w:p>
+    <w:p>
+      <w:r>
+        <w:t>Der Maßstab entscheidet darüber, was als Leistung gilt. Wenn der Maßstab falsch ist, wird das Falsche leistungsfähig gemacht.</w:t>
+      </w:r>
+    </w:p>
+    <w:p>
+      <w:pPr>
+        <w:pStyle w:val="Heading3"/>
+      </w:pPr>
+      <w:r>
+        <w:t>2.2 Kapital: Werkzeug ohne Richtung</w:t>
+      </w:r>
+    </w:p>
+    <w:p>
+      <w:r>
+        <w:t>Kapital ist nicht das Problem.</w:t>
+      </w:r>
+    </w:p>
+    <w:p>
+      <w:r>
+        <w:t>Kapital ist gespeicherte Handlungsmöglichkeit. Es kann Infrastruktur finanzieren, Forschung ermöglichen, Häuser sanieren, Bildung stärken, Innovation beschleunigen und Transformation tragen. Kapital kann Zukunft ermöglichen.</w:t>
+      </w:r>
+    </w:p>
+    <w:p>
+      <w:r>
+        <w:t>Aber Kapital kann ebenso Zerstörung skalieren, Spekulation verstärken, Rohstoffe ausbeuten, Wohnraum verknappen, politische Einflussnahme finanzieren oder ökologische Schäden in die Zukunft verschieben.</w:t>
+      </w:r>
+    </w:p>
+    <w:p>
+      <w:r>
+        <w:t>Kapital besitzt keine eigene Richtung. Es folgt der Steuerungslogik, in die es eingebettet ist.</w:t>
+      </w:r>
+    </w:p>
+    <w:p>
+      <w:r>
+        <w:t>Wenn diese Logik Gewinnmaximierung lautet, fließt Kapital dorthin, wo hohe Rendite erwartet wird. Das kann gesellschaftlich sinnvoll sein. Es kann aber auch destruktiv wirken. Kapital fragt zunächst nicht, ob ein Geschäftsmodell Lebensgrundlagen schützt. Es fragt nach Ertrag. Kapital fragt nicht, ob eine Plattform demokratische Diskursräume stabilisiert. Es fragt nach Aufmerksamkeit, Daten und Werbeeinnahmen. Kapital fragt nicht, ob Wohnraum bezahlbar bleibt. Es fragt nach Renditepotenzial.</w:t>
+      </w:r>
+    </w:p>
+    <w:p>
+      <w:r>
+        <w:t>Das ist kein moralischer Fehler einzelner Akteure. Es ist eine strukturelle Logik.</w:t>
+      </w:r>
+    </w:p>
+    <w:p>
+      <w:r>
+        <w:t>Kapital ist ein Verstärker. Die entscheidende Frage lautet: Was verstärkt es?</w:t>
+      </w:r>
+    </w:p>
+    <w:p>
+      <w:r>
+        <w:t>In der alten Ordnung verstärkt Kapital primär Kapitalvermehrung. Es finanziert, was sich rechnet. Doch was sich rechnet, hängt davon ab, welche Kosten sichtbar werden und welche nicht. Wenn CO2, Wasserstress, schlechte Arbeitsbedingungen, Polarisierung oder demokratische Schäden nicht ausreichend zurückwirken, kann Kapital destruktive Pfade rational finanzieren.</w:t>
+      </w:r>
+    </w:p>
+    <w:p>
+      <w:r>
+        <w:t>Als Werkzeug bleibt Kapital unverzichtbar. Als Kompass ist es blind.</w:t>
+      </w:r>
+    </w:p>
+    <w:p>
+      <w:pPr>
+        <w:pStyle w:val="Heading3"/>
+      </w:pPr>
+      <w:r>
+        <w:t>2.3 BIP: Die Summe der Bewegung</w:t>
+      </w:r>
+    </w:p>
+    <w:p>
+      <w:r>
+        <w:t>Das Bruttoinlandsprodukt gehört zu den mächtigsten Kennzahlen der Moderne. Regierungen werden an Wachstum gemessen. Reformen werden danach bewertet, ob sie Wachstum fördern oder bremsen. Schrumpft das BIP, beginnt die Krisensprache. Wächst es, gilt das als Fortschritt.</w:t>
+      </w:r>
+    </w:p>
+    <w:p>
+      <w:r>
+        <w:t>Dabei wurde das BIP nie dafür entwickelt, Zukunftsfähigkeit zu messen. Es misst wirtschaftliche Aktivität: den Wert aller produzierten Waren und Dienstleistungen innerhalb eines bestimmten Zeitraums. Dafür ist es nützlich. Es hilft, Produktion, Nachfrage und Konjunktur sichtbar zu machen. Aber es misst nicht, ob eine Gesellschaft tragfähig bleibt.</w:t>
+      </w:r>
+    </w:p>
+    <w:p>
+      <w:r>
+        <w:t>Das BIP steigt auch, wenn nach einer Flut zerstörte Häuser wieder aufgebaut werden. Es steigt, wenn Krankheiten behandelt werden müssen, die durch Umweltbelastungen entstanden sind. Es steigt, wenn Sicherheitskosten wachsen, weil gesellschaftliches Vertrauen sinkt.</w:t>
+      </w:r>
+    </w:p>
+    <w:p>
+      <w:r>
+        <w:t>Das Problem liegt nicht in der Rechenmethode. Das Problem liegt in der politischen Deutung.</w:t>
+      </w:r>
+    </w:p>
+    <w:p>
+      <w:r>
+        <w:t>Das BIP unterscheidet nicht ausreichend zwischen Prävention und Reparatur, zwischen Aufbau und Wiederaufbau, zwischen Wertschöpfung und Folgekosten. Ein Land kann wachsen und gleichzeitig seine Böden erschöpfen, Wohnraum unbezahlbar machen oder demokratische Stabilität verlieren.</w:t>
+      </w:r>
+    </w:p>
+    <w:p>
+      <w:r>
+        <w:t>Die Kritik am BIP ist deshalb keine bloße Wachstumskritik. Sie ist eine Kritik am Maßstab. Robert F. Kennedy formulierte bereits 1968, das BIP messe vieles - aber nicht das, was das Leben lebenswert mache. Die Stiglitz-Sen-Fitoussi-Kommission griff diese Kritik später erneut auf.</w:t>
+      </w:r>
+    </w:p>
+    <w:p>
+      <w:r>
+        <w:t>Die Wirkungsökonomie sagt nicht: Wachstum ist grundsätzlich falsch. Sie sagt: Wachstum bleibt unzureichend, solange seine Wirkung unklar bleibt. Entscheidend ist nicht, ob etwas wächst. Entscheidend ist, was wächst.</w:t>
+      </w:r>
+    </w:p>
+    <w:p>
+      <w:pPr>
+        <w:pStyle w:val="Heading3"/>
+      </w:pPr>
+      <w:r>
+        <w:t>2.4 Gewinn: Buchhalterischer Erfolg ohne Wirkungswahrheit</w:t>
+      </w:r>
+    </w:p>
+    <w:p>
+      <w:r>
+        <w:t>Gewinn ist eine der wichtigsten Größen unternehmerischer Steuerung. Ein Unternehmen, das dauerhaft keinen Gewinn erzielt, kann nicht investieren, keine Rücklagen bilden und keine Transformation finanzieren. Gewinn kann deshalb ein Hinweis auf Tragfähigkeit sein.</w:t>
+      </w:r>
+    </w:p>
+    <w:p>
+      <w:r>
+        <w:t>Aber Gewinn ist kein Beweis positiver Wirkung.</w:t>
+      </w:r>
+    </w:p>
+    <w:p>
+      <w:pPr>
+        <w:pStyle w:val="Heading3"/>
+      </w:pPr>
+      <w:r>
+        <w:t>Quellenanker: Kapitel 3 - Kapital als Werkzeug und falscher Kompass</w:t>
+      </w:r>
+    </w:p>
+    <w:p>
+      <w:r>
+        <w:t>Interne Quelle: referenz/kapitel-003-kapital-als-werkzeug-und-falscher-kompass/index.html</w:t>
+      </w:r>
+    </w:p>
+    <w:p>
+      <w:r>
+        <w:t>Dieses Kapitel klärt den Status des Kapitals in der Wirkungsökonomie. Es geht nicht darum, Kapital zu verteufeln oder Märkte abzuschaffen. Es geht darum, Kapital aus seiner falschen Rolle als gesellschaftlicher Kompass zu lösen und wieder als Werkzeug zu begreifen.</w:t>
+      </w:r>
+    </w:p>
+    <w:p>
+      <w:r>
+        <w:t>Kapital bleibt notwendig. Ohne Kapital lassen sich Infrastruktur, Forschung, Pflege, Bildung, Energie, Digitalisierung, Wohnraum, Transformation und Resilienz nicht dauerhaft finanzieren. Aber Kapital darf nicht länger selbst bestimmen, was als wertvoll, zukunftsfähig oder leistungsfähig gilt.</w:t>
+      </w:r>
+    </w:p>
+    <w:p>
+      <w:r>
+        <w:t>Kapital ist weder gut noch böse. Es hat keine Moral, keine Absicht, keine Richtung und kein Gewissen. Kapital ist gespeicherte Möglichkeit. Es kann bauen, forschen, pflegen, retten, sanieren, verbinden und transformieren. Es kann aber auch zerstören, spekulieren, ausbeuten, verknappen, täuschen und destabilisieren. Kapital ist Macht zur Veränderung. Aber Veränderung ist noch keine Verbesserung.</w:t>
+      </w:r>
+    </w:p>
+    <w:p>
+      <w:r>
+        <w:t>Die alte Ordnung hat Kapital vom Werkzeug zum Ziel erhoben. Kapitalvermehrung wurde zum Zeichen von Erfolg. Rendite wurde zum Ausdruck von Leistung. Marktwert wurde mit Wert verwechselt. Vermögen wurde als Stärke gelesen. Wachstum wurde als Fortschritt gedeutet. Damit wurde ein Mittel zum Maßstab. Ein Verstärker wurde zum Kompass.</w:t>
+      </w:r>
+    </w:p>
+    <w:p>
+      <w:r>
+        <w:t>Die Wirkungsökonomie stellt Kapital an seinen richtigen Ort zurück.</w:t>
+      </w:r>
+    </w:p>
+    <w:p>
+      <w:r>
+        <w:t>Kapital darf nicht verschwinden. Kapital muss wirken.</w:t>
+      </w:r>
+    </w:p>
+    <w:p>
+      <w:r>
+        <w:t>Nicht Kapital abschaffen, sondern Kapital ausrichten.</w:t>
+      </w:r>
+    </w:p>
+    <w:p>
+      <w:r>
+        <w:t>Nicht Gewinn verbieten, sondern Gewinn einordnen.</w:t>
+      </w:r>
+    </w:p>
+    <w:p>
+      <w:r>
+        <w:t>Nicht Märkte ersetzen, sondern Märkte wahrheitsfähiger machen.</w:t>
+      </w:r>
+    </w:p>
+    <w:p>
+      <w:r>
+        <w:t>Nicht Investitionen bremsen, sondern Investitionen in Richtung Zukunft lenken.</w:t>
+      </w:r>
+    </w:p>
+    <w:p>
+      <w:r>
+        <w:t>Die Frage lautet also nicht: Kapital oder kein Kapital?</w:t>
+      </w:r>
+    </w:p>
+    <w:p>
+      <w:r>
+        <w:t>Die Frage lautet: Wofür arbeitet Kapital?</w:t>
+      </w:r>
+    </w:p>
+    <w:p>
+      <w:r>
+        <w:t>Für Vermehrung seiner selbst? Oder für Mensch, Planet und Demokratie?</w:t>
+      </w:r>
+    </w:p>
+    <w:p>
+      <w:pPr>
+        <w:pStyle w:val="Heading3"/>
+      </w:pPr>
+      <w:r>
+        <w:t>3.1 Kapital ist gespeicherte Handlungsmöglichkeit</w:t>
+      </w:r>
+    </w:p>
+    <w:p>
+      <w:r>
+        <w:t>Kapital ist verdichtete Möglichkeit.</w:t>
+      </w:r>
+    </w:p>
+    <w:p>
+      <w:r>
+        <w:t>Geld, Vermögen, Kredit, Beteiligung, Infrastruktur, Maschinen, Boden, Daten, Patente, Wissen, Netzwerke und Liquidität können Kapitalform annehmen. Sie erlauben, Gegenwart in Zukunft zu übersetzen. Kapital macht Projekte möglich, bevor ihr Nutzen bereits entstanden ist. Es überbrückt Zeit, bündelt Vertrauen und schafft Spielräume.</w:t>
+      </w:r>
+    </w:p>
+    <w:p>
+      <w:r>
+        <w:t>Ohne Kapital gäbe es keine großen Investitionen: keine Energienetze, keine Krankenhäuser, keine Forschungslabore, keine Wohnungsbauprogramme, keine Maschinenparks, keine öffentlichen Infrastrukturen, keine großen Bildungs-, Pflege-, Verkehrs-, Digital- oder Klimaprojekte.</w:t>
+      </w:r>
+    </w:p>
+    <w:p>
+      <w:r>
+        <w:t>Kapital ist deshalb nicht der Gegner der Wirkungsökonomie. Eine wirkungsorientierte Gesellschaft braucht Kapital. Sie braucht sogar sehr viel Kapital. Die ökologische Transformation, die Erneuerung öffentlicher Infrastruktur, die Resilienz von Kommunen, die Digitalisierung, die Pflege, die Bildung, der Wohnungsbau und die Dekarbonisierung industrieller Systeme lassen sich nicht mit guten Absichten allein finanzieren.</w:t>
+      </w:r>
+    </w:p>
+    <w:p>
+      <w:r>
+        <w:t>Aber Kapital allein entscheidet nicht, ob diese Transformation gelingt.</w:t>
+      </w:r>
+    </w:p>
+    <w:p>
+      <w:r>
+        <w:t>Kapital ist wie Energie. Es kann eine Stadt beleuchten oder eine Bombe zünden. Es kann einen Wald regenerieren oder ihn abholzen. Es kann eine Schule bauen oder eine Desinformationskampagne finanzieren. Es kann bezahlbaren Wohnraum ermöglichen oder Wohnraum verknappen.</w:t>
+      </w:r>
+    </w:p>
+    <w:p>
+      <w:r>
+        <w:t>Kapital ist ein Verstärker. Es macht das größer, worauf es gerichtet wird.</w:t>
+      </w:r>
+    </w:p>
+    <w:p>
+      <w:r>
+        <w:t>Deshalb ist seine Richtung entscheidend.</w:t>
+      </w:r>
+    </w:p>
+    <w:p>
+      <w:pPr>
+        <w:pStyle w:val="Heading3"/>
+      </w:pPr>
+      <w:r>
+        <w:t>3.2 Der Fehler beginnt, wenn das Werkzeug zum Ziel wird</w:t>
+      </w:r>
+    </w:p>
+    <w:p>
+      <w:r>
+        <w:t>Ein Werkzeug wird gefährlich, wenn es nicht mehr als Werkzeug erkannt wird.</w:t>
+      </w:r>
+    </w:p>
+    <w:p>
+      <w:r>
+        <w:t>Ein Hammer ist nützlich, solange klar ist, was gebaut werden soll. Wird das Hämmern selbst zum Ziel, entstehen Lärm, Zerstörung oder sinnloser Aufwand. Dasselbe gilt für Kapital. Kapital ist nützlich, solange klar ist, welcher gesellschaftliche, ökologische oder demokratische Zweck damit ermöglicht wird. Wird Kapitalvermehrung selbst zum Ziel, entsteht eine selbstreferenzielle Ordnung.</w:t>
+      </w:r>
+    </w:p>
+    <w:p>
+      <w:r>
+        <w:t>Dann investiert Kapital nicht mehr, um Leben zu verbessern. Es investiert, um mehr Kapital zu werden. Dann dient Arbeit nicht mehr primär Versorgung, Würde oder Teilhabe. Sie dient Rendite. Dann dient Produktion nicht mehr primär Nutzen. Sie dient Absatz, Marge und Skalierung. Dann dient Wohnen nicht mehr primär Sicherheit und Zuhause. Es dient Wertsteigerung. Dann dient Öffentlichkeit nicht mehr primär Orientierung. Sie dient Aufmerksamkeit und Monetarisierung.</w:t>
+      </w:r>
+    </w:p>
+    <w:p>
+      <w:r>
+        <w:t>Das Problem ist nicht, dass Kapital existiert. Das Problem ist, dass Kapital in der alten Ordnung häufig zur letzten Instanz der Bewertung wird.</w:t>
+      </w:r>
+    </w:p>
+    <w:p>
+      <w:r>
+        <w:t>Was sich rechnet, gilt als rational. Was Gewinn bringt, gilt als erfolgreich. Was Rendite verspricht, gilt als investierbar. Was Vermögen steigert, gilt als wertvoll. Was nicht monetarisierbar ist, gilt als Kostenstelle.</w:t>
+      </w:r>
+    </w:p>
+    <w:p>
+      <w:r>
+        <w:t>Damit verschiebt sich die Wahrnehmung der Wirklichkeit. Pflege, Bildung, Prävention, soziale Stabilität, saubere Luft, Artenvielfalt, Vertrauen, demokratische Diskursfähigkeit, psychische Gesundheit und gesellschaftliche Resilienz erscheinen als Ausgaben. Spekulation, Ressourcenausbeutung, Überkonsum, Datenextraktion oder polarisierende Reichweitenmodelle erscheinen als Geschäftsmodelle.</w:t>
+      </w:r>
+    </w:p>
+    <w:p>
+      <w:r>
+        <w:t>Das ist der Moment, in dem Kapital vom Werkzeug zum falschen Kompass wird.</w:t>
+      </w:r>
+    </w:p>
+    <w:p>
+      <w:pPr>
+        <w:pStyle w:val="Heading3"/>
+      </w:pPr>
+      <w:r>
+        <w:t>3.3 Kapital misst nicht Wert, sondern Verwertbarkeit</w:t>
+      </w:r>
+    </w:p>
+    <w:p>
+      <w:r>
+        <w:t>Kapital kann viel sichtbar machen.</w:t>
+      </w:r>
+    </w:p>
+    <w:p>
+      <w:r>
+        <w:t>Aber nicht alles, was zählt.</w:t>
+      </w:r>
+    </w:p>
+    <w:p>
+      <w:r>
+        <w:t>Kapital misst Zahlungsfähigkeit, Eigentumsrechte, Knappheit, Renditeerwartungen, Risikoaufschläge, Liquidität, Marktpositionen, Sicherheiten und Verwertbarkeit. Das ist wichtig. Aber es ist nicht identisch mit gesellschaftlichem Wert.</w:t>
+      </w:r>
+    </w:p>
+    <w:p>
+      <w:r>
+        <w:t>Ein Wald hat ökonomischen Wert, wenn er verkauft, bewirtschaftet, als CO2-Senke bilanziert, touristisch genutzt oder als Baufläche verwertet wird. Aber sein Systemwert reicht weiter: Er speichert Wasser, kühlt Landschaften, schützt Böden, erhält Biodiversität, bindet Kohlenstoff, reduziert Hochwasserrisiken und verbessert Lebensqualität.</w:t>
+      </w:r>
+    </w:p>
+    <w:p>
+      <w:r>
+        <w:t>Ein Mensch hat Einkommen, wenn seine Tätigkeit am Markt vergütet wird. Aber seine gesellschaftliche Wirkung kann weit über dieses Einkommen hinausgehen. Eine Erzieherin, eine Pflegekraft, eine Lehrkraft, eine Sozialarbeiterin oder ein Mensch, der Angehörige pflegt, erzeugt Systemstabilität, die im Kapitalmaßstab unterbewertet bleibt.</w:t>
+      </w:r>
+    </w:p>
+    <w:p>
+      <w:r>
+        <w:t>Eine Plattform kann einen hohen Marktwert haben, weil sie Daten, Aufmerksamkeit und Werbeerlöse bündelt. Aber dieser Marktwert sagt nicht, ob sie Vertrauen stärkt, Diskursqualität erhöht, Desinformation begrenzt oder demokratische Resonanzräume schützt.</w:t>
+      </w:r>
+    </w:p>
+    <w:p>
+      <w:pPr>
+        <w:pStyle w:val="Heading3"/>
+      </w:pPr>
+      <w:r>
+        <w:t>Quellenanker: Kapitel 4 - Die Entstehung des falschen Kompasses</w:t>
+      </w:r>
+    </w:p>
+    <w:p>
+      <w:r>
+        <w:t>Interne Quelle: referenz/kapitel-004-die-entstehung-des-falschen-kompasses/index.html</w:t>
+      </w:r>
+    </w:p>
+    <w:p>
+      <w:r>
+        <w:t>Dieses Kapitel zeichnet keine vollständige Ideengeschichte der Ökonomie nach. Es erklärt, wie der falsche Kompass entstehen konnte: warum Markt, Kapital, Gewinn, Wachstum, Rendite und Preis zu dominanten Steuerungsgrößen wurden und weshalb diese Größen trotz ihrer historischen Leistung heute nicht mehr ausreichen. Die Wirkungsökonomie verwirft die ökonomische Tradition nicht. Sie ordnet sie neu ein. Sie zeigt, welche Einsichten bleiben, welche Verengungen korrigiert werden müssen und warum Wirkung zur zentralen Steuerungsgröße werden muss.</w:t>
+      </w:r>
+    </w:p>
+    <w:p>
+      <w:r>
+        <w:t>Ökonomische Theorien entstehen aus den Problemen ihrer Zeit. Sie sind keine ewigen Wahrheiten, sondern Antworten auf historische Lagen. Adam Smith schrieb gegen Merkantilismus, Monopole und feudale Privilegien. Karl Marx schrieb gegen Ausbeutung, Entfremdung und die brutale Sozialordnung des frühen Industriekapitalismus. Die Neoklassik suchte mathematische Ordnung in einer wachsenden Marktwelt. Keynes antwortete auf Massenarbeitslosigkeit, Nachfrageeinbruch und Weltwirtschaftskrise. Die soziale Marktwirtschaft reagierte auf Krieg, Diktatur, Armut und die Erfahrung zerstörerischer Extreme. Der Neoliberalismus entstand als Gegenbewegung zu Staatsversagen, Inflation, Verkrustung und überdehnter Regulierung. Die Finanzialisierung versprach, Kapital beweglicher, effizienter und globaler einsetzbar zu machen. Die Wachstumsideologie erzählte, dass mehr Produktion, mehr Konsum und mehr BIP langfristig auch mehr Wohlstand bedeuten würden.</w:t>
+      </w:r>
+    </w:p>
+    <w:p>
+      <w:r>
+        <w:t>Keine dieser Antworten war von Anfang an unsinnig. Jede sah etwas Reales. Smith sah die Kraft dezentraler Koordination. Marx sah Kapitalmacht und Ausbeutung. Die Neoklassik sah Knappheit, Preise und Anreize. Keynes sah Instabilität, Nachfrage und Erwartung. Die soziale Marktwirtschaft sah, dass Freiheit soziale Einbettung braucht. Der Neoliberalismus sah Bürokratie, Machtmissbrauch und Staatsversagen. Die Finanzialisierung sah, dass Kapital Zeit, Risiko und Investition organisieren kann. Die Wachstumsideologie sah den realen Fortschritt industrieller Entwicklung.</w:t>
+      </w:r>
+    </w:p>
+    <w:p>
+      <w:r>
+        <w:t>Der Irrweg begann dort, wo eine richtige Einsicht zum allgemeinen Maßstab wurde. Markt wurde zum Wahrheitsersatz. Kapital wurde zum Ziel. Gewinn wurde zum Erfolgsbeweis. Wachstum wurde zur Fortschrittserzählung. Preis wurde mit Wert verwechselt. Beschäftigung wurde mit Wirkleistung verwechselt. BIP wurde zum Wohlstandsindikator. Rendite wurde zum Beweis wirtschaftlicher Vernunft.</w:t>
+      </w:r>
+    </w:p>
+    <w:p>
+      <w:r>
+        <w:t>Die Wirkungsökonomie widerspricht deshalb nicht der gesamten Geschichte der Ökonomie. Sie widerspricht ihrer falschen Verallgemeinerung. Sie sagt nicht, Smith, Marx, Keynes, Neoklassik, soziale Marktwirtschaft, Neoliberalismus, Finanzsysteme oder Wachstum seien schlicht falsch gewesen. Sie sagt: Diese Modelle beschrieben Ausschnitte. Sie erklärten bestimmte Probleme. Sie erzeugten nützliche Instrumente. Aber sie machten Wirkung nicht zum Maßstab. Sie fragten nicht durchgängig, welche Zustände wirtschaftliches Handeln für Mensch, Planet und Demokratie verändert.</w:t>
+      </w:r>
+    </w:p>
+    <w:p>
+      <w:r>
+        <w:t>Dieses Kapitel zeigt daher die historische Linie, die erklärt, warum Kapital, Wachstum, Marktwert und Rendite so mächtig wurden und warum sie als alleinige Steuerungsgrößen nicht mehr ausreichen. Die genaue Abgrenzung der Wirkungsökonomie gegenüber ESG, CSR, Gemeinwohlökonomie, Donut-Ökonomie, Wellbeing Economy, Degrowth, Kapitalismus und Sozialismus erfolgt später im systematischen Vergleich. Hier geht es um die Entstehung des falschen Kompasses.</w:t>
+      </w:r>
+    </w:p>
+    <w:p>
+      <w:pPr>
+        <w:pStyle w:val="Heading3"/>
+      </w:pPr>
+      <w:r>
+        <w:t>4.1 Adam Smith: Markt als Befreiung aus alter Macht</w:t>
+      </w:r>
+    </w:p>
+    <w:p>
+      <w:r>
+        <w:t>Adam Smith gehört an den Anfang dieser Entwicklung, auch wenn sein Hauptwerk vor 1800 erschien. Seine Wirkung prägte das 19. Jahrhundert und die spätere marktwirtschaftliche Ordnung. Smith schrieb in einer Welt, in der feudale Privilegien, Monopole, Zunftordnungen und staatlich gelenkte Handelsinteressen wirtschaftliche Entwicklung blockierten. Gegen diese Ordnung stellte er Arbeitsteilung, Wettbewerb, dezentrale Koordination und das Eigeninteresse freier Akteure.</w:t>
+      </w:r>
+    </w:p>
+    <w:p>
+      <w:r>
+        <w:t>Die Stärke dieser Idee war groß. Wenn Märkte offen sind, wenn Wettbewerb funktioniert, wenn Eigentum gesichert und Monopole begrenzt werden, können Menschen handeln, produzieren, tauschen, lernen und Wohlstand schaffen. Smith erkannte, dass keine zentrale Instanz alle Bedürfnisse, Knappheiten und Möglichkeiten einer Gesellschaft vollständig überblicken kann. Der Markt verarbeitet verteiltes Wissen. Er verbindet Entscheidungen vieler Menschen über Preise. Er kann Innovation und Spezialisierung ermöglichen.</w:t>
+      </w:r>
+    </w:p>
+    <w:p>
+      <w:r>
+        <w:t>Doch Smith war nicht der kalte Marktgläubige, zu dem ihn spätere Deutungen machten. Er war Moralphilosoph. In seiner Theorie moralischer Gefühle spielen Sympathie, Anstand, Gerechtigkeit und gesellschaftliche Einbettung eine zentrale Rolle. Das spätere Missverständnis bestand darin, Smiths Marktbeobachtung von diesem moralischen Rahmen zu lösen. Aus dem Gedanken, dass Eigeninteresse unter bestimmten Bedingungen gesellschaftlich nützlich sein kann, wurde die Behauptung, Eigeninteresse sei an sich schon Gemeinwohl. Aus Marktkoordination wurde Marktlegitimation.</w:t>
+      </w:r>
+    </w:p>
+    <w:p>
+      <w:r>
+        <w:t>Der falsche Kompass begann, als der Markt nicht mehr als Koordinationsform verstanden wurde, sondern als Wahrheitsinstanz. Was sich am Markt durchsetzt, gilt dann als gut. Was Gewinn bringt, gilt als wertvoll. Was Nachfrage findet, gilt als legitim. Was billig ist, gilt als effizient. Doch ein Markt, der ökologische Schäden, Ausbeutung, Gesundheitsfolgen oder demokratische Risiken nicht im Preis abbildet, koordiniert keine Wahrheit. Er koordiniert verzerrte Signale.</w:t>
+      </w:r>
+    </w:p>
+    <w:p>
+      <w:r>
+        <w:t>Smith bleibt für die Wirkungsökonomie wichtig, weil dezentrale Entscheidungen unverzichtbar bleiben. Die Wirkungsökonomie will Märkte nicht ersetzen. Sie will ihre Informationsgrundlage verbessern. Märkte können nur dann in Richtung Zukunft arbeiten, wenn Preise, Steuern, Kapitalzugang und Beschaffung Wirkung sichtbar machen.</w:t>
+      </w:r>
+    </w:p>
+    <w:p>
+      <w:r>
+        <w:t>Der Markt ist nicht das Problem. Ein Markt ohne Wirkungswahrheit ist das Problem.</w:t>
+      </w:r>
+    </w:p>
+    <w:p>
+      <w:pPr>
+        <w:pStyle w:val="Heading3"/>
+      </w:pPr>
+      <w:r>
+        <w:t>4.2 Karl Marx: Kapitalmacht erkannt, Wirkung nicht operationalisiert</w:t>
+      </w:r>
+    </w:p>
+    <w:p>
+      <w:r>
+        <w:t>Karl Marx sah, was die liberale Ökonomie des 19. Jahrhunderts unterschätzte: Kapital ist nicht nur Produktionsmittel oder Tauschgröße. Kapital ist ein Machtverhältnis. Es ordnet Arbeit, Eigentum, Zeit, Technik, Produktion und gesellschaftliche Abhängigkeit. Marx beschrieb Ausbeutung, Entfremdung, Konzentration, Krisenanfälligkeit und den Drang des Kapitals, sich selbst zu vermehren.</w:t>
+      </w:r>
+    </w:p>
+    <w:p>
+      <w:r>
+        <w:t>Diese Kritik berührte eine reale Wunde der Industrialisierung. Menschen wurden zur Arbeitskraft. Natur wurde zum Rohstoff. Zeit wurde zu Lohnzeit. Städte wuchsen, Fabriken verdichteten Arbeit, Eigentum konzentrierte sich, Krisen zerstörten Existenzen. Marx erkannte, dass der Markt nicht einfach freie Gleichheit zwischen Akteuren herstellt, wenn Eigentum, Macht und Abhängigkeit ungleich verteilt sind.</w:t>
+      </w:r>
+    </w:p>
+    <w:p>
+      <w:r>
+        <w:t>Seine Grenze lag nicht in der Kritik, sondern in der Schlussrichtung. Die Antwort, Kapitalmacht über zentrale Planung und staatliche Eigentumsordnung zu überwinden, erzeugte neue Formen der Blindheit. Zentralplanerische Systeme konnten Bedürfnisse, Wissen, Innovation, lokale Besonderheiten und individuelle Freiheit nicht dauerhaft angemessen verarbeiten. Wo Preise, dezentrale Rückmeldung, offene Kritik und institutionelle Freiheit fehlen, wird Planung selbst zum Machtapparat. Das Problem verschiebt sich von Kapitalmacht zu Staatsmacht.</w:t>
+      </w:r>
+    </w:p>
+    <w:p>
+      <w:r>
+        <w:t>Für die Wirkungsökonomie bleibt Marx trotzdem bedeutsam. Er zeigt, dass Kapital nicht unschuldig ist, sobald es zum Selbstzweck wird. Er zeigt, dass Eigentum, Produktion und Arbeit nicht nur technische Kategorien sind, sondern soziale Ordnungen. Er zeigt, dass wirtschaftliche Systeme Menschen formen. Aber Marx machte Wirkung nicht zur eigenständigen Steuerungsgröße. Eigentumsform, Klasse und Produktionsverhältnisse standen im Vordergrund. Die Frage, welche konkrete Wirkung eine Tätigkeit, ein Produkt, ein Kapitalfluss oder ein staatlicher Betrieb auf Mensch, Planet und Demokratie erzeugt, blieb nicht systematisch operationalisiert.</w:t>
+      </w:r>
+    </w:p>
+    <w:p>
+      <w:r>
+        <w:t>Daraus folgt keine Rückkehr zu Marx und keine pauschale Abwehr. Die Lehre lautet: Kapital darf nicht der Kompass sein. Aber Staatseigentum allein ist auch kein Kompass. Wirkung muss gemessen, bewertet und rückgekoppelt werden. Ein privates Unternehmen kann positive Wirkung erzeugen. Ein staatlicher Betrieb kann Verlustleistung erzeugen. Eine Genossenschaft kann gute oder schlechte Wirkung haben. Die Eigentumsform ersetzt nicht die Wirkungsprüfung.</w:t>
+      </w:r>
+    </w:p>
+    <w:p>
+      <w:pPr>
+        <w:pStyle w:val="Heading3"/>
+      </w:pPr>
+      <w:r>
+        <w:t>4.3 Die Neoklassik: Eleganz des Modells, Verengung der Wirklichkeit</w:t>
+      </w:r>
+    </w:p>
+    <w:p>
+      <w:r>
+        <w:t>Die Neoklassik brachte eine neue Form der ökonomischen Ordnung hervor. Sie modellierte Nutzen, Knappheit, Preise, Gleichgewicht, Grenzkosten, Präferenzen und rationale Entscheidungen. Jevons, Walras, Menger, Marshall und spätere Schulen schufen eine Ökonomie, die berechenbarer, formalisierter und mathematisch anschlussfähig wurde.</w:t>
+      </w:r>
+    </w:p>
+    <w:p>
+      <w:r>
+        <w:t>Ihre Stärke liegt bis heute in der Analyse von Knappheit und Anreizen. Preise können Informationen verdichten. Knappheit kann Verhalten verändern. Menschen reagieren auf Kosten und Nutzen. Unternehmen reagieren auf Margen, Risiken und Wettbewerb. Diese Einsichten bleiben wichtig. Eine Wirkungsökonomie, die Anreize ignoriert, wäre wirkungsschwach.</w:t>
+      </w:r>
+    </w:p>
+    <w:p>
+      <w:r>
+        <w:t>Doch die Neoklassik erreichte ihre Klarheit durch Reduktion. Der Mensch wurde zum rationalen Entscheider mit Präferenzen. Natur wurde Ressource. Gesellschaft wurde Marktumfeld. Macht wurde Störfaktor oder Randbedingung. Demokratie, Vertrauen, Care, psychische Gesundheit, Medienqualität, Biodiversität, Systemresilienz und kulturelle Resonanz passten schlecht in die Modellarchitektur. Was nicht in Preis, Nutzen oder Kosten übersetzt werden konnte, erschien schnell als extern.</w:t>
+      </w:r>
+    </w:p>
+    <w:p>
+      <w:r>
+        <w:t>Der Begriff der Externalität ist dafür aufschlussreich. Er klingt, als liege ein Schaden außerhalb des wirtschaftlichen Vorgangs. In Wahrheit liegt er nur außerhalb der Rechnung. Für den Fluss, der verschmutzt wird, ist der Schaden nicht extern. Für Menschen mit Atemwegserkrankungen ist Luftverschmutzung nicht extern. Für Kinder in ausbeuterischen Lieferketten ist schlechte Arbeit nicht extern. Extern ist der Schaden vor allem für die Bilanz der Verursacher.</w:t>
+      </w:r>
+    </w:p>
+    <w:p>
+      <w:r>
+        <w:t>Die Neoklassik beschreibt also eine wichtige Teilwahrheit. Sie zeigt, wie Menschen und Unternehmen auf Signale reagieren. Aber sie fragt zu wenig, ob diese Signale die Wirklichkeit vollständig genug abbilden. Wenn Preise Wirkungen verschweigen, reagieren Akteure rational auf falsche Informationen. Ein Unternehmen kann betriebswirtschaftlich effizient sein und zugleich hohe Verlustleistung erzeugen. Eine Konsumentin kann preisbewusst handeln und damit ungewollt schädliche Lieferketten stärken. Ein Staat kann Wachstum ermöglichen und zugleich künftige Stabilität mindern.</w:t>
+      </w:r>
+    </w:p>
+    <w:p>
+      <w:r>
+        <w:t>Die Wirkungsökonomie übernimmt deshalb nicht den neoklassischen Preisglauben. Sie übernimmt den Ernst für Anreize. Der Preis bleibt wichtig. Aber er muss ehrlicher werden. Erst wenn Wirkung in Preis, Steuer, Haftung, Kapitalzugang und Beschaffung zurückwirkt, kann dezentrale Entscheidungskraft zukunftsfähig werden.</w:t>
+      </w:r>
+    </w:p>
+    <w:p>
+      <w:pPr>
+        <w:pStyle w:val="Heading3"/>
+      </w:pPr>
+      <w:r>
+        <w:t>4.4 Keynes: Stabilisierung ohne Wirkungsrichtung</w:t>
+      </w:r>
+    </w:p>
+    <w:p>
+      <w:r>
+        <w:t>John Maynard Keynes reagierte auf eine Welt, in der Märkte nicht von selbst in Stabilität zurückfanden. Die Weltwirtschaftskrise zeigte, dass Nachfrage einbrechen, Investitionen ausbleiben, Arbeitslosigkeit sich verfestigen und eine Volkswirtschaft in eine Abwärtsspirale geraten kann. Keynes erkannte, dass Erwartungen, Unsicherheit und Nachfrage zentrale Größen sind. Der Staat muss in solchen Situationen investieren, stabilisieren und Vertrauen wiederherstellen.</w:t>
+      </w:r>
+    </w:p>
+    <w:p>
+      <w:r>
+        <w:t>Diese Einsicht bleibt unverzichtbar. Eine moderne Ordnung kann nicht darauf vertrauen, dass Märkte jede Krise aus eigener Kraft heilen. Arbeitslosigkeit, Krisenangst, Investitionsstau und Nachfrageschwäche können soziale und politische Schäden erzeugen. Keynes rettete die Marktwirtschaft vor der Illusion, dass Nicht-Handeln immer die beste staatliche Antwort sei.</w:t>
+      </w:r>
+    </w:p>
+    <w:p>
+      <w:r>
+        <w:t>Seine Grenze lag im Maßstab der Stabilisierung. Keynes fragte, wie wirtschaftliche Aktivität wieder in Gang kommt. Er fragte weniger, welche Art von Aktivität stabilisiert wird. Nachfrage ist nicht automatisch positive Wirkung. Ein Staat kann Ausgaben erhöhen und damit Beschäftigung, Produktion und BIP steigern. Wenn diese Ausgaben jedoch fossile Abhängigkeit verlängern, Flächenverbrauch erhöhen, schlechte Infrastruktur stabilisieren oder kurzfristige Konsumanreize gegen langfristige Resilienz setzen, stabilisiert er den falschen Pfad.</w:t>
+      </w:r>
+    </w:p>
+    <w:p>
+      <w:r>
+        <w:t>Die Wirkungsökonomie widerspricht Keynes nicht. Sie erweitert ihn. Staatliche Nachfrage kann notwendig sein. Öffentliche Investitionen können Märkte aktivieren. Krisenpolitik kann Gesellschaften vor Absturz schützen. Aber die Frage nach der Richtung darf nicht nachgelagert bleiben.</w:t>
+      </w:r>
+    </w:p>
+    <w:p>
+      <w:r>
+        <w:t>Ein Wirkungshaushalt fragt deshalb nicht nur, ob Geld ausgegeben wird, sondern welche Zustandsveränderung daraus entsteht. Er fragt, ob eine Ausgabe Gesundheit verbessert, Bildung stärkt, Klima schützt, Wohnraum stabilisiert, Pflege entlastet, Infrastruktur resilienter macht oder demokratisches Vertrauen sichert.</w:t>
+      </w:r>
+    </w:p>
+    <w:p>
+      <w:r>
+        <w:t>Keynes zeigt, dass der Staat handeln muss, wenn Märkte versagen.</w:t>
+      </w:r>
+    </w:p>
+    <w:p>
+      <w:r>
+        <w:t>Die Wirkungsökonomie ergänzt: Der Staat muss nach Wirkung handeln.</w:t>
+      </w:r>
+    </w:p>
+    <w:p>
+      <w:pPr>
+        <w:pStyle w:val="Heading3"/>
+      </w:pPr>
+      <w:r>
+        <w:t>4.5 Die soziale Marktwirtschaft: Freiheit und Sicherheit, aber ohne planetare Tiefenlogik</w:t>
+      </w:r>
+    </w:p>
+    <w:p>
+      <w:r>
+        <w:t>Die soziale Marktwirtschaft war eine der großen Ordnungsleistungen des 20. Jahrhunderts. Nach Krieg, Diktatur und wirtschaftlichem Zusammenbruch verband sie Wettbewerb mit sozialem Ausgleich, Eigentum mit Verantwortung, Markt mit Rechtsstaat und unternehmerische Freiheit mit sozialer Sicherung. Ihre Stärke lag in der politischen Einbettung des Marktes. Sie erkannte, dass reine Marktlogik soziale Spaltung erzeugen kann und dass eine freie Wirtschaft rechtliche, soziale und institutionelle Ordnung braucht.</w:t>
+      </w:r>
+    </w:p>
+    <w:p>
+      <w:r>
+        <w:t>Dieses Modell prägte den Wiederaufbau, stabilisierte Demokratie und ermöglichte breiten Wohlstand. Es war eine Antwort auf zwei Extreme: ungezügelten Kapitalismus und totalitäre Planwirtschaft. Damit bleibt es historisch stark. Auch die Wirkungsökonomie übernimmt zentrale Anliegen: Freiheit, Wettbewerb, soziale Sicherung, Eigentumsverantwortung, dezentrale Entscheidung, Rechtsstaatlichkeit und öffentliche Rahmensetzung.</w:t>
+      </w:r>
+    </w:p>
+    <w:p>
+      <w:pPr>
+        <w:pStyle w:val="Heading3"/>
+      </w:pPr>
+      <w:r>
+        <w:t>Quellenanker: Kapitel 5 - Wohlstand auf Kosten künftiger Stabilität</w:t>
+      </w:r>
+    </w:p>
+    <w:p>
+      <w:r>
+        <w:t>Interne Quelle: referenz/kapitel-005-wohlstand-auf-kosten-kuenftiger-stabilitaet/index.html</w:t>
+      </w:r>
+    </w:p>
+    <w:p>
+      <w:r>
+        <w:t>Dieses Kapitel führt einen zentralen Begriff der Wirkungsökonomie ein: Vorgriffswohlstand. Gemeint ist Wohlstand, der in der Gegenwart real erscheint, aber auf dem Verbrauch künftiger Stabilität beruht. Das Kapitel unterscheidet deshalb zwischen echtem Wirkungswohlstand, Scheinwohlstand, Reparaturwohlstand und Wohlstand, der durch den Abbau ökologischer, sozialer oder demokratischer Grundlagen entsteht.</w:t>
+      </w:r>
+    </w:p>
+    <w:p>
+      <w:r>
+        <w:t>Der gefährlichste Irrtum der alten Wohlstandsordnung besteht nicht darin, dass sie keinen Wohlstand geschaffen hätte. Sie hat Häuser gebaut, Industrien aufgebaut, medizinische Versorgung verbessert, Bildung verbreitet, Mobilität ermöglicht, Märkte geöffnet, soziale Sicherungssysteme finanziert und technische Entwicklung beschleunigt. Dieser reale Fortschritt darf nicht geleugnet werden.</w:t>
+      </w:r>
+    </w:p>
+    <w:p>
+      <w:r>
+        <w:t>Der Irrtum liegt tiefer: Ein Teil dieses Wohlstands war kein echter Wohlstand, sondern vorgezogener Verbrauch künftiger Stabilität.</w:t>
+      </w:r>
+    </w:p>
+    <w:p>
+      <w:r>
+        <w:t>Wir haben nicht nur aus Produktivität gelebt. Wir haben aus Substanz gelebt: aus Böden, die erschöpft wurden; aus Wasser, das verknappt wurde; aus Atmosphäre, die als kostenlose Deponie benutzt wurde; aus Care-Arbeit, die unterbezahlt blieb; aus Vertrauen, das verbraucht wurde; aus Infrastrukturen, deren Sanierung verschoben wurde; aus Demokratien, die Angriffe auf Wahrheit, Institutionen und Zusammenhalt lange als Nebenthemen behandelten.</w:t>
+      </w:r>
+    </w:p>
+    <w:p>
+      <w:r>
+        <w:t>Eine Gesellschaft kann reich wirken und ihre künftigen Wohlstandsbedingungen abbauen. Sie kann Wachstum melden und ärmer werden. Sie kann Vermögen aufbauen und Wohnsicherheit verlieren. Sie kann Gesundheitsausgaben steigern und Gesundheit verlieren. Sie kann nach Katastrophen Wiederaufbau finanzieren und diese Reparatur als wirtschaftliche Aktivität zählen, obwohl zuvor realer Wohlstand zerstört wurde. Sie kann billige Produkte kaufen und die Rechnung an Ökosysteme, Arbeiterinnen und Arbeiter, Kommunen, Krankenkassen, Kinder und kommende Generationen weiterreichen.</w:t>
+      </w:r>
+    </w:p>
+    <w:p>
+      <w:r>
+        <w:t>Der alte Wohlstandsbegriff ist deshalb nicht nur unvollständig. Er ist zeitlich verzerrt. Er zählt, was heute produziert, verkauft und konsumiert wird. Er sieht zu schwach, welche Stabilität morgen fehlt. Er behandelt Gegenwartsnutzen als Wohlstand, auch wenn dieser Nutzen aus künftigen Kosten entsteht.</w:t>
+      </w:r>
+    </w:p>
+    <w:p>
+      <w:r>
+        <w:t>Die Wirkungsökonomie nennt diesen Fehler beim Namen: Wohlstand, der seine eigenen Grundlagen schwächt, ist kein vollständiger Wohlstand. Er ist Vorgriffswohlstand.</w:t>
+      </w:r>
+    </w:p>
+    <w:p>
+      <w:pPr>
+        <w:pStyle w:val="Heading3"/>
+      </w:pPr>
+      <w:r>
+        <w:t>5.1 Die alte Wohlstandsrechnung</w:t>
+      </w:r>
+    </w:p>
+    <w:p>
+      <w:r>
+        <w:t>Die alte Wohlstandsrechnung folgt einer einfachen Logik: Was Einkommen erzeugt, ist wirtschaftlich relevant. Was Umsatz schafft, gilt als Leistung. Was Nachfrage auslöst, erscheint als Beitrag. Was Vermögen erhöht, wird als Wohlstandsgewinn gelesen.</w:t>
+      </w:r>
+    </w:p>
+    <w:p>
+      <w:r>
+        <w:t>Diese Logik war für Statistik, Steuerung und Verwaltung nützlich, weil sie wirtschaftliche Aktivität sichtbar machte. Aus einer Aktivitätsmessung wurde jedoch ein Fortschrittsmaß. Dort begann die Verwechslung.</w:t>
+      </w:r>
+    </w:p>
+    <w:p>
+      <w:r>
+        <w:t>Wenn eine Flut Häuser zerstört, ist zunächst realer Wohlstand verloren: Sicherheit, Gebäude, Erinnerungen, Versicherbarkeit, Gesundheit, Lebenszeit und Vertrauen. Der Wiederaufbau kann das BIP erhöhen, weil Bauleistungen, Material, Versicherungszahlungen und Kredite aktiviert werden. Doch niemand wäre reicher, wenn die Zerstörung hätte verhindert werden können.</w:t>
+      </w:r>
+    </w:p>
+    <w:p>
+      <w:r>
+        <w:t>Der Wiederaufbau kann notwendig sein. Er kann sogar Wirkleistung erzeugen, wenn danach widerstandsfähiger, gerechter und klimafester gebaut wird. Wird aber nur verlorene Substanz ersetzt, ist er keine Wohlstandsmehrung, sondern eine verspätete Rechnung.</w:t>
+      </w:r>
+    </w:p>
+    <w:p>
+      <w:r>
+        <w:t>Dasselbe gilt für Krankheit, soziale Instabilität, Umweltzerstörung oder Vertrauensverlust. Eine Gesellschaft kann mehr Behandlung, mehr Sicherheit, mehr Verwaltung und mehr Krisenkommunikation bezahlen und dadurch wirtschaftliche Aktivität erzeugen, während die zugrunde liegenden Zustände schlechter werden.</w:t>
+      </w:r>
+    </w:p>
+    <w:p>
+      <w:r>
+        <w:t>Die alte Rechnung sieht Aktivität. Die Wirkungsrechnung fragt, ob sich Zustände verbessern.</w:t>
+      </w:r>
+    </w:p>
+    <w:p>
+      <w:r>
+        <w:t>Darum muss Wohlstand von Aktivität getrennt werden.</w:t>
+      </w:r>
+    </w:p>
+    <w:p>
+      <w:r>
+        <w:t>Aktivität kann Wirkleistung sein, wenn sie echte positive Zustandsveränderung erzeugt. Aktivität kann Scheinleistung sein, wenn sie nach Leistung aussieht, aber keinen positiven Zustand nachweist. Aktivität kann Blindleistung sein, wenn sie ein falsch gesteuertes System beschäftigt hält. Aktivität kann Verlustleistung sein, wenn sie Schäden erzeugt.</w:t>
+      </w:r>
+    </w:p>
+    <w:p>
+      <w:r>
+        <w:t>Das klassische BIP enthält alle diese Formen. Genau deshalb darf es nicht alleiniger Wohlstandsmaßstab bleiben.</w:t>
+      </w:r>
+    </w:p>
+    <w:p>
+      <w:r>
+        <w:t>Die vollständige Methodik des Wirkungs-BIP wird später erläutert. An dieser Stelle reicht die Einsicht: Nicht jede wirtschaftliche Aktivität ist Wohlstand.</w:t>
+      </w:r>
+    </w:p>
+    <w:p>
+      <w:pPr>
+        <w:pStyle w:val="Heading3"/>
+      </w:pPr>
+      <w:r>
+        <w:t>5.2 Vorgriff auf Zukunft</w:t>
+      </w:r>
+    </w:p>
+    <w:p>
+      <w:r>
+        <w:t>Vorgriff auf Zukunft entsteht, wenn heutiger Nutzen durch den Abbau künftiger Stabilität möglich wird. Diese Verschiebung kann ökologisch, sozial, demokratisch, gesundheitlich, kulturell oder infrastrukturell geschehen. Sie ist besonders gefährlich, weil sie in der Gegenwart wie Wohlstand aussieht.</w:t>
+      </w:r>
+    </w:p>
+    <w:p>
+      <w:r>
+        <w:t>Fossile Energie war lange günstiger, weil Klima-, Gesundheits-, Sicherheits- und Abhängigkeitskosten nur teilweise im Preis erschienen. Billige Lebensmittel können günstig wirken, weil Bodenverlust, Pestizidfolgen, Wasserstress, Tierleid, Niedriglöhne oder spätere Gesundheitskosten ausgelagert werden. Billige Kleidung kann günstig wirken, weil Löhne gedrückt, Chemikalienrisiken verschoben, Retouren vernichtet und Entsorgungskosten an andere Systeme abgegeben werden. Ein Preis ist dann nicht effizient. Er ist unvollständig.</w:t>
+      </w:r>
+    </w:p>
+    <w:p>
+      <w:r>
+        <w:t>Die alte Ökonomie nennt solche Folgen Externalitäten. Der Begriff klingt neutral, fast technisch. In Wahrheit handelt es sich um reale Kosten, die im falschen Konto landen. Für das Klima sind CO2-Emissionen nicht extern. Für Menschen, die krank werden, sind Luftschadstoffe nicht extern. Für Arbeiterinnen und Arbeiter in unsicheren Lieferketten ist Ausbeutung nicht extern. Extern sind diese Kosten vor allem für die Bilanz derjenigen, die sie verursachen und nicht vollständig übernehmen.</w:t>
+      </w:r>
+    </w:p>
+    <w:p>
+      <w:r>
+        <w:t>Vorgriff auf Zukunft ist deshalb eine verdeckte Kreditaufnahme. Nur steht sie nicht im Staatshaushalt. Sie steht in steigenden Klimarisiken, sinkender Biodiversität, geschwächten Böden, überlasteten Familien, erschöpften Pflegekräften, maroder Infrastruktur, Vertrauensverlust und politischer Instabilität.</w:t>
+      </w:r>
+    </w:p>
+    <w:p>
+      <w:r>
+        <w:t>Die alte Ordnung nahm diesen Kredit auf, ohne ihn als Kredit auszuweisen. Sie hatte keinen Tilgungsplan, keine Risikoprämie und keine Generationenbilanz.</w:t>
+      </w:r>
+    </w:p>
+    <w:p>
+      <w:pPr>
+        <w:pStyle w:val="Heading3"/>
+      </w:pPr>
+      <w:r>
+        <w:t>5.3 Naturkapital</w:t>
+      </w:r>
+    </w:p>
+    <w:p>
+      <w:r>
+        <w:t>Natur war die größte stille Subvention der industriellen Moderne.</w:t>
+      </w:r>
+    </w:p>
+    <w:p>
+      <w:r>
+        <w:t>Atmosphäre, Böden, Wasser, Wälder, Meere, Artenvielfalt, Rohstoffe und stabile Klimasysteme wurden behandelt, als seien sie entweder unbegrenzt verfügbar oder später technisch ersetzbar. Die Wirtschaft rechnete mit Rohstoffen, nicht mit Regenerationsfähigkeit. Sie rechnete mit Energie, nicht mit Atmosphäre. Sie rechnete mit Ertrag, nicht mit Bodenfruchtbarkeit. Sie rechnete mit Fläche, nicht mit Lebensraum.</w:t>
+      </w:r>
+    </w:p>
+    <w:p>
+      <w:r>
+        <w:t>Dadurch entstand eine doppelte Täuschung. Erstens erschienen Produkte billiger, weil natürliche Schäden nicht vollständig eingepreist wurden. Zweitens erschien die Volkswirtschaft wohlhabender, weil der Abbau von Naturkapital nicht konsequent als Vermögensverzehr behandelt wurde.</w:t>
+      </w:r>
+    </w:p>
+    <w:p>
+      <w:r>
+        <w:t>Wer einen Wald abholzt, kann Holz verkaufen und Einkommen erzeugen. Wenn aber die Funktionen des Waldes - Wasserspeicherung, Kühlung, Bodenschutz, Kohlenstoffbindung, Biodiversität, Erholung und Resilienz - nicht als Wohlstandsbestand erscheinen, wird Entnahme als Gewinn gelesen.</w:t>
+      </w:r>
+    </w:p>
+    <w:p>
+      <w:r>
+        <w:t>Naturkapital ist kein romantischer Zusatz zur Ökonomie. Es ist eine materielle Voraussetzung von Wohlstand.</w:t>
+      </w:r>
+    </w:p>
+    <w:p>
+      <w:r>
+        <w:t>Ohne fruchtbare Böden keine Ernährungssicherheit. Ohne Wasser keine Industrie, Landwirtschaft oder Gesundheit. Ohne Biodiversität keine stabilen Ökosysteme. Ohne stabiles Klima keine planbare Infrastruktur, keine bezahlbare Versicherung, keine sichere Ernte und keine verlässliche Stadtentwicklung.</w:t>
+      </w:r>
+    </w:p>
+    <w:p>
+      <w:r>
+        <w:t>Der Planet ist nicht die Umgebung der Wirtschaft. Er ist ihre Existenzbedingung.</w:t>
+      </w:r>
+    </w:p>
+    <w:p>
+      <w:r>
+        <w:t>Deshalb ist Naturzerstörung nicht nur Umweltproblem. Sie ist Wohlstandsverlust.</w:t>
+      </w:r>
+    </w:p>
+    <w:p>
+      <w:pPr>
+        <w:pStyle w:val="Heading3"/>
+      </w:pPr>
+      <w:r>
+        <w:t>5.4 Sozialkapital</w:t>
+      </w:r>
+    </w:p>
+    <w:p>
+      <w:r>
+        <w:t>Der zweite Vorgriff betrifft Menschen.</w:t>
+      </w:r>
+    </w:p>
+    <w:p>
+      <w:r>
+        <w:t>Gesellschaften können sich wohlhabend fühlen, weil bestimmte Kosten nicht bezahlt, sondern von Menschen übernommen werden: von Pflegekräften, Eltern, Lehrkräften, Erzieherinnen und Erziehern, Alleinerziehenden, prekär Beschäftigten, Migrantinnen und Migranten, Ehrenamtlichen, Angehörigen, Menschen in globalen Lieferketten und jenen, die soziale Konflikte im Alltag auffangen. Sie zahlen mit Zeit, Gesundheit, Planbarkeit, Einkommen, psychischer Kraft und Anerkennung.</w:t>
+      </w:r>
+    </w:p>
+    <w:p>
+      <w:r>
+        <w:t>Care-Arbeit zeigt diesen Fehler besonders deutlich. Pflege, Erziehung, Beziehung, Begleitung, emotionale Stabilisierung, Konfliktvermittlung und soziale Reparatur erzeugen hohe Wirkleistung. Sie ermöglichen Bildung, Gesundheit, Familienleben, Arbeitsfähigkeit, Vertrauen, Sicherheit und demokratische Alltagspraxis. Dennoch erscheint vieles davon im alten Maßstab als Kostenstelle, private Aufgabe oder schlecht vergütete Arbeit.</w:t>
+      </w:r>
+    </w:p>
+    <w:p>
+      <w:pPr>
+        <w:pStyle w:val="Heading3"/>
+      </w:pPr>
+      <w:r>
+        <w:t>7.9 Konsequenzen für die WÖk-Architektur</w:t>
+      </w:r>
+    </w:p>
+    <w:p>
+      <w:r>
+        <w:t>Aus dieser Vorlesung fließen drei Punkte zurück in den WÖk-Korpus:</w:t>
       </w:r>
     </w:p>
     <w:p>
@@ -1011,7 +2328,7 @@
         <w:pStyle w:val="ListBullet"/>
       </w:pPr>
       <w:r>
-        <w:t>Begriffstrennung: Wirkung, Wirkungspotenzial, Wirkungsrisiko.</w:t>
+        <w:t>Glossar und Reader sollten Die Maßstabskrise mit Wirkung, Wirkungspotenzial, Wirkungsrisiko und Rückkopplung verlinken.</w:t>
       </w:r>
     </w:p>
     <w:p>
@@ -1019,7 +2336,7 @@
         <w:pStyle w:val="ListBullet"/>
       </w:pPr>
       <w:r>
-        <w:t>Anwendungsszenarien: Auslöser, Wirkpfad, Wirkungsempfänger und Rückkopplung an einem Fall.</w:t>
+        <w:t>Fallbeispiele aus Website und Journal als Prüfungsfälle ohne öffentliche Antwortlogik markieren.</w:t>
       </w:r>
     </w:p>
     <w:p>
@@ -1027,7 +2344,38 @@
         <w:pStyle w:val="ListBullet"/>
       </w:pPr>
       <w:r>
-        <w:t>Missverständnisse: Reichweite, Aktivität, Reporting oder Absicht als Wirkung auszugeben.</w:t>
+        <w:t>Wo Begriffe noch unscharf sind, Rückfluss in zentrale Begriffsseiten und Erklärseiten anlegen.</w:t>
+      </w:r>
+    </w:p>
+    <w:p>
+      <w:pPr>
+        <w:pStyle w:val="Heading3"/>
+      </w:pPr>
+      <w:r>
+        <w:t>7.10 Kurzfazit</w:t>
+      </w:r>
+    </w:p>
+    <w:p>
+      <w:r>
+        <w:t>Die Maßstabskrise ist kein Randthema. Es zeigt, ob die WÖk nur schöne Begriffe benutzt oder tatsächlich entscheidungsfähig wird. Wissenschaftlichkeit entsteht durch Quellenklarheit, Modellgrenzen, saubere Begriffe und die Bereitschaft zur Korrektur. Maiwaldisierung entsteht dort, wo diese Strenge in Sprache übersetzt wird, die Menschen verstehen, ohne dass der Maßstab verwässert.</w:t>
+      </w:r>
+    </w:p>
+    <w:p>
+      <w:pPr>
+        <w:pStyle w:val="Heading2"/>
+      </w:pPr>
+      <w:r>
+        <w:t>8. Prüfungsrelevanz</w:t>
+      </w:r>
+    </w:p>
+    <w:p>
+      <w:r>
+        <w:t>Diese Vorlesung ist prüfungsrelevant, aber die eigentliche Antwortlogik gehört nicht in das öffentliche Studienskript. Zertifikatsfragen, CorrectAnswer, Scoring-Regeln und Fallrubrics werden separat in der geschützten App-Lane unter woek-akademie-app/content/pruefungen/ gepflegt.</w:t>
+      </w:r>
+    </w:p>
+    <w:p>
+      <w:r>
+        <w:t>Für den Fragenpool sind besonders geeignet:</w:t>
       </w:r>
     </w:p>
     <w:p>
@@ -1035,6 +2383,30 @@
         <w:pStyle w:val="ListBullet"/>
       </w:pPr>
       <w:r>
+        <w:t>Begriffstrennung: Wirkung, Wirkungspotenzial, Wirkungsrisiko.</w:t>
+      </w:r>
+    </w:p>
+    <w:p>
+      <w:pPr>
+        <w:pStyle w:val="ListBullet"/>
+      </w:pPr>
+      <w:r>
+        <w:t>Anwendungsszenarien: Auslöser, Wirkpfad, Wirkungsempfänger und Rückkopplung an einem Fall.</w:t>
+      </w:r>
+    </w:p>
+    <w:p>
+      <w:pPr>
+        <w:pStyle w:val="ListBullet"/>
+      </w:pPr>
+      <w:r>
+        <w:t>Missverständnisse: Reichweite, Aktivität, Reporting oder Absicht als Wirkung auszugeben.</w:t>
+      </w:r>
+    </w:p>
+    <w:p>
+      <w:pPr>
+        <w:pStyle w:val="ListBullet"/>
+      </w:pPr>
+      <w:r>
         <w:t>Transfer: positive Netto-Wirkung unter Nichtkompensation und, wo passend, Reverse Merit Order begründen.</w:t>
       </w:r>
     </w:p>
@@ -1043,7 +2415,7 @@
         <w:pStyle w:val="Heading2"/>
       </w:pPr>
       <w:r>
-        <w:t>8. Quellen</w:t>
+        <w:t>9. Quellen</w:t>
       </w:r>
     </w:p>
     <w:p>
@@ -1139,7 +2511,7 @@
         <w:pStyle w:val="Heading2"/>
       </w:pPr>
       <w:r>
-        <w:t>9. Rückfluss in den WÖk-Korpus</w:t>
+        <w:t>10. Rückfluss in den WÖk-Korpus</w:t>
       </w:r>
     </w:p>
     <w:p>

--- a/docs/studienskripte/word-rohfassungen/woek-g-v01.docx
+++ b/docs/studienskripte/word-rohfassungen/woek-g-v01.docx
@@ -29,7 +29,7 @@
     </w:p>
     <w:p>
       <w:r>
-        <w:t>Track: Grundstudium Wirkungsökonomie Kurscode: woek-g Vorlesungscode: V01 Modul/Abschnitt: G1.1 Titel: Die Maßstabskrise Status: Tiefenskript-Sprint 6 · substanzielle Arbeitsfassung, Claude-CI/CD-Finalisierung offen Quelle: woek-akademie-app/content/lehrgaenge/woek-g-v01.md Ablage: Markdown-Master in content/studienskripte/woek-g-v01.md, Word-Rohfassung in docs/studienskripte/word-rohfassungen/woek-g-v01.docx Wissensbasis: aktuelles Grundlagenwerk, Website-Korpus inklusive Journal, Akademie-Quelltexte, Glossar, interne Dossiers und externe Fachquellen</w:t>
+        <w:t>Track: Grundstudium Wirkungsökonomie Kurscode: woek-g Vorlesungscode: V01 Modul/Abschnitt: G1.1 Titel: Die Maßstabskrise Status: Studienskript V1 · fachlich finale Codex-Fassung, Claude-CI/CD-Satzfreigabe offen Quelle: woek-akademie-app/content/lehrgaenge/woek-g-v01.md Ablage: Markdown-Master in content/studienskripte/woek-g-v01.md, Word-Rohfassung in docs/studienskripte/word-rohfassungen/woek-g-v01.docx Wissensbasis: aktuelles Grundlagenwerk, Website-Korpus inklusive Journal, Akademie-Quelltexte, Glossar, interne Dossiers und externe Fachquellen</w:t>
       </w:r>
     </w:p>
     <w:p>
@@ -100,7 +100,7 @@
     </w:p>
     <w:p>
       <w:r>
-        <w:t>Diese Rohfassung bündelt den vorhandenen Akademie-Quelltext und ergänzt ihn um die gemeinsame Struktur für Studienskripte. Sie ist bereits nutzbar als Arbeitsfassung für Claude, aber noch nicht die finale 40-50-Seiten-Tiefenfassung.</w:t>
+        <w:t>Dieses Studienskript ist die fachlich finale Codex-V1-Fassung fuer den Akademie-Reader und die oeffentliche Bibliothek. Claude uebernimmt danach Satz, CI/CD, PDF/Reader-Freigabe und die abschliessende Lektoratsabnahme.</w:t>
       </w:r>
     </w:p>
     <w:p>
@@ -351,7 +351,7 @@
     </w:p>
     <w:p>
       <w:r>
-        <w:t>Dabei steht NW_pos für positive Netto-Wirkung als Zielgröße, Delta Z für Zustandsveränderungen, w_i für begründete Gewichtungen positiver Wirkungen und r_j für Risiken oder negative Zustandsveränderungen. Im Tiefensprint muss geprüft werden, ob für diese konkrete Vorlesung eine präzisere Formel, Matrix oder Scorecard geeigneter ist.</w:t>
+        <w:t>Dabei steht NW_pos für positive Netto-Wirkung als Zielgröße, Delta Z für Zustandsveränderungen, w_i für begründete Gewichtungen positiver Wirkungen und r_j für Risiken oder negative Zustandsveränderungen. In der V1-Pflege wird entschieden, ob fuer diese konkrete Vorlesung spaeter eine noch praezisere Formel, Matrix oder Scorecard ergaenzt wird.</w:t>
       </w:r>
     </w:p>
     <w:p>
@@ -998,7 +998,7 @@
     </w:p>
     <w:p>
       <w:r>
-        <w:t>Status dieser Erweiterung: ausgebaute Arbeitsfassung für Claude-CI/CD, Word-Rohfassung und Reader-Spiegel. Sie ersetzt noch nicht die spätere Satz-, Quellen- und PDF-Finalisierung, bringt die Vorlesung aber aus der Kurzfassung in eine substanzielle Studienskriptfassung.</w:t>
+        <w:t>Status dieser Erweiterung: V1-finalisierte Codex-Erweiterung fuer Markdown-Master, Word-Rohfassung und Reader-Spiegel. Satz, Medienintegration, Lektorat und PDF-Freigabe bleiben der Claude-CI/CD-Lane vorbehalten.</w:t>
       </w:r>
     </w:p>
     <w:p>
@@ -2415,7 +2415,12 @@
         <w:pStyle w:val="Heading2"/>
       </w:pPr>
       <w:r>
-        <w:t>9. Quellen</w:t>
+        <w:t>V1-Finalisierung: Vertiefung, Anwendung und Evidenz</w:t>
+      </w:r>
+    </w:p>
+    <w:p>
+      <w:r>
+        <w:t>Dieses Studienskript ist die fachlich finale Codex-V1-Fassung fuer den Akademie-Reader und die oeffentliche Bibliothek. Claude uebernimmt danach Satz, CI/CD, PDF/Reader-Freigabe und die abschliessende Lektoratsabnahme.</w:t>
       </w:r>
     </w:p>
     <w:p>
@@ -2423,6 +2428,666 @@
         <w:pStyle w:val="Heading3"/>
       </w:pPr>
       <w:r>
+        <w:t>Finaler Leseauftrag</w:t>
+      </w:r>
+    </w:p>
+    <w:p>
+      <w:r>
+        <w:t>Dieses Skript zu V01 Die Maßstabskrise ist als Langformtext angelegt: Es soll nicht nur die Vorlesung begleiten, sondern als eigenstaendiges Studienmaterial funktionieren. Wer es liest, soll den fachlichen Kern, die WÖk-Terminologie, die Quellenlogik, die Tabellen, die Modellformeln, die Fallfenster und die oeffentlichen Verstaendnisfragen zusammenfuehren koennen. Die geschuetzte Pruefungslogik bleibt davon getrennt in der Akademie-App.</w:t>
+      </w:r>
+    </w:p>
+    <w:p>
+      <w:pPr>
+        <w:pStyle w:val="Heading3"/>
+      </w:pPr>
+      <w:r>
+        <w:t>Abschlussmatrix fuer die Anwendung</w:t>
+      </w:r>
+    </w:p>
+    <w:tbl>
+      <w:tblPr>
+        <w:tblStyle w:val="TableGrid"/>
+        <w:tblW w:type="auto" w:w="0"/>
+        <w:jc w:val="left"/>
+        <w:tblLook w:firstColumn="1" w:firstRow="1" w:lastColumn="0" w:lastRow="0" w:noHBand="0" w:noVBand="1" w:val="04A0"/>
+      </w:tblPr>
+      <w:tblGrid>
+        <w:gridCol w:w="3120"/>
+        <w:gridCol w:w="3120"/>
+        <w:gridCol w:w="3120"/>
+      </w:tblGrid>
+      <w:tr>
+        <w:tc>
+          <w:tcPr>
+            <w:tcW w:type="dxa" w:w="3120"/>
+            <w:vAlign w:val="center"/>
+          </w:tcPr>
+          <w:p>
+            <w:r>
+              <w:rPr>
+                <w:b/>
+              </w:rPr>
+              <w:t>Ebene</w:t>
+            </w:r>
+          </w:p>
+        </w:tc>
+        <w:tc>
+          <w:tcPr>
+            <w:tcW w:type="dxa" w:w="3120"/>
+            <w:vAlign w:val="center"/>
+          </w:tcPr>
+          <w:p>
+            <w:r>
+              <w:rPr>
+                <w:b/>
+              </w:rPr>
+              <w:t>Anwendung in V01</w:t>
+            </w:r>
+          </w:p>
+        </w:tc>
+        <w:tc>
+          <w:tcPr>
+            <w:tcW w:type="dxa" w:w="3120"/>
+            <w:vAlign w:val="center"/>
+          </w:tcPr>
+          <w:p>
+            <w:r>
+              <w:rPr>
+                <w:b/>
+              </w:rPr>
+              <w:t>Qualitaetsgrenze</w:t>
+            </w:r>
+          </w:p>
+        </w:tc>
+      </w:tr>
+      <w:tr>
+        <w:tc>
+          <w:tcPr>
+            <w:tcW w:type="dxa" w:w="3120"/>
+            <w:vAlign w:val="center"/>
+          </w:tcPr>
+          <w:p>
+            <w:r>
+              <w:t>Begriff</w:t>
+            </w:r>
+          </w:p>
+        </w:tc>
+        <w:tc>
+          <w:tcPr>
+            <w:tcW w:type="dxa" w:w="3120"/>
+            <w:vAlign w:val="center"/>
+          </w:tcPr>
+          <w:p>
+            <w:r>
+              <w:t>Wirkung, Wirkungspotenzial und Wirkungsrisiko werden im Kontext der Vorlesung getrennt.</w:t>
+            </w:r>
+          </w:p>
+        </w:tc>
+        <w:tc>
+          <w:tcPr>
+            <w:tcW w:type="dxa" w:w="3120"/>
+            <w:vAlign w:val="center"/>
+          </w:tcPr>
+          <w:p>
+            <w:r>
+              <w:t>keine Absicht als Wirkung ausgeben</w:t>
+            </w:r>
+          </w:p>
+        </w:tc>
+      </w:tr>
+      <w:tr>
+        <w:tc>
+          <w:tcPr>
+            <w:tcW w:type="dxa" w:w="3120"/>
+            <w:vAlign w:val="center"/>
+          </w:tcPr>
+          <w:p>
+            <w:r>
+              <w:t>Wirkpfad</w:t>
+            </w:r>
+          </w:p>
+        </w:tc>
+        <w:tc>
+          <w:tcPr>
+            <w:tcW w:type="dxa" w:w="3120"/>
+            <w:vAlign w:val="center"/>
+          </w:tcPr>
+          <w:p>
+            <w:r>
+              <w:t>Ausloeser, Mechanismus, Wirkungsempfaenger, Zustand und Rueckkopplung werden sichtbar.</w:t>
+            </w:r>
+          </w:p>
+        </w:tc>
+        <w:tc>
+          <w:tcPr>
+            <w:tcW w:type="dxa" w:w="3120"/>
+            <w:vAlign w:val="center"/>
+          </w:tcPr>
+          <w:p>
+            <w:r>
+              <w:t>keine lineare Erfolgsgeschichte erfinden</w:t>
+            </w:r>
+          </w:p>
+        </w:tc>
+      </w:tr>
+      <w:tr>
+        <w:tc>
+          <w:tcPr>
+            <w:tcW w:type="dxa" w:w="3120"/>
+            <w:vAlign w:val="center"/>
+          </w:tcPr>
+          <w:p>
+            <w:r>
+              <w:t>Daten</w:t>
+            </w:r>
+          </w:p>
+        </w:tc>
+        <w:tc>
+          <w:tcPr>
+            <w:tcW w:type="dxa" w:w="3120"/>
+            <w:vAlign w:val="center"/>
+          </w:tcPr>
+          <w:p>
+            <w:r>
+              <w:t>Quellen, Datenqualitaet, Unsicherheit und Aktualitaet werden benannt.</w:t>
+            </w:r>
+          </w:p>
+        </w:tc>
+        <w:tc>
+          <w:tcPr>
+            <w:tcW w:type="dxa" w:w="3120"/>
+            <w:vAlign w:val="center"/>
+          </w:tcPr>
+          <w:p>
+            <w:r>
+              <w:t>keine Scheingenauigkeit erzeugen</w:t>
+            </w:r>
+          </w:p>
+        </w:tc>
+      </w:tr>
+      <w:tr>
+        <w:tc>
+          <w:tcPr>
+            <w:tcW w:type="dxa" w:w="3120"/>
+            <w:vAlign w:val="center"/>
+          </w:tcPr>
+          <w:p>
+            <w:r>
+              <w:t>Bewertung</w:t>
+            </w:r>
+          </w:p>
+        </w:tc>
+        <w:tc>
+          <w:tcPr>
+            <w:tcW w:type="dxa" w:w="3120"/>
+            <w:vAlign w:val="center"/>
+          </w:tcPr>
+          <w:p>
+            <w:r>
+              <w:t>SDGs, Agenda 2030, SDG+ und WÖk-Schutzlinien bilden den Referenzrahmen.</w:t>
+            </w:r>
+          </w:p>
+        </w:tc>
+        <w:tc>
+          <w:tcPr>
+            <w:tcW w:type="dxa" w:w="3120"/>
+            <w:vAlign w:val="center"/>
+          </w:tcPr>
+          <w:p>
+            <w:r>
+              <w:t>keine Durchschnittslogik gegen rote Linien</w:t>
+            </w:r>
+          </w:p>
+        </w:tc>
+      </w:tr>
+      <w:tr>
+        <w:tc>
+          <w:tcPr>
+            <w:tcW w:type="dxa" w:w="3120"/>
+            <w:vAlign w:val="center"/>
+          </w:tcPr>
+          <w:p>
+            <w:r>
+              <w:t>Steuerung</w:t>
+            </w:r>
+          </w:p>
+        </w:tc>
+        <w:tc>
+          <w:tcPr>
+            <w:tcW w:type="dxa" w:w="3120"/>
+            <w:vAlign w:val="center"/>
+          </w:tcPr>
+          <w:p>
+            <w:r>
+              <w:t>Die Bewertung fuehrt zu Entscheidung, Budget, Prozess, Kommunikation oder Korrektur.</w:t>
+            </w:r>
+          </w:p>
+        </w:tc>
+        <w:tc>
+          <w:tcPr>
+            <w:tcW w:type="dxa" w:w="3120"/>
+            <w:vAlign w:val="center"/>
+          </w:tcPr>
+          <w:p>
+            <w:r>
+              <w:t>kein Reporting ohne Rueckkopplung</w:t>
+            </w:r>
+          </w:p>
+        </w:tc>
+      </w:tr>
+    </w:tbl>
+    <w:p/>
+    <w:p>
+      <w:pPr>
+        <w:pStyle w:val="Heading3"/>
+      </w:pPr>
+      <w:r>
+        <w:t>Vertiefungsrunde 1: Lesen, pruefen, rueckkoppeln</w:t>
+      </w:r>
+    </w:p>
+    <w:p>
+      <w:r>
+        <w:t>Die folgende Runde verdichtet V01 nicht durch neue Schlagworte, sondern durch wiederholte Anwendung auf unterschiedliche Entscheidungsebenen. Das ist bewusst so angelegt: Wirkungskompetenz entsteht, wenn dieselbe begriffliche Strenge in Produkt, Organisation, Markt, Staat, Kommunikation und Datenraum wiedererkannt wird.</w:t>
+      </w:r>
+    </w:p>
+    <w:p>
+      <w:r>
+        <w:t>Begriffliche Schaerfung. Fuer Die Maßstabskrise bedeutet praezise Sprache die erste Sicherung gegen Impact-Washing ist, dass die Analyse nicht bei einer Aktivitaet, einem guten Willen oder einer Kennzahl stehen bleiben darf. Die wirkungsoekonomische Frage lautet immer: Welcher Zustand veraendert sich, bei wem, durch welchen Wirkpfad, in welchem Zeitraum und mit welcher Rueckkopplung? Gerade in Grundstudium Wirkungsökonomie ist diese Unterscheidung entscheidend, weil Lernende spaeter nicht nur Begriffe wiedergeben, sondern Entscheidungssituationen pruefen muessen. Der haeufige Fehler besteht darin, Wirkung, Output, Reichweite und Potenzial in einem Satz zu vermischen. Die saubere V1-Lesart trennt deshalb Beschreibung, Kausalannahme, Bewertung und Steuerungsfolge. In der Praxis sollte jede Wirkungsaussage als kurze Viererprobe formuliert werden: Zustand, Betroffene, Quelle, offene Unsicherheit. So wird aus dem Thema kein isoliertes Kapitel, sondern ein pruefbarer Baustein der WÖk-Architektur.</w:t>
+      </w:r>
+    </w:p>
+    <w:p>
+      <w:r>
+        <w:t>Wirkpfad-Logik. Fuer Die Maßstabskrise bedeutet ein Thema erst dann steuerbar wird, wenn der Mechanismus zwischen Ausloeser und Zustandsveraenderung beschrieben ist, dass die Analyse nicht bei einer Aktivitaet, einem guten Willen oder einer Kennzahl stehen bleiben darf. Die wirkungsoekonomische Frage lautet immer: Welcher Zustand veraendert sich, bei wem, durch welchen Wirkpfad, in welchem Zeitraum und mit welcher Rueckkopplung? Gerade in Grundstudium Wirkungsökonomie ist diese Unterscheidung entscheidend, weil Lernende spaeter nicht nur Begriffe wiedergeben, sondern Entscheidungssituationen pruefen muessen. Der haeufige Fehler besteht darin, nur die Massnahme selbst zu bewerten und die indirekten Empfaenger auszublenden. Die saubere V1-Lesart trennt deshalb Beschreibung, Kausalannahme, Bewertung und Steuerungsfolge. Eine gute Fallanalyse zeichnet mindestens einen direkten und einen indirekten Wirkpfad nach. So wird aus dem Thema kein isoliertes Kapitel, sondern ein pruefbarer Baustein der WÖk-Architektur.</w:t>
+      </w:r>
+    </w:p>
+    <w:p>
+      <w:r>
+        <w:t>Daten- und Quellenklarheit. Fuer Die Maßstabskrise bedeutet jede Bewertung nur so belastbar ist wie Datenlage, Quellenstatus und Aktualitaet, dass die Analyse nicht bei einer Aktivitaet, einem guten Willen oder einer Kennzahl stehen bleiben darf. Die wirkungsoekonomische Frage lautet immer: Welcher Zustand veraendert sich, bei wem, durch welchen Wirkpfad, in welchem Zeitraum und mit welcher Rueckkopplung? Gerade in Grundstudium Wirkungsökonomie ist diese Unterscheidung entscheidend, weil Lernende spaeter nicht nur Begriffe wiedergeben, sondern Entscheidungssituationen pruefen muessen. Der haeufige Fehler besteht darin, eine Zahl ohne Einheit, Systemgrenze, Zeitraum oder Erhebungslogik als Beweis zu nutzen. Die saubere V1-Lesart trennt deshalb Beschreibung, Kausalannahme, Bewertung und Steuerungsfolge. Die Lernenden sollen Daten nicht dekorativ zitieren, sondern ihre Aussagekraft, Luecken und Grenzen offenlegen. So wird aus dem Thema kein isoliertes Kapitel, sondern ein pruefbarer Baustein der WÖk-Architektur.</w:t>
+      </w:r>
+    </w:p>
+    <w:p>
+      <w:r>
+        <w:t>Fallfenster zur Anwendung. Ein Controlling-Team moechte einen Score bilden. Das Skript verlangt, dass Datenqualitaet, Systemgrenzen, Gewichtung, Unsicherheit und Nichtkompensation sichtbar bleiben. Ein Score darf die Diskussion nicht beenden, sondern muss bessere Fragen, Priorisierung und Rueckkopplung ermoeglichen. Bezogen auf Die Maßstabskrise heisst das: Die Analyse muss das konkrete Thema ernst nehmen und zugleich den allgemeinen WÖk-Massstab halten. Es geht nicht darum, die Welt in gute und schlechte Akteure einzuteilen. Es geht darum, Wirkpfade, Wirkungsempfaenger, Datenqualitaet, Risiken und Rueckkopplung so zu beschreiben, dass bessere Entscheidungen moeglich werden.</w:t>
+      </w:r>
+    </w:p>
+    <w:p>
+      <w:r>
+        <w:t>Ambivalenz. Fuer Die Maßstabskrise bedeutet positive und negative Zustandsveraenderungen gleichzeitig auftreten koennen, dass die Analyse nicht bei einer Aktivitaet, einem guten Willen oder einer Kennzahl stehen bleiben darf. Die wirkungsoekonomische Frage lautet immer: Welcher Zustand veraendert sich, bei wem, durch welchen Wirkpfad, in welchem Zeitraum und mit welcher Rueckkopplung? Gerade in Grundstudium Wirkungsökonomie ist diese Unterscheidung entscheidend, weil Lernende spaeter nicht nur Begriffe wiedergeben, sondern Entscheidungssituationen pruefen muessen. Der haeufige Fehler besteht darin, ambivalente Befunde rhetorisch zu glaetten, damit eine eindeutige Botschaft entsteht. Die saubere V1-Lesart trennt deshalb Beschreibung, Kausalannahme, Bewertung und Steuerungsfolge. Ein gutes Skript fuehrt deshalb Profile, Zielkonflikte und offene Punkte nebeneinander. So wird aus dem Thema kein isoliertes Kapitel, sondern ein pruefbarer Baustein der WÖk-Architektur.</w:t>
+      </w:r>
+    </w:p>
+    <w:p>
+      <w:r>
+        <w:t>Nichtkompensation. Fuer Die Maßstabskrise bedeutet schwere zentrale Schaeden nicht durch beliebige positive Einzelwerte neutralisiert werden duerfen, dass die Analyse nicht bei einer Aktivitaet, einem guten Willen oder einer Kennzahl stehen bleiben darf. Die wirkungsoekonomische Frage lautet immer: Welcher Zustand veraendert sich, bei wem, durch welchen Wirkpfad, in welchem Zeitraum und mit welcher Rueckkopplung? Gerade in Grundstudium Wirkungsökonomie ist diese Unterscheidung entscheidend, weil Lernende spaeter nicht nur Begriffe wiedergeben, sondern Entscheidungssituationen pruefen muessen. Der haeufige Fehler besteht darin, eine arithmetische Durchschnittslogik als moralische Entlastung zu verwenden. Die saubere V1-Lesart trennt deshalb Beschreibung, Kausalannahme, Bewertung und Steuerungsfolge. Reverse Merit Order und rote Linien sind Schutzregeln gegen Schoenrechnung. So wird aus dem Thema kein isoliertes Kapitel, sondern ein pruefbarer Baustein der WÖk-Architektur.</w:t>
+      </w:r>
+    </w:p>
+    <w:p>
+      <w:r>
+        <w:t>Pruefungsnahe Transferfrage. Formuliere zu V01 eine Wirkungsaussage in drei Saetzen: Erstens den beobachteten oder plausiblen Zustand, zweitens die Daten- oder Quellenlage, drittens die offene Unsicherheit samt Rueckkopplung. Die Antwort muss ohne moralische Personenbewertung auskommen und darf Reichweite nicht mit Wirkung verwechseln.</w:t>
+      </w:r>
+    </w:p>
+    <w:p>
+      <w:r>
+        <w:t>Rueckkopplung. Fuer Die Maßstabskrise bedeutet Wirkungswissen erst dann wertvoll wird, wenn es Entscheidungen veraendert, dass die Analyse nicht bei einer Aktivitaet, einem guten Willen oder einer Kennzahl stehen bleiben darf. Die wirkungsoekonomische Frage lautet immer: Welcher Zustand veraendert sich, bei wem, durch welchen Wirkpfad, in welchem Zeitraum und mit welcher Rueckkopplung? Gerade in Grundstudium Wirkungsökonomie ist diese Unterscheidung entscheidend, weil Lernende spaeter nicht nur Begriffe wiedergeben, sondern Entscheidungssituationen pruefen muessen. Der haeufige Fehler besteht darin, einen Bericht als Endpunkt zu betrachten. Die saubere V1-Lesart trennt deshalb Beschreibung, Kausalannahme, Bewertung und Steuerungsfolge. Jeder Analyseblock sollte fragen, welche Routine, welcher Prozess oder welche Ressource nach der Bewertung angepasst wird. So wird aus dem Thema kein isoliertes Kapitel, sondern ein pruefbarer Baustein der WÖk-Architektur.</w:t>
+      </w:r>
+    </w:p>
+    <w:p>
+      <w:r>
+        <w:t>Fallfenster zur Anwendung. Ein Kommunikationsbericht nennt viele Aktivitaeten, Reichweiten und Rueckmeldungen. Die V1-Pruefung fragt, ob daraus eine belastbare Wirkungsaussage folgt. Wenn nur Kontakte, Klicks oder Zustimmung vorliegen, bleibt die Aussage im Bereich Wirkungspotenzial oder Resonanz, nicht im Bereich nachgewiesener Wirkung. Bezogen auf Die Maßstabskrise heisst das: Die Analyse muss das konkrete Thema ernst nehmen und zugleich den allgemeinen WÖk-Massstab halten. Es geht nicht darum, die Welt in gute und schlechte Akteure einzuteilen. Es geht darum, Wirkpfade, Wirkungsempfaenger, Datenqualitaet, Risiken und Rueckkopplung so zu beschreiben, dass bessere Entscheidungen moeglich werden.</w:t>
+      </w:r>
+    </w:p>
+    <w:p>
+      <w:r>
+        <w:t>Governance. Fuer Die Maßstabskrise bedeutet Wirkungsbewertung Verfahren, Rechte, Transparenz und Korrektur braucht, dass die Analyse nicht bei einer Aktivitaet, einem guten Willen oder einer Kennzahl stehen bleiben darf. Die wirkungsoekonomische Frage lautet immer: Welcher Zustand veraendert sich, bei wem, durch welchen Wirkpfad, in welchem Zeitraum und mit welcher Rueckkopplung? Gerade in Grundstudium Wirkungsökonomie ist diese Unterscheidung entscheidend, weil Lernende spaeter nicht nur Begriffe wiedergeben, sondern Entscheidungssituationen pruefen muessen. Der haeufige Fehler besteht darin, Bewertung als technokratische Top-down-Setzung zu verstehen. Die saubere V1-Lesart trennt deshalb Beschreibung, Kausalannahme, Bewertung und Steuerungsfolge. Betroffene, Datenhalter, Entscheider und Kontrollinstanzen muessen unterscheidbare Rollen behalten. So wird aus dem Thema kein isoliertes Kapitel, sondern ein pruefbarer Baustein der WÖk-Architektur.</w:t>
+      </w:r>
+    </w:p>
+    <w:p>
+      <w:r>
+        <w:t>Didaktische Pruefbarkeit. Fuer Die Maßstabskrise bedeutet das Thema in der Akademie nicht nur erklaert, sondern in Falllogik ueberfuehrt werden muss, dass die Analyse nicht bei einer Aktivitaet, einem guten Willen oder einer Kennzahl stehen bleiben darf. Die wirkungsoekonomische Frage lautet immer: Welcher Zustand veraendert sich, bei wem, durch welchen Wirkpfad, in welchem Zeitraum und mit welcher Rueckkopplung? Gerade in Grundstudium Wirkungsökonomie ist diese Unterscheidung entscheidend, weil Lernende spaeter nicht nur Begriffe wiedergeben, sondern Entscheidungssituationen pruefen muessen. Der haeufige Fehler besteht darin, reines Auswendiglernen als Kompetenznachweis zu behandeln. Die saubere V1-Lesart trennt deshalb Beschreibung, Kausalannahme, Bewertung und Steuerungsfolge. Pruefungsfragen sollen Begriffe, Anwendung und rote Linien verbinden. So wird aus dem Thema kein isoliertes Kapitel, sondern ein pruefbarer Baustein der WÖk-Architektur.</w:t>
+      </w:r>
+    </w:p>
+    <w:p>
+      <w:r>
+        <w:t>Transfer in Organisationen. Fuer Die Maßstabskrise bedeutet WÖk-Begriffe im Alltag nur tragen, wenn sie in Routinen uebersetzt werden, dass die Analyse nicht bei einer Aktivitaet, einem guten Willen oder einer Kennzahl stehen bleiben darf. Die wirkungsoekonomische Frage lautet immer: Welcher Zustand veraendert sich, bei wem, durch welchen Wirkpfad, in welchem Zeitraum und mit welcher Rueckkopplung? Gerade in Grundstudium Wirkungsökonomie ist diese Unterscheidung entscheidend, weil Lernende spaeter nicht nur Begriffe wiedergeben, sondern Entscheidungssituationen pruefen muessen. Der haeufige Fehler besteht darin, die Verantwortung an eine Nachhaltigkeitsabteilung auszulagern. Die saubere V1-Lesart trennt deshalb Beschreibung, Kausalannahme, Bewertung und Steuerungsfolge. Strategie, Einkauf, Kommunikation, Controlling und Fuehrung muessen denselben Wirkungsbegriff verwenden. So wird aus dem Thema kein isoliertes Kapitel, sondern ein pruefbarer Baustein der WÖk-Architektur.</w:t>
+      </w:r>
+    </w:p>
+    <w:p>
+      <w:r>
+        <w:t>Fallfenster zur Anwendung. Eine Organisation plant eine Massnahme und formuliert dazu eine positive Absicht. In der WÖk reicht das nicht. Fuer diese Vorlesung muss sichtbar werden, welche Zustandsveraenderung erwartet wird, welche Empfaenger direkt oder indirekt betroffen sind, welche Nebenwirkungen entstehen koennen und welche Entscheidung spaeter korrigiert wird. Bezogen auf Die Maßstabskrise heisst das: Die Analyse muss das konkrete Thema ernst nehmen und zugleich den allgemeinen WÖk-Massstab halten. Es geht nicht darum, die Welt in gute und schlechte Akteure einzuteilen. Es geht darum, Wirkpfade, Wirkungsempfaenger, Datenqualitaet, Risiken und Rueckkopplung so zu beschreiben, dass bessere Entscheidungen moeglich werden.</w:t>
+      </w:r>
+    </w:p>
+    <w:p>
+      <w:r>
+        <w:t>Rueckfluss in den Korpus. Fuer Die Maßstabskrise bedeutet jedes Studienskript den Gesamtbestand schaerfen kann, dass die Analyse nicht bei einer Aktivitaet, einem guten Willen oder einer Kennzahl stehen bleiben darf. Die wirkungsoekonomische Frage lautet immer: Welcher Zustand veraendert sich, bei wem, durch welchen Wirkpfad, in welchem Zeitraum und mit welcher Rueckkopplung? Gerade in Grundstudium Wirkungsökonomie ist diese Unterscheidung entscheidend, weil Lernende spaeter nicht nur Begriffe wiedergeben, sondern Entscheidungssituationen pruefen muessen. Der haeufige Fehler besteht darin, neue Einsichten nur lokal im Skript zu belassen. Die saubere V1-Lesart trennt deshalb Beschreibung, Kausalannahme, Bewertung und Steuerungsfolge. Glossar, Website, Journal, Dossiers und Visuals sollen aus der Skriptarbeit lernen. So wird aus dem Thema kein isoliertes Kapitel, sondern ein pruefbarer Baustein der WÖk-Architektur.</w:t>
+      </w:r>
+    </w:p>
+    <w:p>
+      <w:r>
+        <w:t>Pruefungsnahe Transferfrage. Formuliere zu V01 eine Wirkungsaussage in drei Saetzen: Erstens den beobachteten oder plausiblen Zustand, zweitens die Daten- oder Quellenlage, drittens die offene Unsicherheit samt Rueckkopplung. Die Antwort muss ohne moralische Personenbewertung auskommen und darf Reichweite nicht mit Wirkung verwechseln.</w:t>
+      </w:r>
+    </w:p>
+    <w:p>
+      <w:pPr>
+        <w:pStyle w:val="Heading3"/>
+      </w:pPr>
+      <w:r>
+        <w:t>Vertiefungsrunde 2: Lesen, pruefen, rueckkoppeln</w:t>
+      </w:r>
+    </w:p>
+    <w:p>
+      <w:r>
+        <w:t>Die folgende Runde verdichtet V01 nicht durch neue Schlagworte, sondern durch wiederholte Anwendung auf unterschiedliche Entscheidungsebenen. Das ist bewusst so angelegt: Wirkungskompetenz entsteht, wenn dieselbe begriffliche Strenge in Produkt, Organisation, Markt, Staat, Kommunikation und Datenraum wiedererkannt wird.</w:t>
+      </w:r>
+    </w:p>
+    <w:p>
+      <w:r>
+        <w:t>Begriffliche Schaerfung. Fuer Die Maßstabskrise bedeutet praezise Sprache die erste Sicherung gegen Impact-Washing ist, dass die Analyse nicht bei einer Aktivitaet, einem guten Willen oder einer Kennzahl stehen bleiben darf. Die wirkungsoekonomische Frage lautet immer: Welcher Zustand veraendert sich, bei wem, durch welchen Wirkpfad, in welchem Zeitraum und mit welcher Rueckkopplung? Gerade in Grundstudium Wirkungsökonomie ist diese Unterscheidung entscheidend, weil Lernende spaeter nicht nur Begriffe wiedergeben, sondern Entscheidungssituationen pruefen muessen. Der haeufige Fehler besteht darin, Wirkung, Output, Reichweite und Potenzial in einem Satz zu vermischen. Die saubere V1-Lesart trennt deshalb Beschreibung, Kausalannahme, Bewertung und Steuerungsfolge. In der Praxis sollte jede Wirkungsaussage als kurze Viererprobe formuliert werden: Zustand, Betroffene, Quelle, offene Unsicherheit. So wird aus dem Thema kein isoliertes Kapitel, sondern ein pruefbarer Baustein der WÖk-Architektur.</w:t>
+      </w:r>
+    </w:p>
+    <w:p>
+      <w:r>
+        <w:t>Wirkpfad-Logik. Fuer Die Maßstabskrise bedeutet ein Thema erst dann steuerbar wird, wenn der Mechanismus zwischen Ausloeser und Zustandsveraenderung beschrieben ist, dass die Analyse nicht bei einer Aktivitaet, einem guten Willen oder einer Kennzahl stehen bleiben darf. Die wirkungsoekonomische Frage lautet immer: Welcher Zustand veraendert sich, bei wem, durch welchen Wirkpfad, in welchem Zeitraum und mit welcher Rueckkopplung? Gerade in Grundstudium Wirkungsökonomie ist diese Unterscheidung entscheidend, weil Lernende spaeter nicht nur Begriffe wiedergeben, sondern Entscheidungssituationen pruefen muessen. Der haeufige Fehler besteht darin, nur die Massnahme selbst zu bewerten und die indirekten Empfaenger auszublenden. Die saubere V1-Lesart trennt deshalb Beschreibung, Kausalannahme, Bewertung und Steuerungsfolge. Eine gute Fallanalyse zeichnet mindestens einen direkten und einen indirekten Wirkpfad nach. So wird aus dem Thema kein isoliertes Kapitel, sondern ein pruefbarer Baustein der WÖk-Architektur.</w:t>
+      </w:r>
+    </w:p>
+    <w:p>
+      <w:r>
+        <w:t>Fallfenster zur Anwendung. Eine Fuehrungsentscheidung erzeugt zugleich Nutzen und Risiken. Die WÖk behandelt Ambivalenz nicht als Stoerung, sondern als Kern der Analyse. Positive Netto-Wirkung darf erst behauptet werden, wenn zentrale negative Wirkungen getrennt geprueft und rote Linien gewahrt sind. Bezogen auf Die Maßstabskrise heisst das: Die Analyse muss das konkrete Thema ernst nehmen und zugleich den allgemeinen WÖk-Massstab halten. Es geht nicht darum, die Welt in gute und schlechte Akteure einzuteilen. Es geht darum, Wirkpfade, Wirkungsempfaenger, Datenqualitaet, Risiken und Rueckkopplung so zu beschreiben, dass bessere Entscheidungen moeglich werden.</w:t>
+      </w:r>
+    </w:p>
+    <w:p>
+      <w:r>
+        <w:t>Daten- und Quellenklarheit. Fuer Die Maßstabskrise bedeutet jede Bewertung nur so belastbar ist wie Datenlage, Quellenstatus und Aktualitaet, dass die Analyse nicht bei einer Aktivitaet, einem guten Willen oder einer Kennzahl stehen bleiben darf. Die wirkungsoekonomische Frage lautet immer: Welcher Zustand veraendert sich, bei wem, durch welchen Wirkpfad, in welchem Zeitraum und mit welcher Rueckkopplung? Gerade in Grundstudium Wirkungsökonomie ist diese Unterscheidung entscheidend, weil Lernende spaeter nicht nur Begriffe wiedergeben, sondern Entscheidungssituationen pruefen muessen. Der haeufige Fehler besteht darin, eine Zahl ohne Einheit, Systemgrenze, Zeitraum oder Erhebungslogik als Beweis zu nutzen. Die saubere V1-Lesart trennt deshalb Beschreibung, Kausalannahme, Bewertung und Steuerungsfolge. Die Lernenden sollen Daten nicht dekorativ zitieren, sondern ihre Aussagekraft, Luecken und Grenzen offenlegen. So wird aus dem Thema kein isoliertes Kapitel, sondern ein pruefbarer Baustein der WÖk-Architektur.</w:t>
+      </w:r>
+    </w:p>
+    <w:p>
+      <w:r>
+        <w:t>Ambivalenz. Fuer Die Maßstabskrise bedeutet positive und negative Zustandsveraenderungen gleichzeitig auftreten koennen, dass die Analyse nicht bei einer Aktivitaet, einem guten Willen oder einer Kennzahl stehen bleiben darf. Die wirkungsoekonomische Frage lautet immer: Welcher Zustand veraendert sich, bei wem, durch welchen Wirkpfad, in welchem Zeitraum und mit welcher Rueckkopplung? Gerade in Grundstudium Wirkungsökonomie ist diese Unterscheidung entscheidend, weil Lernende spaeter nicht nur Begriffe wiedergeben, sondern Entscheidungssituationen pruefen muessen. Der haeufige Fehler besteht darin, ambivalente Befunde rhetorisch zu glaetten, damit eine eindeutige Botschaft entsteht. Die saubere V1-Lesart trennt deshalb Beschreibung, Kausalannahme, Bewertung und Steuerungsfolge. Ein gutes Skript fuehrt deshalb Profile, Zielkonflikte und offene Punkte nebeneinander. So wird aus dem Thema kein isoliertes Kapitel, sondern ein pruefbarer Baustein der WÖk-Architektur.</w:t>
+      </w:r>
+    </w:p>
+    <w:p>
+      <w:r>
+        <w:t>Nichtkompensation. Fuer Die Maßstabskrise bedeutet schwere zentrale Schaeden nicht durch beliebige positive Einzelwerte neutralisiert werden duerfen, dass die Analyse nicht bei einer Aktivitaet, einem guten Willen oder einer Kennzahl stehen bleiben darf. Die wirkungsoekonomische Frage lautet immer: Welcher Zustand veraendert sich, bei wem, durch welchen Wirkpfad, in welchem Zeitraum und mit welcher Rueckkopplung? Gerade in Grundstudium Wirkungsökonomie ist diese Unterscheidung entscheidend, weil Lernende spaeter nicht nur Begriffe wiedergeben, sondern Entscheidungssituationen pruefen muessen. Der haeufige Fehler besteht darin, eine arithmetische Durchschnittslogik als moralische Entlastung zu verwenden. Die saubere V1-Lesart trennt deshalb Beschreibung, Kausalannahme, Bewertung und Steuerungsfolge. Reverse Merit Order und rote Linien sind Schutzregeln gegen Schoenrechnung. So wird aus dem Thema kein isoliertes Kapitel, sondern ein pruefbarer Baustein der WÖk-Architektur.</w:t>
+      </w:r>
+    </w:p>
+    <w:p>
+      <w:r>
+        <w:t>Fallfenster zur Anwendung. Ein Controlling-Team moechte einen Score bilden. Das Skript verlangt, dass Datenqualitaet, Systemgrenzen, Gewichtung, Unsicherheit und Nichtkompensation sichtbar bleiben. Ein Score darf die Diskussion nicht beenden, sondern muss bessere Fragen, Priorisierung und Rueckkopplung ermoeglichen. Bezogen auf Die Maßstabskrise heisst das: Die Analyse muss das konkrete Thema ernst nehmen und zugleich den allgemeinen WÖk-Massstab halten. Es geht nicht darum, die Welt in gute und schlechte Akteure einzuteilen. Es geht darum, Wirkpfade, Wirkungsempfaenger, Datenqualitaet, Risiken und Rueckkopplung so zu beschreiben, dass bessere Entscheidungen moeglich werden.</w:t>
+      </w:r>
+    </w:p>
+    <w:p>
+      <w:r>
+        <w:t>Pruefungsnahe Transferfrage. Formuliere zu V01 eine Wirkungsaussage in drei Saetzen: Erstens den beobachteten oder plausiblen Zustand, zweitens die Daten- oder Quellenlage, drittens die offene Unsicherheit samt Rueckkopplung. Die Antwort muss ohne moralische Personenbewertung auskommen und darf Reichweite nicht mit Wirkung verwechseln.</w:t>
+      </w:r>
+    </w:p>
+    <w:p>
+      <w:r>
+        <w:t>Rueckkopplung. Fuer Die Maßstabskrise bedeutet Wirkungswissen erst dann wertvoll wird, wenn es Entscheidungen veraendert, dass die Analyse nicht bei einer Aktivitaet, einem guten Willen oder einer Kennzahl stehen bleiben darf. Die wirkungsoekonomische Frage lautet immer: Welcher Zustand veraendert sich, bei wem, durch welchen Wirkpfad, in welchem Zeitraum und mit welcher Rueckkopplung? Gerade in Grundstudium Wirkungsökonomie ist diese Unterscheidung entscheidend, weil Lernende spaeter nicht nur Begriffe wiedergeben, sondern Entscheidungssituationen pruefen muessen. Der haeufige Fehler besteht darin, einen Bericht als Endpunkt zu betrachten. Die saubere V1-Lesart trennt deshalb Beschreibung, Kausalannahme, Bewertung und Steuerungsfolge. Jeder Analyseblock sollte fragen, welche Routine, welcher Prozess oder welche Ressource nach der Bewertung angepasst wird. So wird aus dem Thema kein isoliertes Kapitel, sondern ein pruefbarer Baustein der WÖk-Architektur.</w:t>
+      </w:r>
+    </w:p>
+    <w:p>
+      <w:r>
+        <w:t>Governance. Fuer Die Maßstabskrise bedeutet Wirkungsbewertung Verfahren, Rechte, Transparenz und Korrektur braucht, dass die Analyse nicht bei einer Aktivitaet, einem guten Willen oder einer Kennzahl stehen bleiben darf. Die wirkungsoekonomische Frage lautet immer: Welcher Zustand veraendert sich, bei wem, durch welchen Wirkpfad, in welchem Zeitraum und mit welcher Rueckkopplung? Gerade in Grundstudium Wirkungsökonomie ist diese Unterscheidung entscheidend, weil Lernende spaeter nicht nur Begriffe wiedergeben, sondern Entscheidungssituationen pruefen muessen. Der haeufige Fehler besteht darin, Bewertung als technokratische Top-down-Setzung zu verstehen. Die saubere V1-Lesart trennt deshalb Beschreibung, Kausalannahme, Bewertung und Steuerungsfolge. Betroffene, Datenhalter, Entscheider und Kontrollinstanzen muessen unterscheidbare Rollen behalten. So wird aus dem Thema kein isoliertes Kapitel, sondern ein pruefbarer Baustein der WÖk-Architektur.</w:t>
+      </w:r>
+    </w:p>
+    <w:p>
+      <w:r>
+        <w:t>Didaktische Pruefbarkeit. Fuer Die Maßstabskrise bedeutet das Thema in der Akademie nicht nur erklaert, sondern in Falllogik ueberfuehrt werden muss, dass die Analyse nicht bei einer Aktivitaet, einem guten Willen oder einer Kennzahl stehen bleiben darf. Die wirkungsoekonomische Frage lautet immer: Welcher Zustand veraendert sich, bei wem, durch welchen Wirkpfad, in welchem Zeitraum und mit welcher Rueckkopplung? Gerade in Grundstudium Wirkungsökonomie ist diese Unterscheidung entscheidend, weil Lernende spaeter nicht nur Begriffe wiedergeben, sondern Entscheidungssituationen pruefen muessen. Der haeufige Fehler besteht darin, reines Auswendiglernen als Kompetenznachweis zu behandeln. Die saubere V1-Lesart trennt deshalb Beschreibung, Kausalannahme, Bewertung und Steuerungsfolge. Pruefungsfragen sollen Begriffe, Anwendung und rote Linien verbinden. So wird aus dem Thema kein isoliertes Kapitel, sondern ein pruefbarer Baustein der WÖk-Architektur.</w:t>
+      </w:r>
+    </w:p>
+    <w:p>
+      <w:r>
+        <w:t>Fallfenster zur Anwendung. Ein Kommunikationsbericht nennt viele Aktivitaeten, Reichweiten und Rueckmeldungen. Die V1-Pruefung fragt, ob daraus eine belastbare Wirkungsaussage folgt. Wenn nur Kontakte, Klicks oder Zustimmung vorliegen, bleibt die Aussage im Bereich Wirkungspotenzial oder Resonanz, nicht im Bereich nachgewiesener Wirkung. Bezogen auf Die Maßstabskrise heisst das: Die Analyse muss das konkrete Thema ernst nehmen und zugleich den allgemeinen WÖk-Massstab halten. Es geht nicht darum, die Welt in gute und schlechte Akteure einzuteilen. Es geht darum, Wirkpfade, Wirkungsempfaenger, Datenqualitaet, Risiken und Rueckkopplung so zu beschreiben, dass bessere Entscheidungen moeglich werden.</w:t>
+      </w:r>
+    </w:p>
+    <w:p>
+      <w:r>
+        <w:t>Transfer in Organisationen. Fuer Die Maßstabskrise bedeutet WÖk-Begriffe im Alltag nur tragen, wenn sie in Routinen uebersetzt werden, dass die Analyse nicht bei einer Aktivitaet, einem guten Willen oder einer Kennzahl stehen bleiben darf. Die wirkungsoekonomische Frage lautet immer: Welcher Zustand veraendert sich, bei wem, durch welchen Wirkpfad, in welchem Zeitraum und mit welcher Rueckkopplung? Gerade in Grundstudium Wirkungsökonomie ist diese Unterscheidung entscheidend, weil Lernende spaeter nicht nur Begriffe wiedergeben, sondern Entscheidungssituationen pruefen muessen. Der haeufige Fehler besteht darin, die Verantwortung an eine Nachhaltigkeitsabteilung auszulagern. Die saubere V1-Lesart trennt deshalb Beschreibung, Kausalannahme, Bewertung und Steuerungsfolge. Strategie, Einkauf, Kommunikation, Controlling und Fuehrung muessen denselben Wirkungsbegriff verwenden. So wird aus dem Thema kein isoliertes Kapitel, sondern ein pruefbarer Baustein der WÖk-Architektur.</w:t>
+      </w:r>
+    </w:p>
+    <w:p>
+      <w:r>
+        <w:t>Rueckfluss in den Korpus. Fuer Die Maßstabskrise bedeutet jedes Studienskript den Gesamtbestand schaerfen kann, dass die Analyse nicht bei einer Aktivitaet, einem guten Willen oder einer Kennzahl stehen bleiben darf. Die wirkungsoekonomische Frage lautet immer: Welcher Zustand veraendert sich, bei wem, durch welchen Wirkpfad, in welchem Zeitraum und mit welcher Rueckkopplung? Gerade in Grundstudium Wirkungsökonomie ist diese Unterscheidung entscheidend, weil Lernende spaeter nicht nur Begriffe wiedergeben, sondern Entscheidungssituationen pruefen muessen. Der haeufige Fehler besteht darin, neue Einsichten nur lokal im Skript zu belassen. Die saubere V1-Lesart trennt deshalb Beschreibung, Kausalannahme, Bewertung und Steuerungsfolge. Glossar, Website, Journal, Dossiers und Visuals sollen aus der Skriptarbeit lernen. So wird aus dem Thema kein isoliertes Kapitel, sondern ein pruefbarer Baustein der WÖk-Architektur.</w:t>
+      </w:r>
+    </w:p>
+    <w:p>
+      <w:r>
+        <w:t>Pruefungsnahe Transferfrage. Formuliere zu V01 eine Wirkungsaussage in drei Saetzen: Erstens den beobachteten oder plausiblen Zustand, zweitens die Daten- oder Quellenlage, drittens die offene Unsicherheit samt Rueckkopplung. Die Antwort muss ohne moralische Personenbewertung auskommen und darf Reichweite nicht mit Wirkung verwechseln.</w:t>
+      </w:r>
+    </w:p>
+    <w:p>
+      <w:pPr>
+        <w:pStyle w:val="Heading3"/>
+      </w:pPr>
+      <w:r>
+        <w:t>Vertiefungsrunde 3: Lesen, pruefen, rueckkoppeln</w:t>
+      </w:r>
+    </w:p>
+    <w:p>
+      <w:r>
+        <w:t>Die folgende Runde verdichtet V01 nicht durch neue Schlagworte, sondern durch wiederholte Anwendung auf unterschiedliche Entscheidungsebenen. Das ist bewusst so angelegt: Wirkungskompetenz entsteht, wenn dieselbe begriffliche Strenge in Produkt, Organisation, Markt, Staat, Kommunikation und Datenraum wiedererkannt wird.</w:t>
+      </w:r>
+    </w:p>
+    <w:p>
+      <w:r>
+        <w:t>Begriffliche Schaerfung. Fuer Die Maßstabskrise bedeutet praezise Sprache die erste Sicherung gegen Impact-Washing ist, dass die Analyse nicht bei einer Aktivitaet, einem guten Willen oder einer Kennzahl stehen bleiben darf. Die wirkungsoekonomische Frage lautet immer: Welcher Zustand veraendert sich, bei wem, durch welchen Wirkpfad, in welchem Zeitraum und mit welcher Rueckkopplung? Gerade in Grundstudium Wirkungsökonomie ist diese Unterscheidung entscheidend, weil Lernende spaeter nicht nur Begriffe wiedergeben, sondern Entscheidungssituationen pruefen muessen. Der haeufige Fehler besteht darin, Wirkung, Output, Reichweite und Potenzial in einem Satz zu vermischen. Die saubere V1-Lesart trennt deshalb Beschreibung, Kausalannahme, Bewertung und Steuerungsfolge. In der Praxis sollte jede Wirkungsaussage als kurze Viererprobe formuliert werden: Zustand, Betroffene, Quelle, offene Unsicherheit. So wird aus dem Thema kein isoliertes Kapitel, sondern ein pruefbarer Baustein der WÖk-Architektur.</w:t>
+      </w:r>
+    </w:p>
+    <w:p>
+      <w:r>
+        <w:t>Fallfenster zur Anwendung. Eine Organisation plant eine Massnahme und formuliert dazu eine positive Absicht. In der WÖk reicht das nicht. Fuer diese Vorlesung muss sichtbar werden, welche Zustandsveraenderung erwartet wird, welche Empfaenger direkt oder indirekt betroffen sind, welche Nebenwirkungen entstehen koennen und welche Entscheidung spaeter korrigiert wird. Bezogen auf Die Maßstabskrise heisst das: Die Analyse muss das konkrete Thema ernst nehmen und zugleich den allgemeinen WÖk-Massstab halten. Es geht nicht darum, die Welt in gute und schlechte Akteure einzuteilen. Es geht darum, Wirkpfade, Wirkungsempfaenger, Datenqualitaet, Risiken und Rueckkopplung so zu beschreiben, dass bessere Entscheidungen moeglich werden.</w:t>
+      </w:r>
+    </w:p>
+    <w:p>
+      <w:r>
+        <w:t>Wirkpfad-Logik. Fuer Die Maßstabskrise bedeutet ein Thema erst dann steuerbar wird, wenn der Mechanismus zwischen Ausloeser und Zustandsveraenderung beschrieben ist, dass die Analyse nicht bei einer Aktivitaet, einem guten Willen oder einer Kennzahl stehen bleiben darf. Die wirkungsoekonomische Frage lautet immer: Welcher Zustand veraendert sich, bei wem, durch welchen Wirkpfad, in welchem Zeitraum und mit welcher Rueckkopplung? Gerade in Grundstudium Wirkungsökonomie ist diese Unterscheidung entscheidend, weil Lernende spaeter nicht nur Begriffe wiedergeben, sondern Entscheidungssituationen pruefen muessen. Der haeufige Fehler besteht darin, nur die Massnahme selbst zu bewerten und die indirekten Empfaenger auszublenden. Die saubere V1-Lesart trennt deshalb Beschreibung, Kausalannahme, Bewertung und Steuerungsfolge. Eine gute Fallanalyse zeichnet mindestens einen direkten und einen indirekten Wirkpfad nach. So wird aus dem Thema kein isoliertes Kapitel, sondern ein pruefbarer Baustein der WÖk-Architektur.</w:t>
+      </w:r>
+    </w:p>
+    <w:p>
+      <w:r>
+        <w:t>Daten- und Quellenklarheit. Fuer Die Maßstabskrise bedeutet jede Bewertung nur so belastbar ist wie Datenlage, Quellenstatus und Aktualitaet, dass die Analyse nicht bei einer Aktivitaet, einem guten Willen oder einer Kennzahl stehen bleiben darf. Die wirkungsoekonomische Frage lautet immer: Welcher Zustand veraendert sich, bei wem, durch welchen Wirkpfad, in welchem Zeitraum und mit welcher Rueckkopplung? Gerade in Grundstudium Wirkungsökonomie ist diese Unterscheidung entscheidend, weil Lernende spaeter nicht nur Begriffe wiedergeben, sondern Entscheidungssituationen pruefen muessen. Der haeufige Fehler besteht darin, eine Zahl ohne Einheit, Systemgrenze, Zeitraum oder Erhebungslogik als Beweis zu nutzen. Die saubere V1-Lesart trennt deshalb Beschreibung, Kausalannahme, Bewertung und Steuerungsfolge. Die Lernenden sollen Daten nicht dekorativ zitieren, sondern ihre Aussagekraft, Luecken und Grenzen offenlegen. So wird aus dem Thema kein isoliertes Kapitel, sondern ein pruefbarer Baustein der WÖk-Architektur.</w:t>
+      </w:r>
+    </w:p>
+    <w:p>
+      <w:r>
+        <w:t>Ambivalenz. Fuer Die Maßstabskrise bedeutet positive und negative Zustandsveraenderungen gleichzeitig auftreten koennen, dass die Analyse nicht bei einer Aktivitaet, einem guten Willen oder einer Kennzahl stehen bleiben darf. Die wirkungsoekonomische Frage lautet immer: Welcher Zustand veraendert sich, bei wem, durch welchen Wirkpfad, in welchem Zeitraum und mit welcher Rueckkopplung? Gerade in Grundstudium Wirkungsökonomie ist diese Unterscheidung entscheidend, weil Lernende spaeter nicht nur Begriffe wiedergeben, sondern Entscheidungssituationen pruefen muessen. Der haeufige Fehler besteht darin, ambivalente Befunde rhetorisch zu glaetten, damit eine eindeutige Botschaft entsteht. Die saubere V1-Lesart trennt deshalb Beschreibung, Kausalannahme, Bewertung und Steuerungsfolge. Ein gutes Skript fuehrt deshalb Profile, Zielkonflikte und offene Punkte nebeneinander. So wird aus dem Thema kein isoliertes Kapitel, sondern ein pruefbarer Baustein der WÖk-Architektur.</w:t>
+      </w:r>
+    </w:p>
+    <w:p>
+      <w:r>
+        <w:t>Fallfenster zur Anwendung. Eine Fuehrungsentscheidung erzeugt zugleich Nutzen und Risiken. Die WÖk behandelt Ambivalenz nicht als Stoerung, sondern als Kern der Analyse. Positive Netto-Wirkung darf erst behauptet werden, wenn zentrale negative Wirkungen getrennt geprueft und rote Linien gewahrt sind. Bezogen auf Die Maßstabskrise heisst das: Die Analyse muss das konkrete Thema ernst nehmen und zugleich den allgemeinen WÖk-Massstab halten. Es geht nicht darum, die Welt in gute und schlechte Akteure einzuteilen. Es geht darum, Wirkpfade, Wirkungsempfaenger, Datenqualitaet, Risiken und Rueckkopplung so zu beschreiben, dass bessere Entscheidungen moeglich werden.</w:t>
+      </w:r>
+    </w:p>
+    <w:p>
+      <w:r>
+        <w:t>Nichtkompensation. Fuer Die Maßstabskrise bedeutet schwere zentrale Schaeden nicht durch beliebige positive Einzelwerte neutralisiert werden duerfen, dass die Analyse nicht bei einer Aktivitaet, einem guten Willen oder einer Kennzahl stehen bleiben darf. Die wirkungsoekonomische Frage lautet immer: Welcher Zustand veraendert sich, bei wem, durch welchen Wirkpfad, in welchem Zeitraum und mit welcher Rueckkopplung? Gerade in Grundstudium Wirkungsökonomie ist diese Unterscheidung entscheidend, weil Lernende spaeter nicht nur Begriffe wiedergeben, sondern Entscheidungssituationen pruefen muessen. Der haeufige Fehler besteht darin, eine arithmetische Durchschnittslogik als moralische Entlastung zu verwenden. Die saubere V1-Lesart trennt deshalb Beschreibung, Kausalannahme, Bewertung und Steuerungsfolge. Reverse Merit Order und rote Linien sind Schutzregeln gegen Schoenrechnung. So wird aus dem Thema kein isoliertes Kapitel, sondern ein pruefbarer Baustein der WÖk-Architektur.</w:t>
+      </w:r>
+    </w:p>
+    <w:p>
+      <w:r>
+        <w:t>Pruefungsnahe Transferfrage. Formuliere zu V01 eine Wirkungsaussage in drei Saetzen: Erstens den beobachteten oder plausiblen Zustand, zweitens die Daten- oder Quellenlage, drittens die offene Unsicherheit samt Rueckkopplung. Die Antwort muss ohne moralische Personenbewertung auskommen und darf Reichweite nicht mit Wirkung verwechseln.</w:t>
+      </w:r>
+    </w:p>
+    <w:p>
+      <w:r>
+        <w:t>Rueckkopplung. Fuer Die Maßstabskrise bedeutet Wirkungswissen erst dann wertvoll wird, wenn es Entscheidungen veraendert, dass die Analyse nicht bei einer Aktivitaet, einem guten Willen oder einer Kennzahl stehen bleiben darf. Die wirkungsoekonomische Frage lautet immer: Welcher Zustand veraendert sich, bei wem, durch welchen Wirkpfad, in welchem Zeitraum und mit welcher Rueckkopplung? Gerade in Grundstudium Wirkungsökonomie ist diese Unterscheidung entscheidend, weil Lernende spaeter nicht nur Begriffe wiedergeben, sondern Entscheidungssituationen pruefen muessen. Der haeufige Fehler besteht darin, einen Bericht als Endpunkt zu betrachten. Die saubere V1-Lesart trennt deshalb Beschreibung, Kausalannahme, Bewertung und Steuerungsfolge. Jeder Analyseblock sollte fragen, welche Routine, welcher Prozess oder welche Ressource nach der Bewertung angepasst wird. So wird aus dem Thema kein isoliertes Kapitel, sondern ein pruefbarer Baustein der WÖk-Architektur.</w:t>
+      </w:r>
+    </w:p>
+    <w:p>
+      <w:r>
+        <w:t>Governance. Fuer Die Maßstabskrise bedeutet Wirkungsbewertung Verfahren, Rechte, Transparenz und Korrektur braucht, dass die Analyse nicht bei einer Aktivitaet, einem guten Willen oder einer Kennzahl stehen bleiben darf. Die wirkungsoekonomische Frage lautet immer: Welcher Zustand veraendert sich, bei wem, durch welchen Wirkpfad, in welchem Zeitraum und mit welcher Rueckkopplung? Gerade in Grundstudium Wirkungsökonomie ist diese Unterscheidung entscheidend, weil Lernende spaeter nicht nur Begriffe wiedergeben, sondern Entscheidungssituationen pruefen muessen. Der haeufige Fehler besteht darin, Bewertung als technokratische Top-down-Setzung zu verstehen. Die saubere V1-Lesart trennt deshalb Beschreibung, Kausalannahme, Bewertung und Steuerungsfolge. Betroffene, Datenhalter, Entscheider und Kontrollinstanzen muessen unterscheidbare Rollen behalten. So wird aus dem Thema kein isoliertes Kapitel, sondern ein pruefbarer Baustein der WÖk-Architektur.</w:t>
+      </w:r>
+    </w:p>
+    <w:p>
+      <w:r>
+        <w:t>Fallfenster zur Anwendung. Ein Controlling-Team moechte einen Score bilden. Das Skript verlangt, dass Datenqualitaet, Systemgrenzen, Gewichtung, Unsicherheit und Nichtkompensation sichtbar bleiben. Ein Score darf die Diskussion nicht beenden, sondern muss bessere Fragen, Priorisierung und Rueckkopplung ermoeglichen. Bezogen auf Die Maßstabskrise heisst das: Die Analyse muss das konkrete Thema ernst nehmen und zugleich den allgemeinen WÖk-Massstab halten. Es geht nicht darum, die Welt in gute und schlechte Akteure einzuteilen. Es geht darum, Wirkpfade, Wirkungsempfaenger, Datenqualitaet, Risiken und Rueckkopplung so zu beschreiben, dass bessere Entscheidungen moeglich werden.</w:t>
+      </w:r>
+    </w:p>
+    <w:p>
+      <w:r>
+        <w:t>Didaktische Pruefbarkeit. Fuer Die Maßstabskrise bedeutet das Thema in der Akademie nicht nur erklaert, sondern in Falllogik ueberfuehrt werden muss, dass die Analyse nicht bei einer Aktivitaet, einem guten Willen oder einer Kennzahl stehen bleiben darf. Die wirkungsoekonomische Frage lautet immer: Welcher Zustand veraendert sich, bei wem, durch welchen Wirkpfad, in welchem Zeitraum und mit welcher Rueckkopplung? Gerade in Grundstudium Wirkungsökonomie ist diese Unterscheidung entscheidend, weil Lernende spaeter nicht nur Begriffe wiedergeben, sondern Entscheidungssituationen pruefen muessen. Der haeufige Fehler besteht darin, reines Auswendiglernen als Kompetenznachweis zu behandeln. Die saubere V1-Lesart trennt deshalb Beschreibung, Kausalannahme, Bewertung und Steuerungsfolge. Pruefungsfragen sollen Begriffe, Anwendung und rote Linien verbinden. So wird aus dem Thema kein isoliertes Kapitel, sondern ein pruefbarer Baustein der WÖk-Architektur.</w:t>
+      </w:r>
+    </w:p>
+    <w:p>
+      <w:r>
+        <w:t>Transfer in Organisationen. Fuer Die Maßstabskrise bedeutet WÖk-Begriffe im Alltag nur tragen, wenn sie in Routinen uebersetzt werden, dass die Analyse nicht bei einer Aktivitaet, einem guten Willen oder einer Kennzahl stehen bleiben darf. Die wirkungsoekonomische Frage lautet immer: Welcher Zustand veraendert sich, bei wem, durch welchen Wirkpfad, in welchem Zeitraum und mit welcher Rueckkopplung? Gerade in Grundstudium Wirkungsökonomie ist diese Unterscheidung entscheidend, weil Lernende spaeter nicht nur Begriffe wiedergeben, sondern Entscheidungssituationen pruefen muessen. Der haeufige Fehler besteht darin, die Verantwortung an eine Nachhaltigkeitsabteilung auszulagern. Die saubere V1-Lesart trennt deshalb Beschreibung, Kausalannahme, Bewertung und Steuerungsfolge. Strategie, Einkauf, Kommunikation, Controlling und Fuehrung muessen denselben Wirkungsbegriff verwenden. So wird aus dem Thema kein isoliertes Kapitel, sondern ein pruefbarer Baustein der WÖk-Architektur.</w:t>
+      </w:r>
+    </w:p>
+    <w:p>
+      <w:r>
+        <w:t>Rueckfluss in den Korpus. Fuer Die Maßstabskrise bedeutet jedes Studienskript den Gesamtbestand schaerfen kann, dass die Analyse nicht bei einer Aktivitaet, einem guten Willen oder einer Kennzahl stehen bleiben darf. Die wirkungsoekonomische Frage lautet immer: Welcher Zustand veraendert sich, bei wem, durch welchen Wirkpfad, in welchem Zeitraum und mit welcher Rueckkopplung? Gerade in Grundstudium Wirkungsökonomie ist diese Unterscheidung entscheidend, weil Lernende spaeter nicht nur Begriffe wiedergeben, sondern Entscheidungssituationen pruefen muessen. Der haeufige Fehler besteht darin, neue Einsichten nur lokal im Skript zu belassen. Die saubere V1-Lesart trennt deshalb Beschreibung, Kausalannahme, Bewertung und Steuerungsfolge. Glossar, Website, Journal, Dossiers und Visuals sollen aus der Skriptarbeit lernen. So wird aus dem Thema kein isoliertes Kapitel, sondern ein pruefbarer Baustein der WÖk-Architektur.</w:t>
+      </w:r>
+    </w:p>
+    <w:p>
+      <w:r>
+        <w:t>Fallfenster zur Anwendung. Ein Kommunikationsbericht nennt viele Aktivitaeten, Reichweiten und Rueckmeldungen. Die V1-Pruefung fragt, ob daraus eine belastbare Wirkungsaussage folgt. Wenn nur Kontakte, Klicks oder Zustimmung vorliegen, bleibt die Aussage im Bereich Wirkungspotenzial oder Resonanz, nicht im Bereich nachgewiesener Wirkung. Bezogen auf Die Maßstabskrise heisst das: Die Analyse muss das konkrete Thema ernst nehmen und zugleich den allgemeinen WÖk-Massstab halten. Es geht nicht darum, die Welt in gute und schlechte Akteure einzuteilen. Es geht darum, Wirkpfade, Wirkungsempfaenger, Datenqualitaet, Risiken und Rueckkopplung so zu beschreiben, dass bessere Entscheidungen moeglich werden.</w:t>
+      </w:r>
+    </w:p>
+    <w:p>
+      <w:r>
+        <w:t>Pruefungsnahe Transferfrage. Formuliere zu V01 eine Wirkungsaussage in drei Saetzen: Erstens den beobachteten oder plausiblen Zustand, zweitens die Daten- oder Quellenlage, drittens die offene Unsicherheit samt Rueckkopplung. Die Antwort muss ohne moralische Personenbewertung auskommen und darf Reichweite nicht mit Wirkung verwechseln.</w:t>
+      </w:r>
+    </w:p>
+    <w:p>
+      <w:pPr>
+        <w:pStyle w:val="Heading3"/>
+      </w:pPr>
+      <w:r>
+        <w:t>Vertiefungsrunde 4: Lesen, pruefen, rueckkoppeln</w:t>
+      </w:r>
+    </w:p>
+    <w:p>
+      <w:r>
+        <w:t>Die folgende Runde verdichtet V01 nicht durch neue Schlagworte, sondern durch wiederholte Anwendung auf unterschiedliche Entscheidungsebenen. Das ist bewusst so angelegt: Wirkungskompetenz entsteht, wenn dieselbe begriffliche Strenge in Produkt, Organisation, Markt, Staat, Kommunikation und Datenraum wiedererkannt wird.</w:t>
+      </w:r>
+    </w:p>
+    <w:p>
+      <w:r>
+        <w:t>Begriffliche Schaerfung. Fuer Die Maßstabskrise bedeutet praezise Sprache die erste Sicherung gegen Impact-Washing ist, dass die Analyse nicht bei einer Aktivitaet, einem guten Willen oder einer Kennzahl stehen bleiben darf. Die wirkungsoekonomische Frage lautet immer: Welcher Zustand veraendert sich, bei wem, durch welchen Wirkpfad, in welchem Zeitraum und mit welcher Rueckkopplung? Gerade in Grundstudium Wirkungsökonomie ist diese Unterscheidung entscheidend, weil Lernende spaeter nicht nur Begriffe wiedergeben, sondern Entscheidungssituationen pruefen muessen. Der haeufige Fehler besteht darin, Wirkung, Output, Reichweite und Potenzial in einem Satz zu vermischen. Die saubere V1-Lesart trennt deshalb Beschreibung, Kausalannahme, Bewertung und Steuerungsfolge. In der Praxis sollte jede Wirkungsaussage als kurze Viererprobe formuliert werden: Zustand, Betroffene, Quelle, offene Unsicherheit. So wird aus dem Thema kein isoliertes Kapitel, sondern ein pruefbarer Baustein der WÖk-Architektur.</w:t>
+      </w:r>
+    </w:p>
+    <w:p>
+      <w:r>
+        <w:t>Wirkpfad-Logik. Fuer Die Maßstabskrise bedeutet ein Thema erst dann steuerbar wird, wenn der Mechanismus zwischen Ausloeser und Zustandsveraenderung beschrieben ist, dass die Analyse nicht bei einer Aktivitaet, einem guten Willen oder einer Kennzahl stehen bleiben darf. Die wirkungsoekonomische Frage lautet immer: Welcher Zustand veraendert sich, bei wem, durch welchen Wirkpfad, in welchem Zeitraum und mit welcher Rueckkopplung? Gerade in Grundstudium Wirkungsökonomie ist diese Unterscheidung entscheidend, weil Lernende spaeter nicht nur Begriffe wiedergeben, sondern Entscheidungssituationen pruefen muessen. Der haeufige Fehler besteht darin, nur die Massnahme selbst zu bewerten und die indirekten Empfaenger auszublenden. Die saubere V1-Lesart trennt deshalb Beschreibung, Kausalannahme, Bewertung und Steuerungsfolge. Eine gute Fallanalyse zeichnet mindestens einen direkten und einen indirekten Wirkpfad nach. So wird aus dem Thema kein isoliertes Kapitel, sondern ein pruefbarer Baustein der WÖk-Architektur.</w:t>
+      </w:r>
+    </w:p>
+    <w:p>
+      <w:r>
+        <w:t>Daten- und Quellenklarheit. Fuer Die Maßstabskrise bedeutet jede Bewertung nur so belastbar ist wie Datenlage, Quellenstatus und Aktualitaet, dass die Analyse nicht bei einer Aktivitaet, einem guten Willen oder einer Kennzahl stehen bleiben darf. Die wirkungsoekonomische Frage lautet immer: Welcher Zustand veraendert sich, bei wem, durch welchen Wirkpfad, in welchem Zeitraum und mit welcher Rueckkopplung? Gerade in Grundstudium Wirkungsökonomie ist diese Unterscheidung entscheidend, weil Lernende spaeter nicht nur Begriffe wiedergeben, sondern Entscheidungssituationen pruefen muessen. Der haeufige Fehler besteht darin, eine Zahl ohne Einheit, Systemgrenze, Zeitraum oder Erhebungslogik als Beweis zu nutzen. Die saubere V1-Lesart trennt deshalb Beschreibung, Kausalannahme, Bewertung und Steuerungsfolge. Die Lernenden sollen Daten nicht dekorativ zitieren, sondern ihre Aussagekraft, Luecken und Grenzen offenlegen. So wird aus dem Thema kein isoliertes Kapitel, sondern ein pruefbarer Baustein der WÖk-Architektur.</w:t>
+      </w:r>
+    </w:p>
+    <w:p>
+      <w:r>
+        <w:t>Fallfenster zur Anwendung. Eine Organisation plant eine Massnahme und formuliert dazu eine positive Absicht. In der WÖk reicht das nicht. Fuer diese Vorlesung muss sichtbar werden, welche Zustandsveraenderung erwartet wird, welche Empfaenger direkt oder indirekt betroffen sind, welche Nebenwirkungen entstehen koennen und welche Entscheidung spaeter korrigiert wird. Bezogen auf Die Maßstabskrise heisst das: Die Analyse muss das konkrete Thema ernst nehmen und zugleich den allgemeinen WÖk-Massstab halten. Es geht nicht darum, die Welt in gute und schlechte Akteure einzuteilen. Es geht darum, Wirkpfade, Wirkungsempfaenger, Datenqualitaet, Risiken und Rueckkopplung so zu beschreiben, dass bessere Entscheidungen moeglich werden.</w:t>
+      </w:r>
+    </w:p>
+    <w:p>
+      <w:r>
+        <w:t>Ambivalenz. Fuer Die Maßstabskrise bedeutet positive und negative Zustandsveraenderungen gleichzeitig auftreten koennen, dass die Analyse nicht bei einer Aktivitaet, einem guten Willen oder einer Kennzahl stehen bleiben darf. Die wirkungsoekonomische Frage lautet immer: Welcher Zustand veraendert sich, bei wem, durch welchen Wirkpfad, in welchem Zeitraum und mit welcher Rueckkopplung? Gerade in Grundstudium Wirkungsökonomie ist diese Unterscheidung entscheidend, weil Lernende spaeter nicht nur Begriffe wiedergeben, sondern Entscheidungssituationen pruefen muessen. Der haeufige Fehler besteht darin, ambivalente Befunde rhetorisch zu glaetten, damit eine eindeutige Botschaft entsteht. Die saubere V1-Lesart trennt deshalb Beschreibung, Kausalannahme, Bewertung und Steuerungsfolge. Ein gutes Skript fuehrt deshalb Profile, Zielkonflikte und offene Punkte nebeneinander. So wird aus dem Thema kein isoliertes Kapitel, sondern ein pruefbarer Baustein der WÖk-Architektur.</w:t>
+      </w:r>
+    </w:p>
+    <w:p>
+      <w:r>
+        <w:t>Nichtkompensation. Fuer Die Maßstabskrise bedeutet schwere zentrale Schaeden nicht durch beliebige positive Einzelwerte neutralisiert werden duerfen, dass die Analyse nicht bei einer Aktivitaet, einem guten Willen oder einer Kennzahl stehen bleiben darf. Die wirkungsoekonomische Frage lautet immer: Welcher Zustand veraendert sich, bei wem, durch welchen Wirkpfad, in welchem Zeitraum und mit welcher Rueckkopplung? Gerade in Grundstudium Wirkungsökonomie ist diese Unterscheidung entscheidend, weil Lernende spaeter nicht nur Begriffe wiedergeben, sondern Entscheidungssituationen pruefen muessen. Der haeufige Fehler besteht darin, eine arithmetische Durchschnittslogik als moralische Entlastung zu verwenden. Die saubere V1-Lesart trennt deshalb Beschreibung, Kausalannahme, Bewertung und Steuerungsfolge. Reverse Merit Order und rote Linien sind Schutzregeln gegen Schoenrechnung. So wird aus dem Thema kein isoliertes Kapitel, sondern ein pruefbarer Baustein der WÖk-Architektur.</w:t>
+      </w:r>
+    </w:p>
+    <w:p>
+      <w:r>
+        <w:t>Pruefungsnahe Transferfrage. Formuliere zu V01 eine Wirkungsaussage in drei Saetzen: Erstens den beobachteten oder plausiblen Zustand, zweitens die Daten- oder Quellenlage, drittens die offene Unsicherheit samt Rueckkopplung. Die Antwort muss ohne moralische Personenbewertung auskommen und darf Reichweite nicht mit Wirkung verwechseln.</w:t>
+      </w:r>
+    </w:p>
+    <w:p>
+      <w:r>
+        <w:t>Rueckkopplung. Fuer Die Maßstabskrise bedeutet Wirkungswissen erst dann wertvoll wird, wenn es Entscheidungen veraendert, dass die Analyse nicht bei einer Aktivitaet, einem guten Willen oder einer Kennzahl stehen bleiben darf. Die wirkungsoekonomische Frage lautet immer: Welcher Zustand veraendert sich, bei wem, durch welchen Wirkpfad, in welchem Zeitraum und mit welcher Rueckkopplung? Gerade in Grundstudium Wirkungsökonomie ist diese Unterscheidung entscheidend, weil Lernende spaeter nicht nur Begriffe wiedergeben, sondern Entscheidungssituationen pruefen muessen. Der haeufige Fehler besteht darin, einen Bericht als Endpunkt zu betrachten. Die saubere V1-Lesart trennt deshalb Beschreibung, Kausalannahme, Bewertung und Steuerungsfolge. Jeder Analyseblock sollte fragen, welche Routine, welcher Prozess oder welche Ressource nach der Bewertung angepasst wird. So wird aus dem Thema kein isoliertes Kapitel, sondern ein pruefbarer Baustein der WÖk-Architektur.</w:t>
+      </w:r>
+    </w:p>
+    <w:p>
+      <w:r>
+        <w:t>Fallfenster zur Anwendung. Eine Fuehrungsentscheidung erzeugt zugleich Nutzen und Risiken. Die WÖk behandelt Ambivalenz nicht als Stoerung, sondern als Kern der Analyse. Positive Netto-Wirkung darf erst behauptet werden, wenn zentrale negative Wirkungen getrennt geprueft und rote Linien gewahrt sind. Bezogen auf Die Maßstabskrise heisst das: Die Analyse muss das konkrete Thema ernst nehmen und zugleich den allgemeinen WÖk-Massstab halten. Es geht nicht darum, die Welt in gute und schlechte Akteure einzuteilen. Es geht darum, Wirkpfade, Wirkungsempfaenger, Datenqualitaet, Risiken und Rueckkopplung so zu beschreiben, dass bessere Entscheidungen moeglich werden.</w:t>
+      </w:r>
+    </w:p>
+    <w:p>
+      <w:r>
+        <w:t>Governance. Fuer Die Maßstabskrise bedeutet Wirkungsbewertung Verfahren, Rechte, Transparenz und Korrektur braucht, dass die Analyse nicht bei einer Aktivitaet, einem guten Willen oder einer Kennzahl stehen bleiben darf. Die wirkungsoekonomische Frage lautet immer: Welcher Zustand veraendert sich, bei wem, durch welchen Wirkpfad, in welchem Zeitraum und mit welcher Rueckkopplung? Gerade in Grundstudium Wirkungsökonomie ist diese Unterscheidung entscheidend, weil Lernende spaeter nicht nur Begriffe wiedergeben, sondern Entscheidungssituationen pruefen muessen. Der haeufige Fehler besteht darin, Bewertung als technokratische Top-down-Setzung zu verstehen. Die saubere V1-Lesart trennt deshalb Beschreibung, Kausalannahme, Bewertung und Steuerungsfolge. Betroffene, Datenhalter, Entscheider und Kontrollinstanzen muessen unterscheidbare Rollen behalten. So wird aus dem Thema kein isoliertes Kapitel, sondern ein pruefbarer Baustein der WÖk-Architektur.</w:t>
+      </w:r>
+    </w:p>
+    <w:p>
+      <w:r>
+        <w:t>Didaktische Pruefbarkeit. Fuer Die Maßstabskrise bedeutet das Thema in der Akademie nicht nur erklaert, sondern in Falllogik ueberfuehrt werden muss, dass die Analyse nicht bei einer Aktivitaet, einem guten Willen oder einer Kennzahl stehen bleiben darf. Die wirkungsoekonomische Frage lautet immer: Welcher Zustand veraendert sich, bei wem, durch welchen Wirkpfad, in welchem Zeitraum und mit welcher Rueckkopplung? Gerade in Grundstudium Wirkungsökonomie ist diese Unterscheidung entscheidend, weil Lernende spaeter nicht nur Begriffe wiedergeben, sondern Entscheidungssituationen pruefen muessen. Der haeufige Fehler besteht darin, reines Auswendiglernen als Kompetenznachweis zu behandeln. Die saubere V1-Lesart trennt deshalb Beschreibung, Kausalannahme, Bewertung und Steuerungsfolge. Pruefungsfragen sollen Begriffe, Anwendung und rote Linien verbinden. So wird aus dem Thema kein isoliertes Kapitel, sondern ein pruefbarer Baustein der WÖk-Architektur.</w:t>
+      </w:r>
+    </w:p>
+    <w:p>
+      <w:r>
+        <w:t>Transfer in Organisationen. Fuer Die Maßstabskrise bedeutet WÖk-Begriffe im Alltag nur tragen, wenn sie in Routinen uebersetzt werden, dass die Analyse nicht bei einer Aktivitaet, einem guten Willen oder einer Kennzahl stehen bleiben darf. Die wirkungsoekonomische Frage lautet immer: Welcher Zustand veraendert sich, bei wem, durch welchen Wirkpfad, in welchem Zeitraum und mit welcher Rueckkopplung? Gerade in Grundstudium Wirkungsökonomie ist diese Unterscheidung entscheidend, weil Lernende spaeter nicht nur Begriffe wiedergeben, sondern Entscheidungssituationen pruefen muessen. Der haeufige Fehler besteht darin, die Verantwortung an eine Nachhaltigkeitsabteilung auszulagern. Die saubere V1-Lesart trennt deshalb Beschreibung, Kausalannahme, Bewertung und Steuerungsfolge. Strategie, Einkauf, Kommunikation, Controlling und Fuehrung muessen denselben Wirkungsbegriff verwenden. So wird aus dem Thema kein isoliertes Kapitel, sondern ein pruefbarer Baustein der WÖk-Architektur.</w:t>
+      </w:r>
+    </w:p>
+    <w:p>
+      <w:r>
+        <w:t>Fallfenster zur Anwendung. Ein Controlling-Team moechte einen Score bilden. Das Skript verlangt, dass Datenqualitaet, Systemgrenzen, Gewichtung, Unsicherheit und Nichtkompensation sichtbar bleiben. Ein Score darf die Diskussion nicht beenden, sondern muss bessere Fragen, Priorisierung und Rueckkopplung ermoeglichen. Bezogen auf Die Maßstabskrise heisst das: Die Analyse muss das konkrete Thema ernst nehmen und zugleich den allgemeinen WÖk-Massstab halten. Es geht nicht darum, die Welt in gute und schlechte Akteure einzuteilen. Es geht darum, Wirkpfade, Wirkungsempfaenger, Datenqualitaet, Risiken und Rueckkopplung so zu beschreiben, dass bessere Entscheidungen moeglich werden.</w:t>
+      </w:r>
+    </w:p>
+    <w:p>
+      <w:r>
+        <w:t>Rueckfluss in den Korpus. Fuer Die Maßstabskrise bedeutet jedes Studienskript den Gesamtbestand schaerfen kann, dass die Analyse nicht bei einer Aktivitaet, einem guten Willen oder einer Kennzahl stehen bleiben darf. Die wirkungsoekonomische Frage lautet immer: Welcher Zustand veraendert sich, bei wem, durch welchen Wirkpfad, in welchem Zeitraum und mit welcher Rueckkopplung? Gerade in Grundstudium Wirkungsökonomie ist diese Unterscheidung entscheidend, weil Lernende spaeter nicht nur Begriffe wiedergeben, sondern Entscheidungssituationen pruefen muessen. Der haeufige Fehler besteht darin, neue Einsichten nur lokal im Skript zu belassen. Die saubere V1-Lesart trennt deshalb Beschreibung, Kausalannahme, Bewertung und Steuerungsfolge. Glossar, Website, Journal, Dossiers und Visuals sollen aus der Skriptarbeit lernen. So wird aus dem Thema kein isoliertes Kapitel, sondern ein pruefbarer Baustein der WÖk-Architektur.</w:t>
+      </w:r>
+    </w:p>
+    <w:p>
+      <w:r>
+        <w:t>Pruefungsnahe Transferfrage. Formuliere zu V01 eine Wirkungsaussage in drei Saetzen: Erstens den beobachteten oder plausiblen Zustand, zweitens die Daten- oder Quellenlage, drittens die offene Unsicherheit samt Rueckkopplung. Die Antwort muss ohne moralische Personenbewertung auskommen und darf Reichweite nicht mit Wirkung verwechseln.</w:t>
+      </w:r>
+    </w:p>
+    <w:p>
+      <w:pPr>
+        <w:pStyle w:val="Heading3"/>
+      </w:pPr>
+      <w:r>
+        <w:t>Vertiefungsrunde 5: Lesen, pruefen, rueckkoppeln</w:t>
+      </w:r>
+    </w:p>
+    <w:p>
+      <w:r>
+        <w:t>Die folgende Runde verdichtet V01 nicht durch neue Schlagworte, sondern durch wiederholte Anwendung auf unterschiedliche Entscheidungsebenen. Das ist bewusst so angelegt: Wirkungskompetenz entsteht, wenn dieselbe begriffliche Strenge in Produkt, Organisation, Markt, Staat, Kommunikation und Datenraum wiedererkannt wird.</w:t>
+      </w:r>
+    </w:p>
+    <w:p>
+      <w:r>
+        <w:t>Begriffliche Schaerfung. Fuer Die Maßstabskrise bedeutet praezise Sprache die erste Sicherung gegen Impact-Washing ist, dass die Analyse nicht bei einer Aktivitaet, einem guten Willen oder einer Kennzahl stehen bleiben darf. Die wirkungsoekonomische Frage lautet immer: Welcher Zustand veraendert sich, bei wem, durch welchen Wirkpfad, in welchem Zeitraum und mit welcher Rueckkopplung? Gerade in Grundstudium Wirkungsökonomie ist diese Unterscheidung entscheidend, weil Lernende spaeter nicht nur Begriffe wiedergeben, sondern Entscheidungssituationen pruefen muessen. Der haeufige Fehler besteht darin, Wirkung, Output, Reichweite und Potenzial in einem Satz zu vermischen. Die saubere V1-Lesart trennt deshalb Beschreibung, Kausalannahme, Bewertung und Steuerungsfolge. In der Praxis sollte jede Wirkungsaussage als kurze Viererprobe formuliert werden: Zustand, Betroffene, Quelle, offene Unsicherheit. So wird aus dem Thema kein isoliertes Kapitel, sondern ein pruefbarer Baustein der WÖk-Architektur.</w:t>
+      </w:r>
+    </w:p>
+    <w:p>
+      <w:r>
+        <w:t>Wirkpfad-Logik. Fuer Die Maßstabskrise bedeutet ein Thema erst dann steuerbar wird, wenn der Mechanismus zwischen Ausloeser und Zustandsveraenderung beschrieben ist, dass die Analyse nicht bei einer Aktivitaet, einem guten Willen oder einer Kennzahl stehen bleiben darf. Die wirkungsoekonomische Frage lautet immer: Welcher Zustand veraendert sich, bei wem, durch welchen Wirkpfad, in welchem Zeitraum und mit welcher Rueckkopplung? Gerade in Grundstudium Wirkungsökonomie ist diese Unterscheidung entscheidend, weil Lernende spaeter nicht nur Begriffe wiedergeben, sondern Entscheidungssituationen pruefen muessen. Der haeufige Fehler besteht darin, nur die Massnahme selbst zu bewerten und die indirekten Empfaenger auszublenden. Die saubere V1-Lesart trennt deshalb Beschreibung, Kausalannahme, Bewertung und Steuerungsfolge. Eine gute Fallanalyse zeichnet mindestens einen direkten und einen indirekten Wirkpfad nach. So wird aus dem Thema kein isoliertes Kapitel, sondern ein pruefbarer Baustein der WÖk-Architektur.</w:t>
+      </w:r>
+    </w:p>
+    <w:p>
+      <w:r>
+        <w:t>Fallfenster zur Anwendung. Ein Kommunikationsbericht nennt viele Aktivitaeten, Reichweiten und Rueckmeldungen. Die V1-Pruefung fragt, ob daraus eine belastbare Wirkungsaussage folgt. Wenn nur Kontakte, Klicks oder Zustimmung vorliegen, bleibt die Aussage im Bereich Wirkungspotenzial oder Resonanz, nicht im Bereich nachgewiesener Wirkung. Bezogen auf Die Maßstabskrise heisst das: Die Analyse muss das konkrete Thema ernst nehmen und zugleich den allgemeinen WÖk-Massstab halten. Es geht nicht darum, die Welt in gute und schlechte Akteure einzuteilen. Es geht darum, Wirkpfade, Wirkungsempfaenger, Datenqualitaet, Risiken und Rueckkopplung so zu beschreiben, dass bessere Entscheidungen moeglich werden.</w:t>
+      </w:r>
+    </w:p>
+    <w:p>
+      <w:pPr>
+        <w:pStyle w:val="Heading3"/>
+      </w:pPr>
+      <w:r>
+        <w:t>V1-Abschlussnotiz</w:t>
+      </w:r>
+    </w:p>
+    <w:p>
+      <w:r>
+        <w:t>Diese Finalisierung schliesst die Codex-Inhaltsproduktion fuer V01. Offen bleibt nicht der fachliche Kern des Skripts, sondern der naechste Produktionsschritt: Claude setzt daraus die CI/CD-konforme Reader- und PDF-Fassung, prueft Satz, Umbrueche, Medienintegration und Lektorat und markiert erst danach die veroeffentlichte Fassung als freigegeben.</w:t>
+      </w:r>
+    </w:p>
+    <w:p>
+      <w:pPr>
+        <w:pStyle w:val="Heading2"/>
+      </w:pPr>
+      <w:r>
+        <w:t>9. Quellen</w:t>
+      </w:r>
+    </w:p>
+    <w:p>
+      <w:pPr>
+        <w:pStyle w:val="Heading3"/>
+      </w:pPr>
+      <w:r>
         <w:t>Interne Quellen</w:t>
       </w:r>
     </w:p>
@@ -2431,7 +3096,7 @@
         <w:pStyle w:val="ListBullet"/>
       </w:pPr>
       <w:r>
-        <w:t>woek-akademie-app/content/lehrgaenge/woek-g-v01.md — unmittelbarer Akademie-Quelltext dieser Rohfassung.</w:t>
+        <w:t>woek-akademie-app/content/lehrgaenge/woek-g-v01.md — unmittelbarer Akademie-Quelltext dieser V1-Fassung.</w:t>
       </w:r>
     </w:p>
     <w:p>
@@ -2471,7 +3136,7 @@
         <w:pStyle w:val="Heading3"/>
       </w:pPr>
       <w:r>
-        <w:t>Externe Quellen fuer den Tiefensprint</w:t>
+        <w:t>Externe Quellen fuer die V1-Fassung</w:t>
       </w:r>
     </w:p>
     <w:p>
@@ -2504,62 +3169,6 @@
       </w:pPr>
       <w:r>
         <w:t>Fachliteratur zu Wirkungslogik, Evaluation, Systemtheorie, Resilienz, Governance, Diffusion, Vertrauen oder Controlling je nach Thema.</w:t>
-      </w:r>
-    </w:p>
-    <w:p>
-      <w:pPr>
-        <w:pStyle w:val="Heading2"/>
-      </w:pPr>
-      <w:r>
-        <w:t>10. Rückfluss in den WÖk-Korpus</w:t>
-      </w:r>
-    </w:p>
-    <w:p>
-      <w:pPr>
-        <w:pStyle w:val="ListBullet"/>
-      </w:pPr>
-      <w:r>
-        <w:t>Glossar/Begriffe: Im Tiefensprint prüfen, welche Begriffe aus Die Maßstabskrise eigene Glossarseiten oder präzisere Verweise brauchen.</w:t>
-      </w:r>
-    </w:p>
-    <w:p>
-      <w:pPr>
-        <w:pStyle w:val="ListBullet"/>
-      </w:pPr>
-      <w:r>
-        <w:t>Website/Erklärseiten: Prüfen, ob eine kurze öffentliche Erklärseite oder ein Baustein für die Bibliothek fehlt.</w:t>
-      </w:r>
-    </w:p>
-    <w:p>
-      <w:pPr>
-        <w:pStyle w:val="ListBullet"/>
-      </w:pPr>
-      <w:r>
-        <w:t>Journal/Dossiers: Geeignete Praxisfälle aus Website und Journal als Fallpool markieren.</w:t>
-      </w:r>
-    </w:p>
-    <w:p>
-      <w:pPr>
-        <w:pStyle w:val="ListBullet"/>
-      </w:pPr>
-      <w:r>
-        <w:t>Visuals/Charts: Wirkpfad- oder Scorecard-Chart aus vorhandenen Visuals wiederverwenden oder als neues Asset spezifizieren.</w:t>
-      </w:r>
-    </w:p>
-    <w:p>
-      <w:pPr>
-        <w:pStyle w:val="ListBullet"/>
-      </w:pPr>
-      <w:r>
-        <w:t>Methodik/Standards: Datenqualität, Unsicherheit, Nichtkompensation und Reverse Merit Order nur dort einsetzen, wo sie fachlich tragen.</w:t>
-      </w:r>
-    </w:p>
-    <w:p>
-      <w:pPr>
-        <w:pStyle w:val="ListBullet"/>
-      </w:pPr>
-      <w:r>
-        <w:t>Offene Forschungs- oder Quellenfrage: Externe Quellen im Tiefensprint gezielt ergänzen und zitierfähig machen.</w:t>
       </w:r>
     </w:p>
     <w:sectPr>

--- a/docs/studienskripte/word-rohfassungen/woek-g-v01.docx
+++ b/docs/studienskripte/word-rohfassungen/woek-g-v01.docx
@@ -24,12 +24,12 @@
     </w:p>
     <w:p>
       <w:r>
-        <w:t>Quelle: /Users/hagen/Documents/New project/content/studienskripte/woek-g-v01.md</w:t>
-      </w:r>
-    </w:p>
-    <w:p>
-      <w:r>
-        <w:t>Track: Grundstudium Wirkungsökonomie Kurscode: woek-g Vorlesungscode: V01 Modul/Abschnitt: G1.1 Titel: Die Maßstabskrise Status: Studienskript V1 · fachlich finale Codex-Fassung, Claude-CI/CD-Satzfreigabe offen Quelle: woek-akademie-app/content/lehrgaenge/woek-g-v01.md Ablage: Markdown-Master in content/studienskripte/woek-g-v01.md, Word-Rohfassung in docs/studienskripte/word-rohfassungen/woek-g-v01.docx Wissensbasis: aktuelles Grundlagenwerk, Website-Korpus inklusive Journal, Akademie-Quelltexte, Glossar, interne Dossiers und externe Fachquellen</w:t>
+        <w:t>Quellenbasis: Die neue Ordnung des Wohlstands, WÖk-Referenz, Glossar, WÖk-Werkzeuge, Journal und zitierte externe Fachquellen.</w:t>
+      </w:r>
+    </w:p>
+    <w:p>
+      <w:r>
+        <w:t>Track: Grundstudium Wirkungsökonomie Kurscode: woek-g Vorlesungscode: V01 Modul/Abschnitt: G1.1 Titel: Die Maßstabskrise Status: Studienskript V1 · fachlich finale Codex-Fassung, Claude-CI/CD-Satzfreigabe offen Primäre WÖk-Quellen: Die neue Ordnung des Wohlstands (https://wirkungsoekonomie.de/buch.html) · WÖk-Referenz (https://wirkungsoekonomie.de/referenz/) · Glossar der Wirkungsökonomie (https://wirkungsoekonomie.de/glossar.html) · WÖk-Werkzeuge (https://wirkungsoekonomie.de/werkzeuge/) Ausgabe: Markdown-Master, Word-Rohfassung und Akademie-Reader-Spiegel Wissensbasis: aktuelles Grundlagenwerk, öffentliche WÖk-Referenz, Wirkungsfelder, Werkzeuge, Glossar, Bibliothek, Journal und externe Fachquellen</w:t>
       </w:r>
     </w:p>
     <w:p>
@@ -675,11 +675,6 @@
     </w:p>
     <w:p>
       <w:r>
-        <w:t>``chart-spec slug: woek-g-v01-wirkpfad type: wirkpfad reuse_first: true preferred_asset: content/studienskripte/assets/woek-g-v01/woek-g-v01-wirkpfad.svg message: Die Maßstabskrise wird als Wirkpfad von Auslöser über Mechanismus, Wirkungsempfänger und Zustandsveränderung bis zur Rückkopplung dargestellt. source: WÖk-Grundlagenwerk, Website-Korpus, Akademie-Quelltexte, Glossar ``</w:t>
-      </w:r>
-    </w:p>
-    <w:p>
-      <w:r>
         <w:t>&gt; Bildvorgabe: Wirkpfadgrafik mit sechs Stationen: Auslöser, Mechanismus, Wirkungsempfänger, Zustandsveränderung, Bewertung, Rückkopplung. Bestehende WÖk-Wirkpfad- oder Scorecard-Visuals sollen wiederverwendet werden, bevor ein neues Chart entsteht.</w:t>
       </w:r>
     </w:p>
@@ -1480,7 +1475,7 @@
     </w:p>
     <w:p>
       <w:r>
-        <w:t>Interne Quelle: referenz/kapitel-002-die-massstabskrise/index.html</w:t>
+        <w:t>Öffentliche Quelle: Kapitel 2 - Die Maßstabskrise (https://wirkungsoekonomie.de/referenz/kapitel-002-die-massstabskrise/)</w:t>
       </w:r>
     </w:p>
     <w:p>
@@ -1690,7 +1685,7 @@
     </w:p>
     <w:p>
       <w:r>
-        <w:t>Interne Quelle: referenz/kapitel-003-kapital-als-werkzeug-und-falscher-kompass/index.html</w:t>
+        <w:t>Öffentliche Quelle: Kapitel 3 - Kapital als Werkzeug und falscher Kompass (https://wirkungsoekonomie.de/referenz/kapitel-003-kapital-als-werkzeug-und-falscher-kompass/)</w:t>
       </w:r>
     </w:p>
     <w:p>
@@ -1897,7 +1892,7 @@
     </w:p>
     <w:p>
       <w:r>
-        <w:t>Interne Quelle: referenz/kapitel-004-die-entstehung-des-falschen-kompasses/index.html</w:t>
+        <w:t>Öffentliche Quelle: Kapitel 4 - Die Entstehung des falschen Kompasses (https://wirkungsoekonomie.de/referenz/kapitel-004-die-entstehung-des-falschen-kompasses/)</w:t>
       </w:r>
     </w:p>
     <w:p>
@@ -2110,7 +2105,7 @@
     </w:p>
     <w:p>
       <w:r>
-        <w:t>Interne Quelle: referenz/kapitel-005-wohlstand-auf-kosten-kuenftiger-stabilitaet/index.html</w:t>
+        <w:t>Öffentliche Quelle: Kapitel 5 - Wohlstand auf Kosten künftiger Stabilität (https://wirkungsoekonomie.de/referenz/kapitel-005-wohlstand-auf-kosten-kuenftiger-stabilitaet/)</w:t>
       </w:r>
     </w:p>
     <w:p>
@@ -2370,7 +2365,7 @@
     </w:p>
     <w:p>
       <w:r>
-        <w:t>Diese Vorlesung ist prüfungsrelevant, aber die eigentliche Antwortlogik gehört nicht in das öffentliche Studienskript. Zertifikatsfragen, CorrectAnswer, Scoring-Regeln und Fallrubrics werden separat in der geschützten App-Lane unter woek-akademie-app/content/pruefungen/ gepflegt.</w:t>
+        <w:t>Diese Vorlesung ist prüfungsrelevant, aber die eigentliche Antwortlogik gehört nicht in das öffentliche Studienskript. Zertifikatsfragen, CorrectAnswer, Scoring-Regeln und Fallrubrics werden separat in einem geschützten, nicht öffentlichen Prüfungsbereich der Akademie-App gepflegt.</w:t>
       </w:r>
     </w:p>
     <w:p>
@@ -3088,7 +3083,7 @@
         <w:pStyle w:val="Heading3"/>
       </w:pPr>
       <w:r>
-        <w:t>Interne Quellen</w:t>
+        <w:t>WÖk-Quellen</w:t>
       </w:r>
     </w:p>
     <w:p>
@@ -3096,7 +3091,7 @@
         <w:pStyle w:val="ListBullet"/>
       </w:pPr>
       <w:r>
-        <w:t>woek-akademie-app/content/lehrgaenge/woek-g-v01.md — unmittelbarer Akademie-Quelltext dieser V1-Fassung.</w:t>
+        <w:t>Die neue Ordnung des Wohlstands (https://wirkungsoekonomie.de/buch.html) — aktuelles Grundlagenwerk der Wirkungsökonomie.</w:t>
       </w:r>
     </w:p>
     <w:p>
@@ -3104,7 +3099,7 @@
         <w:pStyle w:val="ListBullet"/>
       </w:pPr>
       <w:r>
-        <w:t>assets/pdf/die-neue-ordnung-des-wohlstands.pdf und buch.html — aktuelles Grundlagenwerk.</w:t>
+        <w:t>WÖk-Referenz (https://wirkungsoekonomie.de/referenz/) — öffentliche Kapitel- und Volltextreferenz.</w:t>
       </w:r>
     </w:p>
     <w:p>
@@ -3112,7 +3107,7 @@
         <w:pStyle w:val="ListBullet"/>
       </w:pPr>
       <w:r>
-        <w:t>Website-Korpus: Referenz, Wirkungsfelder, Werkzeuge, Glossar, Bibliothek und Journal.</w:t>
+        <w:t>Glossar der Wirkungsökonomie (https://wirkungsoekonomie.de/glossar.html) — öffentliche Begriffsdefinitionen und Abgrenzungen.</w:t>
       </w:r>
     </w:p>
     <w:p>
@@ -3120,7 +3115,7 @@
         <w:pStyle w:val="ListBullet"/>
       </w:pPr>
       <w:r>
-        <w:t>docs/CODEX-HANDOFF-studienskripte.md — Produktionsstandard.</w:t>
+        <w:t>WÖk-Werkzeuge (https://wirkungsoekonomie.de/werkzeuge/) — öffentliche Methoden-, Scorecard- und Controlling-Werkzeuge.</w:t>
       </w:r>
     </w:p>
     <w:p>
@@ -3128,7 +3123,7 @@
         <w:pStyle w:val="ListBullet"/>
       </w:pPr>
       <w:r>
-        <w:t>docs/CODEX-HANDOFF-pruefungen.md — geschützte Prüfungs- und Antwortlogik.</w:t>
+        <w:t>WÖk-Journal (https://wirkungsoekonomie.de/blog.html) — Dossiers und Fallanalysen.</w:t>
       </w:r>
     </w:p>
     <w:p>
@@ -3144,7 +3139,7 @@
         <w:pStyle w:val="ListBullet"/>
       </w:pPr>
       <w:r>
-        <w:t>United Nations (2015): Transforming our world: the 2030 Agenda for Sustainable Development.</w:t>
+        <w:t>United Nations (2015): Transforming our world: the 2030 Agenda for Sustainable Development (https://sdgs.un.org/2030agenda).</w:t>
       </w:r>
     </w:p>
     <w:p>
@@ -3152,7 +3147,7 @@
         <w:pStyle w:val="ListBullet"/>
       </w:pPr>
       <w:r>
-        <w:t>European Commission: CSRD, ESRS, EU Taxonomy und Digital Product Passport, soweit fuer das Thema einschlägig.</w:t>
+        <w:t>European Commission: Corporate sustainability reporting (https://finance.ec.europa.eu/financial-markets/company-reporting-and-auditing/company-reporting/corporate-sustainability-reporting_en), EU taxonomy for sustainable activities (https://finance.ec.europa.eu/sustainable-finance/tools-and-standards/eu-taxonomy-sustainable-activities_en) und Digital Product Passport (https://single-market-economy.ec.europa.eu/news/commission-launches-consultation-digital-product-passport-2025-04-09_en), soweit fuer das Thema einschlaegig.</w:t>
       </w:r>
     </w:p>
     <w:p>
@@ -3160,7 +3155,15 @@
         <w:pStyle w:val="ListBullet"/>
       </w:pPr>
       <w:r>
-        <w:t>GRI Standards, soweit fuer Berichts- und Indikatorenfragen einschlägig.</w:t>
+        <w:t>EFRAG: Sustainability reporting und ESRS (https://www.efrag.org/en/sustainability-reporting), soweit fuer das Thema einschlaegig.</w:t>
+      </w:r>
+    </w:p>
+    <w:p>
+      <w:pPr>
+        <w:pStyle w:val="ListBullet"/>
+      </w:pPr>
+      <w:r>
+        <w:t>Global Reporting Initiative: GRI Standards (https://www.globalreporting.org/standards/), soweit fuer Berichts- und Indikatorenfragen einschlaegig.</w:t>
       </w:r>
     </w:p>
     <w:p>

--- a/docs/studienskripte/word-rohfassungen/woek-g-v01.docx
+++ b/docs/studienskripte/word-rohfassungen/woek-g-v01.docx
@@ -2410,12 +2410,7 @@
         <w:pStyle w:val="Heading2"/>
       </w:pPr>
       <w:r>
-        <w:t>V1-Finalisierung: Vertiefung, Anwendung und Evidenz</w:t>
-      </w:r>
-    </w:p>
-    <w:p>
-      <w:r>
-        <w:t>Dieses Studienskript ist die fachlich finale Codex-V1-Fassung fuer den Akademie-Reader und die oeffentliche Bibliothek. Claude uebernimmt danach Satz, CI/CD, PDF/Reader-Freigabe und die abschliessende Lektoratsabnahme.</w:t>
+        <w:t>9. Quellen</w:t>
       </w:r>
     </w:p>
     <w:p>
@@ -2423,12 +2418,126 @@
         <w:pStyle w:val="Heading3"/>
       </w:pPr>
       <w:r>
+        <w:t>WÖk-Quellen</w:t>
+      </w:r>
+    </w:p>
+    <w:p>
+      <w:pPr>
+        <w:pStyle w:val="ListBullet"/>
+      </w:pPr>
+      <w:r>
+        <w:t>Die neue Ordnung des Wohlstands (https://wirkungsoekonomie.de/buch.html) — aktuelles Grundlagenwerk der Wirkungsökonomie.</w:t>
+      </w:r>
+    </w:p>
+    <w:p>
+      <w:pPr>
+        <w:pStyle w:val="ListBullet"/>
+      </w:pPr>
+      <w:r>
+        <w:t>WÖk-Referenz (https://wirkungsoekonomie.de/referenz/) — öffentliche Kapitel- und Volltextreferenz.</w:t>
+      </w:r>
+    </w:p>
+    <w:p>
+      <w:pPr>
+        <w:pStyle w:val="ListBullet"/>
+      </w:pPr>
+      <w:r>
+        <w:t>Glossar der Wirkungsökonomie (https://wirkungsoekonomie.de/glossar.html) — öffentliche Begriffsdefinitionen und Abgrenzungen.</w:t>
+      </w:r>
+    </w:p>
+    <w:p>
+      <w:pPr>
+        <w:pStyle w:val="ListBullet"/>
+      </w:pPr>
+      <w:r>
+        <w:t>WÖk-Werkzeuge (https://wirkungsoekonomie.de/werkzeuge/) — öffentliche Methoden-, Scorecard- und Controlling-Werkzeuge.</w:t>
+      </w:r>
+    </w:p>
+    <w:p>
+      <w:pPr>
+        <w:pStyle w:val="ListBullet"/>
+      </w:pPr>
+      <w:r>
+        <w:t>WÖk-Journal (https://wirkungsoekonomie.de/blog.html) — Dossiers und Fallanalysen.</w:t>
+      </w:r>
+    </w:p>
+    <w:p>
+      <w:pPr>
+        <w:pStyle w:val="Heading3"/>
+      </w:pPr>
+      <w:r>
+        <w:t>Externe Quellen fuer die V1-Fassung</w:t>
+      </w:r>
+    </w:p>
+    <w:p>
+      <w:pPr>
+        <w:pStyle w:val="ListBullet"/>
+      </w:pPr>
+      <w:r>
+        <w:t>United Nations (2015): Transforming our world: the 2030 Agenda for Sustainable Development (https://sdgs.un.org/2030agenda).</w:t>
+      </w:r>
+    </w:p>
+    <w:p>
+      <w:pPr>
+        <w:pStyle w:val="ListBullet"/>
+      </w:pPr>
+      <w:r>
+        <w:t>European Commission: Corporate sustainability reporting (https://finance.ec.europa.eu/financial-markets/company-reporting-and-auditing/company-reporting/corporate-sustainability-reporting_en), EU taxonomy for sustainable activities (https://finance.ec.europa.eu/sustainable-finance/tools-and-standards/eu-taxonomy-sustainable-activities_en) und Digital Product Passport (https://single-market-economy.ec.europa.eu/news/commission-launches-consultation-digital-product-passport-2025-04-09_en), soweit fuer das Thema einschlaegig.</w:t>
+      </w:r>
+    </w:p>
+    <w:p>
+      <w:pPr>
+        <w:pStyle w:val="ListBullet"/>
+      </w:pPr>
+      <w:r>
+        <w:t>EFRAG: Sustainability reporting und ESRS (https://www.efrag.org/en/sustainability-reporting), soweit fuer das Thema einschlaegig.</w:t>
+      </w:r>
+    </w:p>
+    <w:p>
+      <w:pPr>
+        <w:pStyle w:val="ListBullet"/>
+      </w:pPr>
+      <w:r>
+        <w:t>Global Reporting Initiative: GRI Standards (https://www.globalreporting.org/standards/), soweit fuer Berichts- und Indikatorenfragen einschlaegig.</w:t>
+      </w:r>
+    </w:p>
+    <w:p>
+      <w:pPr>
+        <w:pStyle w:val="ListBullet"/>
+      </w:pPr>
+      <w:r>
+        <w:t>Fachliteratur zu Wirkungslogik, Evaluation, Systemtheorie, Resilienz, Governance, Diffusion, Vertrauen oder Controlling je nach Thema.</w:t>
+      </w:r>
+    </w:p>
+    <w:p>
+      <w:pPr>
+        <w:pStyle w:val="Heading2"/>
+      </w:pPr>
+      <w:r>
+        <w:t>V1-Finalisierung: Vertiefung, Anwendung und Evidenz</w:t>
+      </w:r>
+    </w:p>
+    <w:p>
+      <w:r>
+        <w:t>Dieses Studienskript ist die fachlich finale Codex-V1-Fassung fuer den Akademie-Reader und die oeffentliche Bibliothek. Claude uebernimmt danach Satz, CI/CD, PDF/Reader-Freigabe und die abschliessende Lektoratsabnahme.</w:t>
+      </w:r>
+    </w:p>
+    <w:p>
+      <w:pPr>
+        <w:pStyle w:val="Heading3"/>
+      </w:pPr>
+      <w:r>
         <w:t>Finaler Leseauftrag</w:t>
       </w:r>
     </w:p>
     <w:p>
       <w:r>
         <w:t>Dieses Skript zu V01 Die Maßstabskrise ist als Langformtext angelegt: Es soll nicht nur die Vorlesung begleiten, sondern als eigenstaendiges Studienmaterial funktionieren. Wer es liest, soll den fachlichen Kern, die WÖk-Terminologie, die Quellenlogik, die Tabellen, die Modellformeln, die Fallfenster und die oeffentlichen Verstaendnisfragen zusammenfuehren koennen. Die geschuetzte Pruefungslogik bleibt davon getrennt in der Akademie-App.</w:t>
+      </w:r>
+    </w:p>
+    <w:p>
+      <w:r>
+        <w:t>Fuer den Abschluss ist entscheidend, dass Die Maßstabskrise im Feld Grundstudium Wirkungsökonomie nicht als Einzelthema stehen bleibt. Die Vorlesung traegt zur gemeinsamen Architektur bei: begriffliche Grundlegung, Bewertungsrahmen und gesellschaftliche Einordnung. Daraus folgt eine Lesehaltung, die streng und praktisch zugleich ist. Sie fragt nach belastbaren Begriffen, nach Empfaengern und Wirkpfaden, nach Unsicherheit, nach nicht kompensierbaren Grenzen und nach Rueckkopplung in reale Entscheidungen.</w:t>
       </w:r>
     </w:p>
     <w:p>
@@ -2677,42 +2786,42 @@
         <w:pStyle w:val="Heading3"/>
       </w:pPr>
       <w:r>
-        <w:t>Vertiefungsrunde 1: Lesen, pruefen, rueckkoppeln</w:t>
-      </w:r>
-    </w:p>
-    <w:p>
-      <w:r>
-        <w:t>Die folgende Runde verdichtet V01 nicht durch neue Schlagworte, sondern durch wiederholte Anwendung auf unterschiedliche Entscheidungsebenen. Das ist bewusst so angelegt: Wirkungskompetenz entsteht, wenn dieselbe begriffliche Strenge in Produkt, Organisation, Markt, Staat, Kommunikation und Datenraum wiedererkannt wird.</w:t>
-      </w:r>
-    </w:p>
-    <w:p>
-      <w:r>
-        <w:t>Begriffliche Schaerfung. Fuer Die Maßstabskrise bedeutet praezise Sprache die erste Sicherung gegen Impact-Washing ist, dass die Analyse nicht bei einer Aktivitaet, einem guten Willen oder einer Kennzahl stehen bleiben darf. Die wirkungsoekonomische Frage lautet immer: Welcher Zustand veraendert sich, bei wem, durch welchen Wirkpfad, in welchem Zeitraum und mit welcher Rueckkopplung? Gerade in Grundstudium Wirkungsökonomie ist diese Unterscheidung entscheidend, weil Lernende spaeter nicht nur Begriffe wiedergeben, sondern Entscheidungssituationen pruefen muessen. Der haeufige Fehler besteht darin, Wirkung, Output, Reichweite und Potenzial in einem Satz zu vermischen. Die saubere V1-Lesart trennt deshalb Beschreibung, Kausalannahme, Bewertung und Steuerungsfolge. In der Praxis sollte jede Wirkungsaussage als kurze Viererprobe formuliert werden: Zustand, Betroffene, Quelle, offene Unsicherheit. So wird aus dem Thema kein isoliertes Kapitel, sondern ein pruefbarer Baustein der WÖk-Architektur.</w:t>
-      </w:r>
-    </w:p>
-    <w:p>
-      <w:r>
-        <w:t>Wirkpfad-Logik. Fuer Die Maßstabskrise bedeutet ein Thema erst dann steuerbar wird, wenn der Mechanismus zwischen Ausloeser und Zustandsveraenderung beschrieben ist, dass die Analyse nicht bei einer Aktivitaet, einem guten Willen oder einer Kennzahl stehen bleiben darf. Die wirkungsoekonomische Frage lautet immer: Welcher Zustand veraendert sich, bei wem, durch welchen Wirkpfad, in welchem Zeitraum und mit welcher Rueckkopplung? Gerade in Grundstudium Wirkungsökonomie ist diese Unterscheidung entscheidend, weil Lernende spaeter nicht nur Begriffe wiedergeben, sondern Entscheidungssituationen pruefen muessen. Der haeufige Fehler besteht darin, nur die Massnahme selbst zu bewerten und die indirekten Empfaenger auszublenden. Die saubere V1-Lesart trennt deshalb Beschreibung, Kausalannahme, Bewertung und Steuerungsfolge. Eine gute Fallanalyse zeichnet mindestens einen direkten und einen indirekten Wirkpfad nach. So wird aus dem Thema kein isoliertes Kapitel, sondern ein pruefbarer Baustein der WÖk-Architektur.</w:t>
-      </w:r>
-    </w:p>
-    <w:p>
-      <w:r>
-        <w:t>Daten- und Quellenklarheit. Fuer Die Maßstabskrise bedeutet jede Bewertung nur so belastbar ist wie Datenlage, Quellenstatus und Aktualitaet, dass die Analyse nicht bei einer Aktivitaet, einem guten Willen oder einer Kennzahl stehen bleiben darf. Die wirkungsoekonomische Frage lautet immer: Welcher Zustand veraendert sich, bei wem, durch welchen Wirkpfad, in welchem Zeitraum und mit welcher Rueckkopplung? Gerade in Grundstudium Wirkungsökonomie ist diese Unterscheidung entscheidend, weil Lernende spaeter nicht nur Begriffe wiedergeben, sondern Entscheidungssituationen pruefen muessen. Der haeufige Fehler besteht darin, eine Zahl ohne Einheit, Systemgrenze, Zeitraum oder Erhebungslogik als Beweis zu nutzen. Die saubere V1-Lesart trennt deshalb Beschreibung, Kausalannahme, Bewertung und Steuerungsfolge. Die Lernenden sollen Daten nicht dekorativ zitieren, sondern ihre Aussagekraft, Luecken und Grenzen offenlegen. So wird aus dem Thema kein isoliertes Kapitel, sondern ein pruefbarer Baustein der WÖk-Architektur.</w:t>
-      </w:r>
-    </w:p>
-    <w:p>
-      <w:r>
-        <w:t>Fallfenster zur Anwendung. Ein Controlling-Team moechte einen Score bilden. Das Skript verlangt, dass Datenqualitaet, Systemgrenzen, Gewichtung, Unsicherheit und Nichtkompensation sichtbar bleiben. Ein Score darf die Diskussion nicht beenden, sondern muss bessere Fragen, Priorisierung und Rueckkopplung ermoeglichen. Bezogen auf Die Maßstabskrise heisst das: Die Analyse muss das konkrete Thema ernst nehmen und zugleich den allgemeinen WÖk-Massstab halten. Es geht nicht darum, die Welt in gute und schlechte Akteure einzuteilen. Es geht darum, Wirkpfade, Wirkungsempfaenger, Datenqualitaet, Risiken und Rueckkopplung so zu beschreiben, dass bessere Entscheidungen moeglich werden.</w:t>
-      </w:r>
-    </w:p>
-    <w:p>
-      <w:r>
-        <w:t>Ambivalenz. Fuer Die Maßstabskrise bedeutet positive und negative Zustandsveraenderungen gleichzeitig auftreten koennen, dass die Analyse nicht bei einer Aktivitaet, einem guten Willen oder einer Kennzahl stehen bleiben darf. Die wirkungsoekonomische Frage lautet immer: Welcher Zustand veraendert sich, bei wem, durch welchen Wirkpfad, in welchem Zeitraum und mit welcher Rueckkopplung? Gerade in Grundstudium Wirkungsökonomie ist diese Unterscheidung entscheidend, weil Lernende spaeter nicht nur Begriffe wiedergeben, sondern Entscheidungssituationen pruefen muessen. Der haeufige Fehler besteht darin, ambivalente Befunde rhetorisch zu glaetten, damit eine eindeutige Botschaft entsteht. Die saubere V1-Lesart trennt deshalb Beschreibung, Kausalannahme, Bewertung und Steuerungsfolge. Ein gutes Skript fuehrt deshalb Profile, Zielkonflikte und offene Punkte nebeneinander. So wird aus dem Thema kein isoliertes Kapitel, sondern ein pruefbarer Baustein der WÖk-Architektur.</w:t>
-      </w:r>
-    </w:p>
-    <w:p>
-      <w:r>
-        <w:t>Nichtkompensation. Fuer Die Maßstabskrise bedeutet schwere zentrale Schaeden nicht durch beliebige positive Einzelwerte neutralisiert werden duerfen, dass die Analyse nicht bei einer Aktivitaet, einem guten Willen oder einer Kennzahl stehen bleiben darf. Die wirkungsoekonomische Frage lautet immer: Welcher Zustand veraendert sich, bei wem, durch welchen Wirkpfad, in welchem Zeitraum und mit welcher Rueckkopplung? Gerade in Grundstudium Wirkungsökonomie ist diese Unterscheidung entscheidend, weil Lernende spaeter nicht nur Begriffe wiedergeben, sondern Entscheidungssituationen pruefen muessen. Der haeufige Fehler besteht darin, eine arithmetische Durchschnittslogik als moralische Entlastung zu verwenden. Die saubere V1-Lesart trennt deshalb Beschreibung, Kausalannahme, Bewertung und Steuerungsfolge. Reverse Merit Order und rote Linien sind Schutzregeln gegen Schoenrechnung. So wird aus dem Thema kein isoliertes Kapitel, sondern ein pruefbarer Baustein der WÖk-Architektur.</w:t>
+        <w:t>Abschlusskommentar 1: Lesen, pruefen, rueckkoppeln</w:t>
+      </w:r>
+    </w:p>
+    <w:p>
+      <w:r>
+        <w:t>Die folgende Verdichtung fuehrt die vorhandenen Kapitel nicht als Wiederholung, sondern als Anwendung zusammen. Wirkungskompetenz entsteht, wenn dieselbe begriffliche Strenge in Fallanalyse, Datenarbeit, Kommunikation, Governance und Entscheidungspraxis wiedererkannt wird.</w:t>
+      </w:r>
+    </w:p>
+    <w:p>
+      <w:r>
+        <w:t>Begriffliche Schaerfung. Der Abschnitt Lernziele ist in V01 kein Zusatzwissen, sondern ein Pruefstein fuer die Grundfrage des Skripts: Was veraendert sich, bei wem, wodurch und mit welcher Rueckkopplung? Fuer Die Maßstabskrise wird daran sichtbar, dass praezise Sprache die erste Sicherung gegen Impact-Washing bildet. Die fachliche Grenze liegt dort, wo Lernende Output, Reichweite, Absicht und Wirkung in einem Satz vermischen. Die saubere Lesart trennt deshalb Beobachtung, Kausalannahme, Bewertung und Steuerungsfolge. In der Anwendung sollte daraus mindestens eine konkrete Begriff, Wirkpfad, Fallbewertung, rote Linie oder Rueckkopplung abgeleitet werden; sonst bleibt das Wissen erklaerend, aber nicht steuerungsfaehig.</w:t>
+      </w:r>
+    </w:p>
+    <w:p>
+      <w:r>
+        <w:t>Anwendung auf Einleitung / Wirkungsfrage. In einer Fallanalyse beginnt dieser Punkt nicht mit einer Meinung, sondern mit einer belastbaren Beschreibung. Wer V01 pruefungsnah liest, fragt zuerst nach Wirkungsempfaengern, Wirkraum, Zeitraum und Datenquelle. Erst danach folgt die Bewertung im Referenzrahmen Mensch, Planet, Demokratie, SDGs, Agenda 2030 und SDG+. Mindestens ein direkter und ein indirekter Wirkpfad muessen nachvollziehbar sein. Der typische Kurzschluss waere, nur die Massnahme selbst bewerten und indirekte Empfaenger ausblenden. Genau dagegen setzt die WÖk die Pflicht, Wirkungspotenzial, Wirkungsrisiko und positive Netto-Wirkung begrifflich getrennt zu halten.</w:t>
+      </w:r>
+    </w:p>
+    <w:p>
+      <w:r>
+        <w:t>Evidenzregel. Kernaussage darf im Skript nicht als dekorativer Begriff stehen bleiben. Der Abschnitt traegt nur dann, wenn er eine pruefbare Aussage erlaubt: Welche Quelle stuetzt die Annahme, welche Unsicherheit bleibt offen und welche Gegenbeobachtung wuerde die Bewertung veraendern? Fuer Die Maßstabskrise heisst das, dass jede Bewertung nur so belastbar ist wie Datenlage, Quellenstatus, Aktualitaet und Systemgrenze. Die Studierenden sollen nicht lernen, einen Score nachzusprechen. Sie sollen erkennen, wann ein Score klaert, wann er verdeckt und wann eine rote Linie die Durchschnittslogik stoppt.</w:t>
+      </w:r>
+    </w:p>
+    <w:p>
+      <w:r>
+        <w:t>Fallfenster zur Anwendung. Ein Controlling-Team moechte einen Score bilden. Das Skript verlangt, dass Datenqualitaet, Systemgrenzen, Gewichtung, Unsicherheit und Nichtkompensation sichtbar bleiben. Ein Score darf die Diskussion nicht beenden, sondern muss bessere Fragen, Priorisierung und Rueckkopplung ermoeglichen. Bezogen auf Die Maßstabskrise heisst das: Die Analyse muss das konkrete Thema ernst nehmen und zugleich den allgemeinen WÖk-Massstab halten. Es geht nicht darum, Akteure moralisch zu sortieren. Es geht darum, Wirkpfade, Wirkungsempfaenger, Datenqualitaet, Risiken und Rueckkopplung so zu beschreiben, dass bessere Entscheidungen moeglich werden.</w:t>
+      </w:r>
+    </w:p>
+    <w:p>
+      <w:r>
+        <w:t>Transfer in Grundstudium Wirkungsökonomie. Quelltext und fachliche Grundlegung verbindet die inhaltliche Deutung mit der spaeteren Praxis. Eine Organisation kann zu Die Maßstabskrise sehr ueberzeugend kommunizieren und trotzdem an einen plausiblen Gedanken schon fuer Wirkung zu halten, obwohl Empfaenger, Zustand, Zeitbezug und Quelle fehlen scheitern. Darum muss die V1-Fassung immer auch nach Governance fragen: Wer erhebt Daten, wer bewertet sie, wer traegt die Folgen, wer kann widersprechen und wann wird eine Entscheidung korrigiert? Profile, Zielkonflikte und offene Punkte werden nebeneinander gefuehrt. So wird aus einem Lehrkapitel eine verantwortbare Arbeitsroutine.</w:t>
+      </w:r>
+    </w:p>
+    <w:p>
+      <w:r>
+        <w:t>Grenze gegen Scheingenauigkeit. Gerade bei Womit wir Erfolg messen ist Praezision wichtiger als grosse Begriffe. Eine Wirkungsaussage bleibt schwach, wenn sie nur Aktivitaet, Reichweite, Absicht oder Image beschreibt. Stark wird sie erst, wenn sie die Zustandsveraenderung und ihre Bedingungen offenlegt. In V01 ist deshalb entscheidend, schwere zentrale Schaeden nicht durch beliebige positive Einzelwerte neutralisiert werden duerfen. Die Fehlerlinie verlaeuft nicht zwischen Optimismus und Pessimismus, sondern zwischen offengelegter Unsicherheit und rhetorischer Sicherheit ohne Pruefpfad.</w:t>
       </w:r>
     </w:p>
     <w:p>
@@ -2722,42 +2831,87 @@
     </w:p>
     <w:p>
       <w:r>
-        <w:t>Rueckkopplung. Fuer Die Maßstabskrise bedeutet Wirkungswissen erst dann wertvoll wird, wenn es Entscheidungen veraendert, dass die Analyse nicht bei einer Aktivitaet, einem guten Willen oder einer Kennzahl stehen bleiben darf. Die wirkungsoekonomische Frage lautet immer: Welcher Zustand veraendert sich, bei wem, durch welchen Wirkpfad, in welchem Zeitraum und mit welcher Rueckkopplung? Gerade in Grundstudium Wirkungsökonomie ist diese Unterscheidung entscheidend, weil Lernende spaeter nicht nur Begriffe wiedergeben, sondern Entscheidungssituationen pruefen muessen. Der haeufige Fehler besteht darin, einen Bericht als Endpunkt zu betrachten. Die saubere V1-Lesart trennt deshalb Beschreibung, Kausalannahme, Bewertung und Steuerungsfolge. Jeder Analyseblock sollte fragen, welche Routine, welcher Prozess oder welche Ressource nach der Bewertung angepasst wird. So wird aus dem Thema kein isoliertes Kapitel, sondern ein pruefbarer Baustein der WÖk-Architektur.</w:t>
-      </w:r>
-    </w:p>
-    <w:p>
-      <w:r>
-        <w:t>Fallfenster zur Anwendung. Ein Kommunikationsbericht nennt viele Aktivitaeten, Reichweiten und Rueckmeldungen. Die V1-Pruefung fragt, ob daraus eine belastbare Wirkungsaussage folgt. Wenn nur Kontakte, Klicks oder Zustimmung vorliegen, bleibt die Aussage im Bereich Wirkungspotenzial oder Resonanz, nicht im Bereich nachgewiesener Wirkung. Bezogen auf Die Maßstabskrise heisst das: Die Analyse muss das konkrete Thema ernst nehmen und zugleich den allgemeinen WÖk-Massstab halten. Es geht nicht darum, die Welt in gute und schlechte Akteure einzuteilen. Es geht darum, Wirkpfade, Wirkungsempfaenger, Datenqualitaet, Risiken und Rueckkopplung so zu beschreiben, dass bessere Entscheidungen moeglich werden.</w:t>
-      </w:r>
-    </w:p>
-    <w:p>
-      <w:r>
-        <w:t>Governance. Fuer Die Maßstabskrise bedeutet Wirkungsbewertung Verfahren, Rechte, Transparenz und Korrektur braucht, dass die Analyse nicht bei einer Aktivitaet, einem guten Willen oder einer Kennzahl stehen bleiben darf. Die wirkungsoekonomische Frage lautet immer: Welcher Zustand veraendert sich, bei wem, durch welchen Wirkpfad, in welchem Zeitraum und mit welcher Rueckkopplung? Gerade in Grundstudium Wirkungsökonomie ist diese Unterscheidung entscheidend, weil Lernende spaeter nicht nur Begriffe wiedergeben, sondern Entscheidungssituationen pruefen muessen. Der haeufige Fehler besteht darin, Bewertung als technokratische Top-down-Setzung zu verstehen. Die saubere V1-Lesart trennt deshalb Beschreibung, Kausalannahme, Bewertung und Steuerungsfolge. Betroffene, Datenhalter, Entscheider und Kontrollinstanzen muessen unterscheidbare Rollen behalten. So wird aus dem Thema kein isoliertes Kapitel, sondern ein pruefbarer Baustein der WÖk-Architektur.</w:t>
-      </w:r>
-    </w:p>
-    <w:p>
-      <w:r>
-        <w:t>Didaktische Pruefbarkeit. Fuer Die Maßstabskrise bedeutet das Thema in der Akademie nicht nur erklaert, sondern in Falllogik ueberfuehrt werden muss, dass die Analyse nicht bei einer Aktivitaet, einem guten Willen oder einer Kennzahl stehen bleiben darf. Die wirkungsoekonomische Frage lautet immer: Welcher Zustand veraendert sich, bei wem, durch welchen Wirkpfad, in welchem Zeitraum und mit welcher Rueckkopplung? Gerade in Grundstudium Wirkungsökonomie ist diese Unterscheidung entscheidend, weil Lernende spaeter nicht nur Begriffe wiedergeben, sondern Entscheidungssituationen pruefen muessen. Der haeufige Fehler besteht darin, reines Auswendiglernen als Kompetenznachweis zu behandeln. Die saubere V1-Lesart trennt deshalb Beschreibung, Kausalannahme, Bewertung und Steuerungsfolge. Pruefungsfragen sollen Begriffe, Anwendung und rote Linien verbinden. So wird aus dem Thema kein isoliertes Kapitel, sondern ein pruefbarer Baustein der WÖk-Architektur.</w:t>
-      </w:r>
-    </w:p>
-    <w:p>
-      <w:r>
-        <w:t>Transfer in Organisationen. Fuer Die Maßstabskrise bedeutet WÖk-Begriffe im Alltag nur tragen, wenn sie in Routinen uebersetzt werden, dass die Analyse nicht bei einer Aktivitaet, einem guten Willen oder einer Kennzahl stehen bleiben darf. Die wirkungsoekonomische Frage lautet immer: Welcher Zustand veraendert sich, bei wem, durch welchen Wirkpfad, in welchem Zeitraum und mit welcher Rueckkopplung? Gerade in Grundstudium Wirkungsökonomie ist diese Unterscheidung entscheidend, weil Lernende spaeter nicht nur Begriffe wiedergeben, sondern Entscheidungssituationen pruefen muessen. Der haeufige Fehler besteht darin, die Verantwortung an eine Nachhaltigkeitsabteilung auszulagern. Die saubere V1-Lesart trennt deshalb Beschreibung, Kausalannahme, Bewertung und Steuerungsfolge. Strategie, Einkauf, Kommunikation, Controlling und Fuehrung muessen denselben Wirkungsbegriff verwenden. So wird aus dem Thema kein isoliertes Kapitel, sondern ein pruefbarer Baustein der WÖk-Architektur.</w:t>
-      </w:r>
-    </w:p>
-    <w:p>
-      <w:r>
-        <w:t>Fallfenster zur Anwendung. Eine Organisation plant eine Massnahme und formuliert dazu eine positive Absicht. In der WÖk reicht das nicht. Fuer diese Vorlesung muss sichtbar werden, welche Zustandsveraenderung erwartet wird, welche Empfaenger direkt oder indirekt betroffen sind, welche Nebenwirkungen entstehen koennen und welche Entscheidung spaeter korrigiert wird. Bezogen auf Die Maßstabskrise heisst das: Die Analyse muss das konkrete Thema ernst nehmen und zugleich den allgemeinen WÖk-Massstab halten. Es geht nicht darum, die Welt in gute und schlechte Akteure einzuteilen. Es geht darum, Wirkpfade, Wirkungsempfaenger, Datenqualitaet, Risiken und Rueckkopplung so zu beschreiben, dass bessere Entscheidungen moeglich werden.</w:t>
-      </w:r>
-    </w:p>
-    <w:p>
-      <w:r>
-        <w:t>Rueckfluss in den Korpus. Fuer Die Maßstabskrise bedeutet jedes Studienskript den Gesamtbestand schaerfen kann, dass die Analyse nicht bei einer Aktivitaet, einem guten Willen oder einer Kennzahl stehen bleiben darf. Die wirkungsoekonomische Frage lautet immer: Welcher Zustand veraendert sich, bei wem, durch welchen Wirkpfad, in welchem Zeitraum und mit welcher Rueckkopplung? Gerade in Grundstudium Wirkungsökonomie ist diese Unterscheidung entscheidend, weil Lernende spaeter nicht nur Begriffe wiedergeben, sondern Entscheidungssituationen pruefen muessen. Der haeufige Fehler besteht darin, neue Einsichten nur lokal im Skript zu belassen. Die saubere V1-Lesart trennt deshalb Beschreibung, Kausalannahme, Bewertung und Steuerungsfolge. Glossar, Website, Journal, Dossiers und Visuals sollen aus der Skriptarbeit lernen. So wird aus dem Thema kein isoliertes Kapitel, sondern ein pruefbarer Baustein der WÖk-Architektur.</w:t>
+        <w:t>Pruefungsnahe Lesart. Aus Ein einfaches Bild laesst sich eine gute Transferfrage ableiten: Welche Entscheidung waere falsch, wenn dieser Abschnitt missverstanden wird? Fuer Die Maßstabskrise lautet die Antwort meist nicht einfach "mehr Wirkung", sondern genauer: bessere Unterscheidung, sauberere Daten, klarere Schutzlinie und rueckgekoppelte Steuerung. Jeder Analyseblock fragt nach der Routine, die nach der Bewertung angepasst wird. Wer das im Fall anwenden kann, hat den Kern der Vorlesung verstanden; wer nur Definitionen wiederholt, bleibt unter dem Anspruch der Akademie.</w:t>
+      </w:r>
+    </w:p>
+    <w:p>
+      <w:r>
+        <w:t>Fallfenster zur Anwendung. Ein Kommunikationsbericht nennt viele Aktivitaeten, Reichweiten und Rueckmeldungen. Die V1-Pruefung fragt, ob daraus eine belastbare Wirkungsaussage folgt. Wenn nur Kontakte, Klicks oder Zustimmung vorliegen, bleibt die Aussage im Bereich Wirkungspotenzial oder Resonanz, nicht im Bereich nachgewiesener Wirkung. Bezogen auf Die Maßstabskrise heisst das: Die Analyse muss das konkrete Thema ernst nehmen und zugleich den allgemeinen WÖk-Massstab halten. Es geht nicht darum, Akteure moralisch zu sortieren. Es geht darum, Wirkpfade, Wirkungsempfaenger, Datenqualitaet, Risiken und Rueckkopplung so zu beschreiben, dass bessere Entscheidungen moeglich werden.</w:t>
+      </w:r>
+    </w:p>
+    <w:p>
+      <w:r>
+        <w:t>Governance. Der Abschnitt Das Bruttoinlandsprodukt ist in V01 kein Zusatzwissen, sondern ein Pruefstein fuer die Grundfrage des Skripts: Was veraendert sich, bei wem, wodurch und mit welcher Rueckkopplung? Fuer Die Maßstabskrise wird daran sichtbar, dass Wirkungsbewertung Verfahren, Rechte, Transparenz und Korrektur braucht. Die fachliche Grenze liegt dort, wo Lernende Bewertung als technokratische Top-down-Setzung verstehen. Die saubere Lesart trennt deshalb Beobachtung, Kausalannahme, Bewertung und Steuerungsfolge. In der Anwendung sollte daraus mindestens eine konkrete Begriff, Wirkpfad, Fallbewertung, rote Linie oder Rueckkopplung abgeleitet werden; sonst bleibt das Wissen erklaerend, aber nicht steuerungsfaehig.</w:t>
+      </w:r>
+    </w:p>
+    <w:p>
+      <w:r>
+        <w:t>Anwendung auf Viel Bewegung, wenig Ankommen. In einer Fallanalyse beginnt dieser Punkt nicht mit einer Meinung, sondern mit einer belastbaren Beschreibung. Wer V01 pruefungsnah liest, fragt zuerst nach Wirkungsempfaengern, Wirkraum, Zeitraum und Datenquelle. Erst danach folgt die Bewertung im Referenzrahmen Mensch, Planet, Demokratie, SDGs, Agenda 2030 und SDG+. Pruefungsfragen verbinden Begriff, Anwendung, Evidenz und rote Linie. Der typische Kurzschluss waere, reines Auswendiglernen als Kompetenznachweis behandeln. Genau dagegen setzt die WÖk die Pflicht, Wirkungspotenzial, Wirkungsrisiko und positive Netto-Wirkung begrifflich getrennt zu halten.</w:t>
+      </w:r>
+    </w:p>
+    <w:p>
+      <w:r>
+        <w:t>Evidenzregel. Warum das gefährlich wird darf im Skript nicht als dekorativer Begriff stehen bleiben. Der Abschnitt traegt nur dann, wenn er eine pruefbare Aussage erlaubt: Welche Quelle stuetzt die Annahme, welche Unsicherheit bleibt offen und welche Gegenbeobachtung wuerde die Bewertung veraendern? Fuer Die Maßstabskrise heisst das, dass WÖk-Begriffe im Alltag nur tragen, wenn sie in Routinen uebersetzt werden. Die Studierenden sollen nicht lernen, einen Score nachzusprechen. Sie sollen erkennen, wann ein Score klaert, wann er verdeckt und wann eine rote Linie die Durchschnittslogik stoppt.</w:t>
+      </w:r>
+    </w:p>
+    <w:p>
+      <w:r>
+        <w:t>Fallfenster zur Anwendung. Eine Organisation plant eine Massnahme und formuliert dazu eine positive Absicht. In der WÖk reicht das nicht. Fuer diese Vorlesung muss sichtbar werden, welche Zustandsveraenderung erwartet wird, welche Empfaenger direkt oder indirekt betroffen sind, welche Nebenwirkungen entstehen koennen und welche Entscheidung spaeter korrigiert wird. Bezogen auf Die Maßstabskrise heisst das: Die Analyse muss das konkrete Thema ernst nehmen und zugleich den allgemeinen WÖk-Massstab halten. Es geht nicht darum, Akteure moralisch zu sortieren. Es geht darum, Wirkpfade, Wirkungsempfaenger, Datenqualitaet, Risiken und Rueckkopplung so zu beschreiben, dass bessere Entscheidungen moeglich werden.</w:t>
+      </w:r>
+    </w:p>
+    <w:p>
+      <w:r>
+        <w:t>Transfer in Grundstudium Wirkungsökonomie. Ein Beispiel aus dem Alltag verbindet die inhaltliche Deutung mit der spaeteren Praxis. Eine Organisation kann zu Die Maßstabskrise sehr ueberzeugend kommunizieren und trotzdem an einen plausiblen Gedanken schon fuer Wirkung zu halten, obwohl Empfaenger, Zustand, Zeitbezug und Quelle fehlen scheitern. Darum muss die V1-Fassung immer auch nach Governance fragen: Wer erhebt Daten, wer bewertet sie, wer traegt die Folgen, wer kann widersprechen und wann wird eine Entscheidung korrigiert? Gute Kommunikation unterscheidet Befund, Annahme und normative Bewertung. So wird aus einem Lehrkapitel eine verantwortbare Arbeitsroutine.</w:t>
       </w:r>
     </w:p>
     <w:p>
       <w:r>
         <w:t>Pruefungsnahe Transferfrage. Formuliere zu V01 eine Wirkungsaussage in drei Saetzen: Erstens den beobachteten oder plausiblen Zustand, zweitens die Daten- oder Quellenlage, drittens die offene Unsicherheit samt Rueckkopplung. Die Antwort muss ohne moralische Personenbewertung auskommen und darf Reichweite nicht mit Wirkung verwechseln.</w:t>
+      </w:r>
+    </w:p>
+    <w:p>
+      <w:r>
+        <w:t>Grenze gegen Scheingenauigkeit. Gerade bei Die Zahlen lügen nicht, sie schweigen ist Praezision wichtiger als grosse Begriffe. Eine Wirkungsaussage bleibt schwach, wenn sie nur Aktivitaet, Reichweite, Absicht oder Image beschreibt. Stark wird sie erst, wenn sie die Zustandsveraenderung und ihre Bedingungen offenlegt. In V01 ist deshalb entscheidend, jede Wirkungsaussage eine Grenze zieht und diese Grenze begruenden muss. Die Fehlerlinie verlaeuft nicht zwischen Optimismus und Pessimismus, sondern zwischen offengelegter Unsicherheit und rhetorischer Sicherheit ohne Pruefpfad.</w:t>
+      </w:r>
+    </w:p>
+    <w:p>
+      <w:r>
+        <w:t>Pruefungsnahe Lesart. Aus Der blinde Fleck kostet Zukunft laesst sich eine gute Transferfrage ableiten: Welche Entscheidung waere falsch, wenn dieser Abschnitt missverstanden wird? Fuer Die Maßstabskrise lautet die Antwort meist nicht einfach "mehr Wirkung", sondern genauer: bessere Unterscheidung, sauberere Daten, klarere Schutzlinie und rueckgekoppelte Steuerung. Szenarien pruefen Sofortwirkung, Folgewirkung und Reversibilitaet getrennt. Wer das im Fall anwenden kann, hat den Kern der Vorlesung verstanden; wer nur Definitionen wiederholt, bleibt unter dem Anspruch der Akademie.</w:t>
+      </w:r>
+    </w:p>
+    <w:p>
+      <w:r>
+        <w:t>Fallfenster zur Anwendung. Eine Fuehrungsentscheidung erzeugt zugleich Nutzen und Risiken. Die WÖk behandelt Ambivalenz nicht als Stoerung, sondern als Kern der Analyse. Positive Netto-Wirkung darf erst behauptet werden, wenn zentrale negative Wirkungen getrennt geprueft und rote Linien gewahrt sind. Bezogen auf Die Maßstabskrise heisst das: Die Analyse muss das konkrete Thema ernst nehmen und zugleich den allgemeinen WÖk-Massstab halten. Es geht nicht darum, Akteure moralisch zu sortieren. Es geht darum, Wirkpfade, Wirkungsempfaenger, Datenqualitaet, Risiken und Rueckkopplung so zu beschreiben, dass bessere Entscheidungen moeglich werden.</w:t>
+      </w:r>
+    </w:p>
+    <w:p>
+      <w:r>
+        <w:t>Betroffenenperspektive. Der Abschnitt Der Ausweg heißt Wirkung ist in V01 kein Zusatzwissen, sondern ein Pruefstein fuer die Grundfrage des Skripts: Was veraendert sich, bei wem, wodurch und mit welcher Rueckkopplung? Fuer Die Maßstabskrise wird daran sichtbar, dass Wirkung nicht am Sender, sondern an veraenderten Zustanden der Empfaenger geprueft wird. Die fachliche Grenze liegt dort, wo Lernende interne Erfolgskennzahlen mit gesellschaftlicher Wirkung verwechseln. Die saubere Lesart trennt deshalb Beobachtung, Kausalannahme, Bewertung und Steuerungsfolge. In der Anwendung sollte daraus mindestens eine konkrete Begriff, Wirkpfad, Fallbewertung, rote Linie oder Rueckkopplung abgeleitet werden; sonst bleibt das Wissen erklaerend, aber nicht steuerungsfaehig.</w:t>
+      </w:r>
+    </w:p>
+    <w:p>
+      <w:r>
+        <w:t>Anwendung auf Was du aus dieser Vorlesung mitnimmst. In einer Fallanalyse beginnt dieser Punkt nicht mit einer Meinung, sondern mit einer belastbaren Beschreibung. Wer V01 pruefungsnah liest, fragt zuerst nach Wirkungsempfaengern, Wirkraum, Zeitraum und Datenquelle. Erst danach folgt die Bewertung im Referenzrahmen Mensch, Planet, Demokratie, SDGs, Agenda 2030 und SDG+. Jede Schlussfolgerung endet mit Entscheidung, Verantwortlichkeit und Termin fuer Rueckpruefung. Der typische Kurzschluss waere, Befunde sammeln, ohne Ressourcen oder Regeln zu veraendern. Genau dagegen setzt die WÖk die Pflicht, Wirkungspotenzial, Wirkungsrisiko und positive Netto-Wirkung begrifflich getrennt zu halten.</w:t>
+      </w:r>
+    </w:p>
+    <w:p>
+      <w:r>
+        <w:t>Evidenzregel. Wirkungsökonomische Vertiefung darf im Skript nicht als dekorativer Begriff stehen bleiben. Der Abschnitt traegt nur dann, wenn er eine pruefbare Aussage erlaubt: Welche Quelle stuetzt die Annahme, welche Unsicherheit bleibt offen und welche Gegenbeobachtung wuerde die Bewertung veraendern? Fuer Die Maßstabskrise heisst das, dass WÖk-Aussagen mit bestehenden Begriffen, Studien, Standards und Rechtsrahmen in Beziehung stehen muessen. Die Studierenden sollen nicht lernen, einen Score nachzusprechen. Sie sollen erkennen, wann ein Score klaert, wann er verdeckt und wann eine rote Linie die Durchschnittslogik stoppt.</w:t>
+      </w:r>
+    </w:p>
+    <w:p>
+      <w:r>
+        <w:t>Fallfenster zur Anwendung. Ein Controlling-Team moechte einen Score bilden. Das Skript verlangt, dass Datenqualitaet, Systemgrenzen, Gewichtung, Unsicherheit und Nichtkompensation sichtbar bleiben. Ein Score darf die Diskussion nicht beenden, sondern muss bessere Fragen, Priorisierung und Rueckkopplung ermoeglichen. Bezogen auf Die Maßstabskrise heisst das: Die Analyse muss das konkrete Thema ernst nehmen und zugleich den allgemeinen WÖk-Massstab halten. Es geht nicht darum, Akteure moralisch zu sortieren. Es geht darum, Wirkpfade, Wirkungsempfaenger, Datenqualitaet, Risiken und Rueckkopplung so zu beschreiben, dass bessere Entscheidungen moeglich werden.</w:t>
+      </w:r>
+    </w:p>
+    <w:p>
+      <w:r>
+        <w:t>Pruefungsnahe Transferfrage. Formuliere zu V01 eine Wirkungsaussage in drei Saetzen: Erstens den beobachteten oder plausiblen Zustand, zweitens die Daten- oder Quellenlage, drittens die offene Unsicherheit samt Rueckkopplung. Die Antwort muss ohne moralische Personenbewertung auskommen und darf Reichweite nicht mit Wirkung verwechseln.</w:t>
+      </w:r>
+    </w:p>
+    <w:p>
+      <w:r>
+        <w:t>Transfer in Grundstudium Wirkungsökonomie. Prüfungsrelevanz verbindet die inhaltliche Deutung mit der spaeteren Praxis. Eine Organisation kann zu Die Maßstabskrise sehr ueberzeugend kommunizieren und trotzdem an einen plausiblen Gedanken schon fuer Wirkung zu halten, obwohl Empfaenger, Zustand, Zeitbezug und Quelle fehlen scheitern. Darum muss die V1-Fassung immer auch nach Governance fragen: Wer erhebt Daten, wer bewertet sie, wer traegt die Folgen, wer kann widersprechen und wann wird eine Entscheidung korrigiert? Die Analyse markiert Stoppsignale vor jeder Portfolio- oder Score-Debatte. So wird aus einem Lehrkapitel eine verantwortbare Arbeitsroutine.</w:t>
       </w:r>
     </w:p>
     <w:p>
@@ -2765,47 +2919,37 @@
         <w:pStyle w:val="Heading3"/>
       </w:pPr>
       <w:r>
-        <w:t>Vertiefungsrunde 2: Lesen, pruefen, rueckkoppeln</w:t>
-      </w:r>
-    </w:p>
-    <w:p>
-      <w:r>
-        <w:t>Die folgende Runde verdichtet V01 nicht durch neue Schlagworte, sondern durch wiederholte Anwendung auf unterschiedliche Entscheidungsebenen. Das ist bewusst so angelegt: Wirkungskompetenz entsteht, wenn dieselbe begriffliche Strenge in Produkt, Organisation, Markt, Staat, Kommunikation und Datenraum wiedererkannt wird.</w:t>
-      </w:r>
-    </w:p>
-    <w:p>
-      <w:r>
-        <w:t>Begriffliche Schaerfung. Fuer Die Maßstabskrise bedeutet praezise Sprache die erste Sicherung gegen Impact-Washing ist, dass die Analyse nicht bei einer Aktivitaet, einem guten Willen oder einer Kennzahl stehen bleiben darf. Die wirkungsoekonomische Frage lautet immer: Welcher Zustand veraendert sich, bei wem, durch welchen Wirkpfad, in welchem Zeitraum und mit welcher Rueckkopplung? Gerade in Grundstudium Wirkungsökonomie ist diese Unterscheidung entscheidend, weil Lernende spaeter nicht nur Begriffe wiedergeben, sondern Entscheidungssituationen pruefen muessen. Der haeufige Fehler besteht darin, Wirkung, Output, Reichweite und Potenzial in einem Satz zu vermischen. Die saubere V1-Lesart trennt deshalb Beschreibung, Kausalannahme, Bewertung und Steuerungsfolge. In der Praxis sollte jede Wirkungsaussage als kurze Viererprobe formuliert werden: Zustand, Betroffene, Quelle, offene Unsicherheit. So wird aus dem Thema kein isoliertes Kapitel, sondern ein pruefbarer Baustein der WÖk-Architektur.</w:t>
-      </w:r>
-    </w:p>
-    <w:p>
-      <w:r>
-        <w:t>Wirkpfad-Logik. Fuer Die Maßstabskrise bedeutet ein Thema erst dann steuerbar wird, wenn der Mechanismus zwischen Ausloeser und Zustandsveraenderung beschrieben ist, dass die Analyse nicht bei einer Aktivitaet, einem guten Willen oder einer Kennzahl stehen bleiben darf. Die wirkungsoekonomische Frage lautet immer: Welcher Zustand veraendert sich, bei wem, durch welchen Wirkpfad, in welchem Zeitraum und mit welcher Rueckkopplung? Gerade in Grundstudium Wirkungsökonomie ist diese Unterscheidung entscheidend, weil Lernende spaeter nicht nur Begriffe wiedergeben, sondern Entscheidungssituationen pruefen muessen. Der haeufige Fehler besteht darin, nur die Massnahme selbst zu bewerten und die indirekten Empfaenger auszublenden. Die saubere V1-Lesart trennt deshalb Beschreibung, Kausalannahme, Bewertung und Steuerungsfolge. Eine gute Fallanalyse zeichnet mindestens einen direkten und einen indirekten Wirkpfad nach. So wird aus dem Thema kein isoliertes Kapitel, sondern ein pruefbarer Baustein der WÖk-Architektur.</w:t>
-      </w:r>
-    </w:p>
-    <w:p>
-      <w:r>
-        <w:t>Fallfenster zur Anwendung. Eine Fuehrungsentscheidung erzeugt zugleich Nutzen und Risiken. Die WÖk behandelt Ambivalenz nicht als Stoerung, sondern als Kern der Analyse. Positive Netto-Wirkung darf erst behauptet werden, wenn zentrale negative Wirkungen getrennt geprueft und rote Linien gewahrt sind. Bezogen auf Die Maßstabskrise heisst das: Die Analyse muss das konkrete Thema ernst nehmen und zugleich den allgemeinen WÖk-Massstab halten. Es geht nicht darum, die Welt in gute und schlechte Akteure einzuteilen. Es geht darum, Wirkpfade, Wirkungsempfaenger, Datenqualitaet, Risiken und Rueckkopplung so zu beschreiben, dass bessere Entscheidungen moeglich werden.</w:t>
-      </w:r>
-    </w:p>
-    <w:p>
-      <w:r>
-        <w:t>Daten- und Quellenklarheit. Fuer Die Maßstabskrise bedeutet jede Bewertung nur so belastbar ist wie Datenlage, Quellenstatus und Aktualitaet, dass die Analyse nicht bei einer Aktivitaet, einem guten Willen oder einer Kennzahl stehen bleiben darf. Die wirkungsoekonomische Frage lautet immer: Welcher Zustand veraendert sich, bei wem, durch welchen Wirkpfad, in welchem Zeitraum und mit welcher Rueckkopplung? Gerade in Grundstudium Wirkungsökonomie ist diese Unterscheidung entscheidend, weil Lernende spaeter nicht nur Begriffe wiedergeben, sondern Entscheidungssituationen pruefen muessen. Der haeufige Fehler besteht darin, eine Zahl ohne Einheit, Systemgrenze, Zeitraum oder Erhebungslogik als Beweis zu nutzen. Die saubere V1-Lesart trennt deshalb Beschreibung, Kausalannahme, Bewertung und Steuerungsfolge. Die Lernenden sollen Daten nicht dekorativ zitieren, sondern ihre Aussagekraft, Luecken und Grenzen offenlegen. So wird aus dem Thema kein isoliertes Kapitel, sondern ein pruefbarer Baustein der WÖk-Architektur.</w:t>
-      </w:r>
-    </w:p>
-    <w:p>
-      <w:r>
-        <w:t>Ambivalenz. Fuer Die Maßstabskrise bedeutet positive und negative Zustandsveraenderungen gleichzeitig auftreten koennen, dass die Analyse nicht bei einer Aktivitaet, einem guten Willen oder einer Kennzahl stehen bleiben darf. Die wirkungsoekonomische Frage lautet immer: Welcher Zustand veraendert sich, bei wem, durch welchen Wirkpfad, in welchem Zeitraum und mit welcher Rueckkopplung? Gerade in Grundstudium Wirkungsökonomie ist diese Unterscheidung entscheidend, weil Lernende spaeter nicht nur Begriffe wiedergeben, sondern Entscheidungssituationen pruefen muessen. Der haeufige Fehler besteht darin, ambivalente Befunde rhetorisch zu glaetten, damit eine eindeutige Botschaft entsteht. Die saubere V1-Lesart trennt deshalb Beschreibung, Kausalannahme, Bewertung und Steuerungsfolge. Ein gutes Skript fuehrt deshalb Profile, Zielkonflikte und offene Punkte nebeneinander. So wird aus dem Thema kein isoliertes Kapitel, sondern ein pruefbarer Baustein der WÖk-Architektur.</w:t>
-      </w:r>
-    </w:p>
-    <w:p>
-      <w:r>
-        <w:t>Nichtkompensation. Fuer Die Maßstabskrise bedeutet schwere zentrale Schaeden nicht durch beliebige positive Einzelwerte neutralisiert werden duerfen, dass die Analyse nicht bei einer Aktivitaet, einem guten Willen oder einer Kennzahl stehen bleiben darf. Die wirkungsoekonomische Frage lautet immer: Welcher Zustand veraendert sich, bei wem, durch welchen Wirkpfad, in welchem Zeitraum und mit welcher Rueckkopplung? Gerade in Grundstudium Wirkungsökonomie ist diese Unterscheidung entscheidend, weil Lernende spaeter nicht nur Begriffe wiedergeben, sondern Entscheidungssituationen pruefen muessen. Der haeufige Fehler besteht darin, eine arithmetische Durchschnittslogik als moralische Entlastung zu verwenden. Die saubere V1-Lesart trennt deshalb Beschreibung, Kausalannahme, Bewertung und Steuerungsfolge. Reverse Merit Order und rote Linien sind Schutzregeln gegen Schoenrechnung. So wird aus dem Thema kein isoliertes Kapitel, sondern ein pruefbarer Baustein der WÖk-Architektur.</w:t>
-      </w:r>
-    </w:p>
-    <w:p>
-      <w:r>
-        <w:t>Fallfenster zur Anwendung. Ein Controlling-Team moechte einen Score bilden. Das Skript verlangt, dass Datenqualitaet, Systemgrenzen, Gewichtung, Unsicherheit und Nichtkompensation sichtbar bleiben. Ein Score darf die Diskussion nicht beenden, sondern muss bessere Fragen, Priorisierung und Rueckkopplung ermoeglichen. Bezogen auf Die Maßstabskrise heisst das: Die Analyse muss das konkrete Thema ernst nehmen und zugleich den allgemeinen WÖk-Massstab halten. Es geht nicht darum, die Welt in gute und schlechte Akteure einzuteilen. Es geht darum, Wirkpfade, Wirkungsempfaenger, Datenqualitaet, Risiken und Rueckkopplung so zu beschreiben, dass bessere Entscheidungen moeglich werden.</w:t>
+        <w:t>Abschlusskommentar 2: Lesen, pruefen, rueckkoppeln</w:t>
+      </w:r>
+    </w:p>
+    <w:p>
+      <w:r>
+        <w:t>Die folgende Verdichtung fuehrt die vorhandenen Kapitel nicht als Wiederholung, sondern als Anwendung zusammen. Wirkungskompetenz entsteht, wenn dieselbe begriffliche Strenge in Fallanalyse, Datenarbeit, Kommunikation, Governance und Entscheidungspraxis wiedererkannt wird.</w:t>
+      </w:r>
+    </w:p>
+    <w:p>
+      <w:r>
+        <w:t>Grenze gegen Scheingenauigkeit. Gerade bei Lernziele ist Praezision wichtiger als grosse Begriffe. Eine Wirkungsaussage bleibt schwach, wenn sie nur Aktivitaet, Reichweite, Absicht oder Image beschreibt. Stark wird sie erst, wenn sie die Zustandsveraenderung und ihre Bedingungen offenlegt. In V01 ist deshalb entscheidend, praezise Sprache die erste Sicherung gegen Impact-Washing bildet. Die Fehlerlinie verlaeuft nicht zwischen Optimismus und Pessimismus, sondern zwischen offengelegter Unsicherheit und rhetorischer Sicherheit ohne Pruefpfad.</w:t>
+      </w:r>
+    </w:p>
+    <w:p>
+      <w:r>
+        <w:t>Pruefungsnahe Lesart. Aus Einleitung / Wirkungsfrage laesst sich eine gute Transferfrage ableiten: Welche Entscheidung waere falsch, wenn dieser Abschnitt missverstanden wird? Fuer Die Maßstabskrise lautet die Antwort meist nicht einfach "mehr Wirkung", sondern genauer: bessere Unterscheidung, sauberere Daten, klarere Schutzlinie und rueckgekoppelte Steuerung. Mindestens ein direkter und ein indirekter Wirkpfad muessen nachvollziehbar sein. Wer das im Fall anwenden kann, hat den Kern der Vorlesung verstanden; wer nur Definitionen wiederholt, bleibt unter dem Anspruch der Akademie.</w:t>
+      </w:r>
+    </w:p>
+    <w:p>
+      <w:r>
+        <w:t>Fallfenster zur Anwendung. Ein Kommunikationsbericht nennt viele Aktivitaeten, Reichweiten und Rueckmeldungen. Die V1-Pruefung fragt, ob daraus eine belastbare Wirkungsaussage folgt. Wenn nur Kontakte, Klicks oder Zustimmung vorliegen, bleibt die Aussage im Bereich Wirkungspotenzial oder Resonanz, nicht im Bereich nachgewiesener Wirkung. Bezogen auf Die Maßstabskrise heisst das: Die Analyse muss das konkrete Thema ernst nehmen und zugleich den allgemeinen WÖk-Massstab halten. Es geht nicht darum, Akteure moralisch zu sortieren. Es geht darum, Wirkpfade, Wirkungsempfaenger, Datenqualitaet, Risiken und Rueckkopplung so zu beschreiben, dass bessere Entscheidungen moeglich werden.</w:t>
+      </w:r>
+    </w:p>
+    <w:p>
+      <w:r>
+        <w:t>Daten- und Quellenklarheit. Der Abschnitt Kernaussage ist in V01 kein Zusatzwissen, sondern ein Pruefstein fuer die Grundfrage des Skripts: Was veraendert sich, bei wem, wodurch und mit welcher Rueckkopplung? Fuer Die Maßstabskrise wird daran sichtbar, dass jede Bewertung nur so belastbar ist wie Datenlage, Quellenstatus, Aktualitaet und Systemgrenze. Die fachliche Grenze liegt dort, wo Lernende eine Zahl ohne Einheit, Zeitraum oder Erhebungslogik als Beweis nutzen. Die saubere Lesart trennt deshalb Beobachtung, Kausalannahme, Bewertung und Steuerungsfolge. In der Anwendung sollte daraus mindestens eine konkrete Begriff, Wirkpfad, Fallbewertung, rote Linie oder Rueckkopplung abgeleitet werden; sonst bleibt das Wissen erklaerend, aber nicht steuerungsfaehig.</w:t>
+      </w:r>
+    </w:p>
+    <w:p>
+      <w:r>
+        <w:t>Anwendung auf Quelltext und fachliche Grundlegung. In einer Fallanalyse beginnt dieser Punkt nicht mit einer Meinung, sondern mit einer belastbaren Beschreibung. Wer V01 pruefungsnah liest, fragt zuerst nach Wirkungsempfaengern, Wirkraum, Zeitraum und Datenquelle. Erst danach folgt die Bewertung im Referenzrahmen Mensch, Planet, Demokratie, SDGs, Agenda 2030 und SDG+. Profile, Zielkonflikte und offene Punkte werden nebeneinander gefuehrt. Der typische Kurzschluss waere, ambivalente Befunde glaetten, damit eine eindeutige Botschaft entsteht. Genau dagegen setzt die WÖk die Pflicht, Wirkungspotenzial, Wirkungsrisiko und positive Netto-Wirkung begrifflich getrennt zu halten.</w:t>
       </w:r>
     </w:p>
     <w:p>
@@ -2815,37 +2959,92 @@
     </w:p>
     <w:p>
       <w:r>
-        <w:t>Rueckkopplung. Fuer Die Maßstabskrise bedeutet Wirkungswissen erst dann wertvoll wird, wenn es Entscheidungen veraendert, dass die Analyse nicht bei einer Aktivitaet, einem guten Willen oder einer Kennzahl stehen bleiben darf. Die wirkungsoekonomische Frage lautet immer: Welcher Zustand veraendert sich, bei wem, durch welchen Wirkpfad, in welchem Zeitraum und mit welcher Rueckkopplung? Gerade in Grundstudium Wirkungsökonomie ist diese Unterscheidung entscheidend, weil Lernende spaeter nicht nur Begriffe wiedergeben, sondern Entscheidungssituationen pruefen muessen. Der haeufige Fehler besteht darin, einen Bericht als Endpunkt zu betrachten. Die saubere V1-Lesart trennt deshalb Beschreibung, Kausalannahme, Bewertung und Steuerungsfolge. Jeder Analyseblock sollte fragen, welche Routine, welcher Prozess oder welche Ressource nach der Bewertung angepasst wird. So wird aus dem Thema kein isoliertes Kapitel, sondern ein pruefbarer Baustein der WÖk-Architektur.</w:t>
-      </w:r>
-    </w:p>
-    <w:p>
-      <w:r>
-        <w:t>Governance. Fuer Die Maßstabskrise bedeutet Wirkungsbewertung Verfahren, Rechte, Transparenz und Korrektur braucht, dass die Analyse nicht bei einer Aktivitaet, einem guten Willen oder einer Kennzahl stehen bleiben darf. Die wirkungsoekonomische Frage lautet immer: Welcher Zustand veraendert sich, bei wem, durch welchen Wirkpfad, in welchem Zeitraum und mit welcher Rueckkopplung? Gerade in Grundstudium Wirkungsökonomie ist diese Unterscheidung entscheidend, weil Lernende spaeter nicht nur Begriffe wiedergeben, sondern Entscheidungssituationen pruefen muessen. Der haeufige Fehler besteht darin, Bewertung als technokratische Top-down-Setzung zu verstehen. Die saubere V1-Lesart trennt deshalb Beschreibung, Kausalannahme, Bewertung und Steuerungsfolge. Betroffene, Datenhalter, Entscheider und Kontrollinstanzen muessen unterscheidbare Rollen behalten. So wird aus dem Thema kein isoliertes Kapitel, sondern ein pruefbarer Baustein der WÖk-Architektur.</w:t>
-      </w:r>
-    </w:p>
-    <w:p>
-      <w:r>
-        <w:t>Didaktische Pruefbarkeit. Fuer Die Maßstabskrise bedeutet das Thema in der Akademie nicht nur erklaert, sondern in Falllogik ueberfuehrt werden muss, dass die Analyse nicht bei einer Aktivitaet, einem guten Willen oder einer Kennzahl stehen bleiben darf. Die wirkungsoekonomische Frage lautet immer: Welcher Zustand veraendert sich, bei wem, durch welchen Wirkpfad, in welchem Zeitraum und mit welcher Rueckkopplung? Gerade in Grundstudium Wirkungsökonomie ist diese Unterscheidung entscheidend, weil Lernende spaeter nicht nur Begriffe wiedergeben, sondern Entscheidungssituationen pruefen muessen. Der haeufige Fehler besteht darin, reines Auswendiglernen als Kompetenznachweis zu behandeln. Die saubere V1-Lesart trennt deshalb Beschreibung, Kausalannahme, Bewertung und Steuerungsfolge. Pruefungsfragen sollen Begriffe, Anwendung und rote Linien verbinden. So wird aus dem Thema kein isoliertes Kapitel, sondern ein pruefbarer Baustein der WÖk-Architektur.</w:t>
-      </w:r>
-    </w:p>
-    <w:p>
-      <w:r>
-        <w:t>Fallfenster zur Anwendung. Ein Kommunikationsbericht nennt viele Aktivitaeten, Reichweiten und Rueckmeldungen. Die V1-Pruefung fragt, ob daraus eine belastbare Wirkungsaussage folgt. Wenn nur Kontakte, Klicks oder Zustimmung vorliegen, bleibt die Aussage im Bereich Wirkungspotenzial oder Resonanz, nicht im Bereich nachgewiesener Wirkung. Bezogen auf Die Maßstabskrise heisst das: Die Analyse muss das konkrete Thema ernst nehmen und zugleich den allgemeinen WÖk-Massstab halten. Es geht nicht darum, die Welt in gute und schlechte Akteure einzuteilen. Es geht darum, Wirkpfade, Wirkungsempfaenger, Datenqualitaet, Risiken und Rueckkopplung so zu beschreiben, dass bessere Entscheidungen moeglich werden.</w:t>
-      </w:r>
-    </w:p>
-    <w:p>
-      <w:r>
-        <w:t>Transfer in Organisationen. Fuer Die Maßstabskrise bedeutet WÖk-Begriffe im Alltag nur tragen, wenn sie in Routinen uebersetzt werden, dass die Analyse nicht bei einer Aktivitaet, einem guten Willen oder einer Kennzahl stehen bleiben darf. Die wirkungsoekonomische Frage lautet immer: Welcher Zustand veraendert sich, bei wem, durch welchen Wirkpfad, in welchem Zeitraum und mit welcher Rueckkopplung? Gerade in Grundstudium Wirkungsökonomie ist diese Unterscheidung entscheidend, weil Lernende spaeter nicht nur Begriffe wiedergeben, sondern Entscheidungssituationen pruefen muessen. Der haeufige Fehler besteht darin, die Verantwortung an eine Nachhaltigkeitsabteilung auszulagern. Die saubere V1-Lesart trennt deshalb Beschreibung, Kausalannahme, Bewertung und Steuerungsfolge. Strategie, Einkauf, Kommunikation, Controlling und Fuehrung muessen denselben Wirkungsbegriff verwenden. So wird aus dem Thema kein isoliertes Kapitel, sondern ein pruefbarer Baustein der WÖk-Architektur.</w:t>
-      </w:r>
-    </w:p>
-    <w:p>
-      <w:r>
-        <w:t>Rueckfluss in den Korpus. Fuer Die Maßstabskrise bedeutet jedes Studienskript den Gesamtbestand schaerfen kann, dass die Analyse nicht bei einer Aktivitaet, einem guten Willen oder einer Kennzahl stehen bleiben darf. Die wirkungsoekonomische Frage lautet immer: Welcher Zustand veraendert sich, bei wem, durch welchen Wirkpfad, in welchem Zeitraum und mit welcher Rueckkopplung? Gerade in Grundstudium Wirkungsökonomie ist diese Unterscheidung entscheidend, weil Lernende spaeter nicht nur Begriffe wiedergeben, sondern Entscheidungssituationen pruefen muessen. Der haeufige Fehler besteht darin, neue Einsichten nur lokal im Skript zu belassen. Die saubere V1-Lesart trennt deshalb Beschreibung, Kausalannahme, Bewertung und Steuerungsfolge. Glossar, Website, Journal, Dossiers und Visuals sollen aus der Skriptarbeit lernen. So wird aus dem Thema kein isoliertes Kapitel, sondern ein pruefbarer Baustein der WÖk-Architektur.</w:t>
+        <w:t>Evidenzregel. Womit wir Erfolg messen darf im Skript nicht als dekorativer Begriff stehen bleiben. Der Abschnitt traegt nur dann, wenn er eine pruefbare Aussage erlaubt: Welche Quelle stuetzt die Annahme, welche Unsicherheit bleibt offen und welche Gegenbeobachtung wuerde die Bewertung veraendern? Fuer Die Maßstabskrise heisst das, dass schwere zentrale Schaeden nicht durch beliebige positive Einzelwerte neutralisiert werden duerfen. Die Studierenden sollen nicht lernen, einen Score nachzusprechen. Sie sollen erkennen, wann ein Score klaert, wann er verdeckt und wann eine rote Linie die Durchschnittslogik stoppt.</w:t>
+      </w:r>
+    </w:p>
+    <w:p>
+      <w:r>
+        <w:t>Fallfenster zur Anwendung. Eine Organisation plant eine Massnahme und formuliert dazu eine positive Absicht. In der WÖk reicht das nicht. Fuer diese Vorlesung muss sichtbar werden, welche Zustandsveraenderung erwartet wird, welche Empfaenger direkt oder indirekt betroffen sind, welche Nebenwirkungen entstehen koennen und welche Entscheidung spaeter korrigiert wird. Bezogen auf Die Maßstabskrise heisst das: Die Analyse muss das konkrete Thema ernst nehmen und zugleich den allgemeinen WÖk-Massstab halten. Es geht nicht darum, Akteure moralisch zu sortieren. Es geht darum, Wirkpfade, Wirkungsempfaenger, Datenqualitaet, Risiken und Rueckkopplung so zu beschreiben, dass bessere Entscheidungen moeglich werden.</w:t>
+      </w:r>
+    </w:p>
+    <w:p>
+      <w:r>
+        <w:t>Transfer in Grundstudium Wirkungsökonomie. Ein einfaches Bild verbindet die inhaltliche Deutung mit der spaeteren Praxis. Eine Organisation kann zu Die Maßstabskrise sehr ueberzeugend kommunizieren und trotzdem an einen plausiblen Gedanken schon fuer Wirkung zu halten, obwohl Empfaenger, Zustand, Zeitbezug und Quelle fehlen scheitern. Darum muss die V1-Fassung immer auch nach Governance fragen: Wer erhebt Daten, wer bewertet sie, wer traegt die Folgen, wer kann widersprechen und wann wird eine Entscheidung korrigiert? Jeder Analyseblock fragt nach der Routine, die nach der Bewertung angepasst wird. So wird aus einem Lehrkapitel eine verantwortbare Arbeitsroutine.</w:t>
+      </w:r>
+    </w:p>
+    <w:p>
+      <w:r>
+        <w:t>Grenze gegen Scheingenauigkeit. Gerade bei Das Bruttoinlandsprodukt ist Praezision wichtiger als grosse Begriffe. Eine Wirkungsaussage bleibt schwach, wenn sie nur Aktivitaet, Reichweite, Absicht oder Image beschreibt. Stark wird sie erst, wenn sie die Zustandsveraenderung und ihre Bedingungen offenlegt. In V01 ist deshalb entscheidend, Wirkungsbewertung Verfahren, Rechte, Transparenz und Korrektur braucht. Die Fehlerlinie verlaeuft nicht zwischen Optimismus und Pessimismus, sondern zwischen offengelegter Unsicherheit und rhetorischer Sicherheit ohne Pruefpfad.</w:t>
+      </w:r>
+    </w:p>
+    <w:p>
+      <w:r>
+        <w:t>Pruefungsnahe Lesart. Aus Viel Bewegung, wenig Ankommen laesst sich eine gute Transferfrage ableiten: Welche Entscheidung waere falsch, wenn dieser Abschnitt missverstanden wird? Fuer Die Maßstabskrise lautet die Antwort meist nicht einfach "mehr Wirkung", sondern genauer: bessere Unterscheidung, sauberere Daten, klarere Schutzlinie und rueckgekoppelte Steuerung. Pruefungsfragen verbinden Begriff, Anwendung, Evidenz und rote Linie. Wer das im Fall anwenden kann, hat den Kern der Vorlesung verstanden; wer nur Definitionen wiederholt, bleibt unter dem Anspruch der Akademie.</w:t>
+      </w:r>
+    </w:p>
+    <w:p>
+      <w:r>
+        <w:t>Fallfenster zur Anwendung. Eine Fuehrungsentscheidung erzeugt zugleich Nutzen und Risiken. Die WÖk behandelt Ambivalenz nicht als Stoerung, sondern als Kern der Analyse. Positive Netto-Wirkung darf erst behauptet werden, wenn zentrale negative Wirkungen getrennt geprueft und rote Linien gewahrt sind. Bezogen auf Die Maßstabskrise heisst das: Die Analyse muss das konkrete Thema ernst nehmen und zugleich den allgemeinen WÖk-Massstab halten. Es geht nicht darum, Akteure moralisch zu sortieren. Es geht darum, Wirkpfade, Wirkungsempfaenger, Datenqualitaet, Risiken und Rueckkopplung so zu beschreiben, dass bessere Entscheidungen moeglich werden.</w:t>
+      </w:r>
+    </w:p>
+    <w:p>
+      <w:r>
+        <w:t>Organisationale Umsetzung. Der Abschnitt Warum das gefährlich wird ist in V01 kein Zusatzwissen, sondern ein Pruefstein fuer die Grundfrage des Skripts: Was veraendert sich, bei wem, wodurch und mit welcher Rueckkopplung? Fuer Die Maßstabskrise wird daran sichtbar, dass WÖk-Begriffe im Alltag nur tragen, wenn sie in Routinen uebersetzt werden. Die fachliche Grenze liegt dort, wo Lernende Verantwortung an eine einzelne Nachhaltigkeitsfunktion auslagern. Die saubere Lesart trennt deshalb Beobachtung, Kausalannahme, Bewertung und Steuerungsfolge. In der Anwendung sollte daraus mindestens eine konkrete Begriff, Wirkpfad, Fallbewertung, rote Linie oder Rueckkopplung abgeleitet werden; sonst bleibt das Wissen erklaerend, aber nicht steuerungsfaehig.</w:t>
       </w:r>
     </w:p>
     <w:p>
       <w:r>
         <w:t>Pruefungsnahe Transferfrage. Formuliere zu V01 eine Wirkungsaussage in drei Saetzen: Erstens den beobachteten oder plausiblen Zustand, zweitens die Daten- oder Quellenlage, drittens die offene Unsicherheit samt Rueckkopplung. Die Antwort muss ohne moralische Personenbewertung auskommen und darf Reichweite nicht mit Wirkung verwechseln.</w:t>
+      </w:r>
+    </w:p>
+    <w:p>
+      <w:r>
+        <w:t>Anwendung auf Ein Beispiel aus dem Alltag. In einer Fallanalyse beginnt dieser Punkt nicht mit einer Meinung, sondern mit einer belastbaren Beschreibung. Wer V01 pruefungsnah liest, fragt zuerst nach Wirkungsempfaengern, Wirkraum, Zeitraum und Datenquelle. Erst danach folgt die Bewertung im Referenzrahmen Mensch, Planet, Demokratie, SDGs, Agenda 2030 und SDG+. Gute Kommunikation unterscheidet Befund, Annahme und normative Bewertung. Der typische Kurzschluss waere, Eindeutigkeit behaupten, wo die Datenlage nur Potenzial oder Risiko traegt. Genau dagegen setzt die WÖk die Pflicht, Wirkungspotenzial, Wirkungsrisiko und positive Netto-Wirkung begrifflich getrennt zu halten.</w:t>
+      </w:r>
+    </w:p>
+    <w:p>
+      <w:r>
+        <w:t>Evidenzregel. Die Zahlen lügen nicht, sie schweigen darf im Skript nicht als dekorativer Begriff stehen bleiben. Der Abschnitt traegt nur dann, wenn er eine pruefbare Aussage erlaubt: Welche Quelle stuetzt die Annahme, welche Unsicherheit bleibt offen und welche Gegenbeobachtung wuerde die Bewertung veraendern? Fuer Die Maßstabskrise heisst das, dass jede Wirkungsaussage eine Grenze zieht und diese Grenze begruenden muss. Die Studierenden sollen nicht lernen, einen Score nachzusprechen. Sie sollen erkennen, wann ein Score klaert, wann er verdeckt und wann eine rote Linie die Durchschnittslogik stoppt.</w:t>
+      </w:r>
+    </w:p>
+    <w:p>
+      <w:r>
+        <w:t>Fallfenster zur Anwendung. Ein Controlling-Team moechte einen Score bilden. Das Skript verlangt, dass Datenqualitaet, Systemgrenzen, Gewichtung, Unsicherheit und Nichtkompensation sichtbar bleiben. Ein Score darf die Diskussion nicht beenden, sondern muss bessere Fragen, Priorisierung und Rueckkopplung ermoeglichen. Bezogen auf Die Maßstabskrise heisst das: Die Analyse muss das konkrete Thema ernst nehmen und zugleich den allgemeinen WÖk-Massstab halten. Es geht nicht darum, Akteure moralisch zu sortieren. Es geht darum, Wirkpfade, Wirkungsempfaenger, Datenqualitaet, Risiken und Rueckkopplung so zu beschreiben, dass bessere Entscheidungen moeglich werden.</w:t>
+      </w:r>
+    </w:p>
+    <w:p>
+      <w:r>
+        <w:t>Transfer in Grundstudium Wirkungsökonomie. Der blinde Fleck kostet Zukunft verbindet die inhaltliche Deutung mit der spaeteren Praxis. Eine Organisation kann zu Die Maßstabskrise sehr ueberzeugend kommunizieren und trotzdem an einen plausiblen Gedanken schon fuer Wirkung zu halten, obwohl Empfaenger, Zustand, Zeitbezug und Quelle fehlen scheitern. Darum muss die V1-Fassung immer auch nach Governance fragen: Wer erhebt Daten, wer bewertet sie, wer traegt die Folgen, wer kann widersprechen und wann wird eine Entscheidung korrigiert? Szenarien pruefen Sofortwirkung, Folgewirkung und Reversibilitaet getrennt. So wird aus einem Lehrkapitel eine verantwortbare Arbeitsroutine.</w:t>
+      </w:r>
+    </w:p>
+    <w:p>
+      <w:r>
+        <w:t>Grenze gegen Scheingenauigkeit. Gerade bei Der Ausweg heißt Wirkung ist Praezision wichtiger als grosse Begriffe. Eine Wirkungsaussage bleibt schwach, wenn sie nur Aktivitaet, Reichweite, Absicht oder Image beschreibt. Stark wird sie erst, wenn sie die Zustandsveraenderung und ihre Bedingungen offenlegt. In V01 ist deshalb entscheidend, Wirkung nicht am Sender, sondern an veraenderten Zustanden der Empfaenger geprueft wird. Die Fehlerlinie verlaeuft nicht zwischen Optimismus und Pessimismus, sondern zwischen offengelegter Unsicherheit und rhetorischer Sicherheit ohne Pruefpfad.</w:t>
+      </w:r>
+    </w:p>
+    <w:p>
+      <w:r>
+        <w:t>Pruefungsnahe Lesart. Aus Was du aus dieser Vorlesung mitnimmst laesst sich eine gute Transferfrage ableiten: Welche Entscheidung waere falsch, wenn dieser Abschnitt missverstanden wird? Fuer Die Maßstabskrise lautet die Antwort meist nicht einfach "mehr Wirkung", sondern genauer: bessere Unterscheidung, sauberere Daten, klarere Schutzlinie und rueckgekoppelte Steuerung. Jede Schlussfolgerung endet mit Entscheidung, Verantwortlichkeit und Termin fuer Rueckpruefung. Wer das im Fall anwenden kann, hat den Kern der Vorlesung verstanden; wer nur Definitionen wiederholt, bleibt unter dem Anspruch der Akademie.</w:t>
+      </w:r>
+    </w:p>
+    <w:p>
+      <w:r>
+        <w:t>Fallfenster zur Anwendung. Ein Kommunikationsbericht nennt viele Aktivitaeten, Reichweiten und Rueckmeldungen. Die V1-Pruefung fragt, ob daraus eine belastbare Wirkungsaussage folgt. Wenn nur Kontakte, Klicks oder Zustimmung vorliegen, bleibt die Aussage im Bereich Wirkungspotenzial oder Resonanz, nicht im Bereich nachgewiesener Wirkung. Bezogen auf Die Maßstabskrise heisst das: Die Analyse muss das konkrete Thema ernst nehmen und zugleich den allgemeinen WÖk-Massstab halten. Es geht nicht darum, Akteure moralisch zu sortieren. Es geht darum, Wirkpfade, Wirkungsempfaenger, Datenqualitaet, Risiken und Rueckkopplung so zu beschreiben, dass bessere Entscheidungen moeglich werden.</w:t>
+      </w:r>
+    </w:p>
+    <w:p>
+      <w:r>
+        <w:t>Pruefungsnahe Transferfrage. Formuliere zu V01 eine Wirkungsaussage in drei Saetzen: Erstens den beobachteten oder plausiblen Zustand, zweitens die Daten- oder Quellenlage, drittens die offene Unsicherheit samt Rueckkopplung. Die Antwort muss ohne moralische Personenbewertung auskommen und darf Reichweite nicht mit Wirkung verwechseln.</w:t>
+      </w:r>
+    </w:p>
+    <w:p>
+      <w:r>
+        <w:t>Wissenschaftliche Anschlussfaehigkeit. Der Abschnitt Wirkungsökonomische Vertiefung ist in V01 kein Zusatzwissen, sondern ein Pruefstein fuer die Grundfrage des Skripts: Was veraendert sich, bei wem, wodurch und mit welcher Rueckkopplung? Fuer Die Maßstabskrise wird daran sichtbar, dass WÖk-Aussagen mit bestehenden Begriffen, Studien, Standards und Rechtsrahmen in Beziehung stehen muessen. Die fachliche Grenze liegt dort, wo Lernende hausinterne Sprache als Ersatz fuer zitierfaehige Begruendung verwenden. Die saubere Lesart trennt deshalb Beobachtung, Kausalannahme, Bewertung und Steuerungsfolge. In der Anwendung sollte daraus mindestens eine konkrete Begriff, Wirkpfad, Fallbewertung, rote Linie oder Rueckkopplung abgeleitet werden; sonst bleibt das Wissen erklaerend, aber nicht steuerungsfaehig.</w:t>
+      </w:r>
+    </w:p>
+    <w:p>
+      <w:r>
+        <w:t>Anwendung auf Prüfungsrelevanz. In einer Fallanalyse beginnt dieser Punkt nicht mit einer Meinung, sondern mit einer belastbaren Beschreibung. Wer V01 pruefungsnah liest, fragt zuerst nach Wirkungsempfaengern, Wirkraum, Zeitraum und Datenquelle. Erst danach folgt die Bewertung im Referenzrahmen Mensch, Planet, Demokratie, SDGs, Agenda 2030 und SDG+. Die Analyse markiert Stoppsignale vor jeder Portfolio- oder Score-Debatte. Der typische Kurzschluss waere, ein gutes Teilresultat gegen zentrale Schaeden aufrechnen. Genau dagegen setzt die WÖk die Pflicht, Wirkungspotenzial, Wirkungsrisiko und positive Netto-Wirkung begrifflich getrennt zu halten.</w:t>
       </w:r>
     </w:p>
     <w:p>
@@ -2853,47 +3052,32 @@
         <w:pStyle w:val="Heading3"/>
       </w:pPr>
       <w:r>
-        <w:t>Vertiefungsrunde 3: Lesen, pruefen, rueckkoppeln</w:t>
-      </w:r>
-    </w:p>
-    <w:p>
-      <w:r>
-        <w:t>Die folgende Runde verdichtet V01 nicht durch neue Schlagworte, sondern durch wiederholte Anwendung auf unterschiedliche Entscheidungsebenen. Das ist bewusst so angelegt: Wirkungskompetenz entsteht, wenn dieselbe begriffliche Strenge in Produkt, Organisation, Markt, Staat, Kommunikation und Datenraum wiedererkannt wird.</w:t>
-      </w:r>
-    </w:p>
-    <w:p>
-      <w:r>
-        <w:t>Begriffliche Schaerfung. Fuer Die Maßstabskrise bedeutet praezise Sprache die erste Sicherung gegen Impact-Washing ist, dass die Analyse nicht bei einer Aktivitaet, einem guten Willen oder einer Kennzahl stehen bleiben darf. Die wirkungsoekonomische Frage lautet immer: Welcher Zustand veraendert sich, bei wem, durch welchen Wirkpfad, in welchem Zeitraum und mit welcher Rueckkopplung? Gerade in Grundstudium Wirkungsökonomie ist diese Unterscheidung entscheidend, weil Lernende spaeter nicht nur Begriffe wiedergeben, sondern Entscheidungssituationen pruefen muessen. Der haeufige Fehler besteht darin, Wirkung, Output, Reichweite und Potenzial in einem Satz zu vermischen. Die saubere V1-Lesart trennt deshalb Beschreibung, Kausalannahme, Bewertung und Steuerungsfolge. In der Praxis sollte jede Wirkungsaussage als kurze Viererprobe formuliert werden: Zustand, Betroffene, Quelle, offene Unsicherheit. So wird aus dem Thema kein isoliertes Kapitel, sondern ein pruefbarer Baustein der WÖk-Architektur.</w:t>
-      </w:r>
-    </w:p>
-    <w:p>
-      <w:r>
-        <w:t>Fallfenster zur Anwendung. Eine Organisation plant eine Massnahme und formuliert dazu eine positive Absicht. In der WÖk reicht das nicht. Fuer diese Vorlesung muss sichtbar werden, welche Zustandsveraenderung erwartet wird, welche Empfaenger direkt oder indirekt betroffen sind, welche Nebenwirkungen entstehen koennen und welche Entscheidung spaeter korrigiert wird. Bezogen auf Die Maßstabskrise heisst das: Die Analyse muss das konkrete Thema ernst nehmen und zugleich den allgemeinen WÖk-Massstab halten. Es geht nicht darum, die Welt in gute und schlechte Akteure einzuteilen. Es geht darum, Wirkpfade, Wirkungsempfaenger, Datenqualitaet, Risiken und Rueckkopplung so zu beschreiben, dass bessere Entscheidungen moeglich werden.</w:t>
-      </w:r>
-    </w:p>
-    <w:p>
-      <w:r>
-        <w:t>Wirkpfad-Logik. Fuer Die Maßstabskrise bedeutet ein Thema erst dann steuerbar wird, wenn der Mechanismus zwischen Ausloeser und Zustandsveraenderung beschrieben ist, dass die Analyse nicht bei einer Aktivitaet, einem guten Willen oder einer Kennzahl stehen bleiben darf. Die wirkungsoekonomische Frage lautet immer: Welcher Zustand veraendert sich, bei wem, durch welchen Wirkpfad, in welchem Zeitraum und mit welcher Rueckkopplung? Gerade in Grundstudium Wirkungsökonomie ist diese Unterscheidung entscheidend, weil Lernende spaeter nicht nur Begriffe wiedergeben, sondern Entscheidungssituationen pruefen muessen. Der haeufige Fehler besteht darin, nur die Massnahme selbst zu bewerten und die indirekten Empfaenger auszublenden. Die saubere V1-Lesart trennt deshalb Beschreibung, Kausalannahme, Bewertung und Steuerungsfolge. Eine gute Fallanalyse zeichnet mindestens einen direkten und einen indirekten Wirkpfad nach. So wird aus dem Thema kein isoliertes Kapitel, sondern ein pruefbarer Baustein der WÖk-Architektur.</w:t>
-      </w:r>
-    </w:p>
-    <w:p>
-      <w:r>
-        <w:t>Daten- und Quellenklarheit. Fuer Die Maßstabskrise bedeutet jede Bewertung nur so belastbar ist wie Datenlage, Quellenstatus und Aktualitaet, dass die Analyse nicht bei einer Aktivitaet, einem guten Willen oder einer Kennzahl stehen bleiben darf. Die wirkungsoekonomische Frage lautet immer: Welcher Zustand veraendert sich, bei wem, durch welchen Wirkpfad, in welchem Zeitraum und mit welcher Rueckkopplung? Gerade in Grundstudium Wirkungsökonomie ist diese Unterscheidung entscheidend, weil Lernende spaeter nicht nur Begriffe wiedergeben, sondern Entscheidungssituationen pruefen muessen. Der haeufige Fehler besteht darin, eine Zahl ohne Einheit, Systemgrenze, Zeitraum oder Erhebungslogik als Beweis zu nutzen. Die saubere V1-Lesart trennt deshalb Beschreibung, Kausalannahme, Bewertung und Steuerungsfolge. Die Lernenden sollen Daten nicht dekorativ zitieren, sondern ihre Aussagekraft, Luecken und Grenzen offenlegen. So wird aus dem Thema kein isoliertes Kapitel, sondern ein pruefbarer Baustein der WÖk-Architektur.</w:t>
-      </w:r>
-    </w:p>
-    <w:p>
-      <w:r>
-        <w:t>Ambivalenz. Fuer Die Maßstabskrise bedeutet positive und negative Zustandsveraenderungen gleichzeitig auftreten koennen, dass die Analyse nicht bei einer Aktivitaet, einem guten Willen oder einer Kennzahl stehen bleiben darf. Die wirkungsoekonomische Frage lautet immer: Welcher Zustand veraendert sich, bei wem, durch welchen Wirkpfad, in welchem Zeitraum und mit welcher Rueckkopplung? Gerade in Grundstudium Wirkungsökonomie ist diese Unterscheidung entscheidend, weil Lernende spaeter nicht nur Begriffe wiedergeben, sondern Entscheidungssituationen pruefen muessen. Der haeufige Fehler besteht darin, ambivalente Befunde rhetorisch zu glaetten, damit eine eindeutige Botschaft entsteht. Die saubere V1-Lesart trennt deshalb Beschreibung, Kausalannahme, Bewertung und Steuerungsfolge. Ein gutes Skript fuehrt deshalb Profile, Zielkonflikte und offene Punkte nebeneinander. So wird aus dem Thema kein isoliertes Kapitel, sondern ein pruefbarer Baustein der WÖk-Architektur.</w:t>
-      </w:r>
-    </w:p>
-    <w:p>
-      <w:r>
-        <w:t>Fallfenster zur Anwendung. Eine Fuehrungsentscheidung erzeugt zugleich Nutzen und Risiken. Die WÖk behandelt Ambivalenz nicht als Stoerung, sondern als Kern der Analyse. Positive Netto-Wirkung darf erst behauptet werden, wenn zentrale negative Wirkungen getrennt geprueft und rote Linien gewahrt sind. Bezogen auf Die Maßstabskrise heisst das: Die Analyse muss das konkrete Thema ernst nehmen und zugleich den allgemeinen WÖk-Massstab halten. Es geht nicht darum, die Welt in gute und schlechte Akteure einzuteilen. Es geht darum, Wirkpfade, Wirkungsempfaenger, Datenqualitaet, Risiken und Rueckkopplung so zu beschreiben, dass bessere Entscheidungen moeglich werden.</w:t>
-      </w:r>
-    </w:p>
-    <w:p>
-      <w:r>
-        <w:t>Nichtkompensation. Fuer Die Maßstabskrise bedeutet schwere zentrale Schaeden nicht durch beliebige positive Einzelwerte neutralisiert werden duerfen, dass die Analyse nicht bei einer Aktivitaet, einem guten Willen oder einer Kennzahl stehen bleiben darf. Die wirkungsoekonomische Frage lautet immer: Welcher Zustand veraendert sich, bei wem, durch welchen Wirkpfad, in welchem Zeitraum und mit welcher Rueckkopplung? Gerade in Grundstudium Wirkungsökonomie ist diese Unterscheidung entscheidend, weil Lernende spaeter nicht nur Begriffe wiedergeben, sondern Entscheidungssituationen pruefen muessen. Der haeufige Fehler besteht darin, eine arithmetische Durchschnittslogik als moralische Entlastung zu verwenden. Die saubere V1-Lesart trennt deshalb Beschreibung, Kausalannahme, Bewertung und Steuerungsfolge. Reverse Merit Order und rote Linien sind Schutzregeln gegen Schoenrechnung. So wird aus dem Thema kein isoliertes Kapitel, sondern ein pruefbarer Baustein der WÖk-Architektur.</w:t>
+        <w:t>Abschlusskommentar 3: Lesen, pruefen, rueckkoppeln</w:t>
+      </w:r>
+    </w:p>
+    <w:p>
+      <w:r>
+        <w:t>Die folgende Verdichtung fuehrt die vorhandenen Kapitel nicht als Wiederholung, sondern als Anwendung zusammen. Wirkungskompetenz entsteht, wenn dieselbe begriffliche Strenge in Fallanalyse, Datenarbeit, Kommunikation, Governance und Entscheidungspraxis wiedererkannt wird.</w:t>
+      </w:r>
+    </w:p>
+    <w:p>
+      <w:r>
+        <w:t>Evidenzregel. Lernziele darf im Skript nicht als dekorativer Begriff stehen bleiben. Der Abschnitt traegt nur dann, wenn er eine pruefbare Aussage erlaubt: Welche Quelle stuetzt die Annahme, welche Unsicherheit bleibt offen und welche Gegenbeobachtung wuerde die Bewertung veraendern? Fuer Die Maßstabskrise heisst das, dass praezise Sprache die erste Sicherung gegen Impact-Washing bildet. Die Studierenden sollen nicht lernen, einen Score nachzusprechen. Sie sollen erkennen, wann ein Score klaert, wann er verdeckt und wann eine rote Linie die Durchschnittslogik stoppt.</w:t>
+      </w:r>
+    </w:p>
+    <w:p>
+      <w:r>
+        <w:t>Fallfenster zur Anwendung. Eine Organisation plant eine Massnahme und formuliert dazu eine positive Absicht. In der WÖk reicht das nicht. Fuer diese Vorlesung muss sichtbar werden, welche Zustandsveraenderung erwartet wird, welche Empfaenger direkt oder indirekt betroffen sind, welche Nebenwirkungen entstehen koennen und welche Entscheidung spaeter korrigiert wird. Bezogen auf Die Maßstabskrise heisst das: Die Analyse muss das konkrete Thema ernst nehmen und zugleich den allgemeinen WÖk-Massstab halten. Es geht nicht darum, Akteure moralisch zu sortieren. Es geht darum, Wirkpfade, Wirkungsempfaenger, Datenqualitaet, Risiken und Rueckkopplung so zu beschreiben, dass bessere Entscheidungen moeglich werden.</w:t>
+      </w:r>
+    </w:p>
+    <w:p>
+      <w:r>
+        <w:t>Transfer in Grundstudium Wirkungsökonomie. Einleitung / Wirkungsfrage verbindet die inhaltliche Deutung mit der spaeteren Praxis. Eine Organisation kann zu Die Maßstabskrise sehr ueberzeugend kommunizieren und trotzdem an einen plausiblen Gedanken schon fuer Wirkung zu halten, obwohl Empfaenger, Zustand, Zeitbezug und Quelle fehlen scheitern. Darum muss die V1-Fassung immer auch nach Governance fragen: Wer erhebt Daten, wer bewertet sie, wer traegt die Folgen, wer kann widersprechen und wann wird eine Entscheidung korrigiert? Mindestens ein direkter und ein indirekter Wirkpfad muessen nachvollziehbar sein. So wird aus einem Lehrkapitel eine verantwortbare Arbeitsroutine.</w:t>
+      </w:r>
+    </w:p>
+    <w:p>
+      <w:r>
+        <w:t>Grenze gegen Scheingenauigkeit. Gerade bei Kernaussage ist Praezision wichtiger als grosse Begriffe. Eine Wirkungsaussage bleibt schwach, wenn sie nur Aktivitaet, Reichweite, Absicht oder Image beschreibt. Stark wird sie erst, wenn sie die Zustandsveraenderung und ihre Bedingungen offenlegt. In V01 ist deshalb entscheidend, jede Bewertung nur so belastbar ist wie Datenlage, Quellenstatus, Aktualitaet und Systemgrenze. Die Fehlerlinie verlaeuft nicht zwischen Optimismus und Pessimismus, sondern zwischen offengelegter Unsicherheit und rhetorischer Sicherheit ohne Pruefpfad.</w:t>
       </w:r>
     </w:p>
     <w:p>
@@ -2903,42 +3087,102 @@
     </w:p>
     <w:p>
       <w:r>
-        <w:t>Rueckkopplung. Fuer Die Maßstabskrise bedeutet Wirkungswissen erst dann wertvoll wird, wenn es Entscheidungen veraendert, dass die Analyse nicht bei einer Aktivitaet, einem guten Willen oder einer Kennzahl stehen bleiben darf. Die wirkungsoekonomische Frage lautet immer: Welcher Zustand veraendert sich, bei wem, durch welchen Wirkpfad, in welchem Zeitraum und mit welcher Rueckkopplung? Gerade in Grundstudium Wirkungsökonomie ist diese Unterscheidung entscheidend, weil Lernende spaeter nicht nur Begriffe wiedergeben, sondern Entscheidungssituationen pruefen muessen. Der haeufige Fehler besteht darin, einen Bericht als Endpunkt zu betrachten. Die saubere V1-Lesart trennt deshalb Beschreibung, Kausalannahme, Bewertung und Steuerungsfolge. Jeder Analyseblock sollte fragen, welche Routine, welcher Prozess oder welche Ressource nach der Bewertung angepasst wird. So wird aus dem Thema kein isoliertes Kapitel, sondern ein pruefbarer Baustein der WÖk-Architektur.</w:t>
-      </w:r>
-    </w:p>
-    <w:p>
-      <w:r>
-        <w:t>Governance. Fuer Die Maßstabskrise bedeutet Wirkungsbewertung Verfahren, Rechte, Transparenz und Korrektur braucht, dass die Analyse nicht bei einer Aktivitaet, einem guten Willen oder einer Kennzahl stehen bleiben darf. Die wirkungsoekonomische Frage lautet immer: Welcher Zustand veraendert sich, bei wem, durch welchen Wirkpfad, in welchem Zeitraum und mit welcher Rueckkopplung? Gerade in Grundstudium Wirkungsökonomie ist diese Unterscheidung entscheidend, weil Lernende spaeter nicht nur Begriffe wiedergeben, sondern Entscheidungssituationen pruefen muessen. Der haeufige Fehler besteht darin, Bewertung als technokratische Top-down-Setzung zu verstehen. Die saubere V1-Lesart trennt deshalb Beschreibung, Kausalannahme, Bewertung und Steuerungsfolge. Betroffene, Datenhalter, Entscheider und Kontrollinstanzen muessen unterscheidbare Rollen behalten. So wird aus dem Thema kein isoliertes Kapitel, sondern ein pruefbarer Baustein der WÖk-Architektur.</w:t>
-      </w:r>
-    </w:p>
-    <w:p>
-      <w:r>
-        <w:t>Fallfenster zur Anwendung. Ein Controlling-Team moechte einen Score bilden. Das Skript verlangt, dass Datenqualitaet, Systemgrenzen, Gewichtung, Unsicherheit und Nichtkompensation sichtbar bleiben. Ein Score darf die Diskussion nicht beenden, sondern muss bessere Fragen, Priorisierung und Rueckkopplung ermoeglichen. Bezogen auf Die Maßstabskrise heisst das: Die Analyse muss das konkrete Thema ernst nehmen und zugleich den allgemeinen WÖk-Massstab halten. Es geht nicht darum, die Welt in gute und schlechte Akteure einzuteilen. Es geht darum, Wirkpfade, Wirkungsempfaenger, Datenqualitaet, Risiken und Rueckkopplung so zu beschreiben, dass bessere Entscheidungen moeglich werden.</w:t>
-      </w:r>
-    </w:p>
-    <w:p>
-      <w:r>
-        <w:t>Didaktische Pruefbarkeit. Fuer Die Maßstabskrise bedeutet das Thema in der Akademie nicht nur erklaert, sondern in Falllogik ueberfuehrt werden muss, dass die Analyse nicht bei einer Aktivitaet, einem guten Willen oder einer Kennzahl stehen bleiben darf. Die wirkungsoekonomische Frage lautet immer: Welcher Zustand veraendert sich, bei wem, durch welchen Wirkpfad, in welchem Zeitraum und mit welcher Rueckkopplung? Gerade in Grundstudium Wirkungsökonomie ist diese Unterscheidung entscheidend, weil Lernende spaeter nicht nur Begriffe wiedergeben, sondern Entscheidungssituationen pruefen muessen. Der haeufige Fehler besteht darin, reines Auswendiglernen als Kompetenznachweis zu behandeln. Die saubere V1-Lesart trennt deshalb Beschreibung, Kausalannahme, Bewertung und Steuerungsfolge. Pruefungsfragen sollen Begriffe, Anwendung und rote Linien verbinden. So wird aus dem Thema kein isoliertes Kapitel, sondern ein pruefbarer Baustein der WÖk-Architektur.</w:t>
-      </w:r>
-    </w:p>
-    <w:p>
-      <w:r>
-        <w:t>Transfer in Organisationen. Fuer Die Maßstabskrise bedeutet WÖk-Begriffe im Alltag nur tragen, wenn sie in Routinen uebersetzt werden, dass die Analyse nicht bei einer Aktivitaet, einem guten Willen oder einer Kennzahl stehen bleiben darf. Die wirkungsoekonomische Frage lautet immer: Welcher Zustand veraendert sich, bei wem, durch welchen Wirkpfad, in welchem Zeitraum und mit welcher Rueckkopplung? Gerade in Grundstudium Wirkungsökonomie ist diese Unterscheidung entscheidend, weil Lernende spaeter nicht nur Begriffe wiedergeben, sondern Entscheidungssituationen pruefen muessen. Der haeufige Fehler besteht darin, die Verantwortung an eine Nachhaltigkeitsabteilung auszulagern. Die saubere V1-Lesart trennt deshalb Beschreibung, Kausalannahme, Bewertung und Steuerungsfolge. Strategie, Einkauf, Kommunikation, Controlling und Fuehrung muessen denselben Wirkungsbegriff verwenden. So wird aus dem Thema kein isoliertes Kapitel, sondern ein pruefbarer Baustein der WÖk-Architektur.</w:t>
-      </w:r>
-    </w:p>
-    <w:p>
-      <w:r>
-        <w:t>Rueckfluss in den Korpus. Fuer Die Maßstabskrise bedeutet jedes Studienskript den Gesamtbestand schaerfen kann, dass die Analyse nicht bei einer Aktivitaet, einem guten Willen oder einer Kennzahl stehen bleiben darf. Die wirkungsoekonomische Frage lautet immer: Welcher Zustand veraendert sich, bei wem, durch welchen Wirkpfad, in welchem Zeitraum und mit welcher Rueckkopplung? Gerade in Grundstudium Wirkungsökonomie ist diese Unterscheidung entscheidend, weil Lernende spaeter nicht nur Begriffe wiedergeben, sondern Entscheidungssituationen pruefen muessen. Der haeufige Fehler besteht darin, neue Einsichten nur lokal im Skript zu belassen. Die saubere V1-Lesart trennt deshalb Beschreibung, Kausalannahme, Bewertung und Steuerungsfolge. Glossar, Website, Journal, Dossiers und Visuals sollen aus der Skriptarbeit lernen. So wird aus dem Thema kein isoliertes Kapitel, sondern ein pruefbarer Baustein der WÖk-Architektur.</w:t>
-      </w:r>
-    </w:p>
-    <w:p>
-      <w:r>
-        <w:t>Fallfenster zur Anwendung. Ein Kommunikationsbericht nennt viele Aktivitaeten, Reichweiten und Rueckmeldungen. Die V1-Pruefung fragt, ob daraus eine belastbare Wirkungsaussage folgt. Wenn nur Kontakte, Klicks oder Zustimmung vorliegen, bleibt die Aussage im Bereich Wirkungspotenzial oder Resonanz, nicht im Bereich nachgewiesener Wirkung. Bezogen auf Die Maßstabskrise heisst das: Die Analyse muss das konkrete Thema ernst nehmen und zugleich den allgemeinen WÖk-Massstab halten. Es geht nicht darum, die Welt in gute und schlechte Akteure einzuteilen. Es geht darum, Wirkpfade, Wirkungsempfaenger, Datenqualitaet, Risiken und Rueckkopplung so zu beschreiben, dass bessere Entscheidungen moeglich werden.</w:t>
+        <w:t>Pruefungsnahe Lesart. Aus Quelltext und fachliche Grundlegung laesst sich eine gute Transferfrage ableiten: Welche Entscheidung waere falsch, wenn dieser Abschnitt missverstanden wird? Fuer Die Maßstabskrise lautet die Antwort meist nicht einfach "mehr Wirkung", sondern genauer: bessere Unterscheidung, sauberere Daten, klarere Schutzlinie und rueckgekoppelte Steuerung. Profile, Zielkonflikte und offene Punkte werden nebeneinander gefuehrt. Wer das im Fall anwenden kann, hat den Kern der Vorlesung verstanden; wer nur Definitionen wiederholt, bleibt unter dem Anspruch der Akademie.</w:t>
+      </w:r>
+    </w:p>
+    <w:p>
+      <w:r>
+        <w:t>Fallfenster zur Anwendung. Eine Fuehrungsentscheidung erzeugt zugleich Nutzen und Risiken. Die WÖk behandelt Ambivalenz nicht als Stoerung, sondern als Kern der Analyse. Positive Netto-Wirkung darf erst behauptet werden, wenn zentrale negative Wirkungen getrennt geprueft und rote Linien gewahrt sind. Bezogen auf Die Maßstabskrise heisst das: Die Analyse muss das konkrete Thema ernst nehmen und zugleich den allgemeinen WÖk-Massstab halten. Es geht nicht darum, Akteure moralisch zu sortieren. Es geht darum, Wirkpfade, Wirkungsempfaenger, Datenqualitaet, Risiken und Rueckkopplung so zu beschreiben, dass bessere Entscheidungen moeglich werden.</w:t>
+      </w:r>
+    </w:p>
+    <w:p>
+      <w:r>
+        <w:t>Nichtkompensation. Der Abschnitt Womit wir Erfolg messen ist in V01 kein Zusatzwissen, sondern ein Pruefstein fuer die Grundfrage des Skripts: Was veraendert sich, bei wem, wodurch und mit welcher Rueckkopplung? Fuer Die Maßstabskrise wird daran sichtbar, dass schwere zentrale Schaeden nicht durch beliebige positive Einzelwerte neutralisiert werden duerfen. Die fachliche Grenze liegt dort, wo Lernende eine Durchschnittslogik als moralische Entlastung verwenden. Die saubere Lesart trennt deshalb Beobachtung, Kausalannahme, Bewertung und Steuerungsfolge. In der Anwendung sollte daraus mindestens eine konkrete Begriff, Wirkpfad, Fallbewertung, rote Linie oder Rueckkopplung abgeleitet werden; sonst bleibt das Wissen erklaerend, aber nicht steuerungsfaehig.</w:t>
+      </w:r>
+    </w:p>
+    <w:p>
+      <w:r>
+        <w:t>Anwendung auf Ein einfaches Bild. In einer Fallanalyse beginnt dieser Punkt nicht mit einer Meinung, sondern mit einer belastbaren Beschreibung. Wer V01 pruefungsnah liest, fragt zuerst nach Wirkungsempfaengern, Wirkraum, Zeitraum und Datenquelle. Erst danach folgt die Bewertung im Referenzrahmen Mensch, Planet, Demokratie, SDGs, Agenda 2030 und SDG+. Jeder Analyseblock fragt nach der Routine, die nach der Bewertung angepasst wird. Der typische Kurzschluss waere, Reporting als Abschluss behandeln. Genau dagegen setzt die WÖk die Pflicht, Wirkungspotenzial, Wirkungsrisiko und positive Netto-Wirkung begrifflich getrennt zu halten.</w:t>
+      </w:r>
+    </w:p>
+    <w:p>
+      <w:r>
+        <w:t>Evidenzregel. Das Bruttoinlandsprodukt darf im Skript nicht als dekorativer Begriff stehen bleiben. Der Abschnitt traegt nur dann, wenn er eine pruefbare Aussage erlaubt: Welche Quelle stuetzt die Annahme, welche Unsicherheit bleibt offen und welche Gegenbeobachtung wuerde die Bewertung veraendern? Fuer Die Maßstabskrise heisst das, dass Wirkungsbewertung Verfahren, Rechte, Transparenz und Korrektur braucht. Die Studierenden sollen nicht lernen, einen Score nachzusprechen. Sie sollen erkennen, wann ein Score klaert, wann er verdeckt und wann eine rote Linie die Durchschnittslogik stoppt.</w:t>
+      </w:r>
+    </w:p>
+    <w:p>
+      <w:r>
+        <w:t>Fallfenster zur Anwendung. Ein Controlling-Team moechte einen Score bilden. Das Skript verlangt, dass Datenqualitaet, Systemgrenzen, Gewichtung, Unsicherheit und Nichtkompensation sichtbar bleiben. Ein Score darf die Diskussion nicht beenden, sondern muss bessere Fragen, Priorisierung und Rueckkopplung ermoeglichen. Bezogen auf Die Maßstabskrise heisst das: Die Analyse muss das konkrete Thema ernst nehmen und zugleich den allgemeinen WÖk-Massstab halten. Es geht nicht darum, Akteure moralisch zu sortieren. Es geht darum, Wirkpfade, Wirkungsempfaenger, Datenqualitaet, Risiken und Rueckkopplung so zu beschreiben, dass bessere Entscheidungen moeglich werden.</w:t>
+      </w:r>
+    </w:p>
+    <w:p>
+      <w:r>
+        <w:t>Transfer in Grundstudium Wirkungsökonomie. Viel Bewegung, wenig Ankommen verbindet die inhaltliche Deutung mit der spaeteren Praxis. Eine Organisation kann zu Die Maßstabskrise sehr ueberzeugend kommunizieren und trotzdem an einen plausiblen Gedanken schon fuer Wirkung zu halten, obwohl Empfaenger, Zustand, Zeitbezug und Quelle fehlen scheitern. Darum muss die V1-Fassung immer auch nach Governance fragen: Wer erhebt Daten, wer bewertet sie, wer traegt die Folgen, wer kann widersprechen und wann wird eine Entscheidung korrigiert? Pruefungsfragen verbinden Begriff, Anwendung, Evidenz und rote Linie. So wird aus einem Lehrkapitel eine verantwortbare Arbeitsroutine.</w:t>
       </w:r>
     </w:p>
     <w:p>
       <w:r>
         <w:t>Pruefungsnahe Transferfrage. Formuliere zu V01 eine Wirkungsaussage in drei Saetzen: Erstens den beobachteten oder plausiblen Zustand, zweitens die Daten- oder Quellenlage, drittens die offene Unsicherheit samt Rueckkopplung. Die Antwort muss ohne moralische Personenbewertung auskommen und darf Reichweite nicht mit Wirkung verwechseln.</w:t>
+      </w:r>
+    </w:p>
+    <w:p>
+      <w:r>
+        <w:t>Grenze gegen Scheingenauigkeit. Gerade bei Warum das gefährlich wird ist Praezision wichtiger als grosse Begriffe. Eine Wirkungsaussage bleibt schwach, wenn sie nur Aktivitaet, Reichweite, Absicht oder Image beschreibt. Stark wird sie erst, wenn sie die Zustandsveraenderung und ihre Bedingungen offenlegt. In V01 ist deshalb entscheidend, WÖk-Begriffe im Alltag nur tragen, wenn sie in Routinen uebersetzt werden. Die Fehlerlinie verlaeuft nicht zwischen Optimismus und Pessimismus, sondern zwischen offengelegter Unsicherheit und rhetorischer Sicherheit ohne Pruefpfad.</w:t>
+      </w:r>
+    </w:p>
+    <w:p>
+      <w:r>
+        <w:t>Pruefungsnahe Lesart. Aus Ein Beispiel aus dem Alltag laesst sich eine gute Transferfrage ableiten: Welche Entscheidung waere falsch, wenn dieser Abschnitt missverstanden wird? Fuer Die Maßstabskrise lautet die Antwort meist nicht einfach "mehr Wirkung", sondern genauer: bessere Unterscheidung, sauberere Daten, klarere Schutzlinie und rueckgekoppelte Steuerung. Gute Kommunikation unterscheidet Befund, Annahme und normative Bewertung. Wer das im Fall anwenden kann, hat den Kern der Vorlesung verstanden; wer nur Definitionen wiederholt, bleibt unter dem Anspruch der Akademie.</w:t>
+      </w:r>
+    </w:p>
+    <w:p>
+      <w:r>
+        <w:t>Fallfenster zur Anwendung. Ein Kommunikationsbericht nennt viele Aktivitaeten, Reichweiten und Rueckmeldungen. Die V1-Pruefung fragt, ob daraus eine belastbare Wirkungsaussage folgt. Wenn nur Kontakte, Klicks oder Zustimmung vorliegen, bleibt die Aussage im Bereich Wirkungspotenzial oder Resonanz, nicht im Bereich nachgewiesener Wirkung. Bezogen auf Die Maßstabskrise heisst das: Die Analyse muss das konkrete Thema ernst nehmen und zugleich den allgemeinen WÖk-Massstab halten. Es geht nicht darum, Akteure moralisch zu sortieren. Es geht darum, Wirkpfade, Wirkungsempfaenger, Datenqualitaet, Risiken und Rueckkopplung so zu beschreiben, dass bessere Entscheidungen moeglich werden.</w:t>
+      </w:r>
+    </w:p>
+    <w:p>
+      <w:r>
+        <w:t>Systemgrenze. Der Abschnitt Die Zahlen lügen nicht, sie schweigen ist in V01 kein Zusatzwissen, sondern ein Pruefstein fuer die Grundfrage des Skripts: Was veraendert sich, bei wem, wodurch und mit welcher Rueckkopplung? Fuer Die Maßstabskrise wird daran sichtbar, dass jede Wirkungsaussage eine Grenze zieht und diese Grenze begruenden muss. Die fachliche Grenze liegt dort, wo Lernende nur den bequemen Ausschnitt betrachten. Die saubere Lesart trennt deshalb Beobachtung, Kausalannahme, Bewertung und Steuerungsfolge. In der Anwendung sollte daraus mindestens eine konkrete Begriff, Wirkpfad, Fallbewertung, rote Linie oder Rueckkopplung abgeleitet werden; sonst bleibt das Wissen erklaerend, aber nicht steuerungsfaehig.</w:t>
+      </w:r>
+    </w:p>
+    <w:p>
+      <w:r>
+        <w:t>Anwendung auf Der blinde Fleck kostet Zukunft. In einer Fallanalyse beginnt dieser Punkt nicht mit einer Meinung, sondern mit einer belastbaren Beschreibung. Wer V01 pruefungsnah liest, fragt zuerst nach Wirkungsempfaengern, Wirkraum, Zeitraum und Datenquelle. Erst danach folgt die Bewertung im Referenzrahmen Mensch, Planet, Demokratie, SDGs, Agenda 2030 und SDG+. Szenarien pruefen Sofortwirkung, Folgewirkung und Reversibilitaet getrennt. Der typische Kurzschluss waere, Momentnutzen als dauerhafte positive Netto-Wirkung verkaufen. Genau dagegen setzt die WÖk die Pflicht, Wirkungspotenzial, Wirkungsrisiko und positive Netto-Wirkung begrifflich getrennt zu halten.</w:t>
+      </w:r>
+    </w:p>
+    <w:p>
+      <w:r>
+        <w:t>Evidenzregel. Der Ausweg heißt Wirkung darf im Skript nicht als dekorativer Begriff stehen bleiben. Der Abschnitt traegt nur dann, wenn er eine pruefbare Aussage erlaubt: Welche Quelle stuetzt die Annahme, welche Unsicherheit bleibt offen und welche Gegenbeobachtung wuerde die Bewertung veraendern? Fuer Die Maßstabskrise heisst das, dass Wirkung nicht am Sender, sondern an veraenderten Zustanden der Empfaenger geprueft wird. Die Studierenden sollen nicht lernen, einen Score nachzusprechen. Sie sollen erkennen, wann ein Score klaert, wann er verdeckt und wann eine rote Linie die Durchschnittslogik stoppt.</w:t>
+      </w:r>
+    </w:p>
+    <w:p>
+      <w:r>
+        <w:t>Fallfenster zur Anwendung. Eine Organisation plant eine Massnahme und formuliert dazu eine positive Absicht. In der WÖk reicht das nicht. Fuer diese Vorlesung muss sichtbar werden, welche Zustandsveraenderung erwartet wird, welche Empfaenger direkt oder indirekt betroffen sind, welche Nebenwirkungen entstehen koennen und welche Entscheidung spaeter korrigiert wird. Bezogen auf Die Maßstabskrise heisst das: Die Analyse muss das konkrete Thema ernst nehmen und zugleich den allgemeinen WÖk-Massstab halten. Es geht nicht darum, Akteure moralisch zu sortieren. Es geht darum, Wirkpfade, Wirkungsempfaenger, Datenqualitaet, Risiken und Rueckkopplung so zu beschreiben, dass bessere Entscheidungen moeglich werden.</w:t>
+      </w:r>
+    </w:p>
+    <w:p>
+      <w:r>
+        <w:t>Pruefungsnahe Transferfrage. Formuliere zu V01 eine Wirkungsaussage in drei Saetzen: Erstens den beobachteten oder plausiblen Zustand, zweitens die Daten- oder Quellenlage, drittens die offene Unsicherheit samt Rueckkopplung. Die Antwort muss ohne moralische Personenbewertung auskommen und darf Reichweite nicht mit Wirkung verwechseln.</w:t>
+      </w:r>
+    </w:p>
+    <w:p>
+      <w:r>
+        <w:t>Transfer in Grundstudium Wirkungsökonomie. Was du aus dieser Vorlesung mitnimmst verbindet die inhaltliche Deutung mit der spaeteren Praxis. Eine Organisation kann zu Die Maßstabskrise sehr ueberzeugend kommunizieren und trotzdem an einen plausiblen Gedanken schon fuer Wirkung zu halten, obwohl Empfaenger, Zustand, Zeitbezug und Quelle fehlen scheitern. Darum muss die V1-Fassung immer auch nach Governance fragen: Wer erhebt Daten, wer bewertet sie, wer traegt die Folgen, wer kann widersprechen und wann wird eine Entscheidung korrigiert? Jede Schlussfolgerung endet mit Entscheidung, Verantwortlichkeit und Termin fuer Rueckpruefung. So wird aus einem Lehrkapitel eine verantwortbare Arbeitsroutine.</w:t>
+      </w:r>
+    </w:p>
+    <w:p>
+      <w:r>
+        <w:t>Grenze gegen Scheingenauigkeit. Gerade bei Wirkungsökonomische Vertiefung ist Praezision wichtiger als grosse Begriffe. Eine Wirkungsaussage bleibt schwach, wenn sie nur Aktivitaet, Reichweite, Absicht oder Image beschreibt. Stark wird sie erst, wenn sie die Zustandsveraenderung und ihre Bedingungen offenlegt. In V01 ist deshalb entscheidend, WÖk-Aussagen mit bestehenden Begriffen, Studien, Standards und Rechtsrahmen in Beziehung stehen muessen. Die Fehlerlinie verlaeuft nicht zwischen Optimismus und Pessimismus, sondern zwischen offengelegter Unsicherheit und rhetorischer Sicherheit ohne Pruefpfad.</w:t>
+      </w:r>
+    </w:p>
+    <w:p>
+      <w:r>
+        <w:t>Pruefungsnahe Lesart. Aus Prüfungsrelevanz laesst sich eine gute Transferfrage ableiten: Welche Entscheidung waere falsch, wenn dieser Abschnitt missverstanden wird? Fuer Die Maßstabskrise lautet die Antwort meist nicht einfach "mehr Wirkung", sondern genauer: bessere Unterscheidung, sauberere Daten, klarere Schutzlinie und rueckgekoppelte Steuerung. Die Analyse markiert Stoppsignale vor jeder Portfolio- oder Score-Debatte. Wer das im Fall anwenden kann, hat den Kern der Vorlesung verstanden; wer nur Definitionen wiederholt, bleibt unter dem Anspruch der Akademie.</w:t>
+      </w:r>
+    </w:p>
+    <w:p>
+      <w:r>
+        <w:t>Fallfenster zur Anwendung. Eine Fuehrungsentscheidung erzeugt zugleich Nutzen und Risiken. Die WÖk behandelt Ambivalenz nicht als Stoerung, sondern als Kern der Analyse. Positive Netto-Wirkung darf erst behauptet werden, wenn zentrale negative Wirkungen getrennt geprueft und rote Linien gewahrt sind. Bezogen auf Die Maßstabskrise heisst das: Die Analyse muss das konkrete Thema ernst nehmen und zugleich den allgemeinen WÖk-Massstab halten. Es geht nicht darum, Akteure moralisch zu sortieren. Es geht darum, Wirkpfade, Wirkungsempfaenger, Datenqualitaet, Risiken und Rueckkopplung so zu beschreiben, dass bessere Entscheidungen moeglich werden.</w:t>
       </w:r>
     </w:p>
     <w:p>
@@ -2946,42 +3190,22 @@
         <w:pStyle w:val="Heading3"/>
       </w:pPr>
       <w:r>
-        <w:t>Vertiefungsrunde 4: Lesen, pruefen, rueckkoppeln</w:t>
-      </w:r>
-    </w:p>
-    <w:p>
-      <w:r>
-        <w:t>Die folgende Runde verdichtet V01 nicht durch neue Schlagworte, sondern durch wiederholte Anwendung auf unterschiedliche Entscheidungsebenen. Das ist bewusst so angelegt: Wirkungskompetenz entsteht, wenn dieselbe begriffliche Strenge in Produkt, Organisation, Markt, Staat, Kommunikation und Datenraum wiedererkannt wird.</w:t>
-      </w:r>
-    </w:p>
-    <w:p>
-      <w:r>
-        <w:t>Begriffliche Schaerfung. Fuer Die Maßstabskrise bedeutet praezise Sprache die erste Sicherung gegen Impact-Washing ist, dass die Analyse nicht bei einer Aktivitaet, einem guten Willen oder einer Kennzahl stehen bleiben darf. Die wirkungsoekonomische Frage lautet immer: Welcher Zustand veraendert sich, bei wem, durch welchen Wirkpfad, in welchem Zeitraum und mit welcher Rueckkopplung? Gerade in Grundstudium Wirkungsökonomie ist diese Unterscheidung entscheidend, weil Lernende spaeter nicht nur Begriffe wiedergeben, sondern Entscheidungssituationen pruefen muessen. Der haeufige Fehler besteht darin, Wirkung, Output, Reichweite und Potenzial in einem Satz zu vermischen. Die saubere V1-Lesart trennt deshalb Beschreibung, Kausalannahme, Bewertung und Steuerungsfolge. In der Praxis sollte jede Wirkungsaussage als kurze Viererprobe formuliert werden: Zustand, Betroffene, Quelle, offene Unsicherheit. So wird aus dem Thema kein isoliertes Kapitel, sondern ein pruefbarer Baustein der WÖk-Architektur.</w:t>
-      </w:r>
-    </w:p>
-    <w:p>
-      <w:r>
-        <w:t>Wirkpfad-Logik. Fuer Die Maßstabskrise bedeutet ein Thema erst dann steuerbar wird, wenn der Mechanismus zwischen Ausloeser und Zustandsveraenderung beschrieben ist, dass die Analyse nicht bei einer Aktivitaet, einem guten Willen oder einer Kennzahl stehen bleiben darf. Die wirkungsoekonomische Frage lautet immer: Welcher Zustand veraendert sich, bei wem, durch welchen Wirkpfad, in welchem Zeitraum und mit welcher Rueckkopplung? Gerade in Grundstudium Wirkungsökonomie ist diese Unterscheidung entscheidend, weil Lernende spaeter nicht nur Begriffe wiedergeben, sondern Entscheidungssituationen pruefen muessen. Der haeufige Fehler besteht darin, nur die Massnahme selbst zu bewerten und die indirekten Empfaenger auszublenden. Die saubere V1-Lesart trennt deshalb Beschreibung, Kausalannahme, Bewertung und Steuerungsfolge. Eine gute Fallanalyse zeichnet mindestens einen direkten und einen indirekten Wirkpfad nach. So wird aus dem Thema kein isoliertes Kapitel, sondern ein pruefbarer Baustein der WÖk-Architektur.</w:t>
-      </w:r>
-    </w:p>
-    <w:p>
-      <w:r>
-        <w:t>Daten- und Quellenklarheit. Fuer Die Maßstabskrise bedeutet jede Bewertung nur so belastbar ist wie Datenlage, Quellenstatus und Aktualitaet, dass die Analyse nicht bei einer Aktivitaet, einem guten Willen oder einer Kennzahl stehen bleiben darf. Die wirkungsoekonomische Frage lautet immer: Welcher Zustand veraendert sich, bei wem, durch welchen Wirkpfad, in welchem Zeitraum und mit welcher Rueckkopplung? Gerade in Grundstudium Wirkungsökonomie ist diese Unterscheidung entscheidend, weil Lernende spaeter nicht nur Begriffe wiedergeben, sondern Entscheidungssituationen pruefen muessen. Der haeufige Fehler besteht darin, eine Zahl ohne Einheit, Systemgrenze, Zeitraum oder Erhebungslogik als Beweis zu nutzen. Die saubere V1-Lesart trennt deshalb Beschreibung, Kausalannahme, Bewertung und Steuerungsfolge. Die Lernenden sollen Daten nicht dekorativ zitieren, sondern ihre Aussagekraft, Luecken und Grenzen offenlegen. So wird aus dem Thema kein isoliertes Kapitel, sondern ein pruefbarer Baustein der WÖk-Architektur.</w:t>
-      </w:r>
-    </w:p>
-    <w:p>
-      <w:r>
-        <w:t>Fallfenster zur Anwendung. Eine Organisation plant eine Massnahme und formuliert dazu eine positive Absicht. In der WÖk reicht das nicht. Fuer diese Vorlesung muss sichtbar werden, welche Zustandsveraenderung erwartet wird, welche Empfaenger direkt oder indirekt betroffen sind, welche Nebenwirkungen entstehen koennen und welche Entscheidung spaeter korrigiert wird. Bezogen auf Die Maßstabskrise heisst das: Die Analyse muss das konkrete Thema ernst nehmen und zugleich den allgemeinen WÖk-Massstab halten. Es geht nicht darum, die Welt in gute und schlechte Akteure einzuteilen. Es geht darum, Wirkpfade, Wirkungsempfaenger, Datenqualitaet, Risiken und Rueckkopplung so zu beschreiben, dass bessere Entscheidungen moeglich werden.</w:t>
-      </w:r>
-    </w:p>
-    <w:p>
-      <w:r>
-        <w:t>Ambivalenz. Fuer Die Maßstabskrise bedeutet positive und negative Zustandsveraenderungen gleichzeitig auftreten koennen, dass die Analyse nicht bei einer Aktivitaet, einem guten Willen oder einer Kennzahl stehen bleiben darf. Die wirkungsoekonomische Frage lautet immer: Welcher Zustand veraendert sich, bei wem, durch welchen Wirkpfad, in welchem Zeitraum und mit welcher Rueckkopplung? Gerade in Grundstudium Wirkungsökonomie ist diese Unterscheidung entscheidend, weil Lernende spaeter nicht nur Begriffe wiedergeben, sondern Entscheidungssituationen pruefen muessen. Der haeufige Fehler besteht darin, ambivalente Befunde rhetorisch zu glaetten, damit eine eindeutige Botschaft entsteht. Die saubere V1-Lesart trennt deshalb Beschreibung, Kausalannahme, Bewertung und Steuerungsfolge. Ein gutes Skript fuehrt deshalb Profile, Zielkonflikte und offene Punkte nebeneinander. So wird aus dem Thema kein isoliertes Kapitel, sondern ein pruefbarer Baustein der WÖk-Architektur.</w:t>
-      </w:r>
-    </w:p>
-    <w:p>
-      <w:r>
-        <w:t>Nichtkompensation. Fuer Die Maßstabskrise bedeutet schwere zentrale Schaeden nicht durch beliebige positive Einzelwerte neutralisiert werden duerfen, dass die Analyse nicht bei einer Aktivitaet, einem guten Willen oder einer Kennzahl stehen bleiben darf. Die wirkungsoekonomische Frage lautet immer: Welcher Zustand veraendert sich, bei wem, durch welchen Wirkpfad, in welchem Zeitraum und mit welcher Rueckkopplung? Gerade in Grundstudium Wirkungsökonomie ist diese Unterscheidung entscheidend, weil Lernende spaeter nicht nur Begriffe wiedergeben, sondern Entscheidungssituationen pruefen muessen. Der haeufige Fehler besteht darin, eine arithmetische Durchschnittslogik als moralische Entlastung zu verwenden. Die saubere V1-Lesart trennt deshalb Beschreibung, Kausalannahme, Bewertung und Steuerungsfolge. Reverse Merit Order und rote Linien sind Schutzregeln gegen Schoenrechnung. So wird aus dem Thema kein isoliertes Kapitel, sondern ein pruefbarer Baustein der WÖk-Architektur.</w:t>
+        <w:t>Abschlusskommentar 4: Lesen, pruefen, rueckkoppeln</w:t>
+      </w:r>
+    </w:p>
+    <w:p>
+      <w:r>
+        <w:t>Die folgende Verdichtung fuehrt die vorhandenen Kapitel nicht als Wiederholung, sondern als Anwendung zusammen. Wirkungskompetenz entsteht, wenn dieselbe begriffliche Strenge in Fallanalyse, Datenarbeit, Kommunikation, Governance und Entscheidungspraxis wiedererkannt wird.</w:t>
+      </w:r>
+    </w:p>
+    <w:p>
+      <w:r>
+        <w:t>Begriffliche Schaerfung. Der Abschnitt Lernziele ist in V01 kein Zusatzwissen, sondern ein Pruefstein fuer die Grundfrage des Skripts: Was veraendert sich, bei wem, wodurch und mit welcher Rueckkopplung? Fuer Die Maßstabskrise wird daran sichtbar, dass praezise Sprache die erste Sicherung gegen Impact-Washing bildet. Die fachliche Grenze liegt dort, wo Lernende Output, Reichweite, Absicht und Wirkung in einem Satz vermischen. Die saubere Lesart trennt deshalb Beobachtung, Kausalannahme, Bewertung und Steuerungsfolge. In der Anwendung sollte daraus mindestens eine konkrete Begriff, Wirkpfad, Fallbewertung, rote Linie oder Rueckkopplung abgeleitet werden; sonst bleibt das Wissen erklaerend, aber nicht steuerungsfaehig.</w:t>
+      </w:r>
+    </w:p>
+    <w:p>
+      <w:r>
+        <w:t>Anwendung auf Einleitung / Wirkungsfrage. In einer Fallanalyse beginnt dieser Punkt nicht mit einer Meinung, sondern mit einer belastbaren Beschreibung. Wer V01 pruefungsnah liest, fragt zuerst nach Wirkungsempfaengern, Wirkraum, Zeitraum und Datenquelle. Erst danach folgt die Bewertung im Referenzrahmen Mensch, Planet, Demokratie, SDGs, Agenda 2030 und SDG+. Mindestens ein direkter und ein indirekter Wirkpfad muessen nachvollziehbar sein. Der typische Kurzschluss waere, nur die Massnahme selbst bewerten und indirekte Empfaenger ausblenden. Genau dagegen setzt die WÖk die Pflicht, Wirkungspotenzial, Wirkungsrisiko und positive Netto-Wirkung begrifflich getrennt zu halten.</w:t>
       </w:r>
     </w:p>
     <w:p>
@@ -2991,37 +3215,37 @@
     </w:p>
     <w:p>
       <w:r>
-        <w:t>Rueckkopplung. Fuer Die Maßstabskrise bedeutet Wirkungswissen erst dann wertvoll wird, wenn es Entscheidungen veraendert, dass die Analyse nicht bei einer Aktivitaet, einem guten Willen oder einer Kennzahl stehen bleiben darf. Die wirkungsoekonomische Frage lautet immer: Welcher Zustand veraendert sich, bei wem, durch welchen Wirkpfad, in welchem Zeitraum und mit welcher Rueckkopplung? Gerade in Grundstudium Wirkungsökonomie ist diese Unterscheidung entscheidend, weil Lernende spaeter nicht nur Begriffe wiedergeben, sondern Entscheidungssituationen pruefen muessen. Der haeufige Fehler besteht darin, einen Bericht als Endpunkt zu betrachten. Die saubere V1-Lesart trennt deshalb Beschreibung, Kausalannahme, Bewertung und Steuerungsfolge. Jeder Analyseblock sollte fragen, welche Routine, welcher Prozess oder welche Ressource nach der Bewertung angepasst wird. So wird aus dem Thema kein isoliertes Kapitel, sondern ein pruefbarer Baustein der WÖk-Architektur.</w:t>
-      </w:r>
-    </w:p>
-    <w:p>
-      <w:r>
-        <w:t>Fallfenster zur Anwendung. Eine Fuehrungsentscheidung erzeugt zugleich Nutzen und Risiken. Die WÖk behandelt Ambivalenz nicht als Stoerung, sondern als Kern der Analyse. Positive Netto-Wirkung darf erst behauptet werden, wenn zentrale negative Wirkungen getrennt geprueft und rote Linien gewahrt sind. Bezogen auf Die Maßstabskrise heisst das: Die Analyse muss das konkrete Thema ernst nehmen und zugleich den allgemeinen WÖk-Massstab halten. Es geht nicht darum, die Welt in gute und schlechte Akteure einzuteilen. Es geht darum, Wirkpfade, Wirkungsempfaenger, Datenqualitaet, Risiken und Rueckkopplung so zu beschreiben, dass bessere Entscheidungen moeglich werden.</w:t>
-      </w:r>
-    </w:p>
-    <w:p>
-      <w:r>
-        <w:t>Governance. Fuer Die Maßstabskrise bedeutet Wirkungsbewertung Verfahren, Rechte, Transparenz und Korrektur braucht, dass die Analyse nicht bei einer Aktivitaet, einem guten Willen oder einer Kennzahl stehen bleiben darf. Die wirkungsoekonomische Frage lautet immer: Welcher Zustand veraendert sich, bei wem, durch welchen Wirkpfad, in welchem Zeitraum und mit welcher Rueckkopplung? Gerade in Grundstudium Wirkungsökonomie ist diese Unterscheidung entscheidend, weil Lernende spaeter nicht nur Begriffe wiedergeben, sondern Entscheidungssituationen pruefen muessen. Der haeufige Fehler besteht darin, Bewertung als technokratische Top-down-Setzung zu verstehen. Die saubere V1-Lesart trennt deshalb Beschreibung, Kausalannahme, Bewertung und Steuerungsfolge. Betroffene, Datenhalter, Entscheider und Kontrollinstanzen muessen unterscheidbare Rollen behalten. So wird aus dem Thema kein isoliertes Kapitel, sondern ein pruefbarer Baustein der WÖk-Architektur.</w:t>
-      </w:r>
-    </w:p>
-    <w:p>
-      <w:r>
-        <w:t>Didaktische Pruefbarkeit. Fuer Die Maßstabskrise bedeutet das Thema in der Akademie nicht nur erklaert, sondern in Falllogik ueberfuehrt werden muss, dass die Analyse nicht bei einer Aktivitaet, einem guten Willen oder einer Kennzahl stehen bleiben darf. Die wirkungsoekonomische Frage lautet immer: Welcher Zustand veraendert sich, bei wem, durch welchen Wirkpfad, in welchem Zeitraum und mit welcher Rueckkopplung? Gerade in Grundstudium Wirkungsökonomie ist diese Unterscheidung entscheidend, weil Lernende spaeter nicht nur Begriffe wiedergeben, sondern Entscheidungssituationen pruefen muessen. Der haeufige Fehler besteht darin, reines Auswendiglernen als Kompetenznachweis zu behandeln. Die saubere V1-Lesart trennt deshalb Beschreibung, Kausalannahme, Bewertung und Steuerungsfolge. Pruefungsfragen sollen Begriffe, Anwendung und rote Linien verbinden. So wird aus dem Thema kein isoliertes Kapitel, sondern ein pruefbarer Baustein der WÖk-Architektur.</w:t>
-      </w:r>
-    </w:p>
-    <w:p>
-      <w:r>
-        <w:t>Transfer in Organisationen. Fuer Die Maßstabskrise bedeutet WÖk-Begriffe im Alltag nur tragen, wenn sie in Routinen uebersetzt werden, dass die Analyse nicht bei einer Aktivitaet, einem guten Willen oder einer Kennzahl stehen bleiben darf. Die wirkungsoekonomische Frage lautet immer: Welcher Zustand veraendert sich, bei wem, durch welchen Wirkpfad, in welchem Zeitraum und mit welcher Rueckkopplung? Gerade in Grundstudium Wirkungsökonomie ist diese Unterscheidung entscheidend, weil Lernende spaeter nicht nur Begriffe wiedergeben, sondern Entscheidungssituationen pruefen muessen. Der haeufige Fehler besteht darin, die Verantwortung an eine Nachhaltigkeitsabteilung auszulagern. Die saubere V1-Lesart trennt deshalb Beschreibung, Kausalannahme, Bewertung und Steuerungsfolge. Strategie, Einkauf, Kommunikation, Controlling und Fuehrung muessen denselben Wirkungsbegriff verwenden. So wird aus dem Thema kein isoliertes Kapitel, sondern ein pruefbarer Baustein der WÖk-Architektur.</w:t>
-      </w:r>
-    </w:p>
-    <w:p>
-      <w:r>
-        <w:t>Fallfenster zur Anwendung. Ein Controlling-Team moechte einen Score bilden. Das Skript verlangt, dass Datenqualitaet, Systemgrenzen, Gewichtung, Unsicherheit und Nichtkompensation sichtbar bleiben. Ein Score darf die Diskussion nicht beenden, sondern muss bessere Fragen, Priorisierung und Rueckkopplung ermoeglichen. Bezogen auf Die Maßstabskrise heisst das: Die Analyse muss das konkrete Thema ernst nehmen und zugleich den allgemeinen WÖk-Massstab halten. Es geht nicht darum, die Welt in gute und schlechte Akteure einzuteilen. Es geht darum, Wirkpfade, Wirkungsempfaenger, Datenqualitaet, Risiken und Rueckkopplung so zu beschreiben, dass bessere Entscheidungen moeglich werden.</w:t>
-      </w:r>
-    </w:p>
-    <w:p>
-      <w:r>
-        <w:t>Rueckfluss in den Korpus. Fuer Die Maßstabskrise bedeutet jedes Studienskript den Gesamtbestand schaerfen kann, dass die Analyse nicht bei einer Aktivitaet, einem guten Willen oder einer Kennzahl stehen bleiben darf. Die wirkungsoekonomische Frage lautet immer: Welcher Zustand veraendert sich, bei wem, durch welchen Wirkpfad, in welchem Zeitraum und mit welcher Rueckkopplung? Gerade in Grundstudium Wirkungsökonomie ist diese Unterscheidung entscheidend, weil Lernende spaeter nicht nur Begriffe wiedergeben, sondern Entscheidungssituationen pruefen muessen. Der haeufige Fehler besteht darin, neue Einsichten nur lokal im Skript zu belassen. Die saubere V1-Lesart trennt deshalb Beschreibung, Kausalannahme, Bewertung und Steuerungsfolge. Glossar, Website, Journal, Dossiers und Visuals sollen aus der Skriptarbeit lernen. So wird aus dem Thema kein isoliertes Kapitel, sondern ein pruefbarer Baustein der WÖk-Architektur.</w:t>
+        <w:t>Evidenzregel. Kernaussage darf im Skript nicht als dekorativer Begriff stehen bleiben. Der Abschnitt traegt nur dann, wenn er eine pruefbare Aussage erlaubt: Welche Quelle stuetzt die Annahme, welche Unsicherheit bleibt offen und welche Gegenbeobachtung wuerde die Bewertung veraendern? Fuer Die Maßstabskrise heisst das, dass jede Bewertung nur so belastbar ist wie Datenlage, Quellenstatus, Aktualitaet und Systemgrenze. Die Studierenden sollen nicht lernen, einen Score nachzusprechen. Sie sollen erkennen, wann ein Score klaert, wann er verdeckt und wann eine rote Linie die Durchschnittslogik stoppt.</w:t>
+      </w:r>
+    </w:p>
+    <w:p>
+      <w:r>
+        <w:t>Fallfenster zur Anwendung. Ein Controlling-Team moechte einen Score bilden. Das Skript verlangt, dass Datenqualitaet, Systemgrenzen, Gewichtung, Unsicherheit und Nichtkompensation sichtbar bleiben. Ein Score darf die Diskussion nicht beenden, sondern muss bessere Fragen, Priorisierung und Rueckkopplung ermoeglichen. Bezogen auf Die Maßstabskrise heisst das: Die Analyse muss das konkrete Thema ernst nehmen und zugleich den allgemeinen WÖk-Massstab halten. Es geht nicht darum, Akteure moralisch zu sortieren. Es geht darum, Wirkpfade, Wirkungsempfaenger, Datenqualitaet, Risiken und Rueckkopplung so zu beschreiben, dass bessere Entscheidungen moeglich werden.</w:t>
+      </w:r>
+    </w:p>
+    <w:p>
+      <w:r>
+        <w:t>Transfer in Grundstudium Wirkungsökonomie. Quelltext und fachliche Grundlegung verbindet die inhaltliche Deutung mit der spaeteren Praxis. Eine Organisation kann zu Die Maßstabskrise sehr ueberzeugend kommunizieren und trotzdem an einen plausiblen Gedanken schon fuer Wirkung zu halten, obwohl Empfaenger, Zustand, Zeitbezug und Quelle fehlen scheitern. Darum muss die V1-Fassung immer auch nach Governance fragen: Wer erhebt Daten, wer bewertet sie, wer traegt die Folgen, wer kann widersprechen und wann wird eine Entscheidung korrigiert? Profile, Zielkonflikte und offene Punkte werden nebeneinander gefuehrt. So wird aus einem Lehrkapitel eine verantwortbare Arbeitsroutine.</w:t>
+      </w:r>
+    </w:p>
+    <w:p>
+      <w:r>
+        <w:t>Grenze gegen Scheingenauigkeit. Gerade bei Womit wir Erfolg messen ist Praezision wichtiger als grosse Begriffe. Eine Wirkungsaussage bleibt schwach, wenn sie nur Aktivitaet, Reichweite, Absicht oder Image beschreibt. Stark wird sie erst, wenn sie die Zustandsveraenderung und ihre Bedingungen offenlegt. In V01 ist deshalb entscheidend, schwere zentrale Schaeden nicht durch beliebige positive Einzelwerte neutralisiert werden duerfen. Die Fehlerlinie verlaeuft nicht zwischen Optimismus und Pessimismus, sondern zwischen offengelegter Unsicherheit und rhetorischer Sicherheit ohne Pruefpfad.</w:t>
+      </w:r>
+    </w:p>
+    <w:p>
+      <w:r>
+        <w:t>Pruefungsnahe Lesart. Aus Ein einfaches Bild laesst sich eine gute Transferfrage ableiten: Welche Entscheidung waere falsch, wenn dieser Abschnitt missverstanden wird? Fuer Die Maßstabskrise lautet die Antwort meist nicht einfach "mehr Wirkung", sondern genauer: bessere Unterscheidung, sauberere Daten, klarere Schutzlinie und rueckgekoppelte Steuerung. Jeder Analyseblock fragt nach der Routine, die nach der Bewertung angepasst wird. Wer das im Fall anwenden kann, hat den Kern der Vorlesung verstanden; wer nur Definitionen wiederholt, bleibt unter dem Anspruch der Akademie.</w:t>
+      </w:r>
+    </w:p>
+    <w:p>
+      <w:r>
+        <w:t>Fallfenster zur Anwendung. Ein Kommunikationsbericht nennt viele Aktivitaeten, Reichweiten und Rueckmeldungen. Die V1-Pruefung fragt, ob daraus eine belastbare Wirkungsaussage folgt. Wenn nur Kontakte, Klicks oder Zustimmung vorliegen, bleibt die Aussage im Bereich Wirkungspotenzial oder Resonanz, nicht im Bereich nachgewiesener Wirkung. Bezogen auf Die Maßstabskrise heisst das: Die Analyse muss das konkrete Thema ernst nehmen und zugleich den allgemeinen WÖk-Massstab halten. Es geht nicht darum, Akteure moralisch zu sortieren. Es geht darum, Wirkpfade, Wirkungsempfaenger, Datenqualitaet, Risiken und Rueckkopplung so zu beschreiben, dass bessere Entscheidungen moeglich werden.</w:t>
+      </w:r>
+    </w:p>
+    <w:p>
+      <w:r>
+        <w:t>Governance. Der Abschnitt Das Bruttoinlandsprodukt ist in V01 kein Zusatzwissen, sondern ein Pruefstein fuer die Grundfrage des Skripts: Was veraendert sich, bei wem, wodurch und mit welcher Rueckkopplung? Fuer Die Maßstabskrise wird daran sichtbar, dass Wirkungsbewertung Verfahren, Rechte, Transparenz und Korrektur braucht. Die fachliche Grenze liegt dort, wo Lernende Bewertung als technokratische Top-down-Setzung verstehen. Die saubere Lesart trennt deshalb Beobachtung, Kausalannahme, Bewertung und Steuerungsfolge. In der Anwendung sollte daraus mindestens eine konkrete Begriff, Wirkpfad, Fallbewertung, rote Linie oder Rueckkopplung abgeleitet werden; sonst bleibt das Wissen erklaerend, aber nicht steuerungsfaehig.</w:t>
       </w:r>
     </w:p>
     <w:p>
@@ -3034,144 +3258,12 @@
         <w:pStyle w:val="Heading3"/>
       </w:pPr>
       <w:r>
-        <w:t>Vertiefungsrunde 5: Lesen, pruefen, rueckkoppeln</w:t>
-      </w:r>
-    </w:p>
-    <w:p>
-      <w:r>
-        <w:t>Die folgende Runde verdichtet V01 nicht durch neue Schlagworte, sondern durch wiederholte Anwendung auf unterschiedliche Entscheidungsebenen. Das ist bewusst so angelegt: Wirkungskompetenz entsteht, wenn dieselbe begriffliche Strenge in Produkt, Organisation, Markt, Staat, Kommunikation und Datenraum wiedererkannt wird.</w:t>
-      </w:r>
-    </w:p>
-    <w:p>
-      <w:r>
-        <w:t>Begriffliche Schaerfung. Fuer Die Maßstabskrise bedeutet praezise Sprache die erste Sicherung gegen Impact-Washing ist, dass die Analyse nicht bei einer Aktivitaet, einem guten Willen oder einer Kennzahl stehen bleiben darf. Die wirkungsoekonomische Frage lautet immer: Welcher Zustand veraendert sich, bei wem, durch welchen Wirkpfad, in welchem Zeitraum und mit welcher Rueckkopplung? Gerade in Grundstudium Wirkungsökonomie ist diese Unterscheidung entscheidend, weil Lernende spaeter nicht nur Begriffe wiedergeben, sondern Entscheidungssituationen pruefen muessen. Der haeufige Fehler besteht darin, Wirkung, Output, Reichweite und Potenzial in einem Satz zu vermischen. Die saubere V1-Lesart trennt deshalb Beschreibung, Kausalannahme, Bewertung und Steuerungsfolge. In der Praxis sollte jede Wirkungsaussage als kurze Viererprobe formuliert werden: Zustand, Betroffene, Quelle, offene Unsicherheit. So wird aus dem Thema kein isoliertes Kapitel, sondern ein pruefbarer Baustein der WÖk-Architektur.</w:t>
-      </w:r>
-    </w:p>
-    <w:p>
-      <w:r>
-        <w:t>Wirkpfad-Logik. Fuer Die Maßstabskrise bedeutet ein Thema erst dann steuerbar wird, wenn der Mechanismus zwischen Ausloeser und Zustandsveraenderung beschrieben ist, dass die Analyse nicht bei einer Aktivitaet, einem guten Willen oder einer Kennzahl stehen bleiben darf. Die wirkungsoekonomische Frage lautet immer: Welcher Zustand veraendert sich, bei wem, durch welchen Wirkpfad, in welchem Zeitraum und mit welcher Rueckkopplung? Gerade in Grundstudium Wirkungsökonomie ist diese Unterscheidung entscheidend, weil Lernende spaeter nicht nur Begriffe wiedergeben, sondern Entscheidungssituationen pruefen muessen. Der haeufige Fehler besteht darin, nur die Massnahme selbst zu bewerten und die indirekten Empfaenger auszublenden. Die saubere V1-Lesart trennt deshalb Beschreibung, Kausalannahme, Bewertung und Steuerungsfolge. Eine gute Fallanalyse zeichnet mindestens einen direkten und einen indirekten Wirkpfad nach. So wird aus dem Thema kein isoliertes Kapitel, sondern ein pruefbarer Baustein der WÖk-Architektur.</w:t>
-      </w:r>
-    </w:p>
-    <w:p>
-      <w:r>
-        <w:t>Fallfenster zur Anwendung. Ein Kommunikationsbericht nennt viele Aktivitaeten, Reichweiten und Rueckmeldungen. Die V1-Pruefung fragt, ob daraus eine belastbare Wirkungsaussage folgt. Wenn nur Kontakte, Klicks oder Zustimmung vorliegen, bleibt die Aussage im Bereich Wirkungspotenzial oder Resonanz, nicht im Bereich nachgewiesener Wirkung. Bezogen auf Die Maßstabskrise heisst das: Die Analyse muss das konkrete Thema ernst nehmen und zugleich den allgemeinen WÖk-Massstab halten. Es geht nicht darum, die Welt in gute und schlechte Akteure einzuteilen. Es geht darum, Wirkpfade, Wirkungsempfaenger, Datenqualitaet, Risiken und Rueckkopplung so zu beschreiben, dass bessere Entscheidungen moeglich werden.</w:t>
-      </w:r>
-    </w:p>
-    <w:p>
-      <w:pPr>
-        <w:pStyle w:val="Heading3"/>
-      </w:pPr>
-      <w:r>
         <w:t>V1-Abschlussnotiz</w:t>
       </w:r>
     </w:p>
     <w:p>
       <w:r>
         <w:t>Diese Finalisierung schliesst die Codex-Inhaltsproduktion fuer V01. Offen bleibt nicht der fachliche Kern des Skripts, sondern der naechste Produktionsschritt: Claude setzt daraus die CI/CD-konforme Reader- und PDF-Fassung, prueft Satz, Umbrueche, Medienintegration und Lektorat und markiert erst danach die veroeffentlichte Fassung als freigegeben.</w:t>
-      </w:r>
-    </w:p>
-    <w:p>
-      <w:pPr>
-        <w:pStyle w:val="Heading2"/>
-      </w:pPr>
-      <w:r>
-        <w:t>9. Quellen</w:t>
-      </w:r>
-    </w:p>
-    <w:p>
-      <w:pPr>
-        <w:pStyle w:val="Heading3"/>
-      </w:pPr>
-      <w:r>
-        <w:t>WÖk-Quellen</w:t>
-      </w:r>
-    </w:p>
-    <w:p>
-      <w:pPr>
-        <w:pStyle w:val="ListBullet"/>
-      </w:pPr>
-      <w:r>
-        <w:t>Die neue Ordnung des Wohlstands (https://wirkungsoekonomie.de/buch.html) — aktuelles Grundlagenwerk der Wirkungsökonomie.</w:t>
-      </w:r>
-    </w:p>
-    <w:p>
-      <w:pPr>
-        <w:pStyle w:val="ListBullet"/>
-      </w:pPr>
-      <w:r>
-        <w:t>WÖk-Referenz (https://wirkungsoekonomie.de/referenz/) — öffentliche Kapitel- und Volltextreferenz.</w:t>
-      </w:r>
-    </w:p>
-    <w:p>
-      <w:pPr>
-        <w:pStyle w:val="ListBullet"/>
-      </w:pPr>
-      <w:r>
-        <w:t>Glossar der Wirkungsökonomie (https://wirkungsoekonomie.de/glossar.html) — öffentliche Begriffsdefinitionen und Abgrenzungen.</w:t>
-      </w:r>
-    </w:p>
-    <w:p>
-      <w:pPr>
-        <w:pStyle w:val="ListBullet"/>
-      </w:pPr>
-      <w:r>
-        <w:t>WÖk-Werkzeuge (https://wirkungsoekonomie.de/werkzeuge/) — öffentliche Methoden-, Scorecard- und Controlling-Werkzeuge.</w:t>
-      </w:r>
-    </w:p>
-    <w:p>
-      <w:pPr>
-        <w:pStyle w:val="ListBullet"/>
-      </w:pPr>
-      <w:r>
-        <w:t>WÖk-Journal (https://wirkungsoekonomie.de/blog.html) — Dossiers und Fallanalysen.</w:t>
-      </w:r>
-    </w:p>
-    <w:p>
-      <w:pPr>
-        <w:pStyle w:val="Heading3"/>
-      </w:pPr>
-      <w:r>
-        <w:t>Externe Quellen fuer die V1-Fassung</w:t>
-      </w:r>
-    </w:p>
-    <w:p>
-      <w:pPr>
-        <w:pStyle w:val="ListBullet"/>
-      </w:pPr>
-      <w:r>
-        <w:t>United Nations (2015): Transforming our world: the 2030 Agenda for Sustainable Development (https://sdgs.un.org/2030agenda).</w:t>
-      </w:r>
-    </w:p>
-    <w:p>
-      <w:pPr>
-        <w:pStyle w:val="ListBullet"/>
-      </w:pPr>
-      <w:r>
-        <w:t>European Commission: Corporate sustainability reporting (https://finance.ec.europa.eu/financial-markets/company-reporting-and-auditing/company-reporting/corporate-sustainability-reporting_en), EU taxonomy for sustainable activities (https://finance.ec.europa.eu/sustainable-finance/tools-and-standards/eu-taxonomy-sustainable-activities_en) und Digital Product Passport (https://single-market-economy.ec.europa.eu/news/commission-launches-consultation-digital-product-passport-2025-04-09_en), soweit fuer das Thema einschlaegig.</w:t>
-      </w:r>
-    </w:p>
-    <w:p>
-      <w:pPr>
-        <w:pStyle w:val="ListBullet"/>
-      </w:pPr>
-      <w:r>
-        <w:t>EFRAG: Sustainability reporting und ESRS (https://www.efrag.org/en/sustainability-reporting), soweit fuer das Thema einschlaegig.</w:t>
-      </w:r>
-    </w:p>
-    <w:p>
-      <w:pPr>
-        <w:pStyle w:val="ListBullet"/>
-      </w:pPr>
-      <w:r>
-        <w:t>Global Reporting Initiative: GRI Standards (https://www.globalreporting.org/standards/), soweit fuer Berichts- und Indikatorenfragen einschlaegig.</w:t>
-      </w:r>
-    </w:p>
-    <w:p>
-      <w:pPr>
-        <w:pStyle w:val="ListBullet"/>
-      </w:pPr>
-      <w:r>
-        <w:t>Fachliteratur zu Wirkungslogik, Evaluation, Systemtheorie, Resilienz, Governance, Diffusion, Vertrauen oder Controlling je nach Thema.</w:t>
       </w:r>
     </w:p>
     <w:sectPr>

--- a/docs/studienskripte/word-rohfassungen/woek-g-v01.docx
+++ b/docs/studienskripte/word-rohfassungen/woek-g-v01.docx
@@ -2532,12 +2532,12 @@
     </w:p>
     <w:p>
       <w:r>
-        <w:t>Dieses Skript zu V01 Die Maßstabskrise ist als Langformtext angelegt: Es soll nicht nur die Vorlesung begleiten, sondern als eigenstaendiges Studienmaterial funktionieren. Wer es liest, soll den fachlichen Kern, die WÖk-Terminologie, die Quellenlogik, die Tabellen, die Modellformeln, die Fallfenster und die oeffentlichen Verstaendnisfragen zusammenfuehren koennen. Die geschuetzte Pruefungslogik bleibt davon getrennt in der Akademie-App.</w:t>
-      </w:r>
-    </w:p>
-    <w:p>
-      <w:r>
-        <w:t>Fuer den Abschluss ist entscheidend, dass Die Maßstabskrise im Feld Grundstudium Wirkungsökonomie nicht als Einzelthema stehen bleibt. Die Vorlesung traegt zur gemeinsamen Architektur bei: begriffliche Grundlegung, Bewertungsrahmen und gesellschaftliche Einordnung. Daraus folgt eine Lesehaltung, die streng und praktisch zugleich ist. Sie fragt nach belastbaren Begriffen, nach Empfaengern und Wirkpfaden, nach Unsicherheit, nach nicht kompensierbaren Grenzen und nach Rueckkopplung in reale Entscheidungen.</w:t>
+        <w:t>Dieses Skript zu V01 Die Maßstabskrise ist als Langformtext angelegt. Es fuehrt die Vorlesung, die Begriffe, die Fallfenster, die Tabellen, die Modellformeln, die Mini-Quiz-Fragen, die Quellenlogik und den Rueckfluss in den WOE-Korpus zusammen. Die geschuetzte Antwortlogik bleibt davon getrennt in der Akademie-App.</w:t>
+      </w:r>
+    </w:p>
+    <w:p>
+      <w:r>
+        <w:t>Der Abschluss liest Die Maßstabskrise im Feld Grundstudium Wirkungsoekonomie. Der Massstab bleibt neutral und relational: Wirkung bedeutet tatsaechliche Zustandsveraenderung. Wirkungspotenzial beschreibt plausible Moeglichkeit. Wirkungsrisiko beschreibt moegliche negative Veraenderung. Wenn eine Zielgroesse gemeint ist, geht es um positive Netto-Wirkung. Genau diese Trennung entscheidet, ob das Skript fachlich traegt.</w:t>
       </w:r>
     </w:p>
     <w:p>
@@ -2545,7 +2545,7 @@
         <w:pStyle w:val="Heading3"/>
       </w:pPr>
       <w:r>
-        <w:t>Abschlussmatrix fuer die Anwendung</w:t>
+        <w:t>Abschlussmatrix</w:t>
       </w:r>
     </w:p>
     <w:tbl>
@@ -2571,7 +2571,7 @@
               <w:rPr>
                 <w:b/>
               </w:rPr>
-              <w:t>Ebene</w:t>
+              <w:t>Pruefebene</w:t>
             </w:r>
           </w:p>
         </w:tc>
@@ -2599,7 +2599,7 @@
               <w:rPr>
                 <w:b/>
               </w:rPr>
-              <w:t>Qualitaetsgrenze</w:t>
+              <w:t>Grenze</w:t>
             </w:r>
           </w:p>
         </w:tc>
@@ -2623,7 +2623,7 @@
           </w:tcPr>
           <w:p>
             <w:r>
-              <w:t>Wirkung, Wirkungspotenzial und Wirkungsrisiko werden im Kontext der Vorlesung getrennt.</w:t>
+              <w:t>Wirkung, Wirkungspotenzial, Wirkungsrisiko und positive Netto-Wirkung getrennt lesen.</w:t>
             </w:r>
           </w:p>
         </w:tc>
@@ -2634,7 +2634,7 @@
           </w:tcPr>
           <w:p>
             <w:r>
-              <w:t>keine Absicht als Wirkung ausgeben</w:t>
+              <w:t>Keine Absicht als Wirkung ausgeben.</w:t>
             </w:r>
           </w:p>
         </w:tc>
@@ -2658,7 +2658,7 @@
           </w:tcPr>
           <w:p>
             <w:r>
-              <w:t>Ausloeser, Mechanismus, Wirkungsempfaenger, Zustand und Rueckkopplung werden sichtbar.</w:t>
+              <w:t>Ausloeser, Mechanismus, Empfaenger, Zustand und Rueckkopplung verbinden.</w:t>
             </w:r>
           </w:p>
         </w:tc>
@@ -2669,7 +2669,7 @@
           </w:tcPr>
           <w:p>
             <w:r>
-              <w:t>keine lineare Erfolgsgeschichte erfinden</w:t>
+              <w:t>Keine lineare Erfolgsgeschichte erfinden.</w:t>
             </w:r>
           </w:p>
         </w:tc>
@@ -2682,7 +2682,7 @@
           </w:tcPr>
           <w:p>
             <w:r>
-              <w:t>Daten</w:t>
+              <w:t>Evidenz</w:t>
             </w:r>
           </w:p>
         </w:tc>
@@ -2693,7 +2693,7 @@
           </w:tcPr>
           <w:p>
             <w:r>
-              <w:t>Quellen, Datenqualitaet, Unsicherheit und Aktualitaet werden benannt.</w:t>
+              <w:t>begriffliche Praezision, Fallbeschreibung, Quellenklarheit, Plausibilitaet und offene Unsicherheit pruefen.</w:t>
             </w:r>
           </w:p>
         </w:tc>
@@ -2704,7 +2704,7 @@
           </w:tcPr>
           <w:p>
             <w:r>
-              <w:t>keine Scheingenauigkeit erzeugen</w:t>
+              <w:t>Keine Scheingenauigkeit erzeugen.</w:t>
             </w:r>
           </w:p>
         </w:tc>
@@ -2728,7 +2728,7 @@
           </w:tcPr>
           <w:p>
             <w:r>
-              <w:t>SDGs, Agenda 2030, SDG+ und WÖk-Schutzlinien bilden den Referenzrahmen.</w:t>
+              <w:t>SDGs, Agenda 2030, SDG+, Nichtkompensation und Reverse Merit Order passend einsetzen.</w:t>
             </w:r>
           </w:p>
         </w:tc>
@@ -2739,7 +2739,7 @@
           </w:tcPr>
           <w:p>
             <w:r>
-              <w:t>keine Durchschnittslogik gegen rote Linien</w:t>
+              <w:t>Keine Durchschnittslogik gegen rote Linien.</w:t>
             </w:r>
           </w:p>
         </w:tc>
@@ -2763,7 +2763,7 @@
           </w:tcPr>
           <w:p>
             <w:r>
-              <w:t>Die Bewertung fuehrt zu Entscheidung, Budget, Prozess, Kommunikation oder Korrektur.</w:t>
+              <w:t>Ergebnis in Begriff, Fallbewertung, Wirkpfad, rote Linie, Quellenbeurteilung oder Rueckkopplungsregel uebersetzen.</w:t>
             </w:r>
           </w:p>
         </w:tc>
@@ -2774,7 +2774,7 @@
           </w:tcPr>
           <w:p>
             <w:r>
-              <w:t>kein Reporting ohne Rueckkopplung</w:t>
+              <w:t>Kein Reporting ohne Rueckkopplung.</w:t>
             </w:r>
           </w:p>
         </w:tc>
@@ -2786,132 +2786,107 @@
         <w:pStyle w:val="Heading3"/>
       </w:pPr>
       <w:r>
-        <w:t>Abschlusskommentar 1: Lesen, pruefen, rueckkoppeln</w:t>
-      </w:r>
-    </w:p>
-    <w:p>
-      <w:r>
-        <w:t>Die folgende Verdichtung fuehrt die vorhandenen Kapitel nicht als Wiederholung, sondern als Anwendung zusammen. Wirkungskompetenz entsteht, wenn dieselbe begriffliche Strenge in Fallanalyse, Datenarbeit, Kommunikation, Governance und Entscheidungspraxis wiedererkannt wird.</w:t>
-      </w:r>
-    </w:p>
-    <w:p>
-      <w:r>
-        <w:t>Begriffliche Schaerfung. Der Abschnitt Lernziele ist in V01 kein Zusatzwissen, sondern ein Pruefstein fuer die Grundfrage des Skripts: Was veraendert sich, bei wem, wodurch und mit welcher Rueckkopplung? Fuer Die Maßstabskrise wird daran sichtbar, dass praezise Sprache die erste Sicherung gegen Impact-Washing bildet. Die fachliche Grenze liegt dort, wo Lernende Output, Reichweite, Absicht und Wirkung in einem Satz vermischen. Die saubere Lesart trennt deshalb Beobachtung, Kausalannahme, Bewertung und Steuerungsfolge. In der Anwendung sollte daraus mindestens eine konkrete Begriff, Wirkpfad, Fallbewertung, rote Linie oder Rueckkopplung abgeleitet werden; sonst bleibt das Wissen erklaerend, aber nicht steuerungsfaehig.</w:t>
-      </w:r>
-    </w:p>
-    <w:p>
-      <w:r>
-        <w:t>Anwendung auf Einleitung / Wirkungsfrage. In einer Fallanalyse beginnt dieser Punkt nicht mit einer Meinung, sondern mit einer belastbaren Beschreibung. Wer V01 pruefungsnah liest, fragt zuerst nach Wirkungsempfaengern, Wirkraum, Zeitraum und Datenquelle. Erst danach folgt die Bewertung im Referenzrahmen Mensch, Planet, Demokratie, SDGs, Agenda 2030 und SDG+. Mindestens ein direkter und ein indirekter Wirkpfad muessen nachvollziehbar sein. Der typische Kurzschluss waere, nur die Massnahme selbst bewerten und indirekte Empfaenger ausblenden. Genau dagegen setzt die WÖk die Pflicht, Wirkungspotenzial, Wirkungsrisiko und positive Netto-Wirkung begrifflich getrennt zu halten.</w:t>
-      </w:r>
-    </w:p>
-    <w:p>
-      <w:r>
-        <w:t>Evidenzregel. Kernaussage darf im Skript nicht als dekorativer Begriff stehen bleiben. Der Abschnitt traegt nur dann, wenn er eine pruefbare Aussage erlaubt: Welche Quelle stuetzt die Annahme, welche Unsicherheit bleibt offen und welche Gegenbeobachtung wuerde die Bewertung veraendern? Fuer Die Maßstabskrise heisst das, dass jede Bewertung nur so belastbar ist wie Datenlage, Quellenstatus, Aktualitaet und Systemgrenze. Die Studierenden sollen nicht lernen, einen Score nachzusprechen. Sie sollen erkennen, wann ein Score klaert, wann er verdeckt und wann eine rote Linie die Durchschnittslogik stoppt.</w:t>
-      </w:r>
-    </w:p>
-    <w:p>
-      <w:r>
-        <w:t>Fallfenster zur Anwendung. Ein Controlling-Team moechte einen Score bilden. Das Skript verlangt, dass Datenqualitaet, Systemgrenzen, Gewichtung, Unsicherheit und Nichtkompensation sichtbar bleiben. Ein Score darf die Diskussion nicht beenden, sondern muss bessere Fragen, Priorisierung und Rueckkopplung ermoeglichen. Bezogen auf Die Maßstabskrise heisst das: Die Analyse muss das konkrete Thema ernst nehmen und zugleich den allgemeinen WÖk-Massstab halten. Es geht nicht darum, Akteure moralisch zu sortieren. Es geht darum, Wirkpfade, Wirkungsempfaenger, Datenqualitaet, Risiken und Rueckkopplung so zu beschreiben, dass bessere Entscheidungen moeglich werden.</w:t>
-      </w:r>
-    </w:p>
-    <w:p>
-      <w:r>
-        <w:t>Transfer in Grundstudium Wirkungsökonomie. Quelltext und fachliche Grundlegung verbindet die inhaltliche Deutung mit der spaeteren Praxis. Eine Organisation kann zu Die Maßstabskrise sehr ueberzeugend kommunizieren und trotzdem an einen plausiblen Gedanken schon fuer Wirkung zu halten, obwohl Empfaenger, Zustand, Zeitbezug und Quelle fehlen scheitern. Darum muss die V1-Fassung immer auch nach Governance fragen: Wer erhebt Daten, wer bewertet sie, wer traegt die Folgen, wer kann widersprechen und wann wird eine Entscheidung korrigiert? Profile, Zielkonflikte und offene Punkte werden nebeneinander gefuehrt. So wird aus einem Lehrkapitel eine verantwortbare Arbeitsroutine.</w:t>
-      </w:r>
-    </w:p>
-    <w:p>
-      <w:r>
-        <w:t>Grenze gegen Scheingenauigkeit. Gerade bei Womit wir Erfolg messen ist Praezision wichtiger als grosse Begriffe. Eine Wirkungsaussage bleibt schwach, wenn sie nur Aktivitaet, Reichweite, Absicht oder Image beschreibt. Stark wird sie erst, wenn sie die Zustandsveraenderung und ihre Bedingungen offenlegt. In V01 ist deshalb entscheidend, schwere zentrale Schaeden nicht durch beliebige positive Einzelwerte neutralisiert werden duerfen. Die Fehlerlinie verlaeuft nicht zwischen Optimismus und Pessimismus, sondern zwischen offengelegter Unsicherheit und rhetorischer Sicherheit ohne Pruefpfad.</w:t>
-      </w:r>
-    </w:p>
-    <w:p>
-      <w:r>
-        <w:t>Pruefungsnahe Transferfrage. Formuliere zu V01 eine Wirkungsaussage in drei Saetzen: Erstens den beobachteten oder plausiblen Zustand, zweitens die Daten- oder Quellenlage, drittens die offene Unsicherheit samt Rueckkopplung. Die Antwort muss ohne moralische Personenbewertung auskommen und darf Reichweite nicht mit Wirkung verwechseln.</w:t>
-      </w:r>
-    </w:p>
-    <w:p>
-      <w:r>
-        <w:t>Pruefungsnahe Lesart. Aus Ein einfaches Bild laesst sich eine gute Transferfrage ableiten: Welche Entscheidung waere falsch, wenn dieser Abschnitt missverstanden wird? Fuer Die Maßstabskrise lautet die Antwort meist nicht einfach "mehr Wirkung", sondern genauer: bessere Unterscheidung, sauberere Daten, klarere Schutzlinie und rueckgekoppelte Steuerung. Jeder Analyseblock fragt nach der Routine, die nach der Bewertung angepasst wird. Wer das im Fall anwenden kann, hat den Kern der Vorlesung verstanden; wer nur Definitionen wiederholt, bleibt unter dem Anspruch der Akademie.</w:t>
-      </w:r>
-    </w:p>
-    <w:p>
-      <w:r>
-        <w:t>Fallfenster zur Anwendung. Ein Kommunikationsbericht nennt viele Aktivitaeten, Reichweiten und Rueckmeldungen. Die V1-Pruefung fragt, ob daraus eine belastbare Wirkungsaussage folgt. Wenn nur Kontakte, Klicks oder Zustimmung vorliegen, bleibt die Aussage im Bereich Wirkungspotenzial oder Resonanz, nicht im Bereich nachgewiesener Wirkung. Bezogen auf Die Maßstabskrise heisst das: Die Analyse muss das konkrete Thema ernst nehmen und zugleich den allgemeinen WÖk-Massstab halten. Es geht nicht darum, Akteure moralisch zu sortieren. Es geht darum, Wirkpfade, Wirkungsempfaenger, Datenqualitaet, Risiken und Rueckkopplung so zu beschreiben, dass bessere Entscheidungen moeglich werden.</w:t>
-      </w:r>
-    </w:p>
-    <w:p>
-      <w:r>
-        <w:t>Governance. Der Abschnitt Das Bruttoinlandsprodukt ist in V01 kein Zusatzwissen, sondern ein Pruefstein fuer die Grundfrage des Skripts: Was veraendert sich, bei wem, wodurch und mit welcher Rueckkopplung? Fuer Die Maßstabskrise wird daran sichtbar, dass Wirkungsbewertung Verfahren, Rechte, Transparenz und Korrektur braucht. Die fachliche Grenze liegt dort, wo Lernende Bewertung als technokratische Top-down-Setzung verstehen. Die saubere Lesart trennt deshalb Beobachtung, Kausalannahme, Bewertung und Steuerungsfolge. In der Anwendung sollte daraus mindestens eine konkrete Begriff, Wirkpfad, Fallbewertung, rote Linie oder Rueckkopplung abgeleitet werden; sonst bleibt das Wissen erklaerend, aber nicht steuerungsfaehig.</w:t>
-      </w:r>
-    </w:p>
-    <w:p>
-      <w:r>
-        <w:t>Anwendung auf Viel Bewegung, wenig Ankommen. In einer Fallanalyse beginnt dieser Punkt nicht mit einer Meinung, sondern mit einer belastbaren Beschreibung. Wer V01 pruefungsnah liest, fragt zuerst nach Wirkungsempfaengern, Wirkraum, Zeitraum und Datenquelle. Erst danach folgt die Bewertung im Referenzrahmen Mensch, Planet, Demokratie, SDGs, Agenda 2030 und SDG+. Pruefungsfragen verbinden Begriff, Anwendung, Evidenz und rote Linie. Der typische Kurzschluss waere, reines Auswendiglernen als Kompetenznachweis behandeln. Genau dagegen setzt die WÖk die Pflicht, Wirkungspotenzial, Wirkungsrisiko und positive Netto-Wirkung begrifflich getrennt zu halten.</w:t>
-      </w:r>
-    </w:p>
-    <w:p>
-      <w:r>
-        <w:t>Evidenzregel. Warum das gefährlich wird darf im Skript nicht als dekorativer Begriff stehen bleiben. Der Abschnitt traegt nur dann, wenn er eine pruefbare Aussage erlaubt: Welche Quelle stuetzt die Annahme, welche Unsicherheit bleibt offen und welche Gegenbeobachtung wuerde die Bewertung veraendern? Fuer Die Maßstabskrise heisst das, dass WÖk-Begriffe im Alltag nur tragen, wenn sie in Routinen uebersetzt werden. Die Studierenden sollen nicht lernen, einen Score nachzusprechen. Sie sollen erkennen, wann ein Score klaert, wann er verdeckt und wann eine rote Linie die Durchschnittslogik stoppt.</w:t>
-      </w:r>
-    </w:p>
-    <w:p>
-      <w:r>
-        <w:t>Fallfenster zur Anwendung. Eine Organisation plant eine Massnahme und formuliert dazu eine positive Absicht. In der WÖk reicht das nicht. Fuer diese Vorlesung muss sichtbar werden, welche Zustandsveraenderung erwartet wird, welche Empfaenger direkt oder indirekt betroffen sind, welche Nebenwirkungen entstehen koennen und welche Entscheidung spaeter korrigiert wird. Bezogen auf Die Maßstabskrise heisst das: Die Analyse muss das konkrete Thema ernst nehmen und zugleich den allgemeinen WÖk-Massstab halten. Es geht nicht darum, Akteure moralisch zu sortieren. Es geht darum, Wirkpfade, Wirkungsempfaenger, Datenqualitaet, Risiken und Rueckkopplung so zu beschreiben, dass bessere Entscheidungen moeglich werden.</w:t>
-      </w:r>
-    </w:p>
-    <w:p>
-      <w:r>
-        <w:t>Transfer in Grundstudium Wirkungsökonomie. Ein Beispiel aus dem Alltag verbindet die inhaltliche Deutung mit der spaeteren Praxis. Eine Organisation kann zu Die Maßstabskrise sehr ueberzeugend kommunizieren und trotzdem an einen plausiblen Gedanken schon fuer Wirkung zu halten, obwohl Empfaenger, Zustand, Zeitbezug und Quelle fehlen scheitern. Darum muss die V1-Fassung immer auch nach Governance fragen: Wer erhebt Daten, wer bewertet sie, wer traegt die Folgen, wer kann widersprechen und wann wird eine Entscheidung korrigiert? Gute Kommunikation unterscheidet Befund, Annahme und normative Bewertung. So wird aus einem Lehrkapitel eine verantwortbare Arbeitsroutine.</w:t>
-      </w:r>
-    </w:p>
-    <w:p>
-      <w:r>
-        <w:t>Pruefungsnahe Transferfrage. Formuliere zu V01 eine Wirkungsaussage in drei Saetzen: Erstens den beobachteten oder plausiblen Zustand, zweitens die Daten- oder Quellenlage, drittens die offene Unsicherheit samt Rueckkopplung. Die Antwort muss ohne moralische Personenbewertung auskommen und darf Reichweite nicht mit Wirkung verwechseln.</w:t>
-      </w:r>
-    </w:p>
-    <w:p>
-      <w:r>
-        <w:t>Grenze gegen Scheingenauigkeit. Gerade bei Die Zahlen lügen nicht, sie schweigen ist Praezision wichtiger als grosse Begriffe. Eine Wirkungsaussage bleibt schwach, wenn sie nur Aktivitaet, Reichweite, Absicht oder Image beschreibt. Stark wird sie erst, wenn sie die Zustandsveraenderung und ihre Bedingungen offenlegt. In V01 ist deshalb entscheidend, jede Wirkungsaussage eine Grenze zieht und diese Grenze begruenden muss. Die Fehlerlinie verlaeuft nicht zwischen Optimismus und Pessimismus, sondern zwischen offengelegter Unsicherheit und rhetorischer Sicherheit ohne Pruefpfad.</w:t>
-      </w:r>
-    </w:p>
-    <w:p>
-      <w:r>
-        <w:t>Pruefungsnahe Lesart. Aus Der blinde Fleck kostet Zukunft laesst sich eine gute Transferfrage ableiten: Welche Entscheidung waere falsch, wenn dieser Abschnitt missverstanden wird? Fuer Die Maßstabskrise lautet die Antwort meist nicht einfach "mehr Wirkung", sondern genauer: bessere Unterscheidung, sauberere Daten, klarere Schutzlinie und rueckgekoppelte Steuerung. Szenarien pruefen Sofortwirkung, Folgewirkung und Reversibilitaet getrennt. Wer das im Fall anwenden kann, hat den Kern der Vorlesung verstanden; wer nur Definitionen wiederholt, bleibt unter dem Anspruch der Akademie.</w:t>
-      </w:r>
-    </w:p>
-    <w:p>
-      <w:r>
-        <w:t>Fallfenster zur Anwendung. Eine Fuehrungsentscheidung erzeugt zugleich Nutzen und Risiken. Die WÖk behandelt Ambivalenz nicht als Stoerung, sondern als Kern der Analyse. Positive Netto-Wirkung darf erst behauptet werden, wenn zentrale negative Wirkungen getrennt geprueft und rote Linien gewahrt sind. Bezogen auf Die Maßstabskrise heisst das: Die Analyse muss das konkrete Thema ernst nehmen und zugleich den allgemeinen WÖk-Massstab halten. Es geht nicht darum, Akteure moralisch zu sortieren. Es geht darum, Wirkpfade, Wirkungsempfaenger, Datenqualitaet, Risiken und Rueckkopplung so zu beschreiben, dass bessere Entscheidungen moeglich werden.</w:t>
-      </w:r>
-    </w:p>
-    <w:p>
-      <w:r>
-        <w:t>Betroffenenperspektive. Der Abschnitt Der Ausweg heißt Wirkung ist in V01 kein Zusatzwissen, sondern ein Pruefstein fuer die Grundfrage des Skripts: Was veraendert sich, bei wem, wodurch und mit welcher Rueckkopplung? Fuer Die Maßstabskrise wird daran sichtbar, dass Wirkung nicht am Sender, sondern an veraenderten Zustanden der Empfaenger geprueft wird. Die fachliche Grenze liegt dort, wo Lernende interne Erfolgskennzahlen mit gesellschaftlicher Wirkung verwechseln. Die saubere Lesart trennt deshalb Beobachtung, Kausalannahme, Bewertung und Steuerungsfolge. In der Anwendung sollte daraus mindestens eine konkrete Begriff, Wirkpfad, Fallbewertung, rote Linie oder Rueckkopplung abgeleitet werden; sonst bleibt das Wissen erklaerend, aber nicht steuerungsfaehig.</w:t>
-      </w:r>
-    </w:p>
-    <w:p>
-      <w:r>
-        <w:t>Anwendung auf Was du aus dieser Vorlesung mitnimmst. In einer Fallanalyse beginnt dieser Punkt nicht mit einer Meinung, sondern mit einer belastbaren Beschreibung. Wer V01 pruefungsnah liest, fragt zuerst nach Wirkungsempfaengern, Wirkraum, Zeitraum und Datenquelle. Erst danach folgt die Bewertung im Referenzrahmen Mensch, Planet, Demokratie, SDGs, Agenda 2030 und SDG+. Jede Schlussfolgerung endet mit Entscheidung, Verantwortlichkeit und Termin fuer Rueckpruefung. Der typische Kurzschluss waere, Befunde sammeln, ohne Ressourcen oder Regeln zu veraendern. Genau dagegen setzt die WÖk die Pflicht, Wirkungspotenzial, Wirkungsrisiko und positive Netto-Wirkung begrifflich getrennt zu halten.</w:t>
-      </w:r>
-    </w:p>
-    <w:p>
-      <w:r>
-        <w:t>Evidenzregel. Wirkungsökonomische Vertiefung darf im Skript nicht als dekorativer Begriff stehen bleiben. Der Abschnitt traegt nur dann, wenn er eine pruefbare Aussage erlaubt: Welche Quelle stuetzt die Annahme, welche Unsicherheit bleibt offen und welche Gegenbeobachtung wuerde die Bewertung veraendern? Fuer Die Maßstabskrise heisst das, dass WÖk-Aussagen mit bestehenden Begriffen, Studien, Standards und Rechtsrahmen in Beziehung stehen muessen. Die Studierenden sollen nicht lernen, einen Score nachzusprechen. Sie sollen erkennen, wann ein Score klaert, wann er verdeckt und wann eine rote Linie die Durchschnittslogik stoppt.</w:t>
-      </w:r>
-    </w:p>
-    <w:p>
-      <w:r>
-        <w:t>Fallfenster zur Anwendung. Ein Controlling-Team moechte einen Score bilden. Das Skript verlangt, dass Datenqualitaet, Systemgrenzen, Gewichtung, Unsicherheit und Nichtkompensation sichtbar bleiben. Ein Score darf die Diskussion nicht beenden, sondern muss bessere Fragen, Priorisierung und Rueckkopplung ermoeglichen. Bezogen auf Die Maßstabskrise heisst das: Die Analyse muss das konkrete Thema ernst nehmen und zugleich den allgemeinen WÖk-Massstab halten. Es geht nicht darum, Akteure moralisch zu sortieren. Es geht darum, Wirkpfade, Wirkungsempfaenger, Datenqualitaet, Risiken und Rueckkopplung so zu beschreiben, dass bessere Entscheidungen moeglich werden.</w:t>
-      </w:r>
-    </w:p>
-    <w:p>
-      <w:r>
-        <w:t>Pruefungsnahe Transferfrage. Formuliere zu V01 eine Wirkungsaussage in drei Saetzen: Erstens den beobachteten oder plausiblen Zustand, zweitens die Daten- oder Quellenlage, drittens die offene Unsicherheit samt Rueckkopplung. Die Antwort muss ohne moralische Personenbewertung auskommen und darf Reichweite nicht mit Wirkung verwechseln.</w:t>
-      </w:r>
-    </w:p>
-    <w:p>
-      <w:r>
-        <w:t>Transfer in Grundstudium Wirkungsökonomie. Prüfungsrelevanz verbindet die inhaltliche Deutung mit der spaeteren Praxis. Eine Organisation kann zu Die Maßstabskrise sehr ueberzeugend kommunizieren und trotzdem an einen plausiblen Gedanken schon fuer Wirkung zu halten, obwohl Empfaenger, Zustand, Zeitbezug und Quelle fehlen scheitern. Darum muss die V1-Fassung immer auch nach Governance fragen: Wer erhebt Daten, wer bewertet sie, wer traegt die Folgen, wer kann widersprechen und wann wird eine Entscheidung korrigiert? Die Analyse markiert Stoppsignale vor jeder Portfolio- oder Score-Debatte. So wird aus einem Lehrkapitel eine verantwortbare Arbeitsroutine.</w:t>
+        <w:t>Schlussvertiefung 1: Die Maßstabskrise im Anwendungsfall</w:t>
+      </w:r>
+    </w:p>
+    <w:p>
+      <w:r>
+        <w:t>Die folgenden Abschnitte sind keine neue Pruefungsloesung. Sie verdichten die vorhandenen Kapitel zu einer Lesart, mit der Studierende einen Fall selbststaendig analysieren koennen. Im Mittelpunkt stehen Wirkpfade, Wirkungsempfaenger, Bewertung und Rueckkopplung, nicht moralische Personenbewertung.</w:t>
+      </w:r>
+    </w:p>
+    <w:p>
+      <w:r>
+        <w:t>Begriffliche Schlussklaerung. Einleitung / Wirkungsfrage zeigt, warum Die Maßstabskrise mehr ist als ein Schlagwort im Feld Wirkpfade, Wirkungsempfaenger, Bewertung und Rueckkopplung. Die wirkungsoekonomische Frage lautet: Welche reale Veraenderung wird moeglich, welche bleibt nur Potenzial und wo entsteht ein Wirkungsrisiko? Diese Unterscheidung schuetzt vor Impact-Washing, weil sie Absicht, Aktivitaet, Reichweite und Wirkung auseinanderhaelt.</w:t>
+      </w:r>
+    </w:p>
+    <w:p>
+      <w:r>
+        <w:t>Eine Kommune, ein Unternehmen oder eine Bildungsorganisation will Die Maßstabskrise praktisch anwenden. Der erste Schritt ist nicht die Auswahl eines Instruments, sondern die Klaerung der Zustandsveraenderung. Bei Einleitung / Wirkungsfrage muss deshalb benannt werden, wer betroffen ist, welcher Zustand sich veraendert, welche Frist gilt und welche Gegenbeobachtung die Annahme widerlegen wuerde. Erst danach entsteht eine begruendete Entscheidung im Feld Begriff, Fallbewertung, Wirkpfad, rote Linie, Quellenbeurteilung oder Rueckkopplungsregel.</w:t>
+      </w:r>
+    </w:p>
+    <w:p>
+      <w:r>
+        <w:t>Wirkpfad und Empfaenger. In V01 muss Kernaussage immer mit Empfaengern gelesen werden. Wirkung entsteht nicht beim Sender, sondern an veraenderten Zustaenden von Menschen, Oekosystemen, Institutionen, Oeffentlichkeit oder kuenftigen Handlungsspielraeumen. Darum reicht es nicht, interne Aktivitaeten zu dokumentieren. Entscheidend ist, ob sich ein Zustand nachvollziehbar veraendert und ob diese Veraenderung im Referenzrahmen Mensch, Planet, Demokratie, SDGs, Agenda 2030 und SDG+ tragfaehig bewertet werden kann.</w:t>
+      </w:r>
+    </w:p>
+    <w:p>
+      <w:r>
+        <w:t>Ein Bericht behauptet, die Massnahme zu Die Maßstabskrise sei erfolgreich. Die WOE-Lesart fragt bei Kernaussage nach belastbaren Nachweisen: begriffliche Praezision, Fallbeschreibung, Quellenklarheit, Plausibilitaet und offene Unsicherheit. Wenn diese Nachweise fehlen, bleibt die Aussage Wirkungspotenzial oder Kommunikationsbehauptung. Sie kann wichtig sein, aber sie ist noch keine belegte Wirkung.</w:t>
+      </w:r>
+    </w:p>
+    <w:p>
+      <w:r>
+        <w:t>Daten, Quellen und Evidenz. Wissenschaftliche Anschlussfaehigkeit entsteht hier durch Quellenklarheit. Bei Quelltext und fachliche Grundlegung werden interne WOE-Begriffe nicht als Ersatz fuer Belege benutzt, sondern mit Grundlagenwerk, WOE-Referenz, Glossar, Werkzeuge, Journal und externe Fachquellen verbunden. Wo die Datenlage offen bleibt, wird das offengelegt. Wo eine Aussage nur plausibel ist, bleibt sie als Wirkungspotenzial markiert. Wo ein Schaden eine rote Linie beruehrt, greift Nichtkompensation vor Durchschnittslogik.</w:t>
+      </w:r>
+    </w:p>
+    <w:p>
+      <w:r>
+        <w:t>In einer kontroversen Entscheidung wirkt Quelltext und fachliche Grundlegung als Pruefpunkt fuer Ambivalenz. Ein Nutzen fuer eine Gruppe kann mit Risiken fuer andere Wirkungsempfaenger einhergehen. Das Skript verlangt deshalb, positive und negative Zustandsveraenderungen getrennt zu fuehren, bevor von positiver Netto-Wirkung gesprochen wird.</w:t>
+      </w:r>
+    </w:p>
+    <w:p>
+      <w:r>
+        <w:t>Bewertung und rote Linien. In Grundstudium Wirkungsoekonomie wird Womit wir Erfolg messen erst steuerungsfaehig, wenn daraus eine Entscheidung folgt. Die Grundbegriffe muessen in spaeteren Modulen wiedererkennbar bleiben. Ohne diese Rueckkopplung bleibt Reporting eine Beschreibung. Mit Rueckkopplung wird aus Bewertung eine veraenderte Routine: ein anderer Prozess, ein geaenderter Anreiz, eine bessere Datenpflicht, eine korrigierte Kommunikation oder eine neue Priorisierung.</w:t>
+      </w:r>
+    </w:p>
+    <w:p>
+      <w:r>
+        <w:t>Die typische Fehlstelle bei Die Maßstabskrise liegt darin, Absicht, Aktivitaet oder Reporting als Wirkung zu behandeln. Bei Womit wir Erfolg messen wird diese Fehlstelle konkret: Ein scheinbar plausibler Befund darf nicht zur Abkuerzung werden. Quellen, Systemgrenzen, Unsicherheit und Rueckkopplung bleiben sichtbar.</w:t>
+      </w:r>
+    </w:p>
+    <w:p>
+      <w:r>
+        <w:t>Kontrollfrage. Welche Entscheidung waere falsch, wenn Womit wir Erfolg messen in V01 missverstanden wird? Die Antwort muss mindestens eine Daten- oder Quellenannahme, eine betroffene Gruppe oder Schutzdimension, eine moegliche Nebenwirkung und einen Rueckkopplungsschritt nennen. Richtig ist nicht die lauteste Bewertung, sondern diejenige, die Begriff, Beleg und Steuerungsfolge zusammenhaelt.</w:t>
+      </w:r>
+    </w:p>
+    <w:p>
+      <w:r>
+        <w:t>Steuerung und Rueckkopplung. Die Grenze gegen Scheingenauigkeit verlaeuft bei Ein einfaches Bild nicht zwischen Optimismus und Pessimismus. Sie verlaeuft zwischen offengelegter Unsicherheit und rhetorischer Sicherheit. Wer Die Maßstabskrise belastbar anwenden will, benennt Systemgrenze, Zeitraum, Vergleichspunkt und offene Gegenhypothese. Gerade dadurch bleibt das Skript anschlussfaehig fuer Forschung, Praxis und spaetere Revision.</w:t>
+      </w:r>
+    </w:p>
+    <w:p>
+      <w:r>
+        <w:t>Fuer die Pruefung ist Ein einfaches Bild dann verstanden, wenn daraus eine belastbare Fallantwort entsteht. Eine gute Antwort unterscheidet Beobachtung, Kausalannahme, Bewertung und Steuerungsfolge. Sie bewertet keine Menschen, sondern Wirkpfade, Zustandsveraenderungen, Risiken und institutionelle Bedingungen.</w:t>
+      </w:r>
+    </w:p>
+    <w:p>
+      <w:r>
+        <w:t>Pruefungsnahe Anwendung. Das Bruttoinlandsprodukt zeigt, warum Die Maßstabskrise mehr ist als ein Schlagwort im Feld Wirkpfade, Wirkungsempfaenger, Bewertung und Rueckkopplung. Die wirkungsoekonomische Frage lautet: Welche reale Veraenderung wird moeglich, welche bleibt nur Potenzial und wo entsteht ein Wirkungsrisiko? Diese Unterscheidung schuetzt vor Impact-Washing, weil sie Absicht, Aktivitaet, Reichweite und Wirkung auseinanderhaelt.</w:t>
+      </w:r>
+    </w:p>
+    <w:p>
+      <w:r>
+        <w:t>Eine Kommune, ein Unternehmen oder eine Bildungsorganisation will Die Maßstabskrise praktisch anwenden. Der erste Schritt ist nicht die Auswahl eines Instruments, sondern die Klaerung der Zustandsveraenderung. Bei Das Bruttoinlandsprodukt muss deshalb benannt werden, wer betroffen ist, welcher Zustand sich veraendert, welche Frist gilt und welche Gegenbeobachtung die Annahme widerlegen wuerde. Erst danach entsteht eine begruendete Entscheidung im Feld Begriff, Fallbewertung, Wirkpfad, rote Linie, Quellenbeurteilung oder Rueckkopplungsregel.</w:t>
+      </w:r>
+    </w:p>
+    <w:p>
+      <w:r>
+        <w:t>Rueckfluss. Fuer den WOE-Korpus bedeutet das: Begriffe aus Die Maßstabskrise sollten dort geschaerft werden, wo sie in Glossar, Werkzeugen, Journal oder Readern doppeldeutig bleiben. Offene Forschungsfragen werden nicht versteckt. Sie markieren die Stelle, an der spaetere Evidenz, ein besserer Datensatz oder eine praezisere Fallstudie die Bewertung veraendern kann.</w:t>
+      </w:r>
+    </w:p>
+    <w:p>
+      <w:r>
+        <w:t>Transfer in den WOE-Korpus. In V01 muss Viel Bewegung, wenig Ankommen immer mit Empfaengern gelesen werden. Wirkung entsteht nicht beim Sender, sondern an veraenderten Zustaenden von Menschen, Oekosystemen, Institutionen, Oeffentlichkeit oder kuenftigen Handlungsspielraeumen. Darum reicht es nicht, interne Aktivitaeten zu dokumentieren. Entscheidend ist, ob sich ein Zustand nachvollziehbar veraendert und ob diese Veraenderung im Referenzrahmen Mensch, Planet, Demokratie, SDGs, Agenda 2030 und SDG+ tragfaehig bewertet werden kann.</w:t>
+      </w:r>
+    </w:p>
+    <w:p>
+      <w:r>
+        <w:t>Ein Bericht behauptet, die Massnahme zu Die Maßstabskrise sei erfolgreich. Die WOE-Lesart fragt bei Viel Bewegung, wenig Ankommen nach belastbaren Nachweisen: begriffliche Praezision, Fallbeschreibung, Quellenklarheit, Plausibilitaet und offene Unsicherheit. Wenn diese Nachweise fehlen, bleibt die Aussage Wirkungspotenzial oder Kommunikationsbehauptung. Sie kann wichtig sein, aber sie ist noch keine belegte Wirkung.</w:t>
+      </w:r>
+    </w:p>
+    <w:p>
+      <w:r>
+        <w:t>Grenzen der Aussage. Wissenschaftliche Anschlussfaehigkeit entsteht hier durch Quellenklarheit. Bei Warum das gefährlich wird werden interne WOE-Begriffe nicht als Ersatz fuer Belege benutzt, sondern mit Grundlagenwerk, WOE-Referenz, Glossar, Werkzeuge, Journal und externe Fachquellen verbunden. Wo die Datenlage offen bleibt, wird das offengelegt. Wo eine Aussage nur plausibel ist, bleibt sie als Wirkungspotenzial markiert. Wo ein Schaden eine rote Linie beruehrt, greift Nichtkompensation vor Durchschnittslogik.</w:t>
+      </w:r>
+    </w:p>
+    <w:p>
+      <w:r>
+        <w:t>In einer kontroversen Entscheidung wirkt Warum das gefährlich wird als Pruefpunkt fuer Ambivalenz. Ein Nutzen fuer eine Gruppe kann mit Risiken fuer andere Wirkungsempfaenger einhergehen. Das Skript verlangt deshalb, positive und negative Zustandsveraenderungen getrennt zu fuehren, bevor von positiver Netto-Wirkung gesprochen wird.</w:t>
+      </w:r>
+    </w:p>
+    <w:p>
+      <w:r>
+        <w:t>Kontrollfrage. Welche Entscheidung waere falsch, wenn Warum das gefährlich wird in V01 missverstanden wird? Die Antwort muss mindestens eine Daten- oder Quellenannahme, eine betroffene Gruppe oder Schutzdimension, eine moegliche Nebenwirkung und einen Rueckkopplungsschritt nennen. Richtig ist nicht die lauteste Bewertung, sondern diejenige, die Begriff, Beleg und Steuerungsfolge zusammenhaelt.</w:t>
       </w:r>
     </w:p>
     <w:p>
@@ -2919,132 +2894,107 @@
         <w:pStyle w:val="Heading3"/>
       </w:pPr>
       <w:r>
-        <w:t>Abschlusskommentar 2: Lesen, pruefen, rueckkoppeln</w:t>
-      </w:r>
-    </w:p>
-    <w:p>
-      <w:r>
-        <w:t>Die folgende Verdichtung fuehrt die vorhandenen Kapitel nicht als Wiederholung, sondern als Anwendung zusammen. Wirkungskompetenz entsteht, wenn dieselbe begriffliche Strenge in Fallanalyse, Datenarbeit, Kommunikation, Governance und Entscheidungspraxis wiedererkannt wird.</w:t>
-      </w:r>
-    </w:p>
-    <w:p>
-      <w:r>
-        <w:t>Grenze gegen Scheingenauigkeit. Gerade bei Lernziele ist Praezision wichtiger als grosse Begriffe. Eine Wirkungsaussage bleibt schwach, wenn sie nur Aktivitaet, Reichweite, Absicht oder Image beschreibt. Stark wird sie erst, wenn sie die Zustandsveraenderung und ihre Bedingungen offenlegt. In V01 ist deshalb entscheidend, praezise Sprache die erste Sicherung gegen Impact-Washing bildet. Die Fehlerlinie verlaeuft nicht zwischen Optimismus und Pessimismus, sondern zwischen offengelegter Unsicherheit und rhetorischer Sicherheit ohne Pruefpfad.</w:t>
-      </w:r>
-    </w:p>
-    <w:p>
-      <w:r>
-        <w:t>Pruefungsnahe Lesart. Aus Einleitung / Wirkungsfrage laesst sich eine gute Transferfrage ableiten: Welche Entscheidung waere falsch, wenn dieser Abschnitt missverstanden wird? Fuer Die Maßstabskrise lautet die Antwort meist nicht einfach "mehr Wirkung", sondern genauer: bessere Unterscheidung, sauberere Daten, klarere Schutzlinie und rueckgekoppelte Steuerung. Mindestens ein direkter und ein indirekter Wirkpfad muessen nachvollziehbar sein. Wer das im Fall anwenden kann, hat den Kern der Vorlesung verstanden; wer nur Definitionen wiederholt, bleibt unter dem Anspruch der Akademie.</w:t>
-      </w:r>
-    </w:p>
-    <w:p>
-      <w:r>
-        <w:t>Fallfenster zur Anwendung. Ein Kommunikationsbericht nennt viele Aktivitaeten, Reichweiten und Rueckmeldungen. Die V1-Pruefung fragt, ob daraus eine belastbare Wirkungsaussage folgt. Wenn nur Kontakte, Klicks oder Zustimmung vorliegen, bleibt die Aussage im Bereich Wirkungspotenzial oder Resonanz, nicht im Bereich nachgewiesener Wirkung. Bezogen auf Die Maßstabskrise heisst das: Die Analyse muss das konkrete Thema ernst nehmen und zugleich den allgemeinen WÖk-Massstab halten. Es geht nicht darum, Akteure moralisch zu sortieren. Es geht darum, Wirkpfade, Wirkungsempfaenger, Datenqualitaet, Risiken und Rueckkopplung so zu beschreiben, dass bessere Entscheidungen moeglich werden.</w:t>
-      </w:r>
-    </w:p>
-    <w:p>
-      <w:r>
-        <w:t>Daten- und Quellenklarheit. Der Abschnitt Kernaussage ist in V01 kein Zusatzwissen, sondern ein Pruefstein fuer die Grundfrage des Skripts: Was veraendert sich, bei wem, wodurch und mit welcher Rueckkopplung? Fuer Die Maßstabskrise wird daran sichtbar, dass jede Bewertung nur so belastbar ist wie Datenlage, Quellenstatus, Aktualitaet und Systemgrenze. Die fachliche Grenze liegt dort, wo Lernende eine Zahl ohne Einheit, Zeitraum oder Erhebungslogik als Beweis nutzen. Die saubere Lesart trennt deshalb Beobachtung, Kausalannahme, Bewertung und Steuerungsfolge. In der Anwendung sollte daraus mindestens eine konkrete Begriff, Wirkpfad, Fallbewertung, rote Linie oder Rueckkopplung abgeleitet werden; sonst bleibt das Wissen erklaerend, aber nicht steuerungsfaehig.</w:t>
-      </w:r>
-    </w:p>
-    <w:p>
-      <w:r>
-        <w:t>Anwendung auf Quelltext und fachliche Grundlegung. In einer Fallanalyse beginnt dieser Punkt nicht mit einer Meinung, sondern mit einer belastbaren Beschreibung. Wer V01 pruefungsnah liest, fragt zuerst nach Wirkungsempfaengern, Wirkraum, Zeitraum und Datenquelle. Erst danach folgt die Bewertung im Referenzrahmen Mensch, Planet, Demokratie, SDGs, Agenda 2030 und SDG+. Profile, Zielkonflikte und offene Punkte werden nebeneinander gefuehrt. Der typische Kurzschluss waere, ambivalente Befunde glaetten, damit eine eindeutige Botschaft entsteht. Genau dagegen setzt die WÖk die Pflicht, Wirkungspotenzial, Wirkungsrisiko und positive Netto-Wirkung begrifflich getrennt zu halten.</w:t>
-      </w:r>
-    </w:p>
-    <w:p>
-      <w:r>
-        <w:t>Pruefungsnahe Transferfrage. Formuliere zu V01 eine Wirkungsaussage in drei Saetzen: Erstens den beobachteten oder plausiblen Zustand, zweitens die Daten- oder Quellenlage, drittens die offene Unsicherheit samt Rueckkopplung. Die Antwort muss ohne moralische Personenbewertung auskommen und darf Reichweite nicht mit Wirkung verwechseln.</w:t>
-      </w:r>
-    </w:p>
-    <w:p>
-      <w:r>
-        <w:t>Evidenzregel. Womit wir Erfolg messen darf im Skript nicht als dekorativer Begriff stehen bleiben. Der Abschnitt traegt nur dann, wenn er eine pruefbare Aussage erlaubt: Welche Quelle stuetzt die Annahme, welche Unsicherheit bleibt offen und welche Gegenbeobachtung wuerde die Bewertung veraendern? Fuer Die Maßstabskrise heisst das, dass schwere zentrale Schaeden nicht durch beliebige positive Einzelwerte neutralisiert werden duerfen. Die Studierenden sollen nicht lernen, einen Score nachzusprechen. Sie sollen erkennen, wann ein Score klaert, wann er verdeckt und wann eine rote Linie die Durchschnittslogik stoppt.</w:t>
-      </w:r>
-    </w:p>
-    <w:p>
-      <w:r>
-        <w:t>Fallfenster zur Anwendung. Eine Organisation plant eine Massnahme und formuliert dazu eine positive Absicht. In der WÖk reicht das nicht. Fuer diese Vorlesung muss sichtbar werden, welche Zustandsveraenderung erwartet wird, welche Empfaenger direkt oder indirekt betroffen sind, welche Nebenwirkungen entstehen koennen und welche Entscheidung spaeter korrigiert wird. Bezogen auf Die Maßstabskrise heisst das: Die Analyse muss das konkrete Thema ernst nehmen und zugleich den allgemeinen WÖk-Massstab halten. Es geht nicht darum, Akteure moralisch zu sortieren. Es geht darum, Wirkpfade, Wirkungsempfaenger, Datenqualitaet, Risiken und Rueckkopplung so zu beschreiben, dass bessere Entscheidungen moeglich werden.</w:t>
-      </w:r>
-    </w:p>
-    <w:p>
-      <w:r>
-        <w:t>Transfer in Grundstudium Wirkungsökonomie. Ein einfaches Bild verbindet die inhaltliche Deutung mit der spaeteren Praxis. Eine Organisation kann zu Die Maßstabskrise sehr ueberzeugend kommunizieren und trotzdem an einen plausiblen Gedanken schon fuer Wirkung zu halten, obwohl Empfaenger, Zustand, Zeitbezug und Quelle fehlen scheitern. Darum muss die V1-Fassung immer auch nach Governance fragen: Wer erhebt Daten, wer bewertet sie, wer traegt die Folgen, wer kann widersprechen und wann wird eine Entscheidung korrigiert? Jeder Analyseblock fragt nach der Routine, die nach der Bewertung angepasst wird. So wird aus einem Lehrkapitel eine verantwortbare Arbeitsroutine.</w:t>
-      </w:r>
-    </w:p>
-    <w:p>
-      <w:r>
-        <w:t>Grenze gegen Scheingenauigkeit. Gerade bei Das Bruttoinlandsprodukt ist Praezision wichtiger als grosse Begriffe. Eine Wirkungsaussage bleibt schwach, wenn sie nur Aktivitaet, Reichweite, Absicht oder Image beschreibt. Stark wird sie erst, wenn sie die Zustandsveraenderung und ihre Bedingungen offenlegt. In V01 ist deshalb entscheidend, Wirkungsbewertung Verfahren, Rechte, Transparenz und Korrektur braucht. Die Fehlerlinie verlaeuft nicht zwischen Optimismus und Pessimismus, sondern zwischen offengelegter Unsicherheit und rhetorischer Sicherheit ohne Pruefpfad.</w:t>
-      </w:r>
-    </w:p>
-    <w:p>
-      <w:r>
-        <w:t>Pruefungsnahe Lesart. Aus Viel Bewegung, wenig Ankommen laesst sich eine gute Transferfrage ableiten: Welche Entscheidung waere falsch, wenn dieser Abschnitt missverstanden wird? Fuer Die Maßstabskrise lautet die Antwort meist nicht einfach "mehr Wirkung", sondern genauer: bessere Unterscheidung, sauberere Daten, klarere Schutzlinie und rueckgekoppelte Steuerung. Pruefungsfragen verbinden Begriff, Anwendung, Evidenz und rote Linie. Wer das im Fall anwenden kann, hat den Kern der Vorlesung verstanden; wer nur Definitionen wiederholt, bleibt unter dem Anspruch der Akademie.</w:t>
-      </w:r>
-    </w:p>
-    <w:p>
-      <w:r>
-        <w:t>Fallfenster zur Anwendung. Eine Fuehrungsentscheidung erzeugt zugleich Nutzen und Risiken. Die WÖk behandelt Ambivalenz nicht als Stoerung, sondern als Kern der Analyse. Positive Netto-Wirkung darf erst behauptet werden, wenn zentrale negative Wirkungen getrennt geprueft und rote Linien gewahrt sind. Bezogen auf Die Maßstabskrise heisst das: Die Analyse muss das konkrete Thema ernst nehmen und zugleich den allgemeinen WÖk-Massstab halten. Es geht nicht darum, Akteure moralisch zu sortieren. Es geht darum, Wirkpfade, Wirkungsempfaenger, Datenqualitaet, Risiken und Rueckkopplung so zu beschreiben, dass bessere Entscheidungen moeglich werden.</w:t>
-      </w:r>
-    </w:p>
-    <w:p>
-      <w:r>
-        <w:t>Organisationale Umsetzung. Der Abschnitt Warum das gefährlich wird ist in V01 kein Zusatzwissen, sondern ein Pruefstein fuer die Grundfrage des Skripts: Was veraendert sich, bei wem, wodurch und mit welcher Rueckkopplung? Fuer Die Maßstabskrise wird daran sichtbar, dass WÖk-Begriffe im Alltag nur tragen, wenn sie in Routinen uebersetzt werden. Die fachliche Grenze liegt dort, wo Lernende Verantwortung an eine einzelne Nachhaltigkeitsfunktion auslagern. Die saubere Lesart trennt deshalb Beobachtung, Kausalannahme, Bewertung und Steuerungsfolge. In der Anwendung sollte daraus mindestens eine konkrete Begriff, Wirkpfad, Fallbewertung, rote Linie oder Rueckkopplung abgeleitet werden; sonst bleibt das Wissen erklaerend, aber nicht steuerungsfaehig.</w:t>
-      </w:r>
-    </w:p>
-    <w:p>
-      <w:r>
-        <w:t>Pruefungsnahe Transferfrage. Formuliere zu V01 eine Wirkungsaussage in drei Saetzen: Erstens den beobachteten oder plausiblen Zustand, zweitens die Daten- oder Quellenlage, drittens die offene Unsicherheit samt Rueckkopplung. Die Antwort muss ohne moralische Personenbewertung auskommen und darf Reichweite nicht mit Wirkung verwechseln.</w:t>
-      </w:r>
-    </w:p>
-    <w:p>
-      <w:r>
-        <w:t>Anwendung auf Ein Beispiel aus dem Alltag. In einer Fallanalyse beginnt dieser Punkt nicht mit einer Meinung, sondern mit einer belastbaren Beschreibung. Wer V01 pruefungsnah liest, fragt zuerst nach Wirkungsempfaengern, Wirkraum, Zeitraum und Datenquelle. Erst danach folgt die Bewertung im Referenzrahmen Mensch, Planet, Demokratie, SDGs, Agenda 2030 und SDG+. Gute Kommunikation unterscheidet Befund, Annahme und normative Bewertung. Der typische Kurzschluss waere, Eindeutigkeit behaupten, wo die Datenlage nur Potenzial oder Risiko traegt. Genau dagegen setzt die WÖk die Pflicht, Wirkungspotenzial, Wirkungsrisiko und positive Netto-Wirkung begrifflich getrennt zu halten.</w:t>
-      </w:r>
-    </w:p>
-    <w:p>
-      <w:r>
-        <w:t>Evidenzregel. Die Zahlen lügen nicht, sie schweigen darf im Skript nicht als dekorativer Begriff stehen bleiben. Der Abschnitt traegt nur dann, wenn er eine pruefbare Aussage erlaubt: Welche Quelle stuetzt die Annahme, welche Unsicherheit bleibt offen und welche Gegenbeobachtung wuerde die Bewertung veraendern? Fuer Die Maßstabskrise heisst das, dass jede Wirkungsaussage eine Grenze zieht und diese Grenze begruenden muss. Die Studierenden sollen nicht lernen, einen Score nachzusprechen. Sie sollen erkennen, wann ein Score klaert, wann er verdeckt und wann eine rote Linie die Durchschnittslogik stoppt.</w:t>
-      </w:r>
-    </w:p>
-    <w:p>
-      <w:r>
-        <w:t>Fallfenster zur Anwendung. Ein Controlling-Team moechte einen Score bilden. Das Skript verlangt, dass Datenqualitaet, Systemgrenzen, Gewichtung, Unsicherheit und Nichtkompensation sichtbar bleiben. Ein Score darf die Diskussion nicht beenden, sondern muss bessere Fragen, Priorisierung und Rueckkopplung ermoeglichen. Bezogen auf Die Maßstabskrise heisst das: Die Analyse muss das konkrete Thema ernst nehmen und zugleich den allgemeinen WÖk-Massstab halten. Es geht nicht darum, Akteure moralisch zu sortieren. Es geht darum, Wirkpfade, Wirkungsempfaenger, Datenqualitaet, Risiken und Rueckkopplung so zu beschreiben, dass bessere Entscheidungen moeglich werden.</w:t>
-      </w:r>
-    </w:p>
-    <w:p>
-      <w:r>
-        <w:t>Transfer in Grundstudium Wirkungsökonomie. Der blinde Fleck kostet Zukunft verbindet die inhaltliche Deutung mit der spaeteren Praxis. Eine Organisation kann zu Die Maßstabskrise sehr ueberzeugend kommunizieren und trotzdem an einen plausiblen Gedanken schon fuer Wirkung zu halten, obwohl Empfaenger, Zustand, Zeitbezug und Quelle fehlen scheitern. Darum muss die V1-Fassung immer auch nach Governance fragen: Wer erhebt Daten, wer bewertet sie, wer traegt die Folgen, wer kann widersprechen und wann wird eine Entscheidung korrigiert? Szenarien pruefen Sofortwirkung, Folgewirkung und Reversibilitaet getrennt. So wird aus einem Lehrkapitel eine verantwortbare Arbeitsroutine.</w:t>
-      </w:r>
-    </w:p>
-    <w:p>
-      <w:r>
-        <w:t>Grenze gegen Scheingenauigkeit. Gerade bei Der Ausweg heißt Wirkung ist Praezision wichtiger als grosse Begriffe. Eine Wirkungsaussage bleibt schwach, wenn sie nur Aktivitaet, Reichweite, Absicht oder Image beschreibt. Stark wird sie erst, wenn sie die Zustandsveraenderung und ihre Bedingungen offenlegt. In V01 ist deshalb entscheidend, Wirkung nicht am Sender, sondern an veraenderten Zustanden der Empfaenger geprueft wird. Die Fehlerlinie verlaeuft nicht zwischen Optimismus und Pessimismus, sondern zwischen offengelegter Unsicherheit und rhetorischer Sicherheit ohne Pruefpfad.</w:t>
-      </w:r>
-    </w:p>
-    <w:p>
-      <w:r>
-        <w:t>Pruefungsnahe Lesart. Aus Was du aus dieser Vorlesung mitnimmst laesst sich eine gute Transferfrage ableiten: Welche Entscheidung waere falsch, wenn dieser Abschnitt missverstanden wird? Fuer Die Maßstabskrise lautet die Antwort meist nicht einfach "mehr Wirkung", sondern genauer: bessere Unterscheidung, sauberere Daten, klarere Schutzlinie und rueckgekoppelte Steuerung. Jede Schlussfolgerung endet mit Entscheidung, Verantwortlichkeit und Termin fuer Rueckpruefung. Wer das im Fall anwenden kann, hat den Kern der Vorlesung verstanden; wer nur Definitionen wiederholt, bleibt unter dem Anspruch der Akademie.</w:t>
-      </w:r>
-    </w:p>
-    <w:p>
-      <w:r>
-        <w:t>Fallfenster zur Anwendung. Ein Kommunikationsbericht nennt viele Aktivitaeten, Reichweiten und Rueckmeldungen. Die V1-Pruefung fragt, ob daraus eine belastbare Wirkungsaussage folgt. Wenn nur Kontakte, Klicks oder Zustimmung vorliegen, bleibt die Aussage im Bereich Wirkungspotenzial oder Resonanz, nicht im Bereich nachgewiesener Wirkung. Bezogen auf Die Maßstabskrise heisst das: Die Analyse muss das konkrete Thema ernst nehmen und zugleich den allgemeinen WÖk-Massstab halten. Es geht nicht darum, Akteure moralisch zu sortieren. Es geht darum, Wirkpfade, Wirkungsempfaenger, Datenqualitaet, Risiken und Rueckkopplung so zu beschreiben, dass bessere Entscheidungen moeglich werden.</w:t>
-      </w:r>
-    </w:p>
-    <w:p>
-      <w:r>
-        <w:t>Pruefungsnahe Transferfrage. Formuliere zu V01 eine Wirkungsaussage in drei Saetzen: Erstens den beobachteten oder plausiblen Zustand, zweitens die Daten- oder Quellenlage, drittens die offene Unsicherheit samt Rueckkopplung. Die Antwort muss ohne moralische Personenbewertung auskommen und darf Reichweite nicht mit Wirkung verwechseln.</w:t>
-      </w:r>
-    </w:p>
-    <w:p>
-      <w:r>
-        <w:t>Wissenschaftliche Anschlussfaehigkeit. Der Abschnitt Wirkungsökonomische Vertiefung ist in V01 kein Zusatzwissen, sondern ein Pruefstein fuer die Grundfrage des Skripts: Was veraendert sich, bei wem, wodurch und mit welcher Rueckkopplung? Fuer Die Maßstabskrise wird daran sichtbar, dass WÖk-Aussagen mit bestehenden Begriffen, Studien, Standards und Rechtsrahmen in Beziehung stehen muessen. Die fachliche Grenze liegt dort, wo Lernende hausinterne Sprache als Ersatz fuer zitierfaehige Begruendung verwenden. Die saubere Lesart trennt deshalb Beobachtung, Kausalannahme, Bewertung und Steuerungsfolge. In der Anwendung sollte daraus mindestens eine konkrete Begriff, Wirkpfad, Fallbewertung, rote Linie oder Rueckkopplung abgeleitet werden; sonst bleibt das Wissen erklaerend, aber nicht steuerungsfaehig.</w:t>
-      </w:r>
-    </w:p>
-    <w:p>
-      <w:r>
-        <w:t>Anwendung auf Prüfungsrelevanz. In einer Fallanalyse beginnt dieser Punkt nicht mit einer Meinung, sondern mit einer belastbaren Beschreibung. Wer V01 pruefungsnah liest, fragt zuerst nach Wirkungsempfaengern, Wirkraum, Zeitraum und Datenquelle. Erst danach folgt die Bewertung im Referenzrahmen Mensch, Planet, Demokratie, SDGs, Agenda 2030 und SDG+. Die Analyse markiert Stoppsignale vor jeder Portfolio- oder Score-Debatte. Der typische Kurzschluss waere, ein gutes Teilresultat gegen zentrale Schaeden aufrechnen. Genau dagegen setzt die WÖk die Pflicht, Wirkungspotenzial, Wirkungsrisiko und positive Netto-Wirkung begrifflich getrennt zu halten.</w:t>
+        <w:t>Schlussvertiefung 2: Die Maßstabskrise im Anwendungsfall</w:t>
+      </w:r>
+    </w:p>
+    <w:p>
+      <w:r>
+        <w:t>Die folgenden Abschnitte sind keine neue Pruefungsloesung. Sie verdichten die vorhandenen Kapitel zu einer Lesart, mit der Studierende einen Fall selbststaendig analysieren koennen. Im Mittelpunkt stehen Wirkpfade, Wirkungsempfaenger, Bewertung und Rueckkopplung, nicht moralische Personenbewertung.</w:t>
+      </w:r>
+    </w:p>
+    <w:p>
+      <w:r>
+        <w:t>Begriffliche Schlussklaerung. In Grundstudium Wirkungsoekonomie wird Ein Beispiel aus dem Alltag erst steuerungsfaehig, wenn daraus eine Entscheidung folgt. Die Grundbegriffe muessen in spaeteren Modulen wiedererkennbar bleiben. Ohne diese Rueckkopplung bleibt Reporting eine Beschreibung. Mit Rueckkopplung wird aus Bewertung eine veraenderte Routine: ein anderer Prozess, ein geaenderter Anreiz, eine bessere Datenpflicht, eine korrigierte Kommunikation oder eine neue Priorisierung.</w:t>
+      </w:r>
+    </w:p>
+    <w:p>
+      <w:r>
+        <w:t>Die typische Fehlstelle bei Die Maßstabskrise liegt darin, Absicht, Aktivitaet oder Reporting als Wirkung zu behandeln. Bei Ein Beispiel aus dem Alltag wird diese Fehlstelle konkret: Ein scheinbar plausibler Befund darf nicht zur Abkuerzung werden. Quellen, Systemgrenzen, Unsicherheit und Rueckkopplung bleiben sichtbar.</w:t>
+      </w:r>
+    </w:p>
+    <w:p>
+      <w:r>
+        <w:t>Wirkpfad und Empfaenger. Die Grenze gegen Scheingenauigkeit verlaeuft bei Die Zahlen lügen nicht, sie schweigen nicht zwischen Optimismus und Pessimismus. Sie verlaeuft zwischen offengelegter Unsicherheit und rhetorischer Sicherheit. Wer Die Maßstabskrise belastbar anwenden will, benennt Systemgrenze, Zeitraum, Vergleichspunkt und offene Gegenhypothese. Gerade dadurch bleibt das Skript anschlussfaehig fuer Forschung, Praxis und spaetere Revision.</w:t>
+      </w:r>
+    </w:p>
+    <w:p>
+      <w:r>
+        <w:t>Fuer die Pruefung ist Die Zahlen lügen nicht, sie schweigen dann verstanden, wenn daraus eine belastbare Fallantwort entsteht. Eine gute Antwort unterscheidet Beobachtung, Kausalannahme, Bewertung und Steuerungsfolge. Sie bewertet keine Menschen, sondern Wirkpfade, Zustandsveraenderungen, Risiken und institutionelle Bedingungen.</w:t>
+      </w:r>
+    </w:p>
+    <w:p>
+      <w:r>
+        <w:t>Daten, Quellen und Evidenz. Der blinde Fleck kostet Zukunft zeigt, warum Die Maßstabskrise mehr ist als ein Schlagwort im Feld Wirkpfade, Wirkungsempfaenger, Bewertung und Rueckkopplung. Die wirkungsoekonomische Frage lautet: Welche reale Veraenderung wird moeglich, welche bleibt nur Potenzial und wo entsteht ein Wirkungsrisiko? Diese Unterscheidung schuetzt vor Impact-Washing, weil sie Absicht, Aktivitaet, Reichweite und Wirkung auseinanderhaelt.</w:t>
+      </w:r>
+    </w:p>
+    <w:p>
+      <w:r>
+        <w:t>Eine Kommune, ein Unternehmen oder eine Bildungsorganisation will Die Maßstabskrise praktisch anwenden. Der erste Schritt ist nicht die Auswahl eines Instruments, sondern die Klaerung der Zustandsveraenderung. Bei Der blinde Fleck kostet Zukunft muss deshalb benannt werden, wer betroffen ist, welcher Zustand sich veraendert, welche Frist gilt und welche Gegenbeobachtung die Annahme widerlegen wuerde. Erst danach entsteht eine begruendete Entscheidung im Feld Begriff, Fallbewertung, Wirkpfad, rote Linie, Quellenbeurteilung oder Rueckkopplungsregel.</w:t>
+      </w:r>
+    </w:p>
+    <w:p>
+      <w:r>
+        <w:t>Bewertung und rote Linien. In V01 muss Der Ausweg heißt Wirkung immer mit Empfaengern gelesen werden. Wirkung entsteht nicht beim Sender, sondern an veraenderten Zustaenden von Menschen, Oekosystemen, Institutionen, Oeffentlichkeit oder kuenftigen Handlungsspielraeumen. Darum reicht es nicht, interne Aktivitaeten zu dokumentieren. Entscheidend ist, ob sich ein Zustand nachvollziehbar veraendert und ob diese Veraenderung im Referenzrahmen Mensch, Planet, Demokratie, SDGs, Agenda 2030 und SDG+ tragfaehig bewertet werden kann.</w:t>
+      </w:r>
+    </w:p>
+    <w:p>
+      <w:r>
+        <w:t>Ein Bericht behauptet, die Massnahme zu Die Maßstabskrise sei erfolgreich. Die WOE-Lesart fragt bei Der Ausweg heißt Wirkung nach belastbaren Nachweisen: begriffliche Praezision, Fallbeschreibung, Quellenklarheit, Plausibilitaet und offene Unsicherheit. Wenn diese Nachweise fehlen, bleibt die Aussage Wirkungspotenzial oder Kommunikationsbehauptung. Sie kann wichtig sein, aber sie ist noch keine belegte Wirkung.</w:t>
+      </w:r>
+    </w:p>
+    <w:p>
+      <w:r>
+        <w:t>Kontrollfrage. Welche Entscheidung waere falsch, wenn Der Ausweg heißt Wirkung in V01 missverstanden wird? Die Antwort muss mindestens eine Daten- oder Quellenannahme, eine betroffene Gruppe oder Schutzdimension, eine moegliche Nebenwirkung und einen Rueckkopplungsschritt nennen. Richtig ist nicht die lauteste Bewertung, sondern diejenige, die Begriff, Beleg und Steuerungsfolge zusammenhaelt.</w:t>
+      </w:r>
+    </w:p>
+    <w:p>
+      <w:r>
+        <w:t>Rueckfluss. Fuer den WOE-Korpus bedeutet das: Begriffe aus Die Maßstabskrise sollten dort geschaerft werden, wo sie in Glossar, Werkzeugen, Journal oder Readern doppeldeutig bleiben. Offene Forschungsfragen werden nicht versteckt. Sie markieren die Stelle, an der spaetere Evidenz, ein besserer Datensatz oder eine praezisere Fallstudie die Bewertung veraendern kann.</w:t>
+      </w:r>
+    </w:p>
+    <w:p>
+      <w:r>
+        <w:t>Steuerung und Rueckkopplung. Wissenschaftliche Anschlussfaehigkeit entsteht hier durch Quellenklarheit. Bei Was du aus dieser Vorlesung mitnimmst werden interne WOE-Begriffe nicht als Ersatz fuer Belege benutzt, sondern mit Grundlagenwerk, WOE-Referenz, Glossar, Werkzeuge, Journal und externe Fachquellen verbunden. Wo die Datenlage offen bleibt, wird das offengelegt. Wo eine Aussage nur plausibel ist, bleibt sie als Wirkungspotenzial markiert. Wo ein Schaden eine rote Linie beruehrt, greift Nichtkompensation vor Durchschnittslogik.</w:t>
+      </w:r>
+    </w:p>
+    <w:p>
+      <w:r>
+        <w:t>In einer kontroversen Entscheidung wirkt Was du aus dieser Vorlesung mitnimmst als Pruefpunkt fuer Ambivalenz. Ein Nutzen fuer eine Gruppe kann mit Risiken fuer andere Wirkungsempfaenger einhergehen. Das Skript verlangt deshalb, positive und negative Zustandsveraenderungen getrennt zu fuehren, bevor von positiver Netto-Wirkung gesprochen wird.</w:t>
+      </w:r>
+    </w:p>
+    <w:p>
+      <w:r>
+        <w:t>Pruefungsnahe Anwendung. In Grundstudium Wirkungsoekonomie wird Wirkungsökonomische Vertiefung erst steuerungsfaehig, wenn daraus eine Entscheidung folgt. Die Grundbegriffe muessen in spaeteren Modulen wiedererkennbar bleiben. Ohne diese Rueckkopplung bleibt Reporting eine Beschreibung. Mit Rueckkopplung wird aus Bewertung eine veraenderte Routine: ein anderer Prozess, ein geaenderter Anreiz, eine bessere Datenpflicht, eine korrigierte Kommunikation oder eine neue Priorisierung.</w:t>
+      </w:r>
+    </w:p>
+    <w:p>
+      <w:r>
+        <w:t>Die typische Fehlstelle bei Die Maßstabskrise liegt darin, Absicht, Aktivitaet oder Reporting als Wirkung zu behandeln. Bei Wirkungsökonomische Vertiefung wird diese Fehlstelle konkret: Ein scheinbar plausibler Befund darf nicht zur Abkuerzung werden. Quellen, Systemgrenzen, Unsicherheit und Rueckkopplung bleiben sichtbar.</w:t>
+      </w:r>
+    </w:p>
+    <w:p>
+      <w:r>
+        <w:t>Transfer in den WOE-Korpus. Die Grenze gegen Scheingenauigkeit verlaeuft bei Begriffliche Präzision nicht zwischen Optimismus und Pessimismus. Sie verlaeuft zwischen offengelegter Unsicherheit und rhetorischer Sicherheit. Wer Die Maßstabskrise belastbar anwenden will, benennt Systemgrenze, Zeitraum, Vergleichspunkt und offene Gegenhypothese. Gerade dadurch bleibt das Skript anschlussfaehig fuer Forschung, Praxis und spaetere Revision.</w:t>
+      </w:r>
+    </w:p>
+    <w:p>
+      <w:r>
+        <w:t>Fuer die Pruefung ist Begriffliche Präzision dann verstanden, wenn daraus eine belastbare Fallantwort entsteht. Eine gute Antwort unterscheidet Beobachtung, Kausalannahme, Bewertung und Steuerungsfolge. Sie bewertet keine Menschen, sondern Wirkpfade, Zustandsveraenderungen, Risiken und institutionelle Bedingungen.</w:t>
+      </w:r>
+    </w:p>
+    <w:p>
+      <w:r>
+        <w:t>Grenzen der Aussage. Wirkpfad zeigt, warum Die Maßstabskrise mehr ist als ein Schlagwort im Feld Wirkpfade, Wirkungsempfaenger, Bewertung und Rueckkopplung. Die wirkungsoekonomische Frage lautet: Welche reale Veraenderung wird moeglich, welche bleibt nur Potenzial und wo entsteht ein Wirkungsrisiko? Diese Unterscheidung schuetzt vor Impact-Washing, weil sie Absicht, Aktivitaet, Reichweite und Wirkung auseinanderhaelt.</w:t>
+      </w:r>
+    </w:p>
+    <w:p>
+      <w:r>
+        <w:t>Eine Kommune, ein Unternehmen oder eine Bildungsorganisation will Die Maßstabskrise praktisch anwenden. Der erste Schritt ist nicht die Auswahl eines Instruments, sondern die Klaerung der Zustandsveraenderung. Bei Wirkpfad muss deshalb benannt werden, wer betroffen ist, welcher Zustand sich veraendert, welche Frist gilt und welche Gegenbeobachtung die Annahme widerlegen wuerde. Erst danach entsteht eine begruendete Entscheidung im Feld Begriff, Fallbewertung, Wirkpfad, rote Linie, Quellenbeurteilung oder Rueckkopplungsregel.</w:t>
+      </w:r>
+    </w:p>
+    <w:p>
+      <w:r>
+        <w:t>Kontrollfrage. Welche Entscheidung waere falsch, wenn Wirkpfad in V01 missverstanden wird? Die Antwort muss mindestens eine Daten- oder Quellenannahme, eine betroffene Gruppe oder Schutzdimension, eine moegliche Nebenwirkung und einen Rueckkopplungsschritt nennen. Richtig ist nicht die lauteste Bewertung, sondern diejenige, die Begriff, Beleg und Steuerungsfolge zusammenhaelt.</w:t>
       </w:r>
     </w:p>
     <w:p>
@@ -3052,137 +3002,112 @@
         <w:pStyle w:val="Heading3"/>
       </w:pPr>
       <w:r>
-        <w:t>Abschlusskommentar 3: Lesen, pruefen, rueckkoppeln</w:t>
-      </w:r>
-    </w:p>
-    <w:p>
-      <w:r>
-        <w:t>Die folgende Verdichtung fuehrt die vorhandenen Kapitel nicht als Wiederholung, sondern als Anwendung zusammen. Wirkungskompetenz entsteht, wenn dieselbe begriffliche Strenge in Fallanalyse, Datenarbeit, Kommunikation, Governance und Entscheidungspraxis wiedererkannt wird.</w:t>
-      </w:r>
-    </w:p>
-    <w:p>
-      <w:r>
-        <w:t>Evidenzregel. Lernziele darf im Skript nicht als dekorativer Begriff stehen bleiben. Der Abschnitt traegt nur dann, wenn er eine pruefbare Aussage erlaubt: Welche Quelle stuetzt die Annahme, welche Unsicherheit bleibt offen und welche Gegenbeobachtung wuerde die Bewertung veraendern? Fuer Die Maßstabskrise heisst das, dass praezise Sprache die erste Sicherung gegen Impact-Washing bildet. Die Studierenden sollen nicht lernen, einen Score nachzusprechen. Sie sollen erkennen, wann ein Score klaert, wann er verdeckt und wann eine rote Linie die Durchschnittslogik stoppt.</w:t>
-      </w:r>
-    </w:p>
-    <w:p>
-      <w:r>
-        <w:t>Fallfenster zur Anwendung. Eine Organisation plant eine Massnahme und formuliert dazu eine positive Absicht. In der WÖk reicht das nicht. Fuer diese Vorlesung muss sichtbar werden, welche Zustandsveraenderung erwartet wird, welche Empfaenger direkt oder indirekt betroffen sind, welche Nebenwirkungen entstehen koennen und welche Entscheidung spaeter korrigiert wird. Bezogen auf Die Maßstabskrise heisst das: Die Analyse muss das konkrete Thema ernst nehmen und zugleich den allgemeinen WÖk-Massstab halten. Es geht nicht darum, Akteure moralisch zu sortieren. Es geht darum, Wirkpfade, Wirkungsempfaenger, Datenqualitaet, Risiken und Rueckkopplung so zu beschreiben, dass bessere Entscheidungen moeglich werden.</w:t>
-      </w:r>
-    </w:p>
-    <w:p>
-      <w:r>
-        <w:t>Transfer in Grundstudium Wirkungsökonomie. Einleitung / Wirkungsfrage verbindet die inhaltliche Deutung mit der spaeteren Praxis. Eine Organisation kann zu Die Maßstabskrise sehr ueberzeugend kommunizieren und trotzdem an einen plausiblen Gedanken schon fuer Wirkung zu halten, obwohl Empfaenger, Zustand, Zeitbezug und Quelle fehlen scheitern. Darum muss die V1-Fassung immer auch nach Governance fragen: Wer erhebt Daten, wer bewertet sie, wer traegt die Folgen, wer kann widersprechen und wann wird eine Entscheidung korrigiert? Mindestens ein direkter und ein indirekter Wirkpfad muessen nachvollziehbar sein. So wird aus einem Lehrkapitel eine verantwortbare Arbeitsroutine.</w:t>
-      </w:r>
-    </w:p>
-    <w:p>
-      <w:r>
-        <w:t>Grenze gegen Scheingenauigkeit. Gerade bei Kernaussage ist Praezision wichtiger als grosse Begriffe. Eine Wirkungsaussage bleibt schwach, wenn sie nur Aktivitaet, Reichweite, Absicht oder Image beschreibt. Stark wird sie erst, wenn sie die Zustandsveraenderung und ihre Bedingungen offenlegt. In V01 ist deshalb entscheidend, jede Bewertung nur so belastbar ist wie Datenlage, Quellenstatus, Aktualitaet und Systemgrenze. Die Fehlerlinie verlaeuft nicht zwischen Optimismus und Pessimismus, sondern zwischen offengelegter Unsicherheit und rhetorischer Sicherheit ohne Pruefpfad.</w:t>
-      </w:r>
-    </w:p>
-    <w:p>
-      <w:r>
-        <w:t>Pruefungsnahe Transferfrage. Formuliere zu V01 eine Wirkungsaussage in drei Saetzen: Erstens den beobachteten oder plausiblen Zustand, zweitens die Daten- oder Quellenlage, drittens die offene Unsicherheit samt Rueckkopplung. Die Antwort muss ohne moralische Personenbewertung auskommen und darf Reichweite nicht mit Wirkung verwechseln.</w:t>
-      </w:r>
-    </w:p>
-    <w:p>
-      <w:r>
-        <w:t>Pruefungsnahe Lesart. Aus Quelltext und fachliche Grundlegung laesst sich eine gute Transferfrage ableiten: Welche Entscheidung waere falsch, wenn dieser Abschnitt missverstanden wird? Fuer Die Maßstabskrise lautet die Antwort meist nicht einfach "mehr Wirkung", sondern genauer: bessere Unterscheidung, sauberere Daten, klarere Schutzlinie und rueckgekoppelte Steuerung. Profile, Zielkonflikte und offene Punkte werden nebeneinander gefuehrt. Wer das im Fall anwenden kann, hat den Kern der Vorlesung verstanden; wer nur Definitionen wiederholt, bleibt unter dem Anspruch der Akademie.</w:t>
-      </w:r>
-    </w:p>
-    <w:p>
-      <w:r>
-        <w:t>Fallfenster zur Anwendung. Eine Fuehrungsentscheidung erzeugt zugleich Nutzen und Risiken. Die WÖk behandelt Ambivalenz nicht als Stoerung, sondern als Kern der Analyse. Positive Netto-Wirkung darf erst behauptet werden, wenn zentrale negative Wirkungen getrennt geprueft und rote Linien gewahrt sind. Bezogen auf Die Maßstabskrise heisst das: Die Analyse muss das konkrete Thema ernst nehmen und zugleich den allgemeinen WÖk-Massstab halten. Es geht nicht darum, Akteure moralisch zu sortieren. Es geht darum, Wirkpfade, Wirkungsempfaenger, Datenqualitaet, Risiken und Rueckkopplung so zu beschreiben, dass bessere Entscheidungen moeglich werden.</w:t>
-      </w:r>
-    </w:p>
-    <w:p>
-      <w:r>
-        <w:t>Nichtkompensation. Der Abschnitt Womit wir Erfolg messen ist in V01 kein Zusatzwissen, sondern ein Pruefstein fuer die Grundfrage des Skripts: Was veraendert sich, bei wem, wodurch und mit welcher Rueckkopplung? Fuer Die Maßstabskrise wird daran sichtbar, dass schwere zentrale Schaeden nicht durch beliebige positive Einzelwerte neutralisiert werden duerfen. Die fachliche Grenze liegt dort, wo Lernende eine Durchschnittslogik als moralische Entlastung verwenden. Die saubere Lesart trennt deshalb Beobachtung, Kausalannahme, Bewertung und Steuerungsfolge. In der Anwendung sollte daraus mindestens eine konkrete Begriff, Wirkpfad, Fallbewertung, rote Linie oder Rueckkopplung abgeleitet werden; sonst bleibt das Wissen erklaerend, aber nicht steuerungsfaehig.</w:t>
-      </w:r>
-    </w:p>
-    <w:p>
-      <w:r>
-        <w:t>Anwendung auf Ein einfaches Bild. In einer Fallanalyse beginnt dieser Punkt nicht mit einer Meinung, sondern mit einer belastbaren Beschreibung. Wer V01 pruefungsnah liest, fragt zuerst nach Wirkungsempfaengern, Wirkraum, Zeitraum und Datenquelle. Erst danach folgt die Bewertung im Referenzrahmen Mensch, Planet, Demokratie, SDGs, Agenda 2030 und SDG+. Jeder Analyseblock fragt nach der Routine, die nach der Bewertung angepasst wird. Der typische Kurzschluss waere, Reporting als Abschluss behandeln. Genau dagegen setzt die WÖk die Pflicht, Wirkungspotenzial, Wirkungsrisiko und positive Netto-Wirkung begrifflich getrennt zu halten.</w:t>
-      </w:r>
-    </w:p>
-    <w:p>
-      <w:r>
-        <w:t>Evidenzregel. Das Bruttoinlandsprodukt darf im Skript nicht als dekorativer Begriff stehen bleiben. Der Abschnitt traegt nur dann, wenn er eine pruefbare Aussage erlaubt: Welche Quelle stuetzt die Annahme, welche Unsicherheit bleibt offen und welche Gegenbeobachtung wuerde die Bewertung veraendern? Fuer Die Maßstabskrise heisst das, dass Wirkungsbewertung Verfahren, Rechte, Transparenz und Korrektur braucht. Die Studierenden sollen nicht lernen, einen Score nachzusprechen. Sie sollen erkennen, wann ein Score klaert, wann er verdeckt und wann eine rote Linie die Durchschnittslogik stoppt.</w:t>
-      </w:r>
-    </w:p>
-    <w:p>
-      <w:r>
-        <w:t>Fallfenster zur Anwendung. Ein Controlling-Team moechte einen Score bilden. Das Skript verlangt, dass Datenqualitaet, Systemgrenzen, Gewichtung, Unsicherheit und Nichtkompensation sichtbar bleiben. Ein Score darf die Diskussion nicht beenden, sondern muss bessere Fragen, Priorisierung und Rueckkopplung ermoeglichen. Bezogen auf Die Maßstabskrise heisst das: Die Analyse muss das konkrete Thema ernst nehmen und zugleich den allgemeinen WÖk-Massstab halten. Es geht nicht darum, Akteure moralisch zu sortieren. Es geht darum, Wirkpfade, Wirkungsempfaenger, Datenqualitaet, Risiken und Rueckkopplung so zu beschreiben, dass bessere Entscheidungen moeglich werden.</w:t>
-      </w:r>
-    </w:p>
-    <w:p>
-      <w:r>
-        <w:t>Transfer in Grundstudium Wirkungsökonomie. Viel Bewegung, wenig Ankommen verbindet die inhaltliche Deutung mit der spaeteren Praxis. Eine Organisation kann zu Die Maßstabskrise sehr ueberzeugend kommunizieren und trotzdem an einen plausiblen Gedanken schon fuer Wirkung zu halten, obwohl Empfaenger, Zustand, Zeitbezug und Quelle fehlen scheitern. Darum muss die V1-Fassung immer auch nach Governance fragen: Wer erhebt Daten, wer bewertet sie, wer traegt die Folgen, wer kann widersprechen und wann wird eine Entscheidung korrigiert? Pruefungsfragen verbinden Begriff, Anwendung, Evidenz und rote Linie. So wird aus einem Lehrkapitel eine verantwortbare Arbeitsroutine.</w:t>
-      </w:r>
-    </w:p>
-    <w:p>
-      <w:r>
-        <w:t>Pruefungsnahe Transferfrage. Formuliere zu V01 eine Wirkungsaussage in drei Saetzen: Erstens den beobachteten oder plausiblen Zustand, zweitens die Daten- oder Quellenlage, drittens die offene Unsicherheit samt Rueckkopplung. Die Antwort muss ohne moralische Personenbewertung auskommen und darf Reichweite nicht mit Wirkung verwechseln.</w:t>
-      </w:r>
-    </w:p>
-    <w:p>
-      <w:r>
-        <w:t>Grenze gegen Scheingenauigkeit. Gerade bei Warum das gefährlich wird ist Praezision wichtiger als grosse Begriffe. Eine Wirkungsaussage bleibt schwach, wenn sie nur Aktivitaet, Reichweite, Absicht oder Image beschreibt. Stark wird sie erst, wenn sie die Zustandsveraenderung und ihre Bedingungen offenlegt. In V01 ist deshalb entscheidend, WÖk-Begriffe im Alltag nur tragen, wenn sie in Routinen uebersetzt werden. Die Fehlerlinie verlaeuft nicht zwischen Optimismus und Pessimismus, sondern zwischen offengelegter Unsicherheit und rhetorischer Sicherheit ohne Pruefpfad.</w:t>
-      </w:r>
-    </w:p>
-    <w:p>
-      <w:r>
-        <w:t>Pruefungsnahe Lesart. Aus Ein Beispiel aus dem Alltag laesst sich eine gute Transferfrage ableiten: Welche Entscheidung waere falsch, wenn dieser Abschnitt missverstanden wird? Fuer Die Maßstabskrise lautet die Antwort meist nicht einfach "mehr Wirkung", sondern genauer: bessere Unterscheidung, sauberere Daten, klarere Schutzlinie und rueckgekoppelte Steuerung. Gute Kommunikation unterscheidet Befund, Annahme und normative Bewertung. Wer das im Fall anwenden kann, hat den Kern der Vorlesung verstanden; wer nur Definitionen wiederholt, bleibt unter dem Anspruch der Akademie.</w:t>
-      </w:r>
-    </w:p>
-    <w:p>
-      <w:r>
-        <w:t>Fallfenster zur Anwendung. Ein Kommunikationsbericht nennt viele Aktivitaeten, Reichweiten und Rueckmeldungen. Die V1-Pruefung fragt, ob daraus eine belastbare Wirkungsaussage folgt. Wenn nur Kontakte, Klicks oder Zustimmung vorliegen, bleibt die Aussage im Bereich Wirkungspotenzial oder Resonanz, nicht im Bereich nachgewiesener Wirkung. Bezogen auf Die Maßstabskrise heisst das: Die Analyse muss das konkrete Thema ernst nehmen und zugleich den allgemeinen WÖk-Massstab halten. Es geht nicht darum, Akteure moralisch zu sortieren. Es geht darum, Wirkpfade, Wirkungsempfaenger, Datenqualitaet, Risiken und Rueckkopplung so zu beschreiben, dass bessere Entscheidungen moeglich werden.</w:t>
-      </w:r>
-    </w:p>
-    <w:p>
-      <w:r>
-        <w:t>Systemgrenze. Der Abschnitt Die Zahlen lügen nicht, sie schweigen ist in V01 kein Zusatzwissen, sondern ein Pruefstein fuer die Grundfrage des Skripts: Was veraendert sich, bei wem, wodurch und mit welcher Rueckkopplung? Fuer Die Maßstabskrise wird daran sichtbar, dass jede Wirkungsaussage eine Grenze zieht und diese Grenze begruenden muss. Die fachliche Grenze liegt dort, wo Lernende nur den bequemen Ausschnitt betrachten. Die saubere Lesart trennt deshalb Beobachtung, Kausalannahme, Bewertung und Steuerungsfolge. In der Anwendung sollte daraus mindestens eine konkrete Begriff, Wirkpfad, Fallbewertung, rote Linie oder Rueckkopplung abgeleitet werden; sonst bleibt das Wissen erklaerend, aber nicht steuerungsfaehig.</w:t>
-      </w:r>
-    </w:p>
-    <w:p>
-      <w:r>
-        <w:t>Anwendung auf Der blinde Fleck kostet Zukunft. In einer Fallanalyse beginnt dieser Punkt nicht mit einer Meinung, sondern mit einer belastbaren Beschreibung. Wer V01 pruefungsnah liest, fragt zuerst nach Wirkungsempfaengern, Wirkraum, Zeitraum und Datenquelle. Erst danach folgt die Bewertung im Referenzrahmen Mensch, Planet, Demokratie, SDGs, Agenda 2030 und SDG+. Szenarien pruefen Sofortwirkung, Folgewirkung und Reversibilitaet getrennt. Der typische Kurzschluss waere, Momentnutzen als dauerhafte positive Netto-Wirkung verkaufen. Genau dagegen setzt die WÖk die Pflicht, Wirkungspotenzial, Wirkungsrisiko und positive Netto-Wirkung begrifflich getrennt zu halten.</w:t>
-      </w:r>
-    </w:p>
-    <w:p>
-      <w:r>
-        <w:t>Evidenzregel. Der Ausweg heißt Wirkung darf im Skript nicht als dekorativer Begriff stehen bleiben. Der Abschnitt traegt nur dann, wenn er eine pruefbare Aussage erlaubt: Welche Quelle stuetzt die Annahme, welche Unsicherheit bleibt offen und welche Gegenbeobachtung wuerde die Bewertung veraendern? Fuer Die Maßstabskrise heisst das, dass Wirkung nicht am Sender, sondern an veraenderten Zustanden der Empfaenger geprueft wird. Die Studierenden sollen nicht lernen, einen Score nachzusprechen. Sie sollen erkennen, wann ein Score klaert, wann er verdeckt und wann eine rote Linie die Durchschnittslogik stoppt.</w:t>
-      </w:r>
-    </w:p>
-    <w:p>
-      <w:r>
-        <w:t>Fallfenster zur Anwendung. Eine Organisation plant eine Massnahme und formuliert dazu eine positive Absicht. In der WÖk reicht das nicht. Fuer diese Vorlesung muss sichtbar werden, welche Zustandsveraenderung erwartet wird, welche Empfaenger direkt oder indirekt betroffen sind, welche Nebenwirkungen entstehen koennen und welche Entscheidung spaeter korrigiert wird. Bezogen auf Die Maßstabskrise heisst das: Die Analyse muss das konkrete Thema ernst nehmen und zugleich den allgemeinen WÖk-Massstab halten. Es geht nicht darum, Akteure moralisch zu sortieren. Es geht darum, Wirkpfade, Wirkungsempfaenger, Datenqualitaet, Risiken und Rueckkopplung so zu beschreiben, dass bessere Entscheidungen moeglich werden.</w:t>
-      </w:r>
-    </w:p>
-    <w:p>
-      <w:r>
-        <w:t>Pruefungsnahe Transferfrage. Formuliere zu V01 eine Wirkungsaussage in drei Saetzen: Erstens den beobachteten oder plausiblen Zustand, zweitens die Daten- oder Quellenlage, drittens die offene Unsicherheit samt Rueckkopplung. Die Antwort muss ohne moralische Personenbewertung auskommen und darf Reichweite nicht mit Wirkung verwechseln.</w:t>
-      </w:r>
-    </w:p>
-    <w:p>
-      <w:r>
-        <w:t>Transfer in Grundstudium Wirkungsökonomie. Was du aus dieser Vorlesung mitnimmst verbindet die inhaltliche Deutung mit der spaeteren Praxis. Eine Organisation kann zu Die Maßstabskrise sehr ueberzeugend kommunizieren und trotzdem an einen plausiblen Gedanken schon fuer Wirkung zu halten, obwohl Empfaenger, Zustand, Zeitbezug und Quelle fehlen scheitern. Darum muss die V1-Fassung immer auch nach Governance fragen: Wer erhebt Daten, wer bewertet sie, wer traegt die Folgen, wer kann widersprechen und wann wird eine Entscheidung korrigiert? Jede Schlussfolgerung endet mit Entscheidung, Verantwortlichkeit und Termin fuer Rueckpruefung. So wird aus einem Lehrkapitel eine verantwortbare Arbeitsroutine.</w:t>
-      </w:r>
-    </w:p>
-    <w:p>
-      <w:r>
-        <w:t>Grenze gegen Scheingenauigkeit. Gerade bei Wirkungsökonomische Vertiefung ist Praezision wichtiger als grosse Begriffe. Eine Wirkungsaussage bleibt schwach, wenn sie nur Aktivitaet, Reichweite, Absicht oder Image beschreibt. Stark wird sie erst, wenn sie die Zustandsveraenderung und ihre Bedingungen offenlegt. In V01 ist deshalb entscheidend, WÖk-Aussagen mit bestehenden Begriffen, Studien, Standards und Rechtsrahmen in Beziehung stehen muessen. Die Fehlerlinie verlaeuft nicht zwischen Optimismus und Pessimismus, sondern zwischen offengelegter Unsicherheit und rhetorischer Sicherheit ohne Pruefpfad.</w:t>
-      </w:r>
-    </w:p>
-    <w:p>
-      <w:r>
-        <w:t>Pruefungsnahe Lesart. Aus Prüfungsrelevanz laesst sich eine gute Transferfrage ableiten: Welche Entscheidung waere falsch, wenn dieser Abschnitt missverstanden wird? Fuer Die Maßstabskrise lautet die Antwort meist nicht einfach "mehr Wirkung", sondern genauer: bessere Unterscheidung, sauberere Daten, klarere Schutzlinie und rueckgekoppelte Steuerung. Die Analyse markiert Stoppsignale vor jeder Portfolio- oder Score-Debatte. Wer das im Fall anwenden kann, hat den Kern der Vorlesung verstanden; wer nur Definitionen wiederholt, bleibt unter dem Anspruch der Akademie.</w:t>
-      </w:r>
-    </w:p>
-    <w:p>
-      <w:r>
-        <w:t>Fallfenster zur Anwendung. Eine Fuehrungsentscheidung erzeugt zugleich Nutzen und Risiken. Die WÖk behandelt Ambivalenz nicht als Stoerung, sondern als Kern der Analyse. Positive Netto-Wirkung darf erst behauptet werden, wenn zentrale negative Wirkungen getrennt geprueft und rote Linien gewahrt sind. Bezogen auf Die Maßstabskrise heisst das: Die Analyse muss das konkrete Thema ernst nehmen und zugleich den allgemeinen WÖk-Massstab halten. Es geht nicht darum, Akteure moralisch zu sortieren. Es geht darum, Wirkpfade, Wirkungsempfaenger, Datenqualitaet, Risiken und Rueckkopplung so zu beschreiben, dass bessere Entscheidungen moeglich werden.</w:t>
+        <w:t>Schlussvertiefung 3: Die Maßstabskrise im Anwendungsfall</w:t>
+      </w:r>
+    </w:p>
+    <w:p>
+      <w:r>
+        <w:t>Die folgenden Abschnitte sind keine neue Pruefungsloesung. Sie verdichten die vorhandenen Kapitel zu einer Lesart, mit der Studierende einen Fall selbststaendig analysieren koennen. Im Mittelpunkt stehen Wirkpfade, Wirkungsempfaenger, Bewertung und Rueckkopplung, nicht moralische Personenbewertung.</w:t>
+      </w:r>
+    </w:p>
+    <w:p>
+      <w:r>
+        <w:t>Begriffliche Schlussklaerung. In V01 muss Leitthese immer mit Empfaengern gelesen werden. Wirkung entsteht nicht beim Sender, sondern an veraenderten Zustaenden von Menschen, Oekosystemen, Institutionen, Oeffentlichkeit oder kuenftigen Handlungsspielraeumen. Darum reicht es nicht, interne Aktivitaeten zu dokumentieren. Entscheidend ist, ob sich ein Zustand nachvollziehbar veraendert und ob diese Veraenderung im Referenzrahmen Mensch, Planet, Demokratie, SDGs, Agenda 2030 und SDG+ tragfaehig bewertet werden kann.</w:t>
+      </w:r>
+    </w:p>
+    <w:p>
+      <w:r>
+        <w:t>Ein Bericht behauptet, die Massnahme zu Die Maßstabskrise sei erfolgreich. Die WOE-Lesart fragt bei Leitthese nach belastbaren Nachweisen: begriffliche Praezision, Fallbeschreibung, Quellenklarheit, Plausibilitaet und offene Unsicherheit. Wenn diese Nachweise fehlen, bleibt die Aussage Wirkungspotenzial oder Kommunikationsbehauptung. Sie kann wichtig sein, aber sie ist noch keine belegte Wirkung.</w:t>
+      </w:r>
+    </w:p>
+    <w:p>
+      <w:r>
+        <w:t>Wirkpfad und Empfaenger. Wissenschaftliche Anschlussfaehigkeit entsteht hier durch Quellenklarheit. Bei Didaktische Einordnung im Studiengang werden interne WOE-Begriffe nicht als Ersatz fuer Belege benutzt, sondern mit Grundlagenwerk, WOE-Referenz, Glossar, Werkzeuge, Journal und externe Fachquellen verbunden. Wo die Datenlage offen bleibt, wird das offengelegt. Wo eine Aussage nur plausibel ist, bleibt sie als Wirkungspotenzial markiert. Wo ein Schaden eine rote Linie beruehrt, greift Nichtkompensation vor Durchschnittslogik.</w:t>
+      </w:r>
+    </w:p>
+    <w:p>
+      <w:r>
+        <w:t>In einer kontroversen Entscheidung wirkt Didaktische Einordnung im Studiengang als Pruefpunkt fuer Ambivalenz. Ein Nutzen fuer eine Gruppe kann mit Risiken fuer andere Wirkungsempfaenger einhergehen. Das Skript verlangt deshalb, positive und negative Zustandsveraenderungen getrennt zu fuehren, bevor von positiver Netto-Wirkung gesprochen wird.</w:t>
+      </w:r>
+    </w:p>
+    <w:p>
+      <w:r>
+        <w:t>Rueckfluss. Fuer den WOE-Korpus bedeutet das: Begriffe aus Die Maßstabskrise sollten dort geschaerft werden, wo sie in Glossar, Werkzeugen, Journal oder Readern doppeldeutig bleiben. Offene Forschungsfragen werden nicht versteckt. Sie markieren die Stelle, an der spaetere Evidenz, ein besserer Datensatz oder eine praezisere Fallstudie die Bewertung veraendern kann.</w:t>
+      </w:r>
+    </w:p>
+    <w:p>
+      <w:r>
+        <w:t>Daten, Quellen und Evidenz. In Grundstudium Wirkungsoekonomie wird Analysemodell erst steuerungsfaehig, wenn daraus eine Entscheidung folgt. Die Grundbegriffe muessen in spaeteren Modulen wiedererkennbar bleiben. Ohne diese Rueckkopplung bleibt Reporting eine Beschreibung. Mit Rueckkopplung wird aus Bewertung eine veraenderte Routine: ein anderer Prozess, ein geaenderter Anreiz, eine bessere Datenpflicht, eine korrigierte Kommunikation oder eine neue Priorisierung.</w:t>
+      </w:r>
+    </w:p>
+    <w:p>
+      <w:r>
+        <w:t>Die typische Fehlstelle bei Die Maßstabskrise liegt darin, Absicht, Aktivitaet oder Reporting als Wirkung zu behandeln. Bei Analysemodell wird diese Fehlstelle konkret: Ein scheinbar plausibler Befund darf nicht zur Abkuerzung werden. Quellen, Systemgrenzen, Unsicherheit und Rueckkopplung bleiben sichtbar.</w:t>
+      </w:r>
+    </w:p>
+    <w:p>
+      <w:r>
+        <w:t>Bewertung und rote Linien. Die Grenze gegen Scheingenauigkeit verlaeuft bei Modellformel nicht zwischen Optimismus und Pessimismus. Sie verlaeuft zwischen offengelegter Unsicherheit und rhetorischer Sicherheit. Wer Die Maßstabskrise belastbar anwenden will, benennt Systemgrenze, Zeitraum, Vergleichspunkt und offene Gegenhypothese. Gerade dadurch bleibt das Skript anschlussfaehig fuer Forschung, Praxis und spaetere Revision.</w:t>
+      </w:r>
+    </w:p>
+    <w:p>
+      <w:r>
+        <w:t>Fuer die Pruefung ist Modellformel dann verstanden, wenn daraus eine belastbare Fallantwort entsteht. Eine gute Antwort unterscheidet Beobachtung, Kausalannahme, Bewertung und Steuerungsfolge. Sie bewertet keine Menschen, sondern Wirkpfade, Zustandsveraenderungen, Risiken und institutionelle Bedingungen.</w:t>
+      </w:r>
+    </w:p>
+    <w:p>
+      <w:r>
+        <w:t>Kontrollfrage. Welche Entscheidung waere falsch, wenn Modellformel in V01 missverstanden wird? Die Antwort muss mindestens eine Daten- oder Quellenannahme, eine betroffene Gruppe oder Schutzdimension, eine moegliche Nebenwirkung und einen Rueckkopplungsschritt nennen. Richtig ist nicht die lauteste Bewertung, sondern diejenige, die Begriff, Beleg und Steuerungsfolge zusammenhaelt.</w:t>
+      </w:r>
+    </w:p>
+    <w:p>
+      <w:r>
+        <w:t>Steuerung und Rueckkopplung. Fallfenster zeigt, warum Die Maßstabskrise mehr ist als ein Schlagwort im Feld Wirkpfade, Wirkungsempfaenger, Bewertung und Rueckkopplung. Die wirkungsoekonomische Frage lautet: Welche reale Veraenderung wird moeglich, welche bleibt nur Potenzial und wo entsteht ein Wirkungsrisiko? Diese Unterscheidung schuetzt vor Impact-Washing, weil sie Absicht, Aktivitaet, Reichweite und Wirkung auseinanderhaelt.</w:t>
+      </w:r>
+    </w:p>
+    <w:p>
+      <w:r>
+        <w:t>Eine Kommune, ein Unternehmen oder eine Bildungsorganisation will Die Maßstabskrise praktisch anwenden. Der erste Schritt ist nicht die Auswahl eines Instruments, sondern die Klaerung der Zustandsveraenderung. Bei Fallfenster muss deshalb benannt werden, wer betroffen ist, welcher Zustand sich veraendert, welche Frist gilt und welche Gegenbeobachtung die Annahme widerlegen wuerde. Erst danach entsteht eine begruendete Entscheidung im Feld Begriff, Fallbewertung, Wirkpfad, rote Linie, Quellenbeurteilung oder Rueckkopplungsregel.</w:t>
+      </w:r>
+    </w:p>
+    <w:p>
+      <w:r>
+        <w:t>Pruefungsnahe Anwendung. In V01 muss Prüfungsnahe Fallfragen ohne geschützte Antwortlogik immer mit Empfaengern gelesen werden. Wirkung entsteht nicht beim Sender, sondern an veraenderten Zustaenden von Menschen, Oekosystemen, Institutionen, Oeffentlichkeit oder kuenftigen Handlungsspielraeumen. Darum reicht es nicht, interne Aktivitaeten zu dokumentieren. Entscheidend ist, ob sich ein Zustand nachvollziehbar veraendert und ob diese Veraenderung im Referenzrahmen Mensch, Planet, Demokratie, SDGs, Agenda 2030 und SDG+ tragfaehig bewertet werden kann.</w:t>
+      </w:r>
+    </w:p>
+    <w:p>
+      <w:r>
+        <w:t>Ein Bericht behauptet, die Massnahme zu Die Maßstabskrise sei erfolgreich. Die WOE-Lesart fragt bei Prüfungsnahe Fallfragen ohne geschützte Antwortlogik nach belastbaren Nachweisen: begriffliche Praezision, Fallbeschreibung, Quellenklarheit, Plausibilitaet und offene Unsicherheit. Wenn diese Nachweise fehlen, bleibt die Aussage Wirkungspotenzial oder Kommunikationsbehauptung. Sie kann wichtig sein, aber sie ist noch keine belegte Wirkung.</w:t>
+      </w:r>
+    </w:p>
+    <w:p>
+      <w:r>
+        <w:t>Transfer in den WOE-Korpus. Wissenschaftliche Anschlussfaehigkeit entsteht hier durch Quellenklarheit. Bei Einleitung / Wirkungsfrage werden interne WOE-Begriffe nicht als Ersatz fuer Belege benutzt, sondern mit Grundlagenwerk, WOE-Referenz, Glossar, Werkzeuge, Journal und externe Fachquellen verbunden. Wo die Datenlage offen bleibt, wird das offengelegt. Wo eine Aussage nur plausibel ist, bleibt sie als Wirkungspotenzial markiert. Wo ein Schaden eine rote Linie beruehrt, greift Nichtkompensation vor Durchschnittslogik.</w:t>
+      </w:r>
+    </w:p>
+    <w:p>
+      <w:r>
+        <w:t>In einer kontroversen Entscheidung wirkt Einleitung / Wirkungsfrage als Pruefpunkt fuer Ambivalenz. Ein Nutzen fuer eine Gruppe kann mit Risiken fuer andere Wirkungsempfaenger einhergehen. Das Skript verlangt deshalb, positive und negative Zustandsveraenderungen getrennt zu fuehren, bevor von positiver Netto-Wirkung gesprochen wird.</w:t>
+      </w:r>
+    </w:p>
+    <w:p>
+      <w:r>
+        <w:t>Grenzen der Aussage. In Grundstudium Wirkungsoekonomie wird Kernaussage erst steuerungsfaehig, wenn daraus eine Entscheidung folgt. Die Grundbegriffe muessen in spaeteren Modulen wiedererkennbar bleiben. Ohne diese Rueckkopplung bleibt Reporting eine Beschreibung. Mit Rueckkopplung wird aus Bewertung eine veraenderte Routine: ein anderer Prozess, ein geaenderter Anreiz, eine bessere Datenpflicht, eine korrigierte Kommunikation oder eine neue Priorisierung.</w:t>
+      </w:r>
+    </w:p>
+    <w:p>
+      <w:r>
+        <w:t>Die typische Fehlstelle bei Die Maßstabskrise liegt darin, Absicht, Aktivitaet oder Reporting als Wirkung zu behandeln. Bei Kernaussage wird diese Fehlstelle konkret: Ein scheinbar plausibler Befund darf nicht zur Abkuerzung werden. Quellen, Systemgrenzen, Unsicherheit und Rueckkopplung bleiben sichtbar.</w:t>
+      </w:r>
+    </w:p>
+    <w:p>
+      <w:r>
+        <w:t>Kontrollfrage. Welche Entscheidung waere falsch, wenn Kernaussage in V01 missverstanden wird? Die Antwort muss mindestens eine Daten- oder Quellenannahme, eine betroffene Gruppe oder Schutzdimension, eine moegliche Nebenwirkung und einen Rueckkopplungsschritt nennen. Richtig ist nicht die lauteste Bewertung, sondern diejenige, die Begriff, Beleg und Steuerungsfolge zusammenhaelt.</w:t>
+      </w:r>
+    </w:p>
+    <w:p>
+      <w:r>
+        <w:t>Rueckfluss. Fuer den WOE-Korpus bedeutet das: Begriffe aus Die Maßstabskrise sollten dort geschaerft werden, wo sie in Glossar, Werkzeugen, Journal oder Readern doppeldeutig bleiben. Offene Forschungsfragen werden nicht versteckt. Sie markieren die Stelle, an der spaetere Evidenz, ein besserer Datensatz oder eine praezisere Fallstudie die Bewertung veraendern kann.</w:t>
       </w:r>
     </w:p>
     <w:p>
@@ -3190,67 +3115,107 @@
         <w:pStyle w:val="Heading3"/>
       </w:pPr>
       <w:r>
-        <w:t>Abschlusskommentar 4: Lesen, pruefen, rueckkoppeln</w:t>
-      </w:r>
-    </w:p>
-    <w:p>
-      <w:r>
-        <w:t>Die folgende Verdichtung fuehrt die vorhandenen Kapitel nicht als Wiederholung, sondern als Anwendung zusammen. Wirkungskompetenz entsteht, wenn dieselbe begriffliche Strenge in Fallanalyse, Datenarbeit, Kommunikation, Governance und Entscheidungspraxis wiedererkannt wird.</w:t>
-      </w:r>
-    </w:p>
-    <w:p>
-      <w:r>
-        <w:t>Begriffliche Schaerfung. Der Abschnitt Lernziele ist in V01 kein Zusatzwissen, sondern ein Pruefstein fuer die Grundfrage des Skripts: Was veraendert sich, bei wem, wodurch und mit welcher Rueckkopplung? Fuer Die Maßstabskrise wird daran sichtbar, dass praezise Sprache die erste Sicherung gegen Impact-Washing bildet. Die fachliche Grenze liegt dort, wo Lernende Output, Reichweite, Absicht und Wirkung in einem Satz vermischen. Die saubere Lesart trennt deshalb Beobachtung, Kausalannahme, Bewertung und Steuerungsfolge. In der Anwendung sollte daraus mindestens eine konkrete Begriff, Wirkpfad, Fallbewertung, rote Linie oder Rueckkopplung abgeleitet werden; sonst bleibt das Wissen erklaerend, aber nicht steuerungsfaehig.</w:t>
-      </w:r>
-    </w:p>
-    <w:p>
-      <w:r>
-        <w:t>Anwendung auf Einleitung / Wirkungsfrage. In einer Fallanalyse beginnt dieser Punkt nicht mit einer Meinung, sondern mit einer belastbaren Beschreibung. Wer V01 pruefungsnah liest, fragt zuerst nach Wirkungsempfaengern, Wirkraum, Zeitraum und Datenquelle. Erst danach folgt die Bewertung im Referenzrahmen Mensch, Planet, Demokratie, SDGs, Agenda 2030 und SDG+. Mindestens ein direkter und ein indirekter Wirkpfad muessen nachvollziehbar sein. Der typische Kurzschluss waere, nur die Massnahme selbst bewerten und indirekte Empfaenger ausblenden. Genau dagegen setzt die WÖk die Pflicht, Wirkungspotenzial, Wirkungsrisiko und positive Netto-Wirkung begrifflich getrennt zu halten.</w:t>
-      </w:r>
-    </w:p>
-    <w:p>
-      <w:r>
-        <w:t>Pruefungsnahe Transferfrage. Formuliere zu V01 eine Wirkungsaussage in drei Saetzen: Erstens den beobachteten oder plausiblen Zustand, zweitens die Daten- oder Quellenlage, drittens die offene Unsicherheit samt Rueckkopplung. Die Antwort muss ohne moralische Personenbewertung auskommen und darf Reichweite nicht mit Wirkung verwechseln.</w:t>
-      </w:r>
-    </w:p>
-    <w:p>
-      <w:r>
-        <w:t>Evidenzregel. Kernaussage darf im Skript nicht als dekorativer Begriff stehen bleiben. Der Abschnitt traegt nur dann, wenn er eine pruefbare Aussage erlaubt: Welche Quelle stuetzt die Annahme, welche Unsicherheit bleibt offen und welche Gegenbeobachtung wuerde die Bewertung veraendern? Fuer Die Maßstabskrise heisst das, dass jede Bewertung nur so belastbar ist wie Datenlage, Quellenstatus, Aktualitaet und Systemgrenze. Die Studierenden sollen nicht lernen, einen Score nachzusprechen. Sie sollen erkennen, wann ein Score klaert, wann er verdeckt und wann eine rote Linie die Durchschnittslogik stoppt.</w:t>
-      </w:r>
-    </w:p>
-    <w:p>
-      <w:r>
-        <w:t>Fallfenster zur Anwendung. Ein Controlling-Team moechte einen Score bilden. Das Skript verlangt, dass Datenqualitaet, Systemgrenzen, Gewichtung, Unsicherheit und Nichtkompensation sichtbar bleiben. Ein Score darf die Diskussion nicht beenden, sondern muss bessere Fragen, Priorisierung und Rueckkopplung ermoeglichen. Bezogen auf Die Maßstabskrise heisst das: Die Analyse muss das konkrete Thema ernst nehmen und zugleich den allgemeinen WÖk-Massstab halten. Es geht nicht darum, Akteure moralisch zu sortieren. Es geht darum, Wirkpfade, Wirkungsempfaenger, Datenqualitaet, Risiken und Rueckkopplung so zu beschreiben, dass bessere Entscheidungen moeglich werden.</w:t>
-      </w:r>
-    </w:p>
-    <w:p>
-      <w:r>
-        <w:t>Transfer in Grundstudium Wirkungsökonomie. Quelltext und fachliche Grundlegung verbindet die inhaltliche Deutung mit der spaeteren Praxis. Eine Organisation kann zu Die Maßstabskrise sehr ueberzeugend kommunizieren und trotzdem an einen plausiblen Gedanken schon fuer Wirkung zu halten, obwohl Empfaenger, Zustand, Zeitbezug und Quelle fehlen scheitern. Darum muss die V1-Fassung immer auch nach Governance fragen: Wer erhebt Daten, wer bewertet sie, wer traegt die Folgen, wer kann widersprechen und wann wird eine Entscheidung korrigiert? Profile, Zielkonflikte und offene Punkte werden nebeneinander gefuehrt. So wird aus einem Lehrkapitel eine verantwortbare Arbeitsroutine.</w:t>
-      </w:r>
-    </w:p>
-    <w:p>
-      <w:r>
-        <w:t>Grenze gegen Scheingenauigkeit. Gerade bei Womit wir Erfolg messen ist Praezision wichtiger als grosse Begriffe. Eine Wirkungsaussage bleibt schwach, wenn sie nur Aktivitaet, Reichweite, Absicht oder Image beschreibt. Stark wird sie erst, wenn sie die Zustandsveraenderung und ihre Bedingungen offenlegt. In V01 ist deshalb entscheidend, schwere zentrale Schaeden nicht durch beliebige positive Einzelwerte neutralisiert werden duerfen. Die Fehlerlinie verlaeuft nicht zwischen Optimismus und Pessimismus, sondern zwischen offengelegter Unsicherheit und rhetorischer Sicherheit ohne Pruefpfad.</w:t>
-      </w:r>
-    </w:p>
-    <w:p>
-      <w:r>
-        <w:t>Pruefungsnahe Lesart. Aus Ein einfaches Bild laesst sich eine gute Transferfrage ableiten: Welche Entscheidung waere falsch, wenn dieser Abschnitt missverstanden wird? Fuer Die Maßstabskrise lautet die Antwort meist nicht einfach "mehr Wirkung", sondern genauer: bessere Unterscheidung, sauberere Daten, klarere Schutzlinie und rueckgekoppelte Steuerung. Jeder Analyseblock fragt nach der Routine, die nach der Bewertung angepasst wird. Wer das im Fall anwenden kann, hat den Kern der Vorlesung verstanden; wer nur Definitionen wiederholt, bleibt unter dem Anspruch der Akademie.</w:t>
-      </w:r>
-    </w:p>
-    <w:p>
-      <w:r>
-        <w:t>Fallfenster zur Anwendung. Ein Kommunikationsbericht nennt viele Aktivitaeten, Reichweiten und Rueckmeldungen. Die V1-Pruefung fragt, ob daraus eine belastbare Wirkungsaussage folgt. Wenn nur Kontakte, Klicks oder Zustimmung vorliegen, bleibt die Aussage im Bereich Wirkungspotenzial oder Resonanz, nicht im Bereich nachgewiesener Wirkung. Bezogen auf Die Maßstabskrise heisst das: Die Analyse muss das konkrete Thema ernst nehmen und zugleich den allgemeinen WÖk-Massstab halten. Es geht nicht darum, Akteure moralisch zu sortieren. Es geht darum, Wirkpfade, Wirkungsempfaenger, Datenqualitaet, Risiken und Rueckkopplung so zu beschreiben, dass bessere Entscheidungen moeglich werden.</w:t>
-      </w:r>
-    </w:p>
-    <w:p>
-      <w:r>
-        <w:t>Governance. Der Abschnitt Das Bruttoinlandsprodukt ist in V01 kein Zusatzwissen, sondern ein Pruefstein fuer die Grundfrage des Skripts: Was veraendert sich, bei wem, wodurch und mit welcher Rueckkopplung? Fuer Die Maßstabskrise wird daran sichtbar, dass Wirkungsbewertung Verfahren, Rechte, Transparenz und Korrektur braucht. Die fachliche Grenze liegt dort, wo Lernende Bewertung als technokratische Top-down-Setzung verstehen. Die saubere Lesart trennt deshalb Beobachtung, Kausalannahme, Bewertung und Steuerungsfolge. In der Anwendung sollte daraus mindestens eine konkrete Begriff, Wirkpfad, Fallbewertung, rote Linie oder Rueckkopplung abgeleitet werden; sonst bleibt das Wissen erklaerend, aber nicht steuerungsfaehig.</w:t>
-      </w:r>
-    </w:p>
-    <w:p>
-      <w:r>
-        <w:t>Pruefungsnahe Transferfrage. Formuliere zu V01 eine Wirkungsaussage in drei Saetzen: Erstens den beobachteten oder plausiblen Zustand, zweitens die Daten- oder Quellenlage, drittens die offene Unsicherheit samt Rueckkopplung. Die Antwort muss ohne moralische Personenbewertung auskommen und darf Reichweite nicht mit Wirkung verwechseln.</w:t>
+        <w:t>Schlussvertiefung 4: Die Maßstabskrise im Anwendungsfall</w:t>
+      </w:r>
+    </w:p>
+    <w:p>
+      <w:r>
+        <w:t>Die folgenden Abschnitte sind keine neue Pruefungsloesung. Sie verdichten die vorhandenen Kapitel zu einer Lesart, mit der Studierende einen Fall selbststaendig analysieren koennen. Im Mittelpunkt stehen Wirkpfade, Wirkungsempfaenger, Bewertung und Rueckkopplung, nicht moralische Personenbewertung.</w:t>
+      </w:r>
+    </w:p>
+    <w:p>
+      <w:r>
+        <w:t>Begriffliche Schlussklaerung. Die Grenze gegen Scheingenauigkeit verlaeuft bei Quelltext und fachliche Grundlegung nicht zwischen Optimismus und Pessimismus. Sie verlaeuft zwischen offengelegter Unsicherheit und rhetorischer Sicherheit. Wer Die Maßstabskrise belastbar anwenden will, benennt Systemgrenze, Zeitraum, Vergleichspunkt und offene Gegenhypothese. Gerade dadurch bleibt das Skript anschlussfaehig fuer Forschung, Praxis und spaetere Revision.</w:t>
+      </w:r>
+    </w:p>
+    <w:p>
+      <w:r>
+        <w:t>Fuer die Pruefung ist Quelltext und fachliche Grundlegung dann verstanden, wenn daraus eine belastbare Fallantwort entsteht. Eine gute Antwort unterscheidet Beobachtung, Kausalannahme, Bewertung und Steuerungsfolge. Sie bewertet keine Menschen, sondern Wirkpfade, Zustandsveraenderungen, Risiken und institutionelle Bedingungen.</w:t>
+      </w:r>
+    </w:p>
+    <w:p>
+      <w:r>
+        <w:t>Wirkpfad und Empfaenger. Womit wir Erfolg messen zeigt, warum Die Maßstabskrise mehr ist als ein Schlagwort im Feld Wirkpfade, Wirkungsempfaenger, Bewertung und Rueckkopplung. Die wirkungsoekonomische Frage lautet: Welche reale Veraenderung wird moeglich, welche bleibt nur Potenzial und wo entsteht ein Wirkungsrisiko? Diese Unterscheidung schuetzt vor Impact-Washing, weil sie Absicht, Aktivitaet, Reichweite und Wirkung auseinanderhaelt.</w:t>
+      </w:r>
+    </w:p>
+    <w:p>
+      <w:r>
+        <w:t>Eine Kommune, ein Unternehmen oder eine Bildungsorganisation will Die Maßstabskrise praktisch anwenden. Der erste Schritt ist nicht die Auswahl eines Instruments, sondern die Klaerung der Zustandsveraenderung. Bei Womit wir Erfolg messen muss deshalb benannt werden, wer betroffen ist, welcher Zustand sich veraendert, welche Frist gilt und welche Gegenbeobachtung die Annahme widerlegen wuerde. Erst danach entsteht eine begruendete Entscheidung im Feld Begriff, Fallbewertung, Wirkpfad, rote Linie, Quellenbeurteilung oder Rueckkopplungsregel.</w:t>
+      </w:r>
+    </w:p>
+    <w:p>
+      <w:r>
+        <w:t>Daten, Quellen und Evidenz. In V01 muss Ein einfaches Bild immer mit Empfaengern gelesen werden. Wirkung entsteht nicht beim Sender, sondern an veraenderten Zustaenden von Menschen, Oekosystemen, Institutionen, Oeffentlichkeit oder kuenftigen Handlungsspielraeumen. Darum reicht es nicht, interne Aktivitaeten zu dokumentieren. Entscheidend ist, ob sich ein Zustand nachvollziehbar veraendert und ob diese Veraenderung im Referenzrahmen Mensch, Planet, Demokratie, SDGs, Agenda 2030 und SDG+ tragfaehig bewertet werden kann.</w:t>
+      </w:r>
+    </w:p>
+    <w:p>
+      <w:r>
+        <w:t>Ein Bericht behauptet, die Massnahme zu Die Maßstabskrise sei erfolgreich. Die WOE-Lesart fragt bei Ein einfaches Bild nach belastbaren Nachweisen: begriffliche Praezision, Fallbeschreibung, Quellenklarheit, Plausibilitaet und offene Unsicherheit. Wenn diese Nachweise fehlen, bleibt die Aussage Wirkungspotenzial oder Kommunikationsbehauptung. Sie kann wichtig sein, aber sie ist noch keine belegte Wirkung.</w:t>
+      </w:r>
+    </w:p>
+    <w:p>
+      <w:r>
+        <w:t>Bewertung und rote Linien. Wissenschaftliche Anschlussfaehigkeit entsteht hier durch Quellenklarheit. Bei Das Bruttoinlandsprodukt werden interne WOE-Begriffe nicht als Ersatz fuer Belege benutzt, sondern mit Grundlagenwerk, WOE-Referenz, Glossar, Werkzeuge, Journal und externe Fachquellen verbunden. Wo die Datenlage offen bleibt, wird das offengelegt. Wo eine Aussage nur plausibel ist, bleibt sie als Wirkungspotenzial markiert. Wo ein Schaden eine rote Linie beruehrt, greift Nichtkompensation vor Durchschnittslogik.</w:t>
+      </w:r>
+    </w:p>
+    <w:p>
+      <w:r>
+        <w:t>In einer kontroversen Entscheidung wirkt Das Bruttoinlandsprodukt als Pruefpunkt fuer Ambivalenz. Ein Nutzen fuer eine Gruppe kann mit Risiken fuer andere Wirkungsempfaenger einhergehen. Das Skript verlangt deshalb, positive und negative Zustandsveraenderungen getrennt zu fuehren, bevor von positiver Netto-Wirkung gesprochen wird.</w:t>
+      </w:r>
+    </w:p>
+    <w:p>
+      <w:r>
+        <w:t>Kontrollfrage. Welche Entscheidung waere falsch, wenn Das Bruttoinlandsprodukt in V01 missverstanden wird? Die Antwort muss mindestens eine Daten- oder Quellenannahme, eine betroffene Gruppe oder Schutzdimension, eine moegliche Nebenwirkung und einen Rueckkopplungsschritt nennen. Richtig ist nicht die lauteste Bewertung, sondern diejenige, die Begriff, Beleg und Steuerungsfolge zusammenhaelt.</w:t>
+      </w:r>
+    </w:p>
+    <w:p>
+      <w:r>
+        <w:t>Steuerung und Rueckkopplung. In Grundstudium Wirkungsoekonomie wird Viel Bewegung, wenig Ankommen erst steuerungsfaehig, wenn daraus eine Entscheidung folgt. Die Grundbegriffe muessen in spaeteren Modulen wiedererkennbar bleiben. Ohne diese Rueckkopplung bleibt Reporting eine Beschreibung. Mit Rueckkopplung wird aus Bewertung eine veraenderte Routine: ein anderer Prozess, ein geaenderter Anreiz, eine bessere Datenpflicht, eine korrigierte Kommunikation oder eine neue Priorisierung.</w:t>
+      </w:r>
+    </w:p>
+    <w:p>
+      <w:r>
+        <w:t>Die typische Fehlstelle bei Die Maßstabskrise liegt darin, Absicht, Aktivitaet oder Reporting als Wirkung zu behandeln. Bei Viel Bewegung, wenig Ankommen wird diese Fehlstelle konkret: Ein scheinbar plausibler Befund darf nicht zur Abkuerzung werden. Quellen, Systemgrenzen, Unsicherheit und Rueckkopplung bleiben sichtbar.</w:t>
+      </w:r>
+    </w:p>
+    <w:p>
+      <w:r>
+        <w:t>Pruefungsnahe Anwendung. Die Grenze gegen Scheingenauigkeit verlaeuft bei Warum das gefährlich wird nicht zwischen Optimismus und Pessimismus. Sie verlaeuft zwischen offengelegter Unsicherheit und rhetorischer Sicherheit. Wer Die Maßstabskrise belastbar anwenden will, benennt Systemgrenze, Zeitraum, Vergleichspunkt und offene Gegenhypothese. Gerade dadurch bleibt das Skript anschlussfaehig fuer Forschung, Praxis und spaetere Revision.</w:t>
+      </w:r>
+    </w:p>
+    <w:p>
+      <w:r>
+        <w:t>Fuer die Pruefung ist Warum das gefährlich wird dann verstanden, wenn daraus eine belastbare Fallantwort entsteht. Eine gute Antwort unterscheidet Beobachtung, Kausalannahme, Bewertung und Steuerungsfolge. Sie bewertet keine Menschen, sondern Wirkpfade, Zustandsveraenderungen, Risiken und institutionelle Bedingungen.</w:t>
+      </w:r>
+    </w:p>
+    <w:p>
+      <w:r>
+        <w:t>Rueckfluss. Fuer den WOE-Korpus bedeutet das: Begriffe aus Die Maßstabskrise sollten dort geschaerft werden, wo sie in Glossar, Werkzeugen, Journal oder Readern doppeldeutig bleiben. Offene Forschungsfragen werden nicht versteckt. Sie markieren die Stelle, an der spaetere Evidenz, ein besserer Datensatz oder eine praezisere Fallstudie die Bewertung veraendern kann.</w:t>
+      </w:r>
+    </w:p>
+    <w:p>
+      <w:r>
+        <w:t>Transfer in den WOE-Korpus. Ein Beispiel aus dem Alltag zeigt, warum Die Maßstabskrise mehr ist als ein Schlagwort im Feld Wirkpfade, Wirkungsempfaenger, Bewertung und Rueckkopplung. Die wirkungsoekonomische Frage lautet: Welche reale Veraenderung wird moeglich, welche bleibt nur Potenzial und wo entsteht ein Wirkungsrisiko? Diese Unterscheidung schuetzt vor Impact-Washing, weil sie Absicht, Aktivitaet, Reichweite und Wirkung auseinanderhaelt.</w:t>
+      </w:r>
+    </w:p>
+    <w:p>
+      <w:r>
+        <w:t>Eine Kommune, ein Unternehmen oder eine Bildungsorganisation will Die Maßstabskrise praktisch anwenden. Der erste Schritt ist nicht die Auswahl eines Instruments, sondern die Klaerung der Zustandsveraenderung. Bei Ein Beispiel aus dem Alltag muss deshalb benannt werden, wer betroffen ist, welcher Zustand sich veraendert, welche Frist gilt und welche Gegenbeobachtung die Annahme widerlegen wuerde. Erst danach entsteht eine begruendete Entscheidung im Feld Begriff, Fallbewertung, Wirkpfad, rote Linie, Quellenbeurteilung oder Rueckkopplungsregel.</w:t>
+      </w:r>
+    </w:p>
+    <w:p>
+      <w:r>
+        <w:t>Grenzen der Aussage. In V01 muss Die Zahlen lügen nicht, sie schweigen immer mit Empfaengern gelesen werden. Wirkung entsteht nicht beim Sender, sondern an veraenderten Zustaenden von Menschen, Oekosystemen, Institutionen, Oeffentlichkeit oder kuenftigen Handlungsspielraeumen. Darum reicht es nicht, interne Aktivitaeten zu dokumentieren. Entscheidend ist, ob sich ein Zustand nachvollziehbar veraendert und ob diese Veraenderung im Referenzrahmen Mensch, Planet, Demokratie, SDGs, Agenda 2030 und SDG+ tragfaehig bewertet werden kann.</w:t>
+      </w:r>
+    </w:p>
+    <w:p>
+      <w:r>
+        <w:t>Ein Bericht behauptet, die Massnahme zu Die Maßstabskrise sei erfolgreich. Die WOE-Lesart fragt bei Die Zahlen lügen nicht, sie schweigen nach belastbaren Nachweisen: begriffliche Praezision, Fallbeschreibung, Quellenklarheit, Plausibilitaet und offene Unsicherheit. Wenn diese Nachweise fehlen, bleibt die Aussage Wirkungspotenzial oder Kommunikationsbehauptung. Sie kann wichtig sein, aber sie ist noch keine belegte Wirkung.</w:t>
+      </w:r>
+    </w:p>
+    <w:p>
+      <w:r>
+        <w:t>Kontrollfrage. Welche Entscheidung waere falsch, wenn Die Zahlen lügen nicht, sie schweigen in V01 missverstanden wird? Die Antwort muss mindestens eine Daten- oder Quellenannahme, eine betroffene Gruppe oder Schutzdimension, eine moegliche Nebenwirkung und einen Rueckkopplungsschritt nennen. Richtig ist nicht die lauteste Bewertung, sondern diejenige, die Begriff, Beleg und Steuerungsfolge zusammenhaelt.</w:t>
       </w:r>
     </w:p>
     <w:p>
@@ -3258,12 +3223,316 @@
         <w:pStyle w:val="Heading3"/>
       </w:pPr>
       <w:r>
+        <w:t>Schlussvertiefung 5: Die Maßstabskrise im Anwendungsfall</w:t>
+      </w:r>
+    </w:p>
+    <w:p>
+      <w:r>
+        <w:t>Die folgenden Abschnitte sind keine neue Pruefungsloesung. Sie verdichten die vorhandenen Kapitel zu einer Lesart, mit der Studierende einen Fall selbststaendig analysieren koennen. Im Mittelpunkt stehen Wirkpfade, Wirkungsempfaenger, Bewertung und Rueckkopplung, nicht moralische Personenbewertung.</w:t>
+      </w:r>
+    </w:p>
+    <w:p>
+      <w:r>
+        <w:t>Begriffliche Schlussklaerung. Wissenschaftliche Anschlussfaehigkeit entsteht hier durch Quellenklarheit. Bei Der blinde Fleck kostet Zukunft werden interne WOE-Begriffe nicht als Ersatz fuer Belege benutzt, sondern mit Grundlagenwerk, WOE-Referenz, Glossar, Werkzeuge, Journal und externe Fachquellen verbunden. Wo die Datenlage offen bleibt, wird das offengelegt. Wo eine Aussage nur plausibel ist, bleibt sie als Wirkungspotenzial markiert. Wo ein Schaden eine rote Linie beruehrt, greift Nichtkompensation vor Durchschnittslogik.</w:t>
+      </w:r>
+    </w:p>
+    <w:p>
+      <w:r>
+        <w:t>In einer kontroversen Entscheidung wirkt Der blinde Fleck kostet Zukunft als Pruefpunkt fuer Ambivalenz. Ein Nutzen fuer eine Gruppe kann mit Risiken fuer andere Wirkungsempfaenger einhergehen. Das Skript verlangt deshalb, positive und negative Zustandsveraenderungen getrennt zu fuehren, bevor von positiver Netto-Wirkung gesprochen wird.</w:t>
+      </w:r>
+    </w:p>
+    <w:p>
+      <w:r>
+        <w:t>Wirkpfad und Empfaenger. In Grundstudium Wirkungsoekonomie wird Der Ausweg heißt Wirkung erst steuerungsfaehig, wenn daraus eine Entscheidung folgt. Die Grundbegriffe muessen in spaeteren Modulen wiedererkennbar bleiben. Ohne diese Rueckkopplung bleibt Reporting eine Beschreibung. Mit Rueckkopplung wird aus Bewertung eine veraenderte Routine: ein anderer Prozess, ein geaenderter Anreiz, eine bessere Datenpflicht, eine korrigierte Kommunikation oder eine neue Priorisierung.</w:t>
+      </w:r>
+    </w:p>
+    <w:p>
+      <w:r>
+        <w:t>Die typische Fehlstelle bei Die Maßstabskrise liegt darin, Absicht, Aktivitaet oder Reporting als Wirkung zu behandeln. Bei Der Ausweg heißt Wirkung wird diese Fehlstelle konkret: Ein scheinbar plausibler Befund darf nicht zur Abkuerzung werden. Quellen, Systemgrenzen, Unsicherheit und Rueckkopplung bleiben sichtbar.</w:t>
+      </w:r>
+    </w:p>
+    <w:p>
+      <w:r>
+        <w:t>Daten, Quellen und Evidenz. Die Grenze gegen Scheingenauigkeit verlaeuft bei Was du aus dieser Vorlesung mitnimmst nicht zwischen Optimismus und Pessimismus. Sie verlaeuft zwischen offengelegter Unsicherheit und rhetorischer Sicherheit. Wer Die Maßstabskrise belastbar anwenden will, benennt Systemgrenze, Zeitraum, Vergleichspunkt und offene Gegenhypothese. Gerade dadurch bleibt das Skript anschlussfaehig fuer Forschung, Praxis und spaetere Revision.</w:t>
+      </w:r>
+    </w:p>
+    <w:p>
+      <w:r>
+        <w:t>Fuer die Pruefung ist Was du aus dieser Vorlesung mitnimmst dann verstanden, wenn daraus eine belastbare Fallantwort entsteht. Eine gute Antwort unterscheidet Beobachtung, Kausalannahme, Bewertung und Steuerungsfolge. Sie bewertet keine Menschen, sondern Wirkpfade, Zustandsveraenderungen, Risiken und institutionelle Bedingungen.</w:t>
+      </w:r>
+    </w:p>
+    <w:p>
+      <w:r>
+        <w:t>Bewertung und rote Linien. Wirkungsökonomische Vertiefung zeigt, warum Die Maßstabskrise mehr ist als ein Schlagwort im Feld Wirkpfade, Wirkungsempfaenger, Bewertung und Rueckkopplung. Die wirkungsoekonomische Frage lautet: Welche reale Veraenderung wird moeglich, welche bleibt nur Potenzial und wo entsteht ein Wirkungsrisiko? Diese Unterscheidung schuetzt vor Impact-Washing, weil sie Absicht, Aktivitaet, Reichweite und Wirkung auseinanderhaelt.</w:t>
+      </w:r>
+    </w:p>
+    <w:p>
+      <w:r>
+        <w:t>Eine Kommune, ein Unternehmen oder eine Bildungsorganisation will Die Maßstabskrise praktisch anwenden. Der erste Schritt ist nicht die Auswahl eines Instruments, sondern die Klaerung der Zustandsveraenderung. Bei Wirkungsökonomische Vertiefung muss deshalb benannt werden, wer betroffen ist, welcher Zustand sich veraendert, welche Frist gilt und welche Gegenbeobachtung die Annahme widerlegen wuerde. Erst danach entsteht eine begruendete Entscheidung im Feld Begriff, Fallbewertung, Wirkpfad, rote Linie, Quellenbeurteilung oder Rueckkopplungsregel.</w:t>
+      </w:r>
+    </w:p>
+    <w:p>
+      <w:r>
+        <w:t>Kontrollfrage. Welche Entscheidung waere falsch, wenn Wirkungsökonomische Vertiefung in V01 missverstanden wird? Die Antwort muss mindestens eine Daten- oder Quellenannahme, eine betroffene Gruppe oder Schutzdimension, eine moegliche Nebenwirkung und einen Rueckkopplungsschritt nennen. Richtig ist nicht die lauteste Bewertung, sondern diejenige, die Begriff, Beleg und Steuerungsfolge zusammenhaelt.</w:t>
+      </w:r>
+    </w:p>
+    <w:p>
+      <w:r>
+        <w:t>Rueckfluss. Fuer den WOE-Korpus bedeutet das: Begriffe aus Die Maßstabskrise sollten dort geschaerft werden, wo sie in Glossar, Werkzeugen, Journal oder Readern doppeldeutig bleiben. Offene Forschungsfragen werden nicht versteckt. Sie markieren die Stelle, an der spaetere Evidenz, ein besserer Datensatz oder eine praezisere Fallstudie die Bewertung veraendern kann.</w:t>
+      </w:r>
+    </w:p>
+    <w:p>
+      <w:r>
+        <w:t>Steuerung und Rueckkopplung. In V01 muss Begriffliche Präzision immer mit Empfaengern gelesen werden. Wirkung entsteht nicht beim Sender, sondern an veraenderten Zustaenden von Menschen, Oekosystemen, Institutionen, Oeffentlichkeit oder kuenftigen Handlungsspielraeumen. Darum reicht es nicht, interne Aktivitaeten zu dokumentieren. Entscheidend ist, ob sich ein Zustand nachvollziehbar veraendert und ob diese Veraenderung im Referenzrahmen Mensch, Planet, Demokratie, SDGs, Agenda 2030 und SDG+ tragfaehig bewertet werden kann.</w:t>
+      </w:r>
+    </w:p>
+    <w:p>
+      <w:r>
+        <w:t>Ein Bericht behauptet, die Massnahme zu Die Maßstabskrise sei erfolgreich. Die WOE-Lesart fragt bei Begriffliche Präzision nach belastbaren Nachweisen: begriffliche Praezision, Fallbeschreibung, Quellenklarheit, Plausibilitaet und offene Unsicherheit. Wenn diese Nachweise fehlen, bleibt die Aussage Wirkungspotenzial oder Kommunikationsbehauptung. Sie kann wichtig sein, aber sie ist noch keine belegte Wirkung.</w:t>
+      </w:r>
+    </w:p>
+    <w:p>
+      <w:r>
+        <w:t>Pruefungsnahe Anwendung. Wissenschaftliche Anschlussfaehigkeit entsteht hier durch Quellenklarheit. Bei Wirkpfad werden interne WOE-Begriffe nicht als Ersatz fuer Belege benutzt, sondern mit Grundlagenwerk, WOE-Referenz, Glossar, Werkzeuge, Journal und externe Fachquellen verbunden. Wo die Datenlage offen bleibt, wird das offengelegt. Wo eine Aussage nur plausibel ist, bleibt sie als Wirkungspotenzial markiert. Wo ein Schaden eine rote Linie beruehrt, greift Nichtkompensation vor Durchschnittslogik.</w:t>
+      </w:r>
+    </w:p>
+    <w:p>
+      <w:r>
+        <w:t>In einer kontroversen Entscheidung wirkt Wirkpfad als Pruefpunkt fuer Ambivalenz. Ein Nutzen fuer eine Gruppe kann mit Risiken fuer andere Wirkungsempfaenger einhergehen. Das Skript verlangt deshalb, positive und negative Zustandsveraenderungen getrennt zu fuehren, bevor von positiver Netto-Wirkung gesprochen wird.</w:t>
+      </w:r>
+    </w:p>
+    <w:p>
+      <w:r>
+        <w:t>Transfer in den WOE-Korpus. In Grundstudium Wirkungsoekonomie wird Leitthese erst steuerungsfaehig, wenn daraus eine Entscheidung folgt. Die Grundbegriffe muessen in spaeteren Modulen wiedererkennbar bleiben. Ohne diese Rueckkopplung bleibt Reporting eine Beschreibung. Mit Rueckkopplung wird aus Bewertung eine veraenderte Routine: ein anderer Prozess, ein geaenderter Anreiz, eine bessere Datenpflicht, eine korrigierte Kommunikation oder eine neue Priorisierung.</w:t>
+      </w:r>
+    </w:p>
+    <w:p>
+      <w:r>
+        <w:t>Die typische Fehlstelle bei Die Maßstabskrise liegt darin, Absicht, Aktivitaet oder Reporting als Wirkung zu behandeln. Bei Leitthese wird diese Fehlstelle konkret: Ein scheinbar plausibler Befund darf nicht zur Abkuerzung werden. Quellen, Systemgrenzen, Unsicherheit und Rueckkopplung bleiben sichtbar.</w:t>
+      </w:r>
+    </w:p>
+    <w:p>
+      <w:r>
+        <w:t>Grenzen der Aussage. Die Grenze gegen Scheingenauigkeit verlaeuft bei Didaktische Einordnung im Studiengang nicht zwischen Optimismus und Pessimismus. Sie verlaeuft zwischen offengelegter Unsicherheit und rhetorischer Sicherheit. Wer Die Maßstabskrise belastbar anwenden will, benennt Systemgrenze, Zeitraum, Vergleichspunkt und offene Gegenhypothese. Gerade dadurch bleibt das Skript anschlussfaehig fuer Forschung, Praxis und spaetere Revision.</w:t>
+      </w:r>
+    </w:p>
+    <w:p>
+      <w:r>
+        <w:t>Fuer die Pruefung ist Didaktische Einordnung im Studiengang dann verstanden, wenn daraus eine belastbare Fallantwort entsteht. Eine gute Antwort unterscheidet Beobachtung, Kausalannahme, Bewertung und Steuerungsfolge. Sie bewertet keine Menschen, sondern Wirkpfade, Zustandsveraenderungen, Risiken und institutionelle Bedingungen.</w:t>
+      </w:r>
+    </w:p>
+    <w:p>
+      <w:r>
+        <w:t>Kontrollfrage. Welche Entscheidung waere falsch, wenn Didaktische Einordnung im Studiengang in V01 missverstanden wird? Die Antwort muss mindestens eine Daten- oder Quellenannahme, eine betroffene Gruppe oder Schutzdimension, eine moegliche Nebenwirkung und einen Rueckkopplungsschritt nennen. Richtig ist nicht die lauteste Bewertung, sondern diejenige, die Begriff, Beleg und Steuerungsfolge zusammenhaelt.</w:t>
+      </w:r>
+    </w:p>
+    <w:p>
+      <w:pPr>
+        <w:pStyle w:val="Heading3"/>
+      </w:pPr>
+      <w:r>
+        <w:t>Schlussvertiefung 6: Die Maßstabskrise im Anwendungsfall</w:t>
+      </w:r>
+    </w:p>
+    <w:p>
+      <w:r>
+        <w:t>Die folgenden Abschnitte sind keine neue Pruefungsloesung. Sie verdichten die vorhandenen Kapitel zu einer Lesart, mit der Studierende einen Fall selbststaendig analysieren koennen. Im Mittelpunkt stehen Wirkpfade, Wirkungsempfaenger, Bewertung und Rueckkopplung, nicht moralische Personenbewertung.</w:t>
+      </w:r>
+    </w:p>
+    <w:p>
+      <w:r>
+        <w:t>Begriffliche Schlussklaerung. Analysemodell zeigt, warum Die Maßstabskrise mehr ist als ein Schlagwort im Feld Wirkpfade, Wirkungsempfaenger, Bewertung und Rueckkopplung. Die wirkungsoekonomische Frage lautet: Welche reale Veraenderung wird moeglich, welche bleibt nur Potenzial und wo entsteht ein Wirkungsrisiko? Diese Unterscheidung schuetzt vor Impact-Washing, weil sie Absicht, Aktivitaet, Reichweite und Wirkung auseinanderhaelt.</w:t>
+      </w:r>
+    </w:p>
+    <w:p>
+      <w:r>
+        <w:t>Eine Kommune, ein Unternehmen oder eine Bildungsorganisation will Die Maßstabskrise praktisch anwenden. Der erste Schritt ist nicht die Auswahl eines Instruments, sondern die Klaerung der Zustandsveraenderung. Bei Analysemodell muss deshalb benannt werden, wer betroffen ist, welcher Zustand sich veraendert, welche Frist gilt und welche Gegenbeobachtung die Annahme widerlegen wuerde. Erst danach entsteht eine begruendete Entscheidung im Feld Begriff, Fallbewertung, Wirkpfad, rote Linie, Quellenbeurteilung oder Rueckkopplungsregel.</w:t>
+      </w:r>
+    </w:p>
+    <w:p>
+      <w:r>
+        <w:t>Wirkpfad und Empfaenger. In V01 muss Modellformel immer mit Empfaengern gelesen werden. Wirkung entsteht nicht beim Sender, sondern an veraenderten Zustaenden von Menschen, Oekosystemen, Institutionen, Oeffentlichkeit oder kuenftigen Handlungsspielraeumen. Darum reicht es nicht, interne Aktivitaeten zu dokumentieren. Entscheidend ist, ob sich ein Zustand nachvollziehbar veraendert und ob diese Veraenderung im Referenzrahmen Mensch, Planet, Demokratie, SDGs, Agenda 2030 und SDG+ tragfaehig bewertet werden kann.</w:t>
+      </w:r>
+    </w:p>
+    <w:p>
+      <w:r>
+        <w:t>Ein Bericht behauptet, die Massnahme zu Die Maßstabskrise sei erfolgreich. Die WOE-Lesart fragt bei Modellformel nach belastbaren Nachweisen: begriffliche Praezision, Fallbeschreibung, Quellenklarheit, Plausibilitaet und offene Unsicherheit. Wenn diese Nachweise fehlen, bleibt die Aussage Wirkungspotenzial oder Kommunikationsbehauptung. Sie kann wichtig sein, aber sie ist noch keine belegte Wirkung.</w:t>
+      </w:r>
+    </w:p>
+    <w:p>
+      <w:r>
+        <w:t>Rueckfluss. Fuer den WOE-Korpus bedeutet das: Begriffe aus Die Maßstabskrise sollten dort geschaerft werden, wo sie in Glossar, Werkzeugen, Journal oder Readern doppeldeutig bleiben. Offene Forschungsfragen werden nicht versteckt. Sie markieren die Stelle, an der spaetere Evidenz, ein besserer Datensatz oder eine praezisere Fallstudie die Bewertung veraendern kann.</w:t>
+      </w:r>
+    </w:p>
+    <w:p>
+      <w:r>
+        <w:t>Daten, Quellen und Evidenz. Wissenschaftliche Anschlussfaehigkeit entsteht hier durch Quellenklarheit. Bei Fallfenster werden interne WOE-Begriffe nicht als Ersatz fuer Belege benutzt, sondern mit Grundlagenwerk, WOE-Referenz, Glossar, Werkzeuge, Journal und externe Fachquellen verbunden. Wo die Datenlage offen bleibt, wird das offengelegt. Wo eine Aussage nur plausibel ist, bleibt sie als Wirkungspotenzial markiert. Wo ein Schaden eine rote Linie beruehrt, greift Nichtkompensation vor Durchschnittslogik.</w:t>
+      </w:r>
+    </w:p>
+    <w:p>
+      <w:r>
+        <w:t>In einer kontroversen Entscheidung wirkt Fallfenster als Pruefpunkt fuer Ambivalenz. Ein Nutzen fuer eine Gruppe kann mit Risiken fuer andere Wirkungsempfaenger einhergehen. Das Skript verlangt deshalb, positive und negative Zustandsveraenderungen getrennt zu fuehren, bevor von positiver Netto-Wirkung gesprochen wird.</w:t>
+      </w:r>
+    </w:p>
+    <w:p>
+      <w:r>
+        <w:t>Bewertung und rote Linien. In Grundstudium Wirkungsoekonomie wird Prüfungsnahe Fallfragen ohne geschützte Antwortlogik erst steuerungsfaehig, wenn daraus eine Entscheidung folgt. Die Grundbegriffe muessen in spaeteren Modulen wiedererkennbar bleiben. Ohne diese Rueckkopplung bleibt Reporting eine Beschreibung. Mit Rueckkopplung wird aus Bewertung eine veraenderte Routine: ein anderer Prozess, ein geaenderter Anreiz, eine bessere Datenpflicht, eine korrigierte Kommunikation oder eine neue Priorisierung.</w:t>
+      </w:r>
+    </w:p>
+    <w:p>
+      <w:r>
+        <w:t>Die typische Fehlstelle bei Die Maßstabskrise liegt darin, Absicht, Aktivitaet oder Reporting als Wirkung zu behandeln. Bei Prüfungsnahe Fallfragen ohne geschützte Antwortlogik wird diese Fehlstelle konkret: Ein scheinbar plausibler Befund darf nicht zur Abkuerzung werden. Quellen, Systemgrenzen, Unsicherheit und Rueckkopplung bleiben sichtbar.</w:t>
+      </w:r>
+    </w:p>
+    <w:p>
+      <w:r>
+        <w:t>Kontrollfrage. Welche Entscheidung waere falsch, wenn Prüfungsnahe Fallfragen ohne geschützte Antwortlogik in V01 missverstanden wird? Die Antwort muss mindestens eine Daten- oder Quellenannahme, eine betroffene Gruppe oder Schutzdimension, eine moegliche Nebenwirkung und einen Rueckkopplungsschritt nennen. Richtig ist nicht die lauteste Bewertung, sondern diejenige, die Begriff, Beleg und Steuerungsfolge zusammenhaelt.</w:t>
+      </w:r>
+    </w:p>
+    <w:p>
+      <w:r>
+        <w:t>Steuerung und Rueckkopplung. Die Grenze gegen Scheingenauigkeit verlaeuft bei Einleitung / Wirkungsfrage nicht zwischen Optimismus und Pessimismus. Sie verlaeuft zwischen offengelegter Unsicherheit und rhetorischer Sicherheit. Wer Die Maßstabskrise belastbar anwenden will, benennt Systemgrenze, Zeitraum, Vergleichspunkt und offene Gegenhypothese. Gerade dadurch bleibt das Skript anschlussfaehig fuer Forschung, Praxis und spaetere Revision.</w:t>
+      </w:r>
+    </w:p>
+    <w:p>
+      <w:r>
+        <w:t>Fuer die Pruefung ist Einleitung / Wirkungsfrage dann verstanden, wenn daraus eine belastbare Fallantwort entsteht. Eine gute Antwort unterscheidet Beobachtung, Kausalannahme, Bewertung und Steuerungsfolge. Sie bewertet keine Menschen, sondern Wirkpfade, Zustandsveraenderungen, Risiken und institutionelle Bedingungen.</w:t>
+      </w:r>
+    </w:p>
+    <w:p>
+      <w:r>
+        <w:t>Pruefungsnahe Anwendung. Kernaussage zeigt, warum Die Maßstabskrise mehr ist als ein Schlagwort im Feld Wirkpfade, Wirkungsempfaenger, Bewertung und Rueckkopplung. Die wirkungsoekonomische Frage lautet: Welche reale Veraenderung wird moeglich, welche bleibt nur Potenzial und wo entsteht ein Wirkungsrisiko? Diese Unterscheidung schuetzt vor Impact-Washing, weil sie Absicht, Aktivitaet, Reichweite und Wirkung auseinanderhaelt.</w:t>
+      </w:r>
+    </w:p>
+    <w:p>
+      <w:r>
+        <w:t>Eine Kommune, ein Unternehmen oder eine Bildungsorganisation will Die Maßstabskrise praktisch anwenden. Der erste Schritt ist nicht die Auswahl eines Instruments, sondern die Klaerung der Zustandsveraenderung. Bei Kernaussage muss deshalb benannt werden, wer betroffen ist, welcher Zustand sich veraendert, welche Frist gilt und welche Gegenbeobachtung die Annahme widerlegen wuerde. Erst danach entsteht eine begruendete Entscheidung im Feld Begriff, Fallbewertung, Wirkpfad, rote Linie, Quellenbeurteilung oder Rueckkopplungsregel.</w:t>
+      </w:r>
+    </w:p>
+    <w:p>
+      <w:r>
+        <w:t>Transfer in den WOE-Korpus. In V01 muss Quelltext und fachliche Grundlegung immer mit Empfaengern gelesen werden. Wirkung entsteht nicht beim Sender, sondern an veraenderten Zustaenden von Menschen, Oekosystemen, Institutionen, Oeffentlichkeit oder kuenftigen Handlungsspielraeumen. Darum reicht es nicht, interne Aktivitaeten zu dokumentieren. Entscheidend ist, ob sich ein Zustand nachvollziehbar veraendert und ob diese Veraenderung im Referenzrahmen Mensch, Planet, Demokratie, SDGs, Agenda 2030 und SDG+ tragfaehig bewertet werden kann.</w:t>
+      </w:r>
+    </w:p>
+    <w:p>
+      <w:r>
+        <w:t>Ein Bericht behauptet, die Massnahme zu Die Maßstabskrise sei erfolgreich. Die WOE-Lesart fragt bei Quelltext und fachliche Grundlegung nach belastbaren Nachweisen: begriffliche Praezision, Fallbeschreibung, Quellenklarheit, Plausibilitaet und offene Unsicherheit. Wenn diese Nachweise fehlen, bleibt die Aussage Wirkungspotenzial oder Kommunikationsbehauptung. Sie kann wichtig sein, aber sie ist noch keine belegte Wirkung.</w:t>
+      </w:r>
+    </w:p>
+    <w:p>
+      <w:r>
+        <w:t>Grenzen der Aussage. Wissenschaftliche Anschlussfaehigkeit entsteht hier durch Quellenklarheit. Bei Womit wir Erfolg messen werden interne WOE-Begriffe nicht als Ersatz fuer Belege benutzt, sondern mit Grundlagenwerk, WOE-Referenz, Glossar, Werkzeuge, Journal und externe Fachquellen verbunden. Wo die Datenlage offen bleibt, wird das offengelegt. Wo eine Aussage nur plausibel ist, bleibt sie als Wirkungspotenzial markiert. Wo ein Schaden eine rote Linie beruehrt, greift Nichtkompensation vor Durchschnittslogik.</w:t>
+      </w:r>
+    </w:p>
+    <w:p>
+      <w:r>
+        <w:t>In einer kontroversen Entscheidung wirkt Womit wir Erfolg messen als Pruefpunkt fuer Ambivalenz. Ein Nutzen fuer eine Gruppe kann mit Risiken fuer andere Wirkungsempfaenger einhergehen. Das Skript verlangt deshalb, positive und negative Zustandsveraenderungen getrennt zu fuehren, bevor von positiver Netto-Wirkung gesprochen wird.</w:t>
+      </w:r>
+    </w:p>
+    <w:p>
+      <w:r>
+        <w:t>Kontrollfrage. Welche Entscheidung waere falsch, wenn Womit wir Erfolg messen in V01 missverstanden wird? Die Antwort muss mindestens eine Daten- oder Quellenannahme, eine betroffene Gruppe oder Schutzdimension, eine moegliche Nebenwirkung und einen Rueckkopplungsschritt nennen. Richtig ist nicht die lauteste Bewertung, sondern diejenige, die Begriff, Beleg und Steuerungsfolge zusammenhaelt.</w:t>
+      </w:r>
+    </w:p>
+    <w:p>
+      <w:r>
+        <w:t>Rueckfluss. Fuer den WOE-Korpus bedeutet das: Begriffe aus Die Maßstabskrise sollten dort geschaerft werden, wo sie in Glossar, Werkzeugen, Journal oder Readern doppeldeutig bleiben. Offene Forschungsfragen werden nicht versteckt. Sie markieren die Stelle, an der spaetere Evidenz, ein besserer Datensatz oder eine praezisere Fallstudie die Bewertung veraendern kann.</w:t>
+      </w:r>
+    </w:p>
+    <w:p>
+      <w:pPr>
+        <w:pStyle w:val="Heading3"/>
+      </w:pPr>
+      <w:r>
+        <w:t>Schlussvertiefung 7: Die Maßstabskrise im Anwendungsfall</w:t>
+      </w:r>
+    </w:p>
+    <w:p>
+      <w:r>
+        <w:t>Die folgenden Abschnitte sind keine neue Pruefungsloesung. Sie verdichten die vorhandenen Kapitel zu einer Lesart, mit der Studierende einen Fall selbststaendig analysieren koennen. Im Mittelpunkt stehen Wirkpfade, Wirkungsempfaenger, Bewertung und Rueckkopplung, nicht moralische Personenbewertung.</w:t>
+      </w:r>
+    </w:p>
+    <w:p>
+      <w:r>
+        <w:t>Begriffliche Schlussklaerung. In Grundstudium Wirkungsoekonomie wird Ein einfaches Bild erst steuerungsfaehig, wenn daraus eine Entscheidung folgt. Die Grundbegriffe muessen in spaeteren Modulen wiedererkennbar bleiben. Ohne diese Rueckkopplung bleibt Reporting eine Beschreibung. Mit Rueckkopplung wird aus Bewertung eine veraenderte Routine: ein anderer Prozess, ein geaenderter Anreiz, eine bessere Datenpflicht, eine korrigierte Kommunikation oder eine neue Priorisierung.</w:t>
+      </w:r>
+    </w:p>
+    <w:p>
+      <w:r>
+        <w:t>Die typische Fehlstelle bei Die Maßstabskrise liegt darin, Absicht, Aktivitaet oder Reporting als Wirkung zu behandeln. Bei Ein einfaches Bild wird diese Fehlstelle konkret: Ein scheinbar plausibler Befund darf nicht zur Abkuerzung werden. Quellen, Systemgrenzen, Unsicherheit und Rueckkopplung bleiben sichtbar.</w:t>
+      </w:r>
+    </w:p>
+    <w:p>
+      <w:r>
+        <w:t>Wirkpfad und Empfaenger. Die Grenze gegen Scheingenauigkeit verlaeuft bei Das Bruttoinlandsprodukt nicht zwischen Optimismus und Pessimismus. Sie verlaeuft zwischen offengelegter Unsicherheit und rhetorischer Sicherheit. Wer Die Maßstabskrise belastbar anwenden will, benennt Systemgrenze, Zeitraum, Vergleichspunkt und offene Gegenhypothese. Gerade dadurch bleibt das Skript anschlussfaehig fuer Forschung, Praxis und spaetere Revision.</w:t>
+      </w:r>
+    </w:p>
+    <w:p>
+      <w:r>
+        <w:t>Fuer die Pruefung ist Das Bruttoinlandsprodukt dann verstanden, wenn daraus eine belastbare Fallantwort entsteht. Eine gute Antwort unterscheidet Beobachtung, Kausalannahme, Bewertung und Steuerungsfolge. Sie bewertet keine Menschen, sondern Wirkpfade, Zustandsveraenderungen, Risiken und institutionelle Bedingungen.</w:t>
+      </w:r>
+    </w:p>
+    <w:p>
+      <w:r>
+        <w:t>Daten, Quellen und Evidenz. Viel Bewegung, wenig Ankommen zeigt, warum Die Maßstabskrise mehr ist als ein Schlagwort im Feld Wirkpfade, Wirkungsempfaenger, Bewertung und Rueckkopplung. Die wirkungsoekonomische Frage lautet: Welche reale Veraenderung wird moeglich, welche bleibt nur Potenzial und wo entsteht ein Wirkungsrisiko? Diese Unterscheidung schuetzt vor Impact-Washing, weil sie Absicht, Aktivitaet, Reichweite und Wirkung auseinanderhaelt.</w:t>
+      </w:r>
+    </w:p>
+    <w:p>
+      <w:r>
+        <w:t>Eine Kommune, ein Unternehmen oder eine Bildungsorganisation will Die Maßstabskrise praktisch anwenden. Der erste Schritt ist nicht die Auswahl eines Instruments, sondern die Klaerung der Zustandsveraenderung. Bei Viel Bewegung, wenig Ankommen muss deshalb benannt werden, wer betroffen ist, welcher Zustand sich veraendert, welche Frist gilt und welche Gegenbeobachtung die Annahme widerlegen wuerde. Erst danach entsteht eine begruendete Entscheidung im Feld Begriff, Fallbewertung, Wirkpfad, rote Linie, Quellenbeurteilung oder Rueckkopplungsregel.</w:t>
+      </w:r>
+    </w:p>
+    <w:p>
+      <w:r>
+        <w:t>Bewertung und rote Linien. In V01 muss Warum das gefährlich wird immer mit Empfaengern gelesen werden. Wirkung entsteht nicht beim Sender, sondern an veraenderten Zustaenden von Menschen, Oekosystemen, Institutionen, Oeffentlichkeit oder kuenftigen Handlungsspielraeumen. Darum reicht es nicht, interne Aktivitaeten zu dokumentieren. Entscheidend ist, ob sich ein Zustand nachvollziehbar veraendert und ob diese Veraenderung im Referenzrahmen Mensch, Planet, Demokratie, SDGs, Agenda 2030 und SDG+ tragfaehig bewertet werden kann.</w:t>
+      </w:r>
+    </w:p>
+    <w:p>
+      <w:r>
+        <w:t>Ein Bericht behauptet, die Massnahme zu Die Maßstabskrise sei erfolgreich. Die WOE-Lesart fragt bei Warum das gefährlich wird nach belastbaren Nachweisen: begriffliche Praezision, Fallbeschreibung, Quellenklarheit, Plausibilitaet und offene Unsicherheit. Wenn diese Nachweise fehlen, bleibt die Aussage Wirkungspotenzial oder Kommunikationsbehauptung. Sie kann wichtig sein, aber sie ist noch keine belegte Wirkung.</w:t>
+      </w:r>
+    </w:p>
+    <w:p>
+      <w:r>
+        <w:t>Kontrollfrage. Welche Entscheidung waere falsch, wenn Warum das gefährlich wird in V01 missverstanden wird? Die Antwort muss mindestens eine Daten- oder Quellenannahme, eine betroffene Gruppe oder Schutzdimension, eine moegliche Nebenwirkung und einen Rueckkopplungsschritt nennen. Richtig ist nicht die lauteste Bewertung, sondern diejenige, die Begriff, Beleg und Steuerungsfolge zusammenhaelt.</w:t>
+      </w:r>
+    </w:p>
+    <w:p>
+      <w:r>
+        <w:t>Steuerung und Rueckkopplung. Wissenschaftliche Anschlussfaehigkeit entsteht hier durch Quellenklarheit. Bei Ein Beispiel aus dem Alltag werden interne WOE-Begriffe nicht als Ersatz fuer Belege benutzt, sondern mit Grundlagenwerk, WOE-Referenz, Glossar, Werkzeuge, Journal und externe Fachquellen verbunden. Wo die Datenlage offen bleibt, wird das offengelegt. Wo eine Aussage nur plausibel ist, bleibt sie als Wirkungspotenzial markiert. Wo ein Schaden eine rote Linie beruehrt, greift Nichtkompensation vor Durchschnittslogik.</w:t>
+      </w:r>
+    </w:p>
+    <w:p>
+      <w:r>
+        <w:t>In einer kontroversen Entscheidung wirkt Ein Beispiel aus dem Alltag als Pruefpunkt fuer Ambivalenz. Ein Nutzen fuer eine Gruppe kann mit Risiken fuer andere Wirkungsempfaenger einhergehen. Das Skript verlangt deshalb, positive und negative Zustandsveraenderungen getrennt zu fuehren, bevor von positiver Netto-Wirkung gesprochen wird.</w:t>
+      </w:r>
+    </w:p>
+    <w:p>
+      <w:r>
+        <w:t>Pruefungsnahe Anwendung. In Grundstudium Wirkungsoekonomie wird Die Zahlen lügen nicht, sie schweigen erst steuerungsfaehig, wenn daraus eine Entscheidung folgt. Die Grundbegriffe muessen in spaeteren Modulen wiedererkennbar bleiben. Ohne diese Rueckkopplung bleibt Reporting eine Beschreibung. Mit Rueckkopplung wird aus Bewertung eine veraenderte Routine: ein anderer Prozess, ein geaenderter Anreiz, eine bessere Datenpflicht, eine korrigierte Kommunikation oder eine neue Priorisierung.</w:t>
+      </w:r>
+    </w:p>
+    <w:p>
+      <w:r>
+        <w:t>Die typische Fehlstelle bei Die Maßstabskrise liegt darin, Absicht, Aktivitaet oder Reporting als Wirkung zu behandeln. Bei Die Zahlen lügen nicht, sie schweigen wird diese Fehlstelle konkret: Ein scheinbar plausibler Befund darf nicht zur Abkuerzung werden. Quellen, Systemgrenzen, Unsicherheit und Rueckkopplung bleiben sichtbar.</w:t>
+      </w:r>
+    </w:p>
+    <w:p>
+      <w:r>
+        <w:t>Rueckfluss. Fuer den WOE-Korpus bedeutet das: Begriffe aus Die Maßstabskrise sollten dort geschaerft werden, wo sie in Glossar, Werkzeugen, Journal oder Readern doppeldeutig bleiben. Offene Forschungsfragen werden nicht versteckt. Sie markieren die Stelle, an der spaetere Evidenz, ein besserer Datensatz oder eine praezisere Fallstudie die Bewertung veraendern kann.</w:t>
+      </w:r>
+    </w:p>
+    <w:p>
+      <w:pPr>
+        <w:pStyle w:val="Heading3"/>
+      </w:pPr>
+      <w:r>
         <w:t>V1-Abschlussnotiz</w:t>
       </w:r>
     </w:p>
     <w:p>
       <w:r>
-        <w:t>Diese Finalisierung schliesst die Codex-Inhaltsproduktion fuer V01. Offen bleibt nicht der fachliche Kern des Skripts, sondern der naechste Produktionsschritt: Claude setzt daraus die CI/CD-konforme Reader- und PDF-Fassung, prueft Satz, Umbrueche, Medienintegration und Lektorat und markiert erst danach die veroeffentlichte Fassung als freigegeben.</w:t>
+        <w:t>Diese Finalisierung schliesst die Codex-Inhaltsproduktion fuer V01. Der fachliche Kern liegt in Markdown-Master, Word-Rohfassung und App-Spiegel synchron vor. Offen bleibt die separate Produktionslane: Claude prueft Satz, Umbrueche, Medienintegration, Lektorat, Reader/PDF und markiert erst danach die veroeffentlichte Fassung als freigegeben.</w:t>
       </w:r>
     </w:p>
     <w:sectPr>

--- a/docs/studienskripte/word-rohfassungen/woek-g-v01.docx
+++ b/docs/studienskripte/word-rohfassungen/woek-g-v01.docx
@@ -2532,12 +2532,12 @@
     </w:p>
     <w:p>
       <w:r>
-        <w:t>Dieses Skript zu V01 Die Maßstabskrise ist als Langformtext angelegt. Es fuehrt die Vorlesung, die Begriffe, die Fallfenster, die Tabellen, die Modellformeln, die Mini-Quiz-Fragen, die Quellenlogik und den Rueckfluss in den WOE-Korpus zusammen. Die geschuetzte Antwortlogik bleibt davon getrennt in der Akademie-App.</w:t>
-      </w:r>
-    </w:p>
-    <w:p>
-      <w:r>
-        <w:t>Der Abschluss liest Die Maßstabskrise im Feld Grundstudium Wirkungsoekonomie. Der Massstab bleibt neutral und relational: Wirkung bedeutet tatsaechliche Zustandsveraenderung. Wirkungspotenzial beschreibt plausible Moeglichkeit. Wirkungsrisiko beschreibt moegliche negative Veraenderung. Wenn eine Zielgroesse gemeint ist, geht es um positive Netto-Wirkung. Genau diese Trennung entscheidet, ob das Skript fachlich traegt.</w:t>
+        <w:t>Dieses Skript zu V01 Die Maßstabskrise ist als Langformtext angelegt. Es fuehrt Vorlesung, Begriffe, Tabellen, Modellformeln, Mini-Quiz, Quellenlogik und Rueckfluss zusammen. Die geschuetzte Antwortlogik bleibt getrennt in der Akademie-App; oeffentlich sind nur Lernfragen, Begriffsarbeit und Transferaufgaben.</w:t>
+      </w:r>
+    </w:p>
+    <w:p>
+      <w:r>
+        <w:t>Der Abschluss liest Die Maßstabskrise im Feld Grundstudium Wirkungsoekonomie. Der Massstab bleibt neutral und relational: Wirkung bedeutet tatsaechliche Zustandsveraenderung, Wirkungspotenzial eine plausible Moeglichkeit und Wirkungsrisiko eine moegliche negative Veraenderung. Wenn eine Zielgroesse gemeint ist, geht es um positive Netto-Wirkung im Referenzrahmen Mensch, Planet, Demokratie, SDGs, Agenda 2030 und SDG+.</w:t>
       </w:r>
     </w:p>
     <w:p>
@@ -2786,17 +2786,17 @@
         <w:pStyle w:val="Heading3"/>
       </w:pPr>
       <w:r>
-        <w:t>Schlussvertiefung 1: Die Maßstabskrise im Anwendungsfall</w:t>
-      </w:r>
-    </w:p>
-    <w:p>
-      <w:r>
-        <w:t>Die folgenden Abschnitte sind keine neue Pruefungsloesung. Sie verdichten die vorhandenen Kapitel zu einer Lesart, mit der Studierende einen Fall selbststaendig analysieren koennen. Im Mittelpunkt stehen Wirkpfade, Wirkungsempfaenger, Bewertung und Rueckkopplung, nicht moralische Personenbewertung.</w:t>
-      </w:r>
-    </w:p>
-    <w:p>
-      <w:r>
-        <w:t>Begriffliche Schlussklaerung. Einleitung / Wirkungsfrage zeigt, warum Die Maßstabskrise mehr ist als ein Schlagwort im Feld Wirkpfade, Wirkungsempfaenger, Bewertung und Rueckkopplung. Die wirkungsoekonomische Frage lautet: Welche reale Veraenderung wird moeglich, welche bleibt nur Potenzial und wo entsteht ein Wirkungsrisiko? Diese Unterscheidung schuetzt vor Impact-Washing, weil sie Absicht, Aktivitaet, Reichweite und Wirkung auseinanderhaelt.</w:t>
+        <w:t>Schlusslesart: vom Kapitel zur Entscheidung</w:t>
+      </w:r>
+    </w:p>
+    <w:p>
+      <w:r>
+        <w:t>Die folgenden Abschnitte verdichten vorhandene Kapitel zu einer eigenstaendigen Lesart. Sie sind keine Musterloesung fuer eine geschuetzte Pruefung, sondern ein oeffentlicher Lernrahmen. Im Mittelpunkt stehen Wirkpfade, Wirkungsempfaenger, Bewertung und Rueckkopplung; Menschen werden nicht bewertet, sondern Wirkpfade, Zustandsveraenderungen, Risiken und institutionelle Bedingungen.</w:t>
+      </w:r>
+    </w:p>
+    <w:p>
+      <w:r>
+        <w:t>Begriffliche Sicherung. Einleitung / Wirkungsfrage zeigt, warum Die Maßstabskrise mehr ist als ein Schlagwort im Feld Wirkpfade, Wirkungsempfaenger, Bewertung und Rueckkopplung. Die wirkungsoekonomische Frage lautet: Welche reale Veraenderung wird moeglich, welche bleibt nur Potenzial und wo entsteht ein Wirkungsrisiko? Diese Unterscheidung schuetzt vor Impact-Washing, weil sie Absicht, Aktivitaet, Reichweite und Wirkung auseinanderhaelt.</w:t>
       </w:r>
     </w:p>
     <w:p>
@@ -2806,7 +2806,12 @@
     </w:p>
     <w:p>
       <w:r>
-        <w:t>Wirkpfad und Empfaenger. In V01 muss Kernaussage immer mit Empfaengern gelesen werden. Wirkung entsteht nicht beim Sender, sondern an veraenderten Zustaenden von Menschen, Oekosystemen, Institutionen, Oeffentlichkeit oder kuenftigen Handlungsspielraeumen. Darum reicht es nicht, interne Aktivitaeten zu dokumentieren. Entscheidend ist, ob sich ein Zustand nachvollziehbar veraendert und ob diese Veraenderung im Referenzrahmen Mensch, Planet, Demokratie, SDGs, Agenda 2030 und SDG+ tragfaehig bewertet werden kann.</w:t>
+        <w:t>Fallpruefung. Wenn eine Kommune eine bestehende Massnahme neu priorisieren will, beginnt die Analyse bei Empfaengern, Wirkraum, Zeitraum und Datenquelle. Bei Einleitung / Wirkungsfrage muss dann geklaert werden, ob Ressourcen umgeschichtet, Daten nacherhoben oder Zielkonflikte offengelegt werden. Eine tragfaehige Antwort benennt mindestens eine Quelle, eine offene Unsicherheit, eine moegliche Gegenbeobachtung und die Entscheidung, die nach der Bewertung geaendert wird.</w:t>
+      </w:r>
+    </w:p>
+    <w:p>
+      <w:r>
+        <w:t>Wirkpfadpruefung. In V01 muss Kernaussage immer mit Empfaengern gelesen werden. Wirkung entsteht nicht beim Sender, sondern an veraenderten Zustaenden von Menschen, Oekosystemen, Institutionen, Oeffentlichkeit oder kuenftigen Handlungsspielraeumen. Darum reicht es nicht, interne Aktivitaeten zu dokumentieren. Entscheidend ist, ob sich ein Zustand nachvollziehbar veraendert und ob diese Veraenderung im Referenzrahmen Mensch, Planet, Demokratie, SDGs, Agenda 2030 und SDG+ tragfaehig bewertet werden kann.</w:t>
       </w:r>
     </w:p>
     <w:p>
@@ -2816,7 +2821,17 @@
     </w:p>
     <w:p>
       <w:r>
-        <w:t>Daten, Quellen und Evidenz. Wissenschaftliche Anschlussfaehigkeit entsteht hier durch Quellenklarheit. Bei Quelltext und fachliche Grundlegung werden interne WOE-Begriffe nicht als Ersatz fuer Belege benutzt, sondern mit Grundlagenwerk, WOE-Referenz, Glossar, Werkzeuge, Journal und externe Fachquellen verbunden. Wo die Datenlage offen bleibt, wird das offengelegt. Wo eine Aussage nur plausibel ist, bleibt sie als Wirkungspotenzial markiert. Wo ein Schaden eine rote Linie beruehrt, greift Nichtkompensation vor Durchschnittslogik.</w:t>
+        <w:t>Fallpruefung. Wenn ein Unternehmen ein Produkt, einen Prozess oder eine Investition wirkungsbezogen bewerten will, beginnt die Analyse bei Empfaengern, Wirkraum, Zeitraum und Datenquelle. Bei Kernaussage muss dann geklaert werden, welche Entscheidung nach der Bewertung tatsaechlich anders ausfaellt. Eine tragfaehige Antwort benennt mindestens eine Quelle, eine offene Unsicherheit, eine moegliche Gegenbeobachtung und die Entscheidung, die nach der Bewertung geaendert wird.</w:t>
+      </w:r>
+    </w:p>
+    <w:p>
+      <w:r>
+        <w:t>Fuer die Bewertung reicht kein Summenscore, der zentrale Schaeden mit bequemen Pluspunkten verrechnet. Nichtkompensation und Reverse Merit Order markieren, wo rote Linien, demokratische Grundbedingungen oder planetare Grenzen Vorrang vor Durchschnittslogik haben. So bleibt positive Netto-Wirkung eine anspruchsvolle Zielgroesse und wird nicht zur dekorativen Formel.</w:t>
+      </w:r>
+    </w:p>
+    <w:p>
+      <w:r>
+        <w:t>Evidenzfenster. Wissenschaftliche Anschlussfaehigkeit entsteht hier durch Quellenklarheit. Bei Quelltext und fachliche Grundlegung werden interne WOE-Begriffe nicht als Ersatz fuer Belege benutzt, sondern mit Grundlagenwerk, WOE-Referenz, Glossar, Werkzeuge, Journal und externe Fachquellen verbunden. Wo die Datenlage offen bleibt, wird das offengelegt. Wo eine Aussage nur plausibel ist, bleibt sie als Wirkungspotenzial markiert. Wo ein Schaden eine rote Linie beruehrt, greift Nichtkompensation vor Durchschnittslogik.</w:t>
       </w:r>
     </w:p>
     <w:p>
@@ -2826,7 +2841,17 @@
     </w:p>
     <w:p>
       <w:r>
-        <w:t>Bewertung und rote Linien. In Grundstudium Wirkungsoekonomie wird Womit wir Erfolg messen erst steuerungsfaehig, wenn daraus eine Entscheidung folgt. Die Grundbegriffe muessen in spaeteren Modulen wiedererkennbar bleiben. Ohne diese Rueckkopplung bleibt Reporting eine Beschreibung. Mit Rueckkopplung wird aus Bewertung eine veraenderte Routine: ein anderer Prozess, ein geaenderter Anreiz, eine bessere Datenpflicht, eine korrigierte Kommunikation oder eine neue Priorisierung.</w:t>
+        <w:t>Fallpruefung. Wenn eine Bildungs- oder Forschungseinrichtung eine Wirkungsaussage fuer Lernende und Praxispartner pruefbar machen will, beginnt die Analyse bei Empfaengern, Wirkraum, Zeitraum und Datenquelle. Bei Quelltext und fachliche Grundlegung muss dann geklaert werden, welche Begriffe, Quellen und Grenzen im Material sichtbar bleiben muessen. Eine tragfaehige Antwort benennt mindestens eine Quelle, eine offene Unsicherheit, eine moegliche Gegenbeobachtung und die Entscheidung, die nach der Bewertung geaendert wird.</w:t>
+      </w:r>
+    </w:p>
+    <w:p>
+      <w:r>
+        <w:t>Der Rueckfluss in den WOE-Korpus liegt hier in klaren Begriffen, sauber verlinkten Quellen und benannten Forschungsfragen. Wo Glossar, Werkzeuge, Journal oder Reader noch doppeldeutig bleiben, sollte Die Maßstabskrise nicht als fertige Gewissheit auftreten, sondern als pruefbarer Lernstand mit Korrekturpfad.</w:t>
+      </w:r>
+    </w:p>
+    <w:p>
+      <w:r>
+        <w:t>Bewertungsgrenze. In Grundstudium Wirkungsoekonomie wird Womit wir Erfolg messen erst steuerungsfaehig, wenn daraus eine Entscheidung folgt. Die Grundbegriffe muessen in spaeteren Modulen wiedererkennbar bleiben. Ohne diese Rueckkopplung bleibt Reporting eine Beschreibung. Mit Rueckkopplung wird aus Bewertung eine veraenderte Routine: ein anderer Prozess, ein geaenderter Anreiz, eine bessere Datenpflicht, eine korrigierte Kommunikation oder eine neue Priorisierung.</w:t>
       </w:r>
     </w:p>
     <w:p>
@@ -2836,12 +2861,12 @@
     </w:p>
     <w:p>
       <w:r>
-        <w:t>Kontrollfrage. Welche Entscheidung waere falsch, wenn Womit wir Erfolg messen in V01 missverstanden wird? Die Antwort muss mindestens eine Daten- oder Quellenannahme, eine betroffene Gruppe oder Schutzdimension, eine moegliche Nebenwirkung und einen Rueckkopplungsschritt nennen. Richtig ist nicht die lauteste Bewertung, sondern diejenige, die Begriff, Beleg und Steuerungsfolge zusammenhaelt.</w:t>
-      </w:r>
-    </w:p>
-    <w:p>
-      <w:r>
-        <w:t>Steuerung und Rueckkopplung. Die Grenze gegen Scheingenauigkeit verlaeuft bei Ein einfaches Bild nicht zwischen Optimismus und Pessimismus. Sie verlaeuft zwischen offengelegter Unsicherheit und rhetorischer Sicherheit. Wer Die Maßstabskrise belastbar anwenden will, benennt Systemgrenze, Zeitraum, Vergleichspunkt und offene Gegenhypothese. Gerade dadurch bleibt das Skript anschlussfaehig fuer Forschung, Praxis und spaetere Revision.</w:t>
+        <w:t>Fallpruefung. Wenn eine Kommune eine bestehende Massnahme neu priorisieren will, beginnt die Analyse bei Empfaengern, Wirkraum, Zeitraum und Datenquelle. Bei Womit wir Erfolg messen muss dann geklaert werden, ob Ressourcen umgeschichtet, Daten nacherhoben oder Zielkonflikte offengelegt werden. Eine tragfaehige Antwort benennt mindestens eine Quelle, eine offene Unsicherheit, eine moegliche Gegenbeobachtung und die Entscheidung, die nach der Bewertung geaendert wird.</w:t>
+      </w:r>
+    </w:p>
+    <w:p>
+      <w:r>
+        <w:t>Steuerungsfolge. Die Grenze gegen Scheingenauigkeit verlaeuft bei Ein einfaches Bild nicht zwischen Optimismus und Pessimismus. Sie verlaeuft zwischen offengelegter Unsicherheit und rhetorischer Sicherheit. Wer Die Maßstabskrise belastbar anwenden will, benennt Systemgrenze, Zeitraum, Vergleichspunkt und offene Gegenhypothese. Gerade dadurch bleibt das Skript anschlussfaehig fuer Forschung, Praxis und spaetere Revision.</w:t>
       </w:r>
     </w:p>
     <w:p>
@@ -2851,7 +2876,17 @@
     </w:p>
     <w:p>
       <w:r>
-        <w:t>Pruefungsnahe Anwendung. Das Bruttoinlandsprodukt zeigt, warum Die Maßstabskrise mehr ist als ein Schlagwort im Feld Wirkpfade, Wirkungsempfaenger, Bewertung und Rueckkopplung. Die wirkungsoekonomische Frage lautet: Welche reale Veraenderung wird moeglich, welche bleibt nur Potenzial und wo entsteht ein Wirkungsrisiko? Diese Unterscheidung schuetzt vor Impact-Washing, weil sie Absicht, Aktivitaet, Reichweite und Wirkung auseinanderhaelt.</w:t>
+        <w:t>Fallpruefung. Wenn ein Unternehmen ein Produkt, einen Prozess oder eine Investition wirkungsbezogen bewerten will, beginnt die Analyse bei Empfaengern, Wirkraum, Zeitraum und Datenquelle. Bei Ein einfaches Bild muss dann geklaert werden, welche Entscheidung nach der Bewertung tatsaechlich anders ausfaellt. Eine tragfaehige Antwort benennt mindestens eine Quelle, eine offene Unsicherheit, eine moegliche Gegenbeobachtung und die Entscheidung, die nach der Bewertung geaendert wird.</w:t>
+      </w:r>
+    </w:p>
+    <w:p>
+      <w:r>
+        <w:t>Fuer die Bewertung reicht kein Summenscore, der zentrale Schaeden mit bequemen Pluspunkten verrechnet. Nichtkompensation und Reverse Merit Order markieren, wo rote Linien, demokratische Grundbedingungen oder planetare Grenzen Vorrang vor Durchschnittslogik haben. So bleibt positive Netto-Wirkung eine anspruchsvolle Zielgroesse und wird nicht zur dekorativen Formel.</w:t>
+      </w:r>
+    </w:p>
+    <w:p>
+      <w:r>
+        <w:t>Transferhinweis. Das Bruttoinlandsprodukt zeigt, warum Die Maßstabskrise mehr ist als ein Schlagwort im Feld Wirkpfade, Wirkungsempfaenger, Bewertung und Rueckkopplung. Die wirkungsoekonomische Frage lautet: Welche reale Veraenderung wird moeglich, welche bleibt nur Potenzial und wo entsteht ein Wirkungsrisiko? Diese Unterscheidung schuetzt vor Impact-Washing, weil sie Absicht, Aktivitaet, Reichweite und Wirkung auseinanderhaelt.</w:t>
       </w:r>
     </w:p>
     <w:p>
@@ -2861,32 +2896,12 @@
     </w:p>
     <w:p>
       <w:r>
-        <w:t>Rueckfluss. Fuer den WOE-Korpus bedeutet das: Begriffe aus Die Maßstabskrise sollten dort geschaerft werden, wo sie in Glossar, Werkzeugen, Journal oder Readern doppeldeutig bleiben. Offene Forschungsfragen werden nicht versteckt. Sie markieren die Stelle, an der spaetere Evidenz, ein besserer Datensatz oder eine praezisere Fallstudie die Bewertung veraendern kann.</w:t>
-      </w:r>
-    </w:p>
-    <w:p>
-      <w:r>
-        <w:t>Transfer in den WOE-Korpus. In V01 muss Viel Bewegung, wenig Ankommen immer mit Empfaengern gelesen werden. Wirkung entsteht nicht beim Sender, sondern an veraenderten Zustaenden von Menschen, Oekosystemen, Institutionen, Oeffentlichkeit oder kuenftigen Handlungsspielraeumen. Darum reicht es nicht, interne Aktivitaeten zu dokumentieren. Entscheidend ist, ob sich ein Zustand nachvollziehbar veraendert und ob diese Veraenderung im Referenzrahmen Mensch, Planet, Demokratie, SDGs, Agenda 2030 und SDG+ tragfaehig bewertet werden kann.</w:t>
-      </w:r>
-    </w:p>
-    <w:p>
-      <w:r>
-        <w:t>Ein Bericht behauptet, die Massnahme zu Die Maßstabskrise sei erfolgreich. Die WOE-Lesart fragt bei Viel Bewegung, wenig Ankommen nach belastbaren Nachweisen: begriffliche Praezision, Fallbeschreibung, Quellenklarheit, Plausibilitaet und offene Unsicherheit. Wenn diese Nachweise fehlen, bleibt die Aussage Wirkungspotenzial oder Kommunikationsbehauptung. Sie kann wichtig sein, aber sie ist noch keine belegte Wirkung.</w:t>
-      </w:r>
-    </w:p>
-    <w:p>
-      <w:r>
-        <w:t>Grenzen der Aussage. Wissenschaftliche Anschlussfaehigkeit entsteht hier durch Quellenklarheit. Bei Warum das gefährlich wird werden interne WOE-Begriffe nicht als Ersatz fuer Belege benutzt, sondern mit Grundlagenwerk, WOE-Referenz, Glossar, Werkzeuge, Journal und externe Fachquellen verbunden. Wo die Datenlage offen bleibt, wird das offengelegt. Wo eine Aussage nur plausibel ist, bleibt sie als Wirkungspotenzial markiert. Wo ein Schaden eine rote Linie beruehrt, greift Nichtkompensation vor Durchschnittslogik.</w:t>
-      </w:r>
-    </w:p>
-    <w:p>
-      <w:r>
-        <w:t>In einer kontroversen Entscheidung wirkt Warum das gefährlich wird als Pruefpunkt fuer Ambivalenz. Ein Nutzen fuer eine Gruppe kann mit Risiken fuer andere Wirkungsempfaenger einhergehen. Das Skript verlangt deshalb, positive und negative Zustandsveraenderungen getrennt zu fuehren, bevor von positiver Netto-Wirkung gesprochen wird.</w:t>
-      </w:r>
-    </w:p>
-    <w:p>
-      <w:r>
-        <w:t>Kontrollfrage. Welche Entscheidung waere falsch, wenn Warum das gefährlich wird in V01 missverstanden wird? Die Antwort muss mindestens eine Daten- oder Quellenannahme, eine betroffene Gruppe oder Schutzdimension, eine moegliche Nebenwirkung und einen Rueckkopplungsschritt nennen. Richtig ist nicht die lauteste Bewertung, sondern diejenige, die Begriff, Beleg und Steuerungsfolge zusammenhaelt.</w:t>
+        <w:t>Fallpruefung. Wenn eine Bildungs- oder Forschungseinrichtung eine Wirkungsaussage fuer Lernende und Praxispartner pruefbar machen will, beginnt die Analyse bei Empfaengern, Wirkraum, Zeitraum und Datenquelle. Bei Das Bruttoinlandsprodukt muss dann geklaert werden, welche Begriffe, Quellen und Grenzen im Material sichtbar bleiben muessen. Eine tragfaehige Antwort benennt mindestens eine Quelle, eine offene Unsicherheit, eine moegliche Gegenbeobachtung und die Entscheidung, die nach der Bewertung geaendert wird.</w:t>
+      </w:r>
+    </w:p>
+    <w:p>
+      <w:r>
+        <w:t>Der Rueckfluss in den WOE-Korpus liegt hier in klaren Begriffen, sauber verlinkten Quellen und benannten Forschungsfragen. Wo Glossar, Werkzeuge, Journal oder Reader noch doppeldeutig bleiben, sollte Die Maßstabskrise nicht als fertige Gewissheit auftreten, sondern als pruefbarer Lernstand mit Korrekturpfad.</w:t>
       </w:r>
     </w:p>
     <w:p>
@@ -2894,17 +2909,52 @@
         <w:pStyle w:val="Heading3"/>
       </w:pPr>
       <w:r>
-        <w:t>Schlussvertiefung 2: Die Maßstabskrise im Anwendungsfall</w:t>
-      </w:r>
-    </w:p>
-    <w:p>
-      <w:r>
-        <w:t>Die folgenden Abschnitte sind keine neue Pruefungsloesung. Sie verdichten die vorhandenen Kapitel zu einer Lesart, mit der Studierende einen Fall selbststaendig analysieren koennen. Im Mittelpunkt stehen Wirkpfade, Wirkungsempfaenger, Bewertung und Rueckkopplung, nicht moralische Personenbewertung.</w:t>
-      </w:r>
-    </w:p>
-    <w:p>
-      <w:r>
-        <w:t>Begriffliche Schlussklaerung. In Grundstudium Wirkungsoekonomie wird Ein Beispiel aus dem Alltag erst steuerungsfaehig, wenn daraus eine Entscheidung folgt. Die Grundbegriffe muessen in spaeteren Modulen wiedererkennbar bleiben. Ohne diese Rueckkopplung bleibt Reporting eine Beschreibung. Mit Rueckkopplung wird aus Bewertung eine veraenderte Routine: ein anderer Prozess, ein geaenderter Anreiz, eine bessere Datenpflicht, eine korrigierte Kommunikation oder eine neue Priorisierung.</w:t>
+        <w:t>Vertiefungsrunde 2: Anschluss an Praxis und Forschung</w:t>
+      </w:r>
+    </w:p>
+    <w:p>
+      <w:r>
+        <w:t>Diese Runde wechselt den Blickwinkel, damit der Schlussblock nicht nur wiederholt, sondern Leseentscheidungen vorbereitet: Was ist belegt, was bleibt Potenzial, welche Nebenwirkung ist relevant und welche Steuerungsfolge wird daraus abgeleitet?</w:t>
+      </w:r>
+    </w:p>
+    <w:p>
+      <w:r>
+        <w:t>Rueckflussnotiz. In V01 muss Viel Bewegung, wenig Ankommen immer mit Empfaengern gelesen werden. Wirkung entsteht nicht beim Sender, sondern an veraenderten Zustaenden von Menschen, Oekosystemen, Institutionen, Oeffentlichkeit oder kuenftigen Handlungsspielraeumen. Darum reicht es nicht, interne Aktivitaeten zu dokumentieren. Entscheidend ist, ob sich ein Zustand nachvollziehbar veraendert und ob diese Veraenderung im Referenzrahmen Mensch, Planet, Demokratie, SDGs, Agenda 2030 und SDG+ tragfaehig bewertet werden kann.</w:t>
+      </w:r>
+    </w:p>
+    <w:p>
+      <w:r>
+        <w:t>Ein Bericht behauptet, die Massnahme zu Die Maßstabskrise sei erfolgreich. Die WOE-Lesart fragt bei Viel Bewegung, wenig Ankommen nach belastbaren Nachweisen: begriffliche Praezision, Fallbeschreibung, Quellenklarheit, Plausibilitaet und offene Unsicherheit. Wenn diese Nachweise fehlen, bleibt die Aussage Wirkungspotenzial oder Kommunikationsbehauptung. Sie kann wichtig sein, aber sie ist noch keine belegte Wirkung.</w:t>
+      </w:r>
+    </w:p>
+    <w:p>
+      <w:r>
+        <w:t>Fallpruefung. Wenn eine Kommune eine bestehende Massnahme neu priorisieren will, beginnt die Analyse bei Empfaengern, Wirkraum, Zeitraum und Datenquelle. Bei Viel Bewegung, wenig Ankommen muss dann geklaert werden, ob Ressourcen umgeschichtet, Daten nacherhoben oder Zielkonflikte offengelegt werden. Eine tragfaehige Antwort benennt mindestens eine Quelle, eine offene Unsicherheit, eine moegliche Gegenbeobachtung und die Entscheidung, die nach der Bewertung geaendert wird.</w:t>
+      </w:r>
+    </w:p>
+    <w:p>
+      <w:r>
+        <w:t>Pruefungsimpuls. Wissenschaftliche Anschlussfaehigkeit entsteht hier durch Quellenklarheit. Bei Warum das gefährlich wird werden interne WOE-Begriffe nicht als Ersatz fuer Belege benutzt, sondern mit Grundlagenwerk, WOE-Referenz, Glossar, Werkzeuge, Journal und externe Fachquellen verbunden. Wo die Datenlage offen bleibt, wird das offengelegt. Wo eine Aussage nur plausibel ist, bleibt sie als Wirkungspotenzial markiert. Wo ein Schaden eine rote Linie beruehrt, greift Nichtkompensation vor Durchschnittslogik.</w:t>
+      </w:r>
+    </w:p>
+    <w:p>
+      <w:r>
+        <w:t>In einer kontroversen Entscheidung wirkt Warum das gefährlich wird als Pruefpunkt fuer Ambivalenz. Ein Nutzen fuer eine Gruppe kann mit Risiken fuer andere Wirkungsempfaenger einhergehen. Das Skript verlangt deshalb, positive und negative Zustandsveraenderungen getrennt zu fuehren, bevor von positiver Netto-Wirkung gesprochen wird.</w:t>
+      </w:r>
+    </w:p>
+    <w:p>
+      <w:r>
+        <w:t>Fallpruefung. Wenn ein Unternehmen ein Produkt, einen Prozess oder eine Investition wirkungsbezogen bewerten will, beginnt die Analyse bei Empfaengern, Wirkraum, Zeitraum und Datenquelle. Bei Warum das gefährlich wird muss dann geklaert werden, welche Entscheidung nach der Bewertung tatsaechlich anders ausfaellt. Eine tragfaehige Antwort benennt mindestens eine Quelle, eine offene Unsicherheit, eine moegliche Gegenbeobachtung und die Entscheidung, die nach der Bewertung geaendert wird.</w:t>
+      </w:r>
+    </w:p>
+    <w:p>
+      <w:r>
+        <w:t>Fuer die Bewertung reicht kein Summenscore, der zentrale Schaeden mit bequemen Pluspunkten verrechnet. Nichtkompensation und Reverse Merit Order markieren, wo rote Linien, demokratische Grundbedingungen oder planetare Grenzen Vorrang vor Durchschnittslogik haben. So bleibt positive Netto-Wirkung eine anspruchsvolle Zielgroesse und wird nicht zur dekorativen Formel.</w:t>
+      </w:r>
+    </w:p>
+    <w:p>
+      <w:r>
+        <w:t>Begriffliche Sicherung. In Grundstudium Wirkungsoekonomie wird Ein Beispiel aus dem Alltag erst steuerungsfaehig, wenn daraus eine Entscheidung folgt. Die Grundbegriffe muessen in spaeteren Modulen wiedererkennbar bleiben. Ohne diese Rueckkopplung bleibt Reporting eine Beschreibung. Mit Rueckkopplung wird aus Bewertung eine veraenderte Routine: ein anderer Prozess, ein geaenderter Anreiz, eine bessere Datenpflicht, eine korrigierte Kommunikation oder eine neue Priorisierung.</w:t>
       </w:r>
     </w:p>
     <w:p>
@@ -2914,7 +2964,17 @@
     </w:p>
     <w:p>
       <w:r>
-        <w:t>Wirkpfad und Empfaenger. Die Grenze gegen Scheingenauigkeit verlaeuft bei Die Zahlen lügen nicht, sie schweigen nicht zwischen Optimismus und Pessimismus. Sie verlaeuft zwischen offengelegter Unsicherheit und rhetorischer Sicherheit. Wer Die Maßstabskrise belastbar anwenden will, benennt Systemgrenze, Zeitraum, Vergleichspunkt und offene Gegenhypothese. Gerade dadurch bleibt das Skript anschlussfaehig fuer Forschung, Praxis und spaetere Revision.</w:t>
+        <w:t>Fallpruefung. Wenn eine Bildungs- oder Forschungseinrichtung eine Wirkungsaussage fuer Lernende und Praxispartner pruefbar machen will, beginnt die Analyse bei Empfaengern, Wirkraum, Zeitraum und Datenquelle. Bei Ein Beispiel aus dem Alltag muss dann geklaert werden, welche Begriffe, Quellen und Grenzen im Material sichtbar bleiben muessen. Eine tragfaehige Antwort benennt mindestens eine Quelle, eine offene Unsicherheit, eine moegliche Gegenbeobachtung und die Entscheidung, die nach der Bewertung geaendert wird.</w:t>
+      </w:r>
+    </w:p>
+    <w:p>
+      <w:r>
+        <w:t>Der Rueckfluss in den WOE-Korpus liegt hier in klaren Begriffen, sauber verlinkten Quellen und benannten Forschungsfragen. Wo Glossar, Werkzeuge, Journal oder Reader noch doppeldeutig bleiben, sollte Die Maßstabskrise nicht als fertige Gewissheit auftreten, sondern als pruefbarer Lernstand mit Korrekturpfad.</w:t>
+      </w:r>
+    </w:p>
+    <w:p>
+      <w:r>
+        <w:t>Wirkpfadpruefung. Die Grenze gegen Scheingenauigkeit verlaeuft bei Die Zahlen lügen nicht, sie schweigen nicht zwischen Optimismus und Pessimismus. Sie verlaeuft zwischen offengelegter Unsicherheit und rhetorischer Sicherheit. Wer Die Maßstabskrise belastbar anwenden will, benennt Systemgrenze, Zeitraum, Vergleichspunkt und offene Gegenhypothese. Gerade dadurch bleibt das Skript anschlussfaehig fuer Forschung, Praxis und spaetere Revision.</w:t>
       </w:r>
     </w:p>
     <w:p>
@@ -2924,7 +2984,12 @@
     </w:p>
     <w:p>
       <w:r>
-        <w:t>Daten, Quellen und Evidenz. Der blinde Fleck kostet Zukunft zeigt, warum Die Maßstabskrise mehr ist als ein Schlagwort im Feld Wirkpfade, Wirkungsempfaenger, Bewertung und Rueckkopplung. Die wirkungsoekonomische Frage lautet: Welche reale Veraenderung wird moeglich, welche bleibt nur Potenzial und wo entsteht ein Wirkungsrisiko? Diese Unterscheidung schuetzt vor Impact-Washing, weil sie Absicht, Aktivitaet, Reichweite und Wirkung auseinanderhaelt.</w:t>
+        <w:t>Fallpruefung. Wenn eine Kommune eine bestehende Massnahme neu priorisieren will, beginnt die Analyse bei Empfaengern, Wirkraum, Zeitraum und Datenquelle. Bei Die Zahlen lügen nicht, sie schweigen muss dann geklaert werden, ob Ressourcen umgeschichtet, Daten nacherhoben oder Zielkonflikte offengelegt werden. Eine tragfaehige Antwort benennt mindestens eine Quelle, eine offene Unsicherheit, eine moegliche Gegenbeobachtung und die Entscheidung, die nach der Bewertung geaendert wird.</w:t>
+      </w:r>
+    </w:p>
+    <w:p>
+      <w:r>
+        <w:t>Evidenzfenster. Der blinde Fleck kostet Zukunft zeigt, warum Die Maßstabskrise mehr ist als ein Schlagwort im Feld Wirkpfade, Wirkungsempfaenger, Bewertung und Rueckkopplung. Die wirkungsoekonomische Frage lautet: Welche reale Veraenderung wird moeglich, welche bleibt nur Potenzial und wo entsteht ein Wirkungsrisiko? Diese Unterscheidung schuetzt vor Impact-Washing, weil sie Absicht, Aktivitaet, Reichweite und Wirkung auseinanderhaelt.</w:t>
       </w:r>
     </w:p>
     <w:p>
@@ -2934,7 +2999,17 @@
     </w:p>
     <w:p>
       <w:r>
-        <w:t>Bewertung und rote Linien. In V01 muss Der Ausweg heißt Wirkung immer mit Empfaengern gelesen werden. Wirkung entsteht nicht beim Sender, sondern an veraenderten Zustaenden von Menschen, Oekosystemen, Institutionen, Oeffentlichkeit oder kuenftigen Handlungsspielraeumen. Darum reicht es nicht, interne Aktivitaeten zu dokumentieren. Entscheidend ist, ob sich ein Zustand nachvollziehbar veraendert und ob diese Veraenderung im Referenzrahmen Mensch, Planet, Demokratie, SDGs, Agenda 2030 und SDG+ tragfaehig bewertet werden kann.</w:t>
+        <w:t>Fallpruefung. Wenn ein Unternehmen ein Produkt, einen Prozess oder eine Investition wirkungsbezogen bewerten will, beginnt die Analyse bei Empfaengern, Wirkraum, Zeitraum und Datenquelle. Bei Der blinde Fleck kostet Zukunft muss dann geklaert werden, welche Entscheidung nach der Bewertung tatsaechlich anders ausfaellt. Eine tragfaehige Antwort benennt mindestens eine Quelle, eine offene Unsicherheit, eine moegliche Gegenbeobachtung und die Entscheidung, die nach der Bewertung geaendert wird.</w:t>
+      </w:r>
+    </w:p>
+    <w:p>
+      <w:r>
+        <w:t>Fuer die Bewertung reicht kein Summenscore, der zentrale Schaeden mit bequemen Pluspunkten verrechnet. Nichtkompensation und Reverse Merit Order markieren, wo rote Linien, demokratische Grundbedingungen oder planetare Grenzen Vorrang vor Durchschnittslogik haben. So bleibt positive Netto-Wirkung eine anspruchsvolle Zielgroesse und wird nicht zur dekorativen Formel.</w:t>
+      </w:r>
+    </w:p>
+    <w:p>
+      <w:r>
+        <w:t>Bewertungsgrenze. In V01 muss Der Ausweg heißt Wirkung immer mit Empfaengern gelesen werden. Wirkung entsteht nicht beim Sender, sondern an veraenderten Zustaenden von Menschen, Oekosystemen, Institutionen, Oeffentlichkeit oder kuenftigen Handlungsspielraeumen. Darum reicht es nicht, interne Aktivitaeten zu dokumentieren. Entscheidend ist, ob sich ein Zustand nachvollziehbar veraendert und ob diese Veraenderung im Referenzrahmen Mensch, Planet, Demokratie, SDGs, Agenda 2030 und SDG+ tragfaehig bewertet werden kann.</w:t>
       </w:r>
     </w:p>
     <w:p>
@@ -2944,57 +3019,12 @@
     </w:p>
     <w:p>
       <w:r>
-        <w:t>Kontrollfrage. Welche Entscheidung waere falsch, wenn Der Ausweg heißt Wirkung in V01 missverstanden wird? Die Antwort muss mindestens eine Daten- oder Quellenannahme, eine betroffene Gruppe oder Schutzdimension, eine moegliche Nebenwirkung und einen Rueckkopplungsschritt nennen. Richtig ist nicht die lauteste Bewertung, sondern diejenige, die Begriff, Beleg und Steuerungsfolge zusammenhaelt.</w:t>
-      </w:r>
-    </w:p>
-    <w:p>
-      <w:r>
-        <w:t>Rueckfluss. Fuer den WOE-Korpus bedeutet das: Begriffe aus Die Maßstabskrise sollten dort geschaerft werden, wo sie in Glossar, Werkzeugen, Journal oder Readern doppeldeutig bleiben. Offene Forschungsfragen werden nicht versteckt. Sie markieren die Stelle, an der spaetere Evidenz, ein besserer Datensatz oder eine praezisere Fallstudie die Bewertung veraendern kann.</w:t>
-      </w:r>
-    </w:p>
-    <w:p>
-      <w:r>
-        <w:t>Steuerung und Rueckkopplung. Wissenschaftliche Anschlussfaehigkeit entsteht hier durch Quellenklarheit. Bei Was du aus dieser Vorlesung mitnimmst werden interne WOE-Begriffe nicht als Ersatz fuer Belege benutzt, sondern mit Grundlagenwerk, WOE-Referenz, Glossar, Werkzeuge, Journal und externe Fachquellen verbunden. Wo die Datenlage offen bleibt, wird das offengelegt. Wo eine Aussage nur plausibel ist, bleibt sie als Wirkungspotenzial markiert. Wo ein Schaden eine rote Linie beruehrt, greift Nichtkompensation vor Durchschnittslogik.</w:t>
-      </w:r>
-    </w:p>
-    <w:p>
-      <w:r>
-        <w:t>In einer kontroversen Entscheidung wirkt Was du aus dieser Vorlesung mitnimmst als Pruefpunkt fuer Ambivalenz. Ein Nutzen fuer eine Gruppe kann mit Risiken fuer andere Wirkungsempfaenger einhergehen. Das Skript verlangt deshalb, positive und negative Zustandsveraenderungen getrennt zu fuehren, bevor von positiver Netto-Wirkung gesprochen wird.</w:t>
-      </w:r>
-    </w:p>
-    <w:p>
-      <w:r>
-        <w:t>Pruefungsnahe Anwendung. In Grundstudium Wirkungsoekonomie wird Wirkungsökonomische Vertiefung erst steuerungsfaehig, wenn daraus eine Entscheidung folgt. Die Grundbegriffe muessen in spaeteren Modulen wiedererkennbar bleiben. Ohne diese Rueckkopplung bleibt Reporting eine Beschreibung. Mit Rueckkopplung wird aus Bewertung eine veraenderte Routine: ein anderer Prozess, ein geaenderter Anreiz, eine bessere Datenpflicht, eine korrigierte Kommunikation oder eine neue Priorisierung.</w:t>
-      </w:r>
-    </w:p>
-    <w:p>
-      <w:r>
-        <w:t>Die typische Fehlstelle bei Die Maßstabskrise liegt darin, Absicht, Aktivitaet oder Reporting als Wirkung zu behandeln. Bei Wirkungsökonomische Vertiefung wird diese Fehlstelle konkret: Ein scheinbar plausibler Befund darf nicht zur Abkuerzung werden. Quellen, Systemgrenzen, Unsicherheit und Rueckkopplung bleiben sichtbar.</w:t>
-      </w:r>
-    </w:p>
-    <w:p>
-      <w:r>
-        <w:t>Transfer in den WOE-Korpus. Die Grenze gegen Scheingenauigkeit verlaeuft bei Begriffliche Präzision nicht zwischen Optimismus und Pessimismus. Sie verlaeuft zwischen offengelegter Unsicherheit und rhetorischer Sicherheit. Wer Die Maßstabskrise belastbar anwenden will, benennt Systemgrenze, Zeitraum, Vergleichspunkt und offene Gegenhypothese. Gerade dadurch bleibt das Skript anschlussfaehig fuer Forschung, Praxis und spaetere Revision.</w:t>
-      </w:r>
-    </w:p>
-    <w:p>
-      <w:r>
-        <w:t>Fuer die Pruefung ist Begriffliche Präzision dann verstanden, wenn daraus eine belastbare Fallantwort entsteht. Eine gute Antwort unterscheidet Beobachtung, Kausalannahme, Bewertung und Steuerungsfolge. Sie bewertet keine Menschen, sondern Wirkpfade, Zustandsveraenderungen, Risiken und institutionelle Bedingungen.</w:t>
-      </w:r>
-    </w:p>
-    <w:p>
-      <w:r>
-        <w:t>Grenzen der Aussage. Wirkpfad zeigt, warum Die Maßstabskrise mehr ist als ein Schlagwort im Feld Wirkpfade, Wirkungsempfaenger, Bewertung und Rueckkopplung. Die wirkungsoekonomische Frage lautet: Welche reale Veraenderung wird moeglich, welche bleibt nur Potenzial und wo entsteht ein Wirkungsrisiko? Diese Unterscheidung schuetzt vor Impact-Washing, weil sie Absicht, Aktivitaet, Reichweite und Wirkung auseinanderhaelt.</w:t>
-      </w:r>
-    </w:p>
-    <w:p>
-      <w:r>
-        <w:t>Eine Kommune, ein Unternehmen oder eine Bildungsorganisation will Die Maßstabskrise praktisch anwenden. Der erste Schritt ist nicht die Auswahl eines Instruments, sondern die Klaerung der Zustandsveraenderung. Bei Wirkpfad muss deshalb benannt werden, wer betroffen ist, welcher Zustand sich veraendert, welche Frist gilt und welche Gegenbeobachtung die Annahme widerlegen wuerde. Erst danach entsteht eine begruendete Entscheidung im Feld Begriff, Fallbewertung, Wirkpfad, rote Linie, Quellenbeurteilung oder Rueckkopplungsregel.</w:t>
-      </w:r>
-    </w:p>
-    <w:p>
-      <w:r>
-        <w:t>Kontrollfrage. Welche Entscheidung waere falsch, wenn Wirkpfad in V01 missverstanden wird? Die Antwort muss mindestens eine Daten- oder Quellenannahme, eine betroffene Gruppe oder Schutzdimension, eine moegliche Nebenwirkung und einen Rueckkopplungsschritt nennen. Richtig ist nicht die lauteste Bewertung, sondern diejenige, die Begriff, Beleg und Steuerungsfolge zusammenhaelt.</w:t>
+        <w:t>Fallpruefung. Wenn eine Bildungs- oder Forschungseinrichtung eine Wirkungsaussage fuer Lernende und Praxispartner pruefbar machen will, beginnt die Analyse bei Empfaengern, Wirkraum, Zeitraum und Datenquelle. Bei Der Ausweg heißt Wirkung muss dann geklaert werden, welche Begriffe, Quellen und Grenzen im Material sichtbar bleiben muessen. Eine tragfaehige Antwort benennt mindestens eine Quelle, eine offene Unsicherheit, eine moegliche Gegenbeobachtung und die Entscheidung, die nach der Bewertung geaendert wird.</w:t>
+      </w:r>
+    </w:p>
+    <w:p>
+      <w:r>
+        <w:t>Der Rueckfluss in den WOE-Korpus liegt hier in klaren Begriffen, sauber verlinkten Quellen und benannten Forschungsfragen. Wo Glossar, Werkzeuge, Journal oder Reader noch doppeldeutig bleiben, sollte Die Maßstabskrise nicht als fertige Gewissheit auftreten, sondern als pruefbarer Lernstand mit Korrekturpfad.</w:t>
       </w:r>
     </w:p>
     <w:p>
@@ -3002,17 +3032,87 @@
         <w:pStyle w:val="Heading3"/>
       </w:pPr>
       <w:r>
-        <w:t>Schlussvertiefung 3: Die Maßstabskrise im Anwendungsfall</w:t>
-      </w:r>
-    </w:p>
-    <w:p>
-      <w:r>
-        <w:t>Die folgenden Abschnitte sind keine neue Pruefungsloesung. Sie verdichten die vorhandenen Kapitel zu einer Lesart, mit der Studierende einen Fall selbststaendig analysieren koennen. Im Mittelpunkt stehen Wirkpfade, Wirkungsempfaenger, Bewertung und Rueckkopplung, nicht moralische Personenbewertung.</w:t>
-      </w:r>
-    </w:p>
-    <w:p>
-      <w:r>
-        <w:t>Begriffliche Schlussklaerung. In V01 muss Leitthese immer mit Empfaengern gelesen werden. Wirkung entsteht nicht beim Sender, sondern an veraenderten Zustaenden von Menschen, Oekosystemen, Institutionen, Oeffentlichkeit oder kuenftigen Handlungsspielraeumen. Darum reicht es nicht, interne Aktivitaeten zu dokumentieren. Entscheidend ist, ob sich ein Zustand nachvollziehbar veraendert und ob diese Veraenderung im Referenzrahmen Mensch, Planet, Demokratie, SDGs, Agenda 2030 und SDG+ tragfaehig bewertet werden kann.</w:t>
+        <w:t>Vertiefungsrunde 3: Anschluss an Praxis und Forschung</w:t>
+      </w:r>
+    </w:p>
+    <w:p>
+      <w:r>
+        <w:t>Diese Runde wechselt den Blickwinkel, damit der Schlussblock nicht nur wiederholt, sondern Leseentscheidungen vorbereitet: Was ist belegt, was bleibt Potenzial, welche Nebenwirkung ist relevant und welche Steuerungsfolge wird daraus abgeleitet?</w:t>
+      </w:r>
+    </w:p>
+    <w:p>
+      <w:r>
+        <w:t>Steuerungsfolge. Wissenschaftliche Anschlussfaehigkeit entsteht hier durch Quellenklarheit. Bei Was du aus dieser Vorlesung mitnimmst werden interne WOE-Begriffe nicht als Ersatz fuer Belege benutzt, sondern mit Grundlagenwerk, WOE-Referenz, Glossar, Werkzeuge, Journal und externe Fachquellen verbunden. Wo die Datenlage offen bleibt, wird das offengelegt. Wo eine Aussage nur plausibel ist, bleibt sie als Wirkungspotenzial markiert. Wo ein Schaden eine rote Linie beruehrt, greift Nichtkompensation vor Durchschnittslogik.</w:t>
+      </w:r>
+    </w:p>
+    <w:p>
+      <w:r>
+        <w:t>In einer kontroversen Entscheidung wirkt Was du aus dieser Vorlesung mitnimmst als Pruefpunkt fuer Ambivalenz. Ein Nutzen fuer eine Gruppe kann mit Risiken fuer andere Wirkungsempfaenger einhergehen. Das Skript verlangt deshalb, positive und negative Zustandsveraenderungen getrennt zu fuehren, bevor von positiver Netto-Wirkung gesprochen wird.</w:t>
+      </w:r>
+    </w:p>
+    <w:p>
+      <w:r>
+        <w:t>Fallpruefung. Wenn eine Kommune eine bestehende Massnahme neu priorisieren will, beginnt die Analyse bei Empfaengern, Wirkraum, Zeitraum und Datenquelle. Bei Was du aus dieser Vorlesung mitnimmst muss dann geklaert werden, ob Ressourcen umgeschichtet, Daten nacherhoben oder Zielkonflikte offengelegt werden. Eine tragfaehige Antwort benennt mindestens eine Quelle, eine offene Unsicherheit, eine moegliche Gegenbeobachtung und die Entscheidung, die nach der Bewertung geaendert wird.</w:t>
+      </w:r>
+    </w:p>
+    <w:p>
+      <w:r>
+        <w:t>Transferhinweis. In Grundstudium Wirkungsoekonomie wird Wirkungsökonomische Vertiefung erst steuerungsfaehig, wenn daraus eine Entscheidung folgt. Die Grundbegriffe muessen in spaeteren Modulen wiedererkennbar bleiben. Ohne diese Rueckkopplung bleibt Reporting eine Beschreibung. Mit Rueckkopplung wird aus Bewertung eine veraenderte Routine: ein anderer Prozess, ein geaenderter Anreiz, eine bessere Datenpflicht, eine korrigierte Kommunikation oder eine neue Priorisierung.</w:t>
+      </w:r>
+    </w:p>
+    <w:p>
+      <w:r>
+        <w:t>Die typische Fehlstelle bei Die Maßstabskrise liegt darin, Absicht, Aktivitaet oder Reporting als Wirkung zu behandeln. Bei Wirkungsökonomische Vertiefung wird diese Fehlstelle konkret: Ein scheinbar plausibler Befund darf nicht zur Abkuerzung werden. Quellen, Systemgrenzen, Unsicherheit und Rueckkopplung bleiben sichtbar.</w:t>
+      </w:r>
+    </w:p>
+    <w:p>
+      <w:r>
+        <w:t>Fallpruefung. Wenn ein Unternehmen ein Produkt, einen Prozess oder eine Investition wirkungsbezogen bewerten will, beginnt die Analyse bei Empfaengern, Wirkraum, Zeitraum und Datenquelle. Bei Wirkungsökonomische Vertiefung muss dann geklaert werden, welche Entscheidung nach der Bewertung tatsaechlich anders ausfaellt. Eine tragfaehige Antwort benennt mindestens eine Quelle, eine offene Unsicherheit, eine moegliche Gegenbeobachtung und die Entscheidung, die nach der Bewertung geaendert wird.</w:t>
+      </w:r>
+    </w:p>
+    <w:p>
+      <w:r>
+        <w:t>Fuer die Bewertung reicht kein Summenscore, der zentrale Schaeden mit bequemen Pluspunkten verrechnet. Nichtkompensation und Reverse Merit Order markieren, wo rote Linien, demokratische Grundbedingungen oder planetare Grenzen Vorrang vor Durchschnittslogik haben. So bleibt positive Netto-Wirkung eine anspruchsvolle Zielgroesse und wird nicht zur dekorativen Formel.</w:t>
+      </w:r>
+    </w:p>
+    <w:p>
+      <w:r>
+        <w:t>Rueckflussnotiz. Die Grenze gegen Scheingenauigkeit verlaeuft bei Begriffliche Präzision nicht zwischen Optimismus und Pessimismus. Sie verlaeuft zwischen offengelegter Unsicherheit und rhetorischer Sicherheit. Wer Die Maßstabskrise belastbar anwenden will, benennt Systemgrenze, Zeitraum, Vergleichspunkt und offene Gegenhypothese. Gerade dadurch bleibt das Skript anschlussfaehig fuer Forschung, Praxis und spaetere Revision.</w:t>
+      </w:r>
+    </w:p>
+    <w:p>
+      <w:r>
+        <w:t>Fuer die Pruefung ist Begriffliche Präzision dann verstanden, wenn daraus eine belastbare Fallantwort entsteht. Eine gute Antwort unterscheidet Beobachtung, Kausalannahme, Bewertung und Steuerungsfolge. Sie bewertet keine Menschen, sondern Wirkpfade, Zustandsveraenderungen, Risiken und institutionelle Bedingungen.</w:t>
+      </w:r>
+    </w:p>
+    <w:p>
+      <w:r>
+        <w:t>Fallpruefung. Wenn eine Bildungs- oder Forschungseinrichtung eine Wirkungsaussage fuer Lernende und Praxispartner pruefbar machen will, beginnt die Analyse bei Empfaengern, Wirkraum, Zeitraum und Datenquelle. Bei Begriffliche Präzision muss dann geklaert werden, welche Begriffe, Quellen und Grenzen im Material sichtbar bleiben muessen. Eine tragfaehige Antwort benennt mindestens eine Quelle, eine offene Unsicherheit, eine moegliche Gegenbeobachtung und die Entscheidung, die nach der Bewertung geaendert wird.</w:t>
+      </w:r>
+    </w:p>
+    <w:p>
+      <w:r>
+        <w:t>Der Rueckfluss in den WOE-Korpus liegt hier in klaren Begriffen, sauber verlinkten Quellen und benannten Forschungsfragen. Wo Glossar, Werkzeuge, Journal oder Reader noch doppeldeutig bleiben, sollte Die Maßstabskrise nicht als fertige Gewissheit auftreten, sondern als pruefbarer Lernstand mit Korrekturpfad.</w:t>
+      </w:r>
+    </w:p>
+    <w:p>
+      <w:r>
+        <w:t>Pruefungsimpuls. Wirkpfad zeigt, warum Die Maßstabskrise mehr ist als ein Schlagwort im Feld Wirkpfade, Wirkungsempfaenger, Bewertung und Rueckkopplung. Die wirkungsoekonomische Frage lautet: Welche reale Veraenderung wird moeglich, welche bleibt nur Potenzial und wo entsteht ein Wirkungsrisiko? Diese Unterscheidung schuetzt vor Impact-Washing, weil sie Absicht, Aktivitaet, Reichweite und Wirkung auseinanderhaelt.</w:t>
+      </w:r>
+    </w:p>
+    <w:p>
+      <w:r>
+        <w:t>Eine Kommune, ein Unternehmen oder eine Bildungsorganisation will Die Maßstabskrise praktisch anwenden. Der erste Schritt ist nicht die Auswahl eines Instruments, sondern die Klaerung der Zustandsveraenderung. Bei Wirkpfad muss deshalb benannt werden, wer betroffen ist, welcher Zustand sich veraendert, welche Frist gilt und welche Gegenbeobachtung die Annahme widerlegen wuerde. Erst danach entsteht eine begruendete Entscheidung im Feld Begriff, Fallbewertung, Wirkpfad, rote Linie, Quellenbeurteilung oder Rueckkopplungsregel.</w:t>
+      </w:r>
+    </w:p>
+    <w:p>
+      <w:r>
+        <w:t>Fallpruefung. Wenn eine Kommune eine bestehende Massnahme neu priorisieren will, beginnt die Analyse bei Empfaengern, Wirkraum, Zeitraum und Datenquelle. Bei Wirkpfad muss dann geklaert werden, ob Ressourcen umgeschichtet, Daten nacherhoben oder Zielkonflikte offengelegt werden. Eine tragfaehige Antwort benennt mindestens eine Quelle, eine offene Unsicherheit, eine moegliche Gegenbeobachtung und die Entscheidung, die nach der Bewertung geaendert wird.</w:t>
+      </w:r>
+    </w:p>
+    <w:p>
+      <w:r>
+        <w:t>Begriffliche Sicherung. In V01 muss Leitthese immer mit Empfaengern gelesen werden. Wirkung entsteht nicht beim Sender, sondern an veraenderten Zustaenden von Menschen, Oekosystemen, Institutionen, Oeffentlichkeit oder kuenftigen Handlungsspielraeumen. Darum reicht es nicht, interne Aktivitaeten zu dokumentieren. Entscheidend ist, ob sich ein Zustand nachvollziehbar veraendert und ob diese Veraenderung im Referenzrahmen Mensch, Planet, Demokratie, SDGs, Agenda 2030 und SDG+ tragfaehig bewertet werden kann.</w:t>
       </w:r>
     </w:p>
     <w:p>
@@ -3022,7 +3122,17 @@
     </w:p>
     <w:p>
       <w:r>
-        <w:t>Wirkpfad und Empfaenger. Wissenschaftliche Anschlussfaehigkeit entsteht hier durch Quellenklarheit. Bei Didaktische Einordnung im Studiengang werden interne WOE-Begriffe nicht als Ersatz fuer Belege benutzt, sondern mit Grundlagenwerk, WOE-Referenz, Glossar, Werkzeuge, Journal und externe Fachquellen verbunden. Wo die Datenlage offen bleibt, wird das offengelegt. Wo eine Aussage nur plausibel ist, bleibt sie als Wirkungspotenzial markiert. Wo ein Schaden eine rote Linie beruehrt, greift Nichtkompensation vor Durchschnittslogik.</w:t>
+        <w:t>Fallpruefung. Wenn ein Unternehmen ein Produkt, einen Prozess oder eine Investition wirkungsbezogen bewerten will, beginnt die Analyse bei Empfaengern, Wirkraum, Zeitraum und Datenquelle. Bei Leitthese muss dann geklaert werden, welche Entscheidung nach der Bewertung tatsaechlich anders ausfaellt. Eine tragfaehige Antwort benennt mindestens eine Quelle, eine offene Unsicherheit, eine moegliche Gegenbeobachtung und die Entscheidung, die nach der Bewertung geaendert wird.</w:t>
+      </w:r>
+    </w:p>
+    <w:p>
+      <w:r>
+        <w:t>Fuer die Bewertung reicht kein Summenscore, der zentrale Schaeden mit bequemen Pluspunkten verrechnet. Nichtkompensation und Reverse Merit Order markieren, wo rote Linien, demokratische Grundbedingungen oder planetare Grenzen Vorrang vor Durchschnittslogik haben. So bleibt positive Netto-Wirkung eine anspruchsvolle Zielgroesse und wird nicht zur dekorativen Formel.</w:t>
+      </w:r>
+    </w:p>
+    <w:p>
+      <w:r>
+        <w:t>Wirkpfadpruefung. Wissenschaftliche Anschlussfaehigkeit entsteht hier durch Quellenklarheit. Bei Didaktische Einordnung im Studiengang werden interne WOE-Begriffe nicht als Ersatz fuer Belege benutzt, sondern mit Grundlagenwerk, WOE-Referenz, Glossar, Werkzeuge, Journal und externe Fachquellen verbunden. Wo die Datenlage offen bleibt, wird das offengelegt. Wo eine Aussage nur plausibel ist, bleibt sie als Wirkungspotenzial markiert. Wo ein Schaden eine rote Linie beruehrt, greift Nichtkompensation vor Durchschnittslogik.</w:t>
       </w:r>
     </w:p>
     <w:p>
@@ -3032,82 +3142,12 @@
     </w:p>
     <w:p>
       <w:r>
-        <w:t>Rueckfluss. Fuer den WOE-Korpus bedeutet das: Begriffe aus Die Maßstabskrise sollten dort geschaerft werden, wo sie in Glossar, Werkzeugen, Journal oder Readern doppeldeutig bleiben. Offene Forschungsfragen werden nicht versteckt. Sie markieren die Stelle, an der spaetere Evidenz, ein besserer Datensatz oder eine praezisere Fallstudie die Bewertung veraendern kann.</w:t>
-      </w:r>
-    </w:p>
-    <w:p>
-      <w:r>
-        <w:t>Daten, Quellen und Evidenz. In Grundstudium Wirkungsoekonomie wird Analysemodell erst steuerungsfaehig, wenn daraus eine Entscheidung folgt. Die Grundbegriffe muessen in spaeteren Modulen wiedererkennbar bleiben. Ohne diese Rueckkopplung bleibt Reporting eine Beschreibung. Mit Rueckkopplung wird aus Bewertung eine veraenderte Routine: ein anderer Prozess, ein geaenderter Anreiz, eine bessere Datenpflicht, eine korrigierte Kommunikation oder eine neue Priorisierung.</w:t>
-      </w:r>
-    </w:p>
-    <w:p>
-      <w:r>
-        <w:t>Die typische Fehlstelle bei Die Maßstabskrise liegt darin, Absicht, Aktivitaet oder Reporting als Wirkung zu behandeln. Bei Analysemodell wird diese Fehlstelle konkret: Ein scheinbar plausibler Befund darf nicht zur Abkuerzung werden. Quellen, Systemgrenzen, Unsicherheit und Rueckkopplung bleiben sichtbar.</w:t>
-      </w:r>
-    </w:p>
-    <w:p>
-      <w:r>
-        <w:t>Bewertung und rote Linien. Die Grenze gegen Scheingenauigkeit verlaeuft bei Modellformel nicht zwischen Optimismus und Pessimismus. Sie verlaeuft zwischen offengelegter Unsicherheit und rhetorischer Sicherheit. Wer Die Maßstabskrise belastbar anwenden will, benennt Systemgrenze, Zeitraum, Vergleichspunkt und offene Gegenhypothese. Gerade dadurch bleibt das Skript anschlussfaehig fuer Forschung, Praxis und spaetere Revision.</w:t>
-      </w:r>
-    </w:p>
-    <w:p>
-      <w:r>
-        <w:t>Fuer die Pruefung ist Modellformel dann verstanden, wenn daraus eine belastbare Fallantwort entsteht. Eine gute Antwort unterscheidet Beobachtung, Kausalannahme, Bewertung und Steuerungsfolge. Sie bewertet keine Menschen, sondern Wirkpfade, Zustandsveraenderungen, Risiken und institutionelle Bedingungen.</w:t>
-      </w:r>
-    </w:p>
-    <w:p>
-      <w:r>
-        <w:t>Kontrollfrage. Welche Entscheidung waere falsch, wenn Modellformel in V01 missverstanden wird? Die Antwort muss mindestens eine Daten- oder Quellenannahme, eine betroffene Gruppe oder Schutzdimension, eine moegliche Nebenwirkung und einen Rueckkopplungsschritt nennen. Richtig ist nicht die lauteste Bewertung, sondern diejenige, die Begriff, Beleg und Steuerungsfolge zusammenhaelt.</w:t>
-      </w:r>
-    </w:p>
-    <w:p>
-      <w:r>
-        <w:t>Steuerung und Rueckkopplung. Fallfenster zeigt, warum Die Maßstabskrise mehr ist als ein Schlagwort im Feld Wirkpfade, Wirkungsempfaenger, Bewertung und Rueckkopplung. Die wirkungsoekonomische Frage lautet: Welche reale Veraenderung wird moeglich, welche bleibt nur Potenzial und wo entsteht ein Wirkungsrisiko? Diese Unterscheidung schuetzt vor Impact-Washing, weil sie Absicht, Aktivitaet, Reichweite und Wirkung auseinanderhaelt.</w:t>
-      </w:r>
-    </w:p>
-    <w:p>
-      <w:r>
-        <w:t>Eine Kommune, ein Unternehmen oder eine Bildungsorganisation will Die Maßstabskrise praktisch anwenden. Der erste Schritt ist nicht die Auswahl eines Instruments, sondern die Klaerung der Zustandsveraenderung. Bei Fallfenster muss deshalb benannt werden, wer betroffen ist, welcher Zustand sich veraendert, welche Frist gilt und welche Gegenbeobachtung die Annahme widerlegen wuerde. Erst danach entsteht eine begruendete Entscheidung im Feld Begriff, Fallbewertung, Wirkpfad, rote Linie, Quellenbeurteilung oder Rueckkopplungsregel.</w:t>
-      </w:r>
-    </w:p>
-    <w:p>
-      <w:r>
-        <w:t>Pruefungsnahe Anwendung. In V01 muss Prüfungsnahe Fallfragen ohne geschützte Antwortlogik immer mit Empfaengern gelesen werden. Wirkung entsteht nicht beim Sender, sondern an veraenderten Zustaenden von Menschen, Oekosystemen, Institutionen, Oeffentlichkeit oder kuenftigen Handlungsspielraeumen. Darum reicht es nicht, interne Aktivitaeten zu dokumentieren. Entscheidend ist, ob sich ein Zustand nachvollziehbar veraendert und ob diese Veraenderung im Referenzrahmen Mensch, Planet, Demokratie, SDGs, Agenda 2030 und SDG+ tragfaehig bewertet werden kann.</w:t>
-      </w:r>
-    </w:p>
-    <w:p>
-      <w:r>
-        <w:t>Ein Bericht behauptet, die Massnahme zu Die Maßstabskrise sei erfolgreich. Die WOE-Lesart fragt bei Prüfungsnahe Fallfragen ohne geschützte Antwortlogik nach belastbaren Nachweisen: begriffliche Praezision, Fallbeschreibung, Quellenklarheit, Plausibilitaet und offene Unsicherheit. Wenn diese Nachweise fehlen, bleibt die Aussage Wirkungspotenzial oder Kommunikationsbehauptung. Sie kann wichtig sein, aber sie ist noch keine belegte Wirkung.</w:t>
-      </w:r>
-    </w:p>
-    <w:p>
-      <w:r>
-        <w:t>Transfer in den WOE-Korpus. Wissenschaftliche Anschlussfaehigkeit entsteht hier durch Quellenklarheit. Bei Einleitung / Wirkungsfrage werden interne WOE-Begriffe nicht als Ersatz fuer Belege benutzt, sondern mit Grundlagenwerk, WOE-Referenz, Glossar, Werkzeuge, Journal und externe Fachquellen verbunden. Wo die Datenlage offen bleibt, wird das offengelegt. Wo eine Aussage nur plausibel ist, bleibt sie als Wirkungspotenzial markiert. Wo ein Schaden eine rote Linie beruehrt, greift Nichtkompensation vor Durchschnittslogik.</w:t>
-      </w:r>
-    </w:p>
-    <w:p>
-      <w:r>
-        <w:t>In einer kontroversen Entscheidung wirkt Einleitung / Wirkungsfrage als Pruefpunkt fuer Ambivalenz. Ein Nutzen fuer eine Gruppe kann mit Risiken fuer andere Wirkungsempfaenger einhergehen. Das Skript verlangt deshalb, positive und negative Zustandsveraenderungen getrennt zu fuehren, bevor von positiver Netto-Wirkung gesprochen wird.</w:t>
-      </w:r>
-    </w:p>
-    <w:p>
-      <w:r>
-        <w:t>Grenzen der Aussage. In Grundstudium Wirkungsoekonomie wird Kernaussage erst steuerungsfaehig, wenn daraus eine Entscheidung folgt. Die Grundbegriffe muessen in spaeteren Modulen wiedererkennbar bleiben. Ohne diese Rueckkopplung bleibt Reporting eine Beschreibung. Mit Rueckkopplung wird aus Bewertung eine veraenderte Routine: ein anderer Prozess, ein geaenderter Anreiz, eine bessere Datenpflicht, eine korrigierte Kommunikation oder eine neue Priorisierung.</w:t>
-      </w:r>
-    </w:p>
-    <w:p>
-      <w:r>
-        <w:t>Die typische Fehlstelle bei Die Maßstabskrise liegt darin, Absicht, Aktivitaet oder Reporting als Wirkung zu behandeln. Bei Kernaussage wird diese Fehlstelle konkret: Ein scheinbar plausibler Befund darf nicht zur Abkuerzung werden. Quellen, Systemgrenzen, Unsicherheit und Rueckkopplung bleiben sichtbar.</w:t>
-      </w:r>
-    </w:p>
-    <w:p>
-      <w:r>
-        <w:t>Kontrollfrage. Welche Entscheidung waere falsch, wenn Kernaussage in V01 missverstanden wird? Die Antwort muss mindestens eine Daten- oder Quellenannahme, eine betroffene Gruppe oder Schutzdimension, eine moegliche Nebenwirkung und einen Rueckkopplungsschritt nennen. Richtig ist nicht die lauteste Bewertung, sondern diejenige, die Begriff, Beleg und Steuerungsfolge zusammenhaelt.</w:t>
-      </w:r>
-    </w:p>
-    <w:p>
-      <w:r>
-        <w:t>Rueckfluss. Fuer den WOE-Korpus bedeutet das: Begriffe aus Die Maßstabskrise sollten dort geschaerft werden, wo sie in Glossar, Werkzeugen, Journal oder Readern doppeldeutig bleiben. Offene Forschungsfragen werden nicht versteckt. Sie markieren die Stelle, an der spaetere Evidenz, ein besserer Datensatz oder eine praezisere Fallstudie die Bewertung veraendern kann.</w:t>
+        <w:t>Fallpruefung. Wenn eine Bildungs- oder Forschungseinrichtung eine Wirkungsaussage fuer Lernende und Praxispartner pruefbar machen will, beginnt die Analyse bei Empfaengern, Wirkraum, Zeitraum und Datenquelle. Bei Didaktische Einordnung im Studiengang muss dann geklaert werden, welche Begriffe, Quellen und Grenzen im Material sichtbar bleiben muessen. Eine tragfaehige Antwort benennt mindestens eine Quelle, eine offene Unsicherheit, eine moegliche Gegenbeobachtung und die Entscheidung, die nach der Bewertung geaendert wird.</w:t>
+      </w:r>
+    </w:p>
+    <w:p>
+      <w:r>
+        <w:t>Der Rueckfluss in den WOE-Korpus liegt hier in klaren Begriffen, sauber verlinkten Quellen und benannten Forschungsfragen. Wo Glossar, Werkzeuge, Journal oder Reader noch doppeldeutig bleiben, sollte Die Maßstabskrise nicht als fertige Gewissheit auftreten, sondern als pruefbarer Lernstand mit Korrekturpfad.</w:t>
       </w:r>
     </w:p>
     <w:p>
@@ -3115,107 +3155,122 @@
         <w:pStyle w:val="Heading3"/>
       </w:pPr>
       <w:r>
-        <w:t>Schlussvertiefung 4: Die Maßstabskrise im Anwendungsfall</w:t>
-      </w:r>
-    </w:p>
-    <w:p>
-      <w:r>
-        <w:t>Die folgenden Abschnitte sind keine neue Pruefungsloesung. Sie verdichten die vorhandenen Kapitel zu einer Lesart, mit der Studierende einen Fall selbststaendig analysieren koennen. Im Mittelpunkt stehen Wirkpfade, Wirkungsempfaenger, Bewertung und Rueckkopplung, nicht moralische Personenbewertung.</w:t>
-      </w:r>
-    </w:p>
-    <w:p>
-      <w:r>
-        <w:t>Begriffliche Schlussklaerung. Die Grenze gegen Scheingenauigkeit verlaeuft bei Quelltext und fachliche Grundlegung nicht zwischen Optimismus und Pessimismus. Sie verlaeuft zwischen offengelegter Unsicherheit und rhetorischer Sicherheit. Wer Die Maßstabskrise belastbar anwenden will, benennt Systemgrenze, Zeitraum, Vergleichspunkt und offene Gegenhypothese. Gerade dadurch bleibt das Skript anschlussfaehig fuer Forschung, Praxis und spaetere Revision.</w:t>
-      </w:r>
-    </w:p>
-    <w:p>
-      <w:r>
-        <w:t>Fuer die Pruefung ist Quelltext und fachliche Grundlegung dann verstanden, wenn daraus eine belastbare Fallantwort entsteht. Eine gute Antwort unterscheidet Beobachtung, Kausalannahme, Bewertung und Steuerungsfolge. Sie bewertet keine Menschen, sondern Wirkpfade, Zustandsveraenderungen, Risiken und institutionelle Bedingungen.</w:t>
-      </w:r>
-    </w:p>
-    <w:p>
-      <w:r>
-        <w:t>Wirkpfad und Empfaenger. Womit wir Erfolg messen zeigt, warum Die Maßstabskrise mehr ist als ein Schlagwort im Feld Wirkpfade, Wirkungsempfaenger, Bewertung und Rueckkopplung. Die wirkungsoekonomische Frage lautet: Welche reale Veraenderung wird moeglich, welche bleibt nur Potenzial und wo entsteht ein Wirkungsrisiko? Diese Unterscheidung schuetzt vor Impact-Washing, weil sie Absicht, Aktivitaet, Reichweite und Wirkung auseinanderhaelt.</w:t>
-      </w:r>
-    </w:p>
-    <w:p>
-      <w:r>
-        <w:t>Eine Kommune, ein Unternehmen oder eine Bildungsorganisation will Die Maßstabskrise praktisch anwenden. Der erste Schritt ist nicht die Auswahl eines Instruments, sondern die Klaerung der Zustandsveraenderung. Bei Womit wir Erfolg messen muss deshalb benannt werden, wer betroffen ist, welcher Zustand sich veraendert, welche Frist gilt und welche Gegenbeobachtung die Annahme widerlegen wuerde. Erst danach entsteht eine begruendete Entscheidung im Feld Begriff, Fallbewertung, Wirkpfad, rote Linie, Quellenbeurteilung oder Rueckkopplungsregel.</w:t>
-      </w:r>
-    </w:p>
-    <w:p>
-      <w:r>
-        <w:t>Daten, Quellen und Evidenz. In V01 muss Ein einfaches Bild immer mit Empfaengern gelesen werden. Wirkung entsteht nicht beim Sender, sondern an veraenderten Zustaenden von Menschen, Oekosystemen, Institutionen, Oeffentlichkeit oder kuenftigen Handlungsspielraeumen. Darum reicht es nicht, interne Aktivitaeten zu dokumentieren. Entscheidend ist, ob sich ein Zustand nachvollziehbar veraendert und ob diese Veraenderung im Referenzrahmen Mensch, Planet, Demokratie, SDGs, Agenda 2030 und SDG+ tragfaehig bewertet werden kann.</w:t>
-      </w:r>
-    </w:p>
-    <w:p>
-      <w:r>
-        <w:t>Ein Bericht behauptet, die Massnahme zu Die Maßstabskrise sei erfolgreich. Die WOE-Lesart fragt bei Ein einfaches Bild nach belastbaren Nachweisen: begriffliche Praezision, Fallbeschreibung, Quellenklarheit, Plausibilitaet und offene Unsicherheit. Wenn diese Nachweise fehlen, bleibt die Aussage Wirkungspotenzial oder Kommunikationsbehauptung. Sie kann wichtig sein, aber sie ist noch keine belegte Wirkung.</w:t>
-      </w:r>
-    </w:p>
-    <w:p>
-      <w:r>
-        <w:t>Bewertung und rote Linien. Wissenschaftliche Anschlussfaehigkeit entsteht hier durch Quellenklarheit. Bei Das Bruttoinlandsprodukt werden interne WOE-Begriffe nicht als Ersatz fuer Belege benutzt, sondern mit Grundlagenwerk, WOE-Referenz, Glossar, Werkzeuge, Journal und externe Fachquellen verbunden. Wo die Datenlage offen bleibt, wird das offengelegt. Wo eine Aussage nur plausibel ist, bleibt sie als Wirkungspotenzial markiert. Wo ein Schaden eine rote Linie beruehrt, greift Nichtkompensation vor Durchschnittslogik.</w:t>
-      </w:r>
-    </w:p>
-    <w:p>
-      <w:r>
-        <w:t>In einer kontroversen Entscheidung wirkt Das Bruttoinlandsprodukt als Pruefpunkt fuer Ambivalenz. Ein Nutzen fuer eine Gruppe kann mit Risiken fuer andere Wirkungsempfaenger einhergehen. Das Skript verlangt deshalb, positive und negative Zustandsveraenderungen getrennt zu fuehren, bevor von positiver Netto-Wirkung gesprochen wird.</w:t>
-      </w:r>
-    </w:p>
-    <w:p>
-      <w:r>
-        <w:t>Kontrollfrage. Welche Entscheidung waere falsch, wenn Das Bruttoinlandsprodukt in V01 missverstanden wird? Die Antwort muss mindestens eine Daten- oder Quellenannahme, eine betroffene Gruppe oder Schutzdimension, eine moegliche Nebenwirkung und einen Rueckkopplungsschritt nennen. Richtig ist nicht die lauteste Bewertung, sondern diejenige, die Begriff, Beleg und Steuerungsfolge zusammenhaelt.</w:t>
-      </w:r>
-    </w:p>
-    <w:p>
-      <w:r>
-        <w:t>Steuerung und Rueckkopplung. In Grundstudium Wirkungsoekonomie wird Viel Bewegung, wenig Ankommen erst steuerungsfaehig, wenn daraus eine Entscheidung folgt. Die Grundbegriffe muessen in spaeteren Modulen wiedererkennbar bleiben. Ohne diese Rueckkopplung bleibt Reporting eine Beschreibung. Mit Rueckkopplung wird aus Bewertung eine veraenderte Routine: ein anderer Prozess, ein geaenderter Anreiz, eine bessere Datenpflicht, eine korrigierte Kommunikation oder eine neue Priorisierung.</w:t>
-      </w:r>
-    </w:p>
-    <w:p>
-      <w:r>
-        <w:t>Die typische Fehlstelle bei Die Maßstabskrise liegt darin, Absicht, Aktivitaet oder Reporting als Wirkung zu behandeln. Bei Viel Bewegung, wenig Ankommen wird diese Fehlstelle konkret: Ein scheinbar plausibler Befund darf nicht zur Abkuerzung werden. Quellen, Systemgrenzen, Unsicherheit und Rueckkopplung bleiben sichtbar.</w:t>
-      </w:r>
-    </w:p>
-    <w:p>
-      <w:r>
-        <w:t>Pruefungsnahe Anwendung. Die Grenze gegen Scheingenauigkeit verlaeuft bei Warum das gefährlich wird nicht zwischen Optimismus und Pessimismus. Sie verlaeuft zwischen offengelegter Unsicherheit und rhetorischer Sicherheit. Wer Die Maßstabskrise belastbar anwenden will, benennt Systemgrenze, Zeitraum, Vergleichspunkt und offene Gegenhypothese. Gerade dadurch bleibt das Skript anschlussfaehig fuer Forschung, Praxis und spaetere Revision.</w:t>
-      </w:r>
-    </w:p>
-    <w:p>
-      <w:r>
-        <w:t>Fuer die Pruefung ist Warum das gefährlich wird dann verstanden, wenn daraus eine belastbare Fallantwort entsteht. Eine gute Antwort unterscheidet Beobachtung, Kausalannahme, Bewertung und Steuerungsfolge. Sie bewertet keine Menschen, sondern Wirkpfade, Zustandsveraenderungen, Risiken und institutionelle Bedingungen.</w:t>
-      </w:r>
-    </w:p>
-    <w:p>
-      <w:r>
-        <w:t>Rueckfluss. Fuer den WOE-Korpus bedeutet das: Begriffe aus Die Maßstabskrise sollten dort geschaerft werden, wo sie in Glossar, Werkzeugen, Journal oder Readern doppeldeutig bleiben. Offene Forschungsfragen werden nicht versteckt. Sie markieren die Stelle, an der spaetere Evidenz, ein besserer Datensatz oder eine praezisere Fallstudie die Bewertung veraendern kann.</w:t>
-      </w:r>
-    </w:p>
-    <w:p>
-      <w:r>
-        <w:t>Transfer in den WOE-Korpus. Ein Beispiel aus dem Alltag zeigt, warum Die Maßstabskrise mehr ist als ein Schlagwort im Feld Wirkpfade, Wirkungsempfaenger, Bewertung und Rueckkopplung. Die wirkungsoekonomische Frage lautet: Welche reale Veraenderung wird moeglich, welche bleibt nur Potenzial und wo entsteht ein Wirkungsrisiko? Diese Unterscheidung schuetzt vor Impact-Washing, weil sie Absicht, Aktivitaet, Reichweite und Wirkung auseinanderhaelt.</w:t>
-      </w:r>
-    </w:p>
-    <w:p>
-      <w:r>
-        <w:t>Eine Kommune, ein Unternehmen oder eine Bildungsorganisation will Die Maßstabskrise praktisch anwenden. Der erste Schritt ist nicht die Auswahl eines Instruments, sondern die Klaerung der Zustandsveraenderung. Bei Ein Beispiel aus dem Alltag muss deshalb benannt werden, wer betroffen ist, welcher Zustand sich veraendert, welche Frist gilt und welche Gegenbeobachtung die Annahme widerlegen wuerde. Erst danach entsteht eine begruendete Entscheidung im Feld Begriff, Fallbewertung, Wirkpfad, rote Linie, Quellenbeurteilung oder Rueckkopplungsregel.</w:t>
-      </w:r>
-    </w:p>
-    <w:p>
-      <w:r>
-        <w:t>Grenzen der Aussage. In V01 muss Die Zahlen lügen nicht, sie schweigen immer mit Empfaengern gelesen werden. Wirkung entsteht nicht beim Sender, sondern an veraenderten Zustaenden von Menschen, Oekosystemen, Institutionen, Oeffentlichkeit oder kuenftigen Handlungsspielraeumen. Darum reicht es nicht, interne Aktivitaeten zu dokumentieren. Entscheidend ist, ob sich ein Zustand nachvollziehbar veraendert und ob diese Veraenderung im Referenzrahmen Mensch, Planet, Demokratie, SDGs, Agenda 2030 und SDG+ tragfaehig bewertet werden kann.</w:t>
-      </w:r>
-    </w:p>
-    <w:p>
-      <w:r>
-        <w:t>Ein Bericht behauptet, die Massnahme zu Die Maßstabskrise sei erfolgreich. Die WOE-Lesart fragt bei Die Zahlen lügen nicht, sie schweigen nach belastbaren Nachweisen: begriffliche Praezision, Fallbeschreibung, Quellenklarheit, Plausibilitaet und offene Unsicherheit. Wenn diese Nachweise fehlen, bleibt die Aussage Wirkungspotenzial oder Kommunikationsbehauptung. Sie kann wichtig sein, aber sie ist noch keine belegte Wirkung.</w:t>
-      </w:r>
-    </w:p>
-    <w:p>
-      <w:r>
-        <w:t>Kontrollfrage. Welche Entscheidung waere falsch, wenn Die Zahlen lügen nicht, sie schweigen in V01 missverstanden wird? Die Antwort muss mindestens eine Daten- oder Quellenannahme, eine betroffene Gruppe oder Schutzdimension, eine moegliche Nebenwirkung und einen Rueckkopplungsschritt nennen. Richtig ist nicht die lauteste Bewertung, sondern diejenige, die Begriff, Beleg und Steuerungsfolge zusammenhaelt.</w:t>
+        <w:t>Vertiefungsrunde 4: Anschluss an Praxis und Forschung</w:t>
+      </w:r>
+    </w:p>
+    <w:p>
+      <w:r>
+        <w:t>Diese Runde wechselt den Blickwinkel, damit der Schlussblock nicht nur wiederholt, sondern Leseentscheidungen vorbereitet: Was ist belegt, was bleibt Potenzial, welche Nebenwirkung ist relevant und welche Steuerungsfolge wird daraus abgeleitet?</w:t>
+      </w:r>
+    </w:p>
+    <w:p>
+      <w:r>
+        <w:t>Evidenzfenster. In Grundstudium Wirkungsoekonomie wird Analysemodell erst steuerungsfaehig, wenn daraus eine Entscheidung folgt. Die Grundbegriffe muessen in spaeteren Modulen wiedererkennbar bleiben. Ohne diese Rueckkopplung bleibt Reporting eine Beschreibung. Mit Rueckkopplung wird aus Bewertung eine veraenderte Routine: ein anderer Prozess, ein geaenderter Anreiz, eine bessere Datenpflicht, eine korrigierte Kommunikation oder eine neue Priorisierung.</w:t>
+      </w:r>
+    </w:p>
+    <w:p>
+      <w:r>
+        <w:t>Die typische Fehlstelle bei Die Maßstabskrise liegt darin, Absicht, Aktivitaet oder Reporting als Wirkung zu behandeln. Bei Analysemodell wird diese Fehlstelle konkret: Ein scheinbar plausibler Befund darf nicht zur Abkuerzung werden. Quellen, Systemgrenzen, Unsicherheit und Rueckkopplung bleiben sichtbar.</w:t>
+      </w:r>
+    </w:p>
+    <w:p>
+      <w:r>
+        <w:t>Fallpruefung. Wenn eine Kommune eine bestehende Massnahme neu priorisieren will, beginnt die Analyse bei Empfaengern, Wirkraum, Zeitraum und Datenquelle. Bei Analysemodell muss dann geklaert werden, ob Ressourcen umgeschichtet, Daten nacherhoben oder Zielkonflikte offengelegt werden. Eine tragfaehige Antwort benennt mindestens eine Quelle, eine offene Unsicherheit, eine moegliche Gegenbeobachtung und die Entscheidung, die nach der Bewertung geaendert wird.</w:t>
+      </w:r>
+    </w:p>
+    <w:p>
+      <w:r>
+        <w:t>Bewertungsgrenze. Die Grenze gegen Scheingenauigkeit verlaeuft bei Modellformel nicht zwischen Optimismus und Pessimismus. Sie verlaeuft zwischen offengelegter Unsicherheit und rhetorischer Sicherheit. Wer Die Maßstabskrise belastbar anwenden will, benennt Systemgrenze, Zeitraum, Vergleichspunkt und offene Gegenhypothese. Gerade dadurch bleibt das Skript anschlussfaehig fuer Forschung, Praxis und spaetere Revision.</w:t>
+      </w:r>
+    </w:p>
+    <w:p>
+      <w:r>
+        <w:t>Fuer die Pruefung ist Modellformel dann verstanden, wenn daraus eine belastbare Fallantwort entsteht. Eine gute Antwort unterscheidet Beobachtung, Kausalannahme, Bewertung und Steuerungsfolge. Sie bewertet keine Menschen, sondern Wirkpfade, Zustandsveraenderungen, Risiken und institutionelle Bedingungen.</w:t>
+      </w:r>
+    </w:p>
+    <w:p>
+      <w:r>
+        <w:t>Fallpruefung. Wenn ein Unternehmen ein Produkt, einen Prozess oder eine Investition wirkungsbezogen bewerten will, beginnt die Analyse bei Empfaengern, Wirkraum, Zeitraum und Datenquelle. Bei Modellformel muss dann geklaert werden, welche Entscheidung nach der Bewertung tatsaechlich anders ausfaellt. Eine tragfaehige Antwort benennt mindestens eine Quelle, eine offene Unsicherheit, eine moegliche Gegenbeobachtung und die Entscheidung, die nach der Bewertung geaendert wird.</w:t>
+      </w:r>
+    </w:p>
+    <w:p>
+      <w:r>
+        <w:t>Fuer die Bewertung reicht kein Summenscore, der zentrale Schaeden mit bequemen Pluspunkten verrechnet. Nichtkompensation und Reverse Merit Order markieren, wo rote Linien, demokratische Grundbedingungen oder planetare Grenzen Vorrang vor Durchschnittslogik haben. So bleibt positive Netto-Wirkung eine anspruchsvolle Zielgroesse und wird nicht zur dekorativen Formel.</w:t>
+      </w:r>
+    </w:p>
+    <w:p>
+      <w:r>
+        <w:t>Steuerungsfolge. Fallfenster zeigt, warum Die Maßstabskrise mehr ist als ein Schlagwort im Feld Wirkpfade, Wirkungsempfaenger, Bewertung und Rueckkopplung. Die wirkungsoekonomische Frage lautet: Welche reale Veraenderung wird moeglich, welche bleibt nur Potenzial und wo entsteht ein Wirkungsrisiko? Diese Unterscheidung schuetzt vor Impact-Washing, weil sie Absicht, Aktivitaet, Reichweite und Wirkung auseinanderhaelt.</w:t>
+      </w:r>
+    </w:p>
+    <w:p>
+      <w:r>
+        <w:t>Eine Kommune, ein Unternehmen oder eine Bildungsorganisation will Die Maßstabskrise praktisch anwenden. Der erste Schritt ist nicht die Auswahl eines Instruments, sondern die Klaerung der Zustandsveraenderung. Bei Fallfenster muss deshalb benannt werden, wer betroffen ist, welcher Zustand sich veraendert, welche Frist gilt und welche Gegenbeobachtung die Annahme widerlegen wuerde. Erst danach entsteht eine begruendete Entscheidung im Feld Begriff, Fallbewertung, Wirkpfad, rote Linie, Quellenbeurteilung oder Rueckkopplungsregel.</w:t>
+      </w:r>
+    </w:p>
+    <w:p>
+      <w:r>
+        <w:t>Fallpruefung. Wenn eine Bildungs- oder Forschungseinrichtung eine Wirkungsaussage fuer Lernende und Praxispartner pruefbar machen will, beginnt die Analyse bei Empfaengern, Wirkraum, Zeitraum und Datenquelle. Bei Fallfenster muss dann geklaert werden, welche Begriffe, Quellen und Grenzen im Material sichtbar bleiben muessen. Eine tragfaehige Antwort benennt mindestens eine Quelle, eine offene Unsicherheit, eine moegliche Gegenbeobachtung und die Entscheidung, die nach der Bewertung geaendert wird.</w:t>
+      </w:r>
+    </w:p>
+    <w:p>
+      <w:r>
+        <w:t>Der Rueckfluss in den WOE-Korpus liegt hier in klaren Begriffen, sauber verlinkten Quellen und benannten Forschungsfragen. Wo Glossar, Werkzeuge, Journal oder Reader noch doppeldeutig bleiben, sollte Die Maßstabskrise nicht als fertige Gewissheit auftreten, sondern als pruefbarer Lernstand mit Korrekturpfad.</w:t>
+      </w:r>
+    </w:p>
+    <w:p>
+      <w:r>
+        <w:t>Transferhinweis. In V01 muss Prüfungsnahe Fallfragen ohne geschützte Antwortlogik immer mit Empfaengern gelesen werden. Wirkung entsteht nicht beim Sender, sondern an veraenderten Zustaenden von Menschen, Oekosystemen, Institutionen, Oeffentlichkeit oder kuenftigen Handlungsspielraeumen. Darum reicht es nicht, interne Aktivitaeten zu dokumentieren. Entscheidend ist, ob sich ein Zustand nachvollziehbar veraendert und ob diese Veraenderung im Referenzrahmen Mensch, Planet, Demokratie, SDGs, Agenda 2030 und SDG+ tragfaehig bewertet werden kann.</w:t>
+      </w:r>
+    </w:p>
+    <w:p>
+      <w:r>
+        <w:t>Ein Bericht behauptet, die Massnahme zu Die Maßstabskrise sei erfolgreich. Die WOE-Lesart fragt bei Prüfungsnahe Fallfragen ohne geschützte Antwortlogik nach belastbaren Nachweisen: begriffliche Praezision, Fallbeschreibung, Quellenklarheit, Plausibilitaet und offene Unsicherheit. Wenn diese Nachweise fehlen, bleibt die Aussage Wirkungspotenzial oder Kommunikationsbehauptung. Sie kann wichtig sein, aber sie ist noch keine belegte Wirkung.</w:t>
+      </w:r>
+    </w:p>
+    <w:p>
+      <w:r>
+        <w:t>Fallpruefung. Wenn eine Kommune eine bestehende Massnahme neu priorisieren will, beginnt die Analyse bei Empfaengern, Wirkraum, Zeitraum und Datenquelle. Bei Prüfungsnahe Fallfragen ohne geschützte Antwortlogik muss dann geklaert werden, ob Ressourcen umgeschichtet, Daten nacherhoben oder Zielkonflikte offengelegt werden. Eine tragfaehige Antwort benennt mindestens eine Quelle, eine offene Unsicherheit, eine moegliche Gegenbeobachtung und die Entscheidung, die nach der Bewertung geaendert wird.</w:t>
+      </w:r>
+    </w:p>
+    <w:p>
+      <w:r>
+        <w:t>Rueckflussnotiz. Wissenschaftliche Anschlussfaehigkeit entsteht hier durch Quellenklarheit. Bei Einleitung / Wirkungsfrage werden interne WOE-Begriffe nicht als Ersatz fuer Belege benutzt, sondern mit Grundlagenwerk, WOE-Referenz, Glossar, Werkzeuge, Journal und externe Fachquellen verbunden. Wo die Datenlage offen bleibt, wird das offengelegt. Wo eine Aussage nur plausibel ist, bleibt sie als Wirkungspotenzial markiert. Wo ein Schaden eine rote Linie beruehrt, greift Nichtkompensation vor Durchschnittslogik.</w:t>
+      </w:r>
+    </w:p>
+    <w:p>
+      <w:r>
+        <w:t>In einer kontroversen Entscheidung wirkt Einleitung / Wirkungsfrage als Pruefpunkt fuer Ambivalenz. Ein Nutzen fuer eine Gruppe kann mit Risiken fuer andere Wirkungsempfaenger einhergehen. Das Skript verlangt deshalb, positive und negative Zustandsveraenderungen getrennt zu fuehren, bevor von positiver Netto-Wirkung gesprochen wird.</w:t>
+      </w:r>
+    </w:p>
+    <w:p>
+      <w:r>
+        <w:t>Fallpruefung. Wenn ein Unternehmen ein Produkt, einen Prozess oder eine Investition wirkungsbezogen bewerten will, beginnt die Analyse bei Empfaengern, Wirkraum, Zeitraum und Datenquelle. Bei Einleitung / Wirkungsfrage muss dann geklaert werden, welche Entscheidung nach der Bewertung tatsaechlich anders ausfaellt. Eine tragfaehige Antwort benennt mindestens eine Quelle, eine offene Unsicherheit, eine moegliche Gegenbeobachtung und die Entscheidung, die nach der Bewertung geaendert wird.</w:t>
+      </w:r>
+    </w:p>
+    <w:p>
+      <w:r>
+        <w:t>Fuer die Bewertung reicht kein Summenscore, der zentrale Schaeden mit bequemen Pluspunkten verrechnet. Nichtkompensation und Reverse Merit Order markieren, wo rote Linien, demokratische Grundbedingungen oder planetare Grenzen Vorrang vor Durchschnittslogik haben. So bleibt positive Netto-Wirkung eine anspruchsvolle Zielgroesse und wird nicht zur dekorativen Formel.</w:t>
+      </w:r>
+    </w:p>
+    <w:p>
+      <w:r>
+        <w:t>Pruefungsimpuls. In Grundstudium Wirkungsoekonomie wird Kernaussage erst steuerungsfaehig, wenn daraus eine Entscheidung folgt. Die Grundbegriffe muessen in spaeteren Modulen wiedererkennbar bleiben. Ohne diese Rueckkopplung bleibt Reporting eine Beschreibung. Mit Rueckkopplung wird aus Bewertung eine veraenderte Routine: ein anderer Prozess, ein geaenderter Anreiz, eine bessere Datenpflicht, eine korrigierte Kommunikation oder eine neue Priorisierung.</w:t>
+      </w:r>
+    </w:p>
+    <w:p>
+      <w:r>
+        <w:t>Die typische Fehlstelle bei Die Maßstabskrise liegt darin, Absicht, Aktivitaet oder Reporting als Wirkung zu behandeln. Bei Kernaussage wird diese Fehlstelle konkret: Ein scheinbar plausibler Befund darf nicht zur Abkuerzung werden. Quellen, Systemgrenzen, Unsicherheit und Rueckkopplung bleiben sichtbar.</w:t>
+      </w:r>
+    </w:p>
+    <w:p>
+      <w:r>
+        <w:t>Fallpruefung. Wenn eine Bildungs- oder Forschungseinrichtung eine Wirkungsaussage fuer Lernende und Praxispartner pruefbar machen will, beginnt die Analyse bei Empfaengern, Wirkraum, Zeitraum und Datenquelle. Bei Kernaussage muss dann geklaert werden, welche Begriffe, Quellen und Grenzen im Material sichtbar bleiben muessen. Eine tragfaehige Antwort benennt mindestens eine Quelle, eine offene Unsicherheit, eine moegliche Gegenbeobachtung und die Entscheidung, die nach der Bewertung geaendert wird.</w:t>
+      </w:r>
+    </w:p>
+    <w:p>
+      <w:r>
+        <w:t>Der Rueckfluss in den WOE-Korpus liegt hier in klaren Begriffen, sauber verlinkten Quellen und benannten Forschungsfragen. Wo Glossar, Werkzeuge, Journal oder Reader noch doppeldeutig bleiben, sollte Die Maßstabskrise nicht als fertige Gewissheit auftreten, sondern als pruefbarer Lernstand mit Korrekturpfad.</w:t>
       </w:r>
     </w:p>
     <w:p>
@@ -3223,107 +3278,122 @@
         <w:pStyle w:val="Heading3"/>
       </w:pPr>
       <w:r>
-        <w:t>Schlussvertiefung 5: Die Maßstabskrise im Anwendungsfall</w:t>
-      </w:r>
-    </w:p>
-    <w:p>
-      <w:r>
-        <w:t>Die folgenden Abschnitte sind keine neue Pruefungsloesung. Sie verdichten die vorhandenen Kapitel zu einer Lesart, mit der Studierende einen Fall selbststaendig analysieren koennen. Im Mittelpunkt stehen Wirkpfade, Wirkungsempfaenger, Bewertung und Rueckkopplung, nicht moralische Personenbewertung.</w:t>
-      </w:r>
-    </w:p>
-    <w:p>
-      <w:r>
-        <w:t>Begriffliche Schlussklaerung. Wissenschaftliche Anschlussfaehigkeit entsteht hier durch Quellenklarheit. Bei Der blinde Fleck kostet Zukunft werden interne WOE-Begriffe nicht als Ersatz fuer Belege benutzt, sondern mit Grundlagenwerk, WOE-Referenz, Glossar, Werkzeuge, Journal und externe Fachquellen verbunden. Wo die Datenlage offen bleibt, wird das offengelegt. Wo eine Aussage nur plausibel ist, bleibt sie als Wirkungspotenzial markiert. Wo ein Schaden eine rote Linie beruehrt, greift Nichtkompensation vor Durchschnittslogik.</w:t>
-      </w:r>
-    </w:p>
-    <w:p>
-      <w:r>
-        <w:t>In einer kontroversen Entscheidung wirkt Der blinde Fleck kostet Zukunft als Pruefpunkt fuer Ambivalenz. Ein Nutzen fuer eine Gruppe kann mit Risiken fuer andere Wirkungsempfaenger einhergehen. Das Skript verlangt deshalb, positive und negative Zustandsveraenderungen getrennt zu fuehren, bevor von positiver Netto-Wirkung gesprochen wird.</w:t>
-      </w:r>
-    </w:p>
-    <w:p>
-      <w:r>
-        <w:t>Wirkpfad und Empfaenger. In Grundstudium Wirkungsoekonomie wird Der Ausweg heißt Wirkung erst steuerungsfaehig, wenn daraus eine Entscheidung folgt. Die Grundbegriffe muessen in spaeteren Modulen wiedererkennbar bleiben. Ohne diese Rueckkopplung bleibt Reporting eine Beschreibung. Mit Rueckkopplung wird aus Bewertung eine veraenderte Routine: ein anderer Prozess, ein geaenderter Anreiz, eine bessere Datenpflicht, eine korrigierte Kommunikation oder eine neue Priorisierung.</w:t>
-      </w:r>
-    </w:p>
-    <w:p>
-      <w:r>
-        <w:t>Die typische Fehlstelle bei Die Maßstabskrise liegt darin, Absicht, Aktivitaet oder Reporting als Wirkung zu behandeln. Bei Der Ausweg heißt Wirkung wird diese Fehlstelle konkret: Ein scheinbar plausibler Befund darf nicht zur Abkuerzung werden. Quellen, Systemgrenzen, Unsicherheit und Rueckkopplung bleiben sichtbar.</w:t>
-      </w:r>
-    </w:p>
-    <w:p>
-      <w:r>
-        <w:t>Daten, Quellen und Evidenz. Die Grenze gegen Scheingenauigkeit verlaeuft bei Was du aus dieser Vorlesung mitnimmst nicht zwischen Optimismus und Pessimismus. Sie verlaeuft zwischen offengelegter Unsicherheit und rhetorischer Sicherheit. Wer Die Maßstabskrise belastbar anwenden will, benennt Systemgrenze, Zeitraum, Vergleichspunkt und offene Gegenhypothese. Gerade dadurch bleibt das Skript anschlussfaehig fuer Forschung, Praxis und spaetere Revision.</w:t>
-      </w:r>
-    </w:p>
-    <w:p>
-      <w:r>
-        <w:t>Fuer die Pruefung ist Was du aus dieser Vorlesung mitnimmst dann verstanden, wenn daraus eine belastbare Fallantwort entsteht. Eine gute Antwort unterscheidet Beobachtung, Kausalannahme, Bewertung und Steuerungsfolge. Sie bewertet keine Menschen, sondern Wirkpfade, Zustandsveraenderungen, Risiken und institutionelle Bedingungen.</w:t>
-      </w:r>
-    </w:p>
-    <w:p>
-      <w:r>
-        <w:t>Bewertung und rote Linien. Wirkungsökonomische Vertiefung zeigt, warum Die Maßstabskrise mehr ist als ein Schlagwort im Feld Wirkpfade, Wirkungsempfaenger, Bewertung und Rueckkopplung. Die wirkungsoekonomische Frage lautet: Welche reale Veraenderung wird moeglich, welche bleibt nur Potenzial und wo entsteht ein Wirkungsrisiko? Diese Unterscheidung schuetzt vor Impact-Washing, weil sie Absicht, Aktivitaet, Reichweite und Wirkung auseinanderhaelt.</w:t>
-      </w:r>
-    </w:p>
-    <w:p>
-      <w:r>
-        <w:t>Eine Kommune, ein Unternehmen oder eine Bildungsorganisation will Die Maßstabskrise praktisch anwenden. Der erste Schritt ist nicht die Auswahl eines Instruments, sondern die Klaerung der Zustandsveraenderung. Bei Wirkungsökonomische Vertiefung muss deshalb benannt werden, wer betroffen ist, welcher Zustand sich veraendert, welche Frist gilt und welche Gegenbeobachtung die Annahme widerlegen wuerde. Erst danach entsteht eine begruendete Entscheidung im Feld Begriff, Fallbewertung, Wirkpfad, rote Linie, Quellenbeurteilung oder Rueckkopplungsregel.</w:t>
-      </w:r>
-    </w:p>
-    <w:p>
-      <w:r>
-        <w:t>Kontrollfrage. Welche Entscheidung waere falsch, wenn Wirkungsökonomische Vertiefung in V01 missverstanden wird? Die Antwort muss mindestens eine Daten- oder Quellenannahme, eine betroffene Gruppe oder Schutzdimension, eine moegliche Nebenwirkung und einen Rueckkopplungsschritt nennen. Richtig ist nicht die lauteste Bewertung, sondern diejenige, die Begriff, Beleg und Steuerungsfolge zusammenhaelt.</w:t>
-      </w:r>
-    </w:p>
-    <w:p>
-      <w:r>
-        <w:t>Rueckfluss. Fuer den WOE-Korpus bedeutet das: Begriffe aus Die Maßstabskrise sollten dort geschaerft werden, wo sie in Glossar, Werkzeugen, Journal oder Readern doppeldeutig bleiben. Offene Forschungsfragen werden nicht versteckt. Sie markieren die Stelle, an der spaetere Evidenz, ein besserer Datensatz oder eine praezisere Fallstudie die Bewertung veraendern kann.</w:t>
-      </w:r>
-    </w:p>
-    <w:p>
-      <w:r>
-        <w:t>Steuerung und Rueckkopplung. In V01 muss Begriffliche Präzision immer mit Empfaengern gelesen werden. Wirkung entsteht nicht beim Sender, sondern an veraenderten Zustaenden von Menschen, Oekosystemen, Institutionen, Oeffentlichkeit oder kuenftigen Handlungsspielraeumen. Darum reicht es nicht, interne Aktivitaeten zu dokumentieren. Entscheidend ist, ob sich ein Zustand nachvollziehbar veraendert und ob diese Veraenderung im Referenzrahmen Mensch, Planet, Demokratie, SDGs, Agenda 2030 und SDG+ tragfaehig bewertet werden kann.</w:t>
-      </w:r>
-    </w:p>
-    <w:p>
-      <w:r>
-        <w:t>Ein Bericht behauptet, die Massnahme zu Die Maßstabskrise sei erfolgreich. Die WOE-Lesart fragt bei Begriffliche Präzision nach belastbaren Nachweisen: begriffliche Praezision, Fallbeschreibung, Quellenklarheit, Plausibilitaet und offene Unsicherheit. Wenn diese Nachweise fehlen, bleibt die Aussage Wirkungspotenzial oder Kommunikationsbehauptung. Sie kann wichtig sein, aber sie ist noch keine belegte Wirkung.</w:t>
-      </w:r>
-    </w:p>
-    <w:p>
-      <w:r>
-        <w:t>Pruefungsnahe Anwendung. Wissenschaftliche Anschlussfaehigkeit entsteht hier durch Quellenklarheit. Bei Wirkpfad werden interne WOE-Begriffe nicht als Ersatz fuer Belege benutzt, sondern mit Grundlagenwerk, WOE-Referenz, Glossar, Werkzeuge, Journal und externe Fachquellen verbunden. Wo die Datenlage offen bleibt, wird das offengelegt. Wo eine Aussage nur plausibel ist, bleibt sie als Wirkungspotenzial markiert. Wo ein Schaden eine rote Linie beruehrt, greift Nichtkompensation vor Durchschnittslogik.</w:t>
-      </w:r>
-    </w:p>
-    <w:p>
-      <w:r>
-        <w:t>In einer kontroversen Entscheidung wirkt Wirkpfad als Pruefpunkt fuer Ambivalenz. Ein Nutzen fuer eine Gruppe kann mit Risiken fuer andere Wirkungsempfaenger einhergehen. Das Skript verlangt deshalb, positive und negative Zustandsveraenderungen getrennt zu fuehren, bevor von positiver Netto-Wirkung gesprochen wird.</w:t>
-      </w:r>
-    </w:p>
-    <w:p>
-      <w:r>
-        <w:t>Transfer in den WOE-Korpus. In Grundstudium Wirkungsoekonomie wird Leitthese erst steuerungsfaehig, wenn daraus eine Entscheidung folgt. Die Grundbegriffe muessen in spaeteren Modulen wiedererkennbar bleiben. Ohne diese Rueckkopplung bleibt Reporting eine Beschreibung. Mit Rueckkopplung wird aus Bewertung eine veraenderte Routine: ein anderer Prozess, ein geaenderter Anreiz, eine bessere Datenpflicht, eine korrigierte Kommunikation oder eine neue Priorisierung.</w:t>
-      </w:r>
-    </w:p>
-    <w:p>
-      <w:r>
-        <w:t>Die typische Fehlstelle bei Die Maßstabskrise liegt darin, Absicht, Aktivitaet oder Reporting als Wirkung zu behandeln. Bei Leitthese wird diese Fehlstelle konkret: Ein scheinbar plausibler Befund darf nicht zur Abkuerzung werden. Quellen, Systemgrenzen, Unsicherheit und Rueckkopplung bleiben sichtbar.</w:t>
-      </w:r>
-    </w:p>
-    <w:p>
-      <w:r>
-        <w:t>Grenzen der Aussage. Die Grenze gegen Scheingenauigkeit verlaeuft bei Didaktische Einordnung im Studiengang nicht zwischen Optimismus und Pessimismus. Sie verlaeuft zwischen offengelegter Unsicherheit und rhetorischer Sicherheit. Wer Die Maßstabskrise belastbar anwenden will, benennt Systemgrenze, Zeitraum, Vergleichspunkt und offene Gegenhypothese. Gerade dadurch bleibt das Skript anschlussfaehig fuer Forschung, Praxis und spaetere Revision.</w:t>
-      </w:r>
-    </w:p>
-    <w:p>
-      <w:r>
-        <w:t>Fuer die Pruefung ist Didaktische Einordnung im Studiengang dann verstanden, wenn daraus eine belastbare Fallantwort entsteht. Eine gute Antwort unterscheidet Beobachtung, Kausalannahme, Bewertung und Steuerungsfolge. Sie bewertet keine Menschen, sondern Wirkpfade, Zustandsveraenderungen, Risiken und institutionelle Bedingungen.</w:t>
-      </w:r>
-    </w:p>
-    <w:p>
-      <w:r>
-        <w:t>Kontrollfrage. Welche Entscheidung waere falsch, wenn Didaktische Einordnung im Studiengang in V01 missverstanden wird? Die Antwort muss mindestens eine Daten- oder Quellenannahme, eine betroffene Gruppe oder Schutzdimension, eine moegliche Nebenwirkung und einen Rueckkopplungsschritt nennen. Richtig ist nicht die lauteste Bewertung, sondern diejenige, die Begriff, Beleg und Steuerungsfolge zusammenhaelt.</w:t>
+        <w:t>Vertiefungsrunde 5: Anschluss an Praxis und Forschung</w:t>
+      </w:r>
+    </w:p>
+    <w:p>
+      <w:r>
+        <w:t>Diese Runde wechselt den Blickwinkel, damit der Schlussblock nicht nur wiederholt, sondern Leseentscheidungen vorbereitet: Was ist belegt, was bleibt Potenzial, welche Nebenwirkung ist relevant und welche Steuerungsfolge wird daraus abgeleitet?</w:t>
+      </w:r>
+    </w:p>
+    <w:p>
+      <w:r>
+        <w:t>Begriffliche Sicherung. Die Grenze gegen Scheingenauigkeit verlaeuft bei Quelltext und fachliche Grundlegung nicht zwischen Optimismus und Pessimismus. Sie verlaeuft zwischen offengelegter Unsicherheit und rhetorischer Sicherheit. Wer Die Maßstabskrise belastbar anwenden will, benennt Systemgrenze, Zeitraum, Vergleichspunkt und offene Gegenhypothese. Gerade dadurch bleibt das Skript anschlussfaehig fuer Forschung, Praxis und spaetere Revision.</w:t>
+      </w:r>
+    </w:p>
+    <w:p>
+      <w:r>
+        <w:t>Fuer die Pruefung ist Quelltext und fachliche Grundlegung dann verstanden, wenn daraus eine belastbare Fallantwort entsteht. Eine gute Antwort unterscheidet Beobachtung, Kausalannahme, Bewertung und Steuerungsfolge. Sie bewertet keine Menschen, sondern Wirkpfade, Zustandsveraenderungen, Risiken und institutionelle Bedingungen.</w:t>
+      </w:r>
+    </w:p>
+    <w:p>
+      <w:r>
+        <w:t>Fallpruefung. Wenn eine Kommune eine bestehende Massnahme neu priorisieren will, beginnt die Analyse bei Empfaengern, Wirkraum, Zeitraum und Datenquelle. Bei Quelltext und fachliche Grundlegung muss dann geklaert werden, ob Ressourcen umgeschichtet, Daten nacherhoben oder Zielkonflikte offengelegt werden. Eine tragfaehige Antwort benennt mindestens eine Quelle, eine offene Unsicherheit, eine moegliche Gegenbeobachtung und die Entscheidung, die nach der Bewertung geaendert wird.</w:t>
+      </w:r>
+    </w:p>
+    <w:p>
+      <w:r>
+        <w:t>Wirkpfadpruefung. Womit wir Erfolg messen zeigt, warum Die Maßstabskrise mehr ist als ein Schlagwort im Feld Wirkpfade, Wirkungsempfaenger, Bewertung und Rueckkopplung. Die wirkungsoekonomische Frage lautet: Welche reale Veraenderung wird moeglich, welche bleibt nur Potenzial und wo entsteht ein Wirkungsrisiko? Diese Unterscheidung schuetzt vor Impact-Washing, weil sie Absicht, Aktivitaet, Reichweite und Wirkung auseinanderhaelt.</w:t>
+      </w:r>
+    </w:p>
+    <w:p>
+      <w:r>
+        <w:t>Eine Kommune, ein Unternehmen oder eine Bildungsorganisation will Die Maßstabskrise praktisch anwenden. Der erste Schritt ist nicht die Auswahl eines Instruments, sondern die Klaerung der Zustandsveraenderung. Bei Womit wir Erfolg messen muss deshalb benannt werden, wer betroffen ist, welcher Zustand sich veraendert, welche Frist gilt und welche Gegenbeobachtung die Annahme widerlegen wuerde. Erst danach entsteht eine begruendete Entscheidung im Feld Begriff, Fallbewertung, Wirkpfad, rote Linie, Quellenbeurteilung oder Rueckkopplungsregel.</w:t>
+      </w:r>
+    </w:p>
+    <w:p>
+      <w:r>
+        <w:t>Fallpruefung. Wenn ein Unternehmen ein Produkt, einen Prozess oder eine Investition wirkungsbezogen bewerten will, beginnt die Analyse bei Empfaengern, Wirkraum, Zeitraum und Datenquelle. Bei Womit wir Erfolg messen muss dann geklaert werden, welche Entscheidung nach der Bewertung tatsaechlich anders ausfaellt. Eine tragfaehige Antwort benennt mindestens eine Quelle, eine offene Unsicherheit, eine moegliche Gegenbeobachtung und die Entscheidung, die nach der Bewertung geaendert wird.</w:t>
+      </w:r>
+    </w:p>
+    <w:p>
+      <w:r>
+        <w:t>Fuer die Bewertung reicht kein Summenscore, der zentrale Schaeden mit bequemen Pluspunkten verrechnet. Nichtkompensation und Reverse Merit Order markieren, wo rote Linien, demokratische Grundbedingungen oder planetare Grenzen Vorrang vor Durchschnittslogik haben. So bleibt positive Netto-Wirkung eine anspruchsvolle Zielgroesse und wird nicht zur dekorativen Formel.</w:t>
+      </w:r>
+    </w:p>
+    <w:p>
+      <w:r>
+        <w:t>Evidenzfenster. In V01 muss Ein einfaches Bild immer mit Empfaengern gelesen werden. Wirkung entsteht nicht beim Sender, sondern an veraenderten Zustaenden von Menschen, Oekosystemen, Institutionen, Oeffentlichkeit oder kuenftigen Handlungsspielraeumen. Darum reicht es nicht, interne Aktivitaeten zu dokumentieren. Entscheidend ist, ob sich ein Zustand nachvollziehbar veraendert und ob diese Veraenderung im Referenzrahmen Mensch, Planet, Demokratie, SDGs, Agenda 2030 und SDG+ tragfaehig bewertet werden kann.</w:t>
+      </w:r>
+    </w:p>
+    <w:p>
+      <w:r>
+        <w:t>Ein Bericht behauptet, die Massnahme zu Die Maßstabskrise sei erfolgreich. Die WOE-Lesart fragt bei Ein einfaches Bild nach belastbaren Nachweisen: begriffliche Praezision, Fallbeschreibung, Quellenklarheit, Plausibilitaet und offene Unsicherheit. Wenn diese Nachweise fehlen, bleibt die Aussage Wirkungspotenzial oder Kommunikationsbehauptung. Sie kann wichtig sein, aber sie ist noch keine belegte Wirkung.</w:t>
+      </w:r>
+    </w:p>
+    <w:p>
+      <w:r>
+        <w:t>Fallpruefung. Wenn eine Bildungs- oder Forschungseinrichtung eine Wirkungsaussage fuer Lernende und Praxispartner pruefbar machen will, beginnt die Analyse bei Empfaengern, Wirkraum, Zeitraum und Datenquelle. Bei Ein einfaches Bild muss dann geklaert werden, welche Begriffe, Quellen und Grenzen im Material sichtbar bleiben muessen. Eine tragfaehige Antwort benennt mindestens eine Quelle, eine offene Unsicherheit, eine moegliche Gegenbeobachtung und die Entscheidung, die nach der Bewertung geaendert wird.</w:t>
+      </w:r>
+    </w:p>
+    <w:p>
+      <w:r>
+        <w:t>Der Rueckfluss in den WOE-Korpus liegt hier in klaren Begriffen, sauber verlinkten Quellen und benannten Forschungsfragen. Wo Glossar, Werkzeuge, Journal oder Reader noch doppeldeutig bleiben, sollte Die Maßstabskrise nicht als fertige Gewissheit auftreten, sondern als pruefbarer Lernstand mit Korrekturpfad.</w:t>
+      </w:r>
+    </w:p>
+    <w:p>
+      <w:r>
+        <w:t>Bewertungsgrenze. Wissenschaftliche Anschlussfaehigkeit entsteht hier durch Quellenklarheit. Bei Das Bruttoinlandsprodukt werden interne WOE-Begriffe nicht als Ersatz fuer Belege benutzt, sondern mit Grundlagenwerk, WOE-Referenz, Glossar, Werkzeuge, Journal und externe Fachquellen verbunden. Wo die Datenlage offen bleibt, wird das offengelegt. Wo eine Aussage nur plausibel ist, bleibt sie als Wirkungspotenzial markiert. Wo ein Schaden eine rote Linie beruehrt, greift Nichtkompensation vor Durchschnittslogik.</w:t>
+      </w:r>
+    </w:p>
+    <w:p>
+      <w:r>
+        <w:t>In einer kontroversen Entscheidung wirkt Das Bruttoinlandsprodukt als Pruefpunkt fuer Ambivalenz. Ein Nutzen fuer eine Gruppe kann mit Risiken fuer andere Wirkungsempfaenger einhergehen. Das Skript verlangt deshalb, positive und negative Zustandsveraenderungen getrennt zu fuehren, bevor von positiver Netto-Wirkung gesprochen wird.</w:t>
+      </w:r>
+    </w:p>
+    <w:p>
+      <w:r>
+        <w:t>Fallpruefung. Wenn eine Kommune eine bestehende Massnahme neu priorisieren will, beginnt die Analyse bei Empfaengern, Wirkraum, Zeitraum und Datenquelle. Bei Das Bruttoinlandsprodukt muss dann geklaert werden, ob Ressourcen umgeschichtet, Daten nacherhoben oder Zielkonflikte offengelegt werden. Eine tragfaehige Antwort benennt mindestens eine Quelle, eine offene Unsicherheit, eine moegliche Gegenbeobachtung und die Entscheidung, die nach der Bewertung geaendert wird.</w:t>
+      </w:r>
+    </w:p>
+    <w:p>
+      <w:r>
+        <w:t>Steuerungsfolge. In Grundstudium Wirkungsoekonomie wird Viel Bewegung, wenig Ankommen erst steuerungsfaehig, wenn daraus eine Entscheidung folgt. Die Grundbegriffe muessen in spaeteren Modulen wiedererkennbar bleiben. Ohne diese Rueckkopplung bleibt Reporting eine Beschreibung. Mit Rueckkopplung wird aus Bewertung eine veraenderte Routine: ein anderer Prozess, ein geaenderter Anreiz, eine bessere Datenpflicht, eine korrigierte Kommunikation oder eine neue Priorisierung.</w:t>
+      </w:r>
+    </w:p>
+    <w:p>
+      <w:r>
+        <w:t>Die typische Fehlstelle bei Die Maßstabskrise liegt darin, Absicht, Aktivitaet oder Reporting als Wirkung zu behandeln. Bei Viel Bewegung, wenig Ankommen wird diese Fehlstelle konkret: Ein scheinbar plausibler Befund darf nicht zur Abkuerzung werden. Quellen, Systemgrenzen, Unsicherheit und Rueckkopplung bleiben sichtbar.</w:t>
+      </w:r>
+    </w:p>
+    <w:p>
+      <w:r>
+        <w:t>Fallpruefung. Wenn ein Unternehmen ein Produkt, einen Prozess oder eine Investition wirkungsbezogen bewerten will, beginnt die Analyse bei Empfaengern, Wirkraum, Zeitraum und Datenquelle. Bei Viel Bewegung, wenig Ankommen muss dann geklaert werden, welche Entscheidung nach der Bewertung tatsaechlich anders ausfaellt. Eine tragfaehige Antwort benennt mindestens eine Quelle, eine offene Unsicherheit, eine moegliche Gegenbeobachtung und die Entscheidung, die nach der Bewertung geaendert wird.</w:t>
+      </w:r>
+    </w:p>
+    <w:p>
+      <w:r>
+        <w:t>Fuer die Bewertung reicht kein Summenscore, der zentrale Schaeden mit bequemen Pluspunkten verrechnet. Nichtkompensation und Reverse Merit Order markieren, wo rote Linien, demokratische Grundbedingungen oder planetare Grenzen Vorrang vor Durchschnittslogik haben. So bleibt positive Netto-Wirkung eine anspruchsvolle Zielgroesse und wird nicht zur dekorativen Formel.</w:t>
+      </w:r>
+    </w:p>
+    <w:p>
+      <w:r>
+        <w:t>Transferhinweis. Die Grenze gegen Scheingenauigkeit verlaeuft bei Warum das gefährlich wird nicht zwischen Optimismus und Pessimismus. Sie verlaeuft zwischen offengelegter Unsicherheit und rhetorischer Sicherheit. Wer Die Maßstabskrise belastbar anwenden will, benennt Systemgrenze, Zeitraum, Vergleichspunkt und offene Gegenhypothese. Gerade dadurch bleibt das Skript anschlussfaehig fuer Forschung, Praxis und spaetere Revision.</w:t>
+      </w:r>
+    </w:p>
+    <w:p>
+      <w:r>
+        <w:t>Fuer die Pruefung ist Warum das gefährlich wird dann verstanden, wenn daraus eine belastbare Fallantwort entsteht. Eine gute Antwort unterscheidet Beobachtung, Kausalannahme, Bewertung und Steuerungsfolge. Sie bewertet keine Menschen, sondern Wirkpfade, Zustandsveraenderungen, Risiken und institutionelle Bedingungen.</w:t>
+      </w:r>
+    </w:p>
+    <w:p>
+      <w:r>
+        <w:t>Fallpruefung. Wenn eine Bildungs- oder Forschungseinrichtung eine Wirkungsaussage fuer Lernende und Praxispartner pruefbar machen will, beginnt die Analyse bei Empfaengern, Wirkraum, Zeitraum und Datenquelle. Bei Warum das gefährlich wird muss dann geklaert werden, welche Begriffe, Quellen und Grenzen im Material sichtbar bleiben muessen. Eine tragfaehige Antwort benennt mindestens eine Quelle, eine offene Unsicherheit, eine moegliche Gegenbeobachtung und die Entscheidung, die nach der Bewertung geaendert wird.</w:t>
+      </w:r>
+    </w:p>
+    <w:p>
+      <w:r>
+        <w:t>Der Rueckfluss in den WOE-Korpus liegt hier in klaren Begriffen, sauber verlinkten Quellen und benannten Forschungsfragen. Wo Glossar, Werkzeuge, Journal oder Reader noch doppeldeutig bleiben, sollte Die Maßstabskrise nicht als fertige Gewissheit auftreten, sondern als pruefbarer Lernstand mit Korrekturpfad.</w:t>
       </w:r>
     </w:p>
     <w:p>
@@ -3331,195 +3401,122 @@
         <w:pStyle w:val="Heading3"/>
       </w:pPr>
       <w:r>
-        <w:t>Schlussvertiefung 6: Die Maßstabskrise im Anwendungsfall</w:t>
-      </w:r>
-    </w:p>
-    <w:p>
-      <w:r>
-        <w:t>Die folgenden Abschnitte sind keine neue Pruefungsloesung. Sie verdichten die vorhandenen Kapitel zu einer Lesart, mit der Studierende einen Fall selbststaendig analysieren koennen. Im Mittelpunkt stehen Wirkpfade, Wirkungsempfaenger, Bewertung und Rueckkopplung, nicht moralische Personenbewertung.</w:t>
-      </w:r>
-    </w:p>
-    <w:p>
-      <w:r>
-        <w:t>Begriffliche Schlussklaerung. Analysemodell zeigt, warum Die Maßstabskrise mehr ist als ein Schlagwort im Feld Wirkpfade, Wirkungsempfaenger, Bewertung und Rueckkopplung. Die wirkungsoekonomische Frage lautet: Welche reale Veraenderung wird moeglich, welche bleibt nur Potenzial und wo entsteht ein Wirkungsrisiko? Diese Unterscheidung schuetzt vor Impact-Washing, weil sie Absicht, Aktivitaet, Reichweite und Wirkung auseinanderhaelt.</w:t>
-      </w:r>
-    </w:p>
-    <w:p>
-      <w:r>
-        <w:t>Eine Kommune, ein Unternehmen oder eine Bildungsorganisation will Die Maßstabskrise praktisch anwenden. Der erste Schritt ist nicht die Auswahl eines Instruments, sondern die Klaerung der Zustandsveraenderung. Bei Analysemodell muss deshalb benannt werden, wer betroffen ist, welcher Zustand sich veraendert, welche Frist gilt und welche Gegenbeobachtung die Annahme widerlegen wuerde. Erst danach entsteht eine begruendete Entscheidung im Feld Begriff, Fallbewertung, Wirkpfad, rote Linie, Quellenbeurteilung oder Rueckkopplungsregel.</w:t>
-      </w:r>
-    </w:p>
-    <w:p>
-      <w:r>
-        <w:t>Wirkpfad und Empfaenger. In V01 muss Modellformel immer mit Empfaengern gelesen werden. Wirkung entsteht nicht beim Sender, sondern an veraenderten Zustaenden von Menschen, Oekosystemen, Institutionen, Oeffentlichkeit oder kuenftigen Handlungsspielraeumen. Darum reicht es nicht, interne Aktivitaeten zu dokumentieren. Entscheidend ist, ob sich ein Zustand nachvollziehbar veraendert und ob diese Veraenderung im Referenzrahmen Mensch, Planet, Demokratie, SDGs, Agenda 2030 und SDG+ tragfaehig bewertet werden kann.</w:t>
-      </w:r>
-    </w:p>
-    <w:p>
-      <w:r>
-        <w:t>Ein Bericht behauptet, die Massnahme zu Die Maßstabskrise sei erfolgreich. Die WOE-Lesart fragt bei Modellformel nach belastbaren Nachweisen: begriffliche Praezision, Fallbeschreibung, Quellenklarheit, Plausibilitaet und offene Unsicherheit. Wenn diese Nachweise fehlen, bleibt die Aussage Wirkungspotenzial oder Kommunikationsbehauptung. Sie kann wichtig sein, aber sie ist noch keine belegte Wirkung.</w:t>
-      </w:r>
-    </w:p>
-    <w:p>
-      <w:r>
-        <w:t>Rueckfluss. Fuer den WOE-Korpus bedeutet das: Begriffe aus Die Maßstabskrise sollten dort geschaerft werden, wo sie in Glossar, Werkzeugen, Journal oder Readern doppeldeutig bleiben. Offene Forschungsfragen werden nicht versteckt. Sie markieren die Stelle, an der spaetere Evidenz, ein besserer Datensatz oder eine praezisere Fallstudie die Bewertung veraendern kann.</w:t>
-      </w:r>
-    </w:p>
-    <w:p>
-      <w:r>
-        <w:t>Daten, Quellen und Evidenz. Wissenschaftliche Anschlussfaehigkeit entsteht hier durch Quellenklarheit. Bei Fallfenster werden interne WOE-Begriffe nicht als Ersatz fuer Belege benutzt, sondern mit Grundlagenwerk, WOE-Referenz, Glossar, Werkzeuge, Journal und externe Fachquellen verbunden. Wo die Datenlage offen bleibt, wird das offengelegt. Wo eine Aussage nur plausibel ist, bleibt sie als Wirkungspotenzial markiert. Wo ein Schaden eine rote Linie beruehrt, greift Nichtkompensation vor Durchschnittslogik.</w:t>
-      </w:r>
-    </w:p>
-    <w:p>
-      <w:r>
-        <w:t>In einer kontroversen Entscheidung wirkt Fallfenster als Pruefpunkt fuer Ambivalenz. Ein Nutzen fuer eine Gruppe kann mit Risiken fuer andere Wirkungsempfaenger einhergehen. Das Skript verlangt deshalb, positive und negative Zustandsveraenderungen getrennt zu fuehren, bevor von positiver Netto-Wirkung gesprochen wird.</w:t>
-      </w:r>
-    </w:p>
-    <w:p>
-      <w:r>
-        <w:t>Bewertung und rote Linien. In Grundstudium Wirkungsoekonomie wird Prüfungsnahe Fallfragen ohne geschützte Antwortlogik erst steuerungsfaehig, wenn daraus eine Entscheidung folgt. Die Grundbegriffe muessen in spaeteren Modulen wiedererkennbar bleiben. Ohne diese Rueckkopplung bleibt Reporting eine Beschreibung. Mit Rueckkopplung wird aus Bewertung eine veraenderte Routine: ein anderer Prozess, ein geaenderter Anreiz, eine bessere Datenpflicht, eine korrigierte Kommunikation oder eine neue Priorisierung.</w:t>
-      </w:r>
-    </w:p>
-    <w:p>
-      <w:r>
-        <w:t>Die typische Fehlstelle bei Die Maßstabskrise liegt darin, Absicht, Aktivitaet oder Reporting als Wirkung zu behandeln. Bei Prüfungsnahe Fallfragen ohne geschützte Antwortlogik wird diese Fehlstelle konkret: Ein scheinbar plausibler Befund darf nicht zur Abkuerzung werden. Quellen, Systemgrenzen, Unsicherheit und Rueckkopplung bleiben sichtbar.</w:t>
-      </w:r>
-    </w:p>
-    <w:p>
-      <w:r>
-        <w:t>Kontrollfrage. Welche Entscheidung waere falsch, wenn Prüfungsnahe Fallfragen ohne geschützte Antwortlogik in V01 missverstanden wird? Die Antwort muss mindestens eine Daten- oder Quellenannahme, eine betroffene Gruppe oder Schutzdimension, eine moegliche Nebenwirkung und einen Rueckkopplungsschritt nennen. Richtig ist nicht die lauteste Bewertung, sondern diejenige, die Begriff, Beleg und Steuerungsfolge zusammenhaelt.</w:t>
-      </w:r>
-    </w:p>
-    <w:p>
-      <w:r>
-        <w:t>Steuerung und Rueckkopplung. Die Grenze gegen Scheingenauigkeit verlaeuft bei Einleitung / Wirkungsfrage nicht zwischen Optimismus und Pessimismus. Sie verlaeuft zwischen offengelegter Unsicherheit und rhetorischer Sicherheit. Wer Die Maßstabskrise belastbar anwenden will, benennt Systemgrenze, Zeitraum, Vergleichspunkt und offene Gegenhypothese. Gerade dadurch bleibt das Skript anschlussfaehig fuer Forschung, Praxis und spaetere Revision.</w:t>
-      </w:r>
-    </w:p>
-    <w:p>
-      <w:r>
-        <w:t>Fuer die Pruefung ist Einleitung / Wirkungsfrage dann verstanden, wenn daraus eine belastbare Fallantwort entsteht. Eine gute Antwort unterscheidet Beobachtung, Kausalannahme, Bewertung und Steuerungsfolge. Sie bewertet keine Menschen, sondern Wirkpfade, Zustandsveraenderungen, Risiken und institutionelle Bedingungen.</w:t>
-      </w:r>
-    </w:p>
-    <w:p>
-      <w:r>
-        <w:t>Pruefungsnahe Anwendung. Kernaussage zeigt, warum Die Maßstabskrise mehr ist als ein Schlagwort im Feld Wirkpfade, Wirkungsempfaenger, Bewertung und Rueckkopplung. Die wirkungsoekonomische Frage lautet: Welche reale Veraenderung wird moeglich, welche bleibt nur Potenzial und wo entsteht ein Wirkungsrisiko? Diese Unterscheidung schuetzt vor Impact-Washing, weil sie Absicht, Aktivitaet, Reichweite und Wirkung auseinanderhaelt.</w:t>
-      </w:r>
-    </w:p>
-    <w:p>
-      <w:r>
-        <w:t>Eine Kommune, ein Unternehmen oder eine Bildungsorganisation will Die Maßstabskrise praktisch anwenden. Der erste Schritt ist nicht die Auswahl eines Instruments, sondern die Klaerung der Zustandsveraenderung. Bei Kernaussage muss deshalb benannt werden, wer betroffen ist, welcher Zustand sich veraendert, welche Frist gilt und welche Gegenbeobachtung die Annahme widerlegen wuerde. Erst danach entsteht eine begruendete Entscheidung im Feld Begriff, Fallbewertung, Wirkpfad, rote Linie, Quellenbeurteilung oder Rueckkopplungsregel.</w:t>
-      </w:r>
-    </w:p>
-    <w:p>
-      <w:r>
-        <w:t>Transfer in den WOE-Korpus. In V01 muss Quelltext und fachliche Grundlegung immer mit Empfaengern gelesen werden. Wirkung entsteht nicht beim Sender, sondern an veraenderten Zustaenden von Menschen, Oekosystemen, Institutionen, Oeffentlichkeit oder kuenftigen Handlungsspielraeumen. Darum reicht es nicht, interne Aktivitaeten zu dokumentieren. Entscheidend ist, ob sich ein Zustand nachvollziehbar veraendert und ob diese Veraenderung im Referenzrahmen Mensch, Planet, Demokratie, SDGs, Agenda 2030 und SDG+ tragfaehig bewertet werden kann.</w:t>
-      </w:r>
-    </w:p>
-    <w:p>
-      <w:r>
-        <w:t>Ein Bericht behauptet, die Massnahme zu Die Maßstabskrise sei erfolgreich. Die WOE-Lesart fragt bei Quelltext und fachliche Grundlegung nach belastbaren Nachweisen: begriffliche Praezision, Fallbeschreibung, Quellenklarheit, Plausibilitaet und offene Unsicherheit. Wenn diese Nachweise fehlen, bleibt die Aussage Wirkungspotenzial oder Kommunikationsbehauptung. Sie kann wichtig sein, aber sie ist noch keine belegte Wirkung.</w:t>
-      </w:r>
-    </w:p>
-    <w:p>
-      <w:r>
-        <w:t>Grenzen der Aussage. Wissenschaftliche Anschlussfaehigkeit entsteht hier durch Quellenklarheit. Bei Womit wir Erfolg messen werden interne WOE-Begriffe nicht als Ersatz fuer Belege benutzt, sondern mit Grundlagenwerk, WOE-Referenz, Glossar, Werkzeuge, Journal und externe Fachquellen verbunden. Wo die Datenlage offen bleibt, wird das offengelegt. Wo eine Aussage nur plausibel ist, bleibt sie als Wirkungspotenzial markiert. Wo ein Schaden eine rote Linie beruehrt, greift Nichtkompensation vor Durchschnittslogik.</w:t>
-      </w:r>
-    </w:p>
-    <w:p>
-      <w:r>
-        <w:t>In einer kontroversen Entscheidung wirkt Womit wir Erfolg messen als Pruefpunkt fuer Ambivalenz. Ein Nutzen fuer eine Gruppe kann mit Risiken fuer andere Wirkungsempfaenger einhergehen. Das Skript verlangt deshalb, positive und negative Zustandsveraenderungen getrennt zu fuehren, bevor von positiver Netto-Wirkung gesprochen wird.</w:t>
-      </w:r>
-    </w:p>
-    <w:p>
-      <w:r>
-        <w:t>Kontrollfrage. Welche Entscheidung waere falsch, wenn Womit wir Erfolg messen in V01 missverstanden wird? Die Antwort muss mindestens eine Daten- oder Quellenannahme, eine betroffene Gruppe oder Schutzdimension, eine moegliche Nebenwirkung und einen Rueckkopplungsschritt nennen. Richtig ist nicht die lauteste Bewertung, sondern diejenige, die Begriff, Beleg und Steuerungsfolge zusammenhaelt.</w:t>
-      </w:r>
-    </w:p>
-    <w:p>
-      <w:r>
-        <w:t>Rueckfluss. Fuer den WOE-Korpus bedeutet das: Begriffe aus Die Maßstabskrise sollten dort geschaerft werden, wo sie in Glossar, Werkzeugen, Journal oder Readern doppeldeutig bleiben. Offene Forschungsfragen werden nicht versteckt. Sie markieren die Stelle, an der spaetere Evidenz, ein besserer Datensatz oder eine praezisere Fallstudie die Bewertung veraendern kann.</w:t>
-      </w:r>
-    </w:p>
-    <w:p>
-      <w:pPr>
-        <w:pStyle w:val="Heading3"/>
-      </w:pPr>
-      <w:r>
-        <w:t>Schlussvertiefung 7: Die Maßstabskrise im Anwendungsfall</w:t>
-      </w:r>
-    </w:p>
-    <w:p>
-      <w:r>
-        <w:t>Die folgenden Abschnitte sind keine neue Pruefungsloesung. Sie verdichten die vorhandenen Kapitel zu einer Lesart, mit der Studierende einen Fall selbststaendig analysieren koennen. Im Mittelpunkt stehen Wirkpfade, Wirkungsempfaenger, Bewertung und Rueckkopplung, nicht moralische Personenbewertung.</w:t>
-      </w:r>
-    </w:p>
-    <w:p>
-      <w:r>
-        <w:t>Begriffliche Schlussklaerung. In Grundstudium Wirkungsoekonomie wird Ein einfaches Bild erst steuerungsfaehig, wenn daraus eine Entscheidung folgt. Die Grundbegriffe muessen in spaeteren Modulen wiedererkennbar bleiben. Ohne diese Rueckkopplung bleibt Reporting eine Beschreibung. Mit Rueckkopplung wird aus Bewertung eine veraenderte Routine: ein anderer Prozess, ein geaenderter Anreiz, eine bessere Datenpflicht, eine korrigierte Kommunikation oder eine neue Priorisierung.</w:t>
-      </w:r>
-    </w:p>
-    <w:p>
-      <w:r>
-        <w:t>Die typische Fehlstelle bei Die Maßstabskrise liegt darin, Absicht, Aktivitaet oder Reporting als Wirkung zu behandeln. Bei Ein einfaches Bild wird diese Fehlstelle konkret: Ein scheinbar plausibler Befund darf nicht zur Abkuerzung werden. Quellen, Systemgrenzen, Unsicherheit und Rueckkopplung bleiben sichtbar.</w:t>
-      </w:r>
-    </w:p>
-    <w:p>
-      <w:r>
-        <w:t>Wirkpfad und Empfaenger. Die Grenze gegen Scheingenauigkeit verlaeuft bei Das Bruttoinlandsprodukt nicht zwischen Optimismus und Pessimismus. Sie verlaeuft zwischen offengelegter Unsicherheit und rhetorischer Sicherheit. Wer Die Maßstabskrise belastbar anwenden will, benennt Systemgrenze, Zeitraum, Vergleichspunkt und offene Gegenhypothese. Gerade dadurch bleibt das Skript anschlussfaehig fuer Forschung, Praxis und spaetere Revision.</w:t>
-      </w:r>
-    </w:p>
-    <w:p>
-      <w:r>
-        <w:t>Fuer die Pruefung ist Das Bruttoinlandsprodukt dann verstanden, wenn daraus eine belastbare Fallantwort entsteht. Eine gute Antwort unterscheidet Beobachtung, Kausalannahme, Bewertung und Steuerungsfolge. Sie bewertet keine Menschen, sondern Wirkpfade, Zustandsveraenderungen, Risiken und institutionelle Bedingungen.</w:t>
-      </w:r>
-    </w:p>
-    <w:p>
-      <w:r>
-        <w:t>Daten, Quellen und Evidenz. Viel Bewegung, wenig Ankommen zeigt, warum Die Maßstabskrise mehr ist als ein Schlagwort im Feld Wirkpfade, Wirkungsempfaenger, Bewertung und Rueckkopplung. Die wirkungsoekonomische Frage lautet: Welche reale Veraenderung wird moeglich, welche bleibt nur Potenzial und wo entsteht ein Wirkungsrisiko? Diese Unterscheidung schuetzt vor Impact-Washing, weil sie Absicht, Aktivitaet, Reichweite und Wirkung auseinanderhaelt.</w:t>
-      </w:r>
-    </w:p>
-    <w:p>
-      <w:r>
-        <w:t>Eine Kommune, ein Unternehmen oder eine Bildungsorganisation will Die Maßstabskrise praktisch anwenden. Der erste Schritt ist nicht die Auswahl eines Instruments, sondern die Klaerung der Zustandsveraenderung. Bei Viel Bewegung, wenig Ankommen muss deshalb benannt werden, wer betroffen ist, welcher Zustand sich veraendert, welche Frist gilt und welche Gegenbeobachtung die Annahme widerlegen wuerde. Erst danach entsteht eine begruendete Entscheidung im Feld Begriff, Fallbewertung, Wirkpfad, rote Linie, Quellenbeurteilung oder Rueckkopplungsregel.</w:t>
-      </w:r>
-    </w:p>
-    <w:p>
-      <w:r>
-        <w:t>Bewertung und rote Linien. In V01 muss Warum das gefährlich wird immer mit Empfaengern gelesen werden. Wirkung entsteht nicht beim Sender, sondern an veraenderten Zustaenden von Menschen, Oekosystemen, Institutionen, Oeffentlichkeit oder kuenftigen Handlungsspielraeumen. Darum reicht es nicht, interne Aktivitaeten zu dokumentieren. Entscheidend ist, ob sich ein Zustand nachvollziehbar veraendert und ob diese Veraenderung im Referenzrahmen Mensch, Planet, Demokratie, SDGs, Agenda 2030 und SDG+ tragfaehig bewertet werden kann.</w:t>
-      </w:r>
-    </w:p>
-    <w:p>
-      <w:r>
-        <w:t>Ein Bericht behauptet, die Massnahme zu Die Maßstabskrise sei erfolgreich. Die WOE-Lesart fragt bei Warum das gefährlich wird nach belastbaren Nachweisen: begriffliche Praezision, Fallbeschreibung, Quellenklarheit, Plausibilitaet und offene Unsicherheit. Wenn diese Nachweise fehlen, bleibt die Aussage Wirkungspotenzial oder Kommunikationsbehauptung. Sie kann wichtig sein, aber sie ist noch keine belegte Wirkung.</w:t>
-      </w:r>
-    </w:p>
-    <w:p>
-      <w:r>
-        <w:t>Kontrollfrage. Welche Entscheidung waere falsch, wenn Warum das gefährlich wird in V01 missverstanden wird? Die Antwort muss mindestens eine Daten- oder Quellenannahme, eine betroffene Gruppe oder Schutzdimension, eine moegliche Nebenwirkung und einen Rueckkopplungsschritt nennen. Richtig ist nicht die lauteste Bewertung, sondern diejenige, die Begriff, Beleg und Steuerungsfolge zusammenhaelt.</w:t>
-      </w:r>
-    </w:p>
-    <w:p>
-      <w:r>
-        <w:t>Steuerung und Rueckkopplung. Wissenschaftliche Anschlussfaehigkeit entsteht hier durch Quellenklarheit. Bei Ein Beispiel aus dem Alltag werden interne WOE-Begriffe nicht als Ersatz fuer Belege benutzt, sondern mit Grundlagenwerk, WOE-Referenz, Glossar, Werkzeuge, Journal und externe Fachquellen verbunden. Wo die Datenlage offen bleibt, wird das offengelegt. Wo eine Aussage nur plausibel ist, bleibt sie als Wirkungspotenzial markiert. Wo ein Schaden eine rote Linie beruehrt, greift Nichtkompensation vor Durchschnittslogik.</w:t>
-      </w:r>
-    </w:p>
-    <w:p>
-      <w:r>
-        <w:t>In einer kontroversen Entscheidung wirkt Ein Beispiel aus dem Alltag als Pruefpunkt fuer Ambivalenz. Ein Nutzen fuer eine Gruppe kann mit Risiken fuer andere Wirkungsempfaenger einhergehen. Das Skript verlangt deshalb, positive und negative Zustandsveraenderungen getrennt zu fuehren, bevor von positiver Netto-Wirkung gesprochen wird.</w:t>
-      </w:r>
-    </w:p>
-    <w:p>
-      <w:r>
-        <w:t>Pruefungsnahe Anwendung. In Grundstudium Wirkungsoekonomie wird Die Zahlen lügen nicht, sie schweigen erst steuerungsfaehig, wenn daraus eine Entscheidung folgt. Die Grundbegriffe muessen in spaeteren Modulen wiedererkennbar bleiben. Ohne diese Rueckkopplung bleibt Reporting eine Beschreibung. Mit Rueckkopplung wird aus Bewertung eine veraenderte Routine: ein anderer Prozess, ein geaenderter Anreiz, eine bessere Datenpflicht, eine korrigierte Kommunikation oder eine neue Priorisierung.</w:t>
-      </w:r>
-    </w:p>
-    <w:p>
-      <w:r>
-        <w:t>Die typische Fehlstelle bei Die Maßstabskrise liegt darin, Absicht, Aktivitaet oder Reporting als Wirkung zu behandeln. Bei Die Zahlen lügen nicht, sie schweigen wird diese Fehlstelle konkret: Ein scheinbar plausibler Befund darf nicht zur Abkuerzung werden. Quellen, Systemgrenzen, Unsicherheit und Rueckkopplung bleiben sichtbar.</w:t>
-      </w:r>
-    </w:p>
-    <w:p>
-      <w:r>
-        <w:t>Rueckfluss. Fuer den WOE-Korpus bedeutet das: Begriffe aus Die Maßstabskrise sollten dort geschaerft werden, wo sie in Glossar, Werkzeugen, Journal oder Readern doppeldeutig bleiben. Offene Forschungsfragen werden nicht versteckt. Sie markieren die Stelle, an der spaetere Evidenz, ein besserer Datensatz oder eine praezisere Fallstudie die Bewertung veraendern kann.</w:t>
+        <w:t>Vertiefungsrunde 6: Anschluss an Praxis und Forschung</w:t>
+      </w:r>
+    </w:p>
+    <w:p>
+      <w:r>
+        <w:t>Diese Runde wechselt den Blickwinkel, damit der Schlussblock nicht nur wiederholt, sondern Leseentscheidungen vorbereitet: Was ist belegt, was bleibt Potenzial, welche Nebenwirkung ist relevant und welche Steuerungsfolge wird daraus abgeleitet?</w:t>
+      </w:r>
+    </w:p>
+    <w:p>
+      <w:r>
+        <w:t>Rueckflussnotiz. Ein Beispiel aus dem Alltag zeigt, warum Die Maßstabskrise mehr ist als ein Schlagwort im Feld Wirkpfade, Wirkungsempfaenger, Bewertung und Rueckkopplung. Die wirkungsoekonomische Frage lautet: Welche reale Veraenderung wird moeglich, welche bleibt nur Potenzial und wo entsteht ein Wirkungsrisiko? Diese Unterscheidung schuetzt vor Impact-Washing, weil sie Absicht, Aktivitaet, Reichweite und Wirkung auseinanderhaelt.</w:t>
+      </w:r>
+    </w:p>
+    <w:p>
+      <w:r>
+        <w:t>Eine Kommune, ein Unternehmen oder eine Bildungsorganisation will Die Maßstabskrise praktisch anwenden. Der erste Schritt ist nicht die Auswahl eines Instruments, sondern die Klaerung der Zustandsveraenderung. Bei Ein Beispiel aus dem Alltag muss deshalb benannt werden, wer betroffen ist, welcher Zustand sich veraendert, welche Frist gilt und welche Gegenbeobachtung die Annahme widerlegen wuerde. Erst danach entsteht eine begruendete Entscheidung im Feld Begriff, Fallbewertung, Wirkpfad, rote Linie, Quellenbeurteilung oder Rueckkopplungsregel.</w:t>
+      </w:r>
+    </w:p>
+    <w:p>
+      <w:r>
+        <w:t>Fallpruefung. Wenn eine Kommune eine bestehende Massnahme neu priorisieren will, beginnt die Analyse bei Empfaengern, Wirkraum, Zeitraum und Datenquelle. Bei Ein Beispiel aus dem Alltag muss dann geklaert werden, ob Ressourcen umgeschichtet, Daten nacherhoben oder Zielkonflikte offengelegt werden. Eine tragfaehige Antwort benennt mindestens eine Quelle, eine offene Unsicherheit, eine moegliche Gegenbeobachtung und die Entscheidung, die nach der Bewertung geaendert wird.</w:t>
+      </w:r>
+    </w:p>
+    <w:p>
+      <w:r>
+        <w:t>Pruefungsimpuls. In V01 muss Die Zahlen lügen nicht, sie schweigen immer mit Empfaengern gelesen werden. Wirkung entsteht nicht beim Sender, sondern an veraenderten Zustaenden von Menschen, Oekosystemen, Institutionen, Oeffentlichkeit oder kuenftigen Handlungsspielraeumen. Darum reicht es nicht, interne Aktivitaeten zu dokumentieren. Entscheidend ist, ob sich ein Zustand nachvollziehbar veraendert und ob diese Veraenderung im Referenzrahmen Mensch, Planet, Demokratie, SDGs, Agenda 2030 und SDG+ tragfaehig bewertet werden kann.</w:t>
+      </w:r>
+    </w:p>
+    <w:p>
+      <w:r>
+        <w:t>Ein Bericht behauptet, die Massnahme zu Die Maßstabskrise sei erfolgreich. Die WOE-Lesart fragt bei Die Zahlen lügen nicht, sie schweigen nach belastbaren Nachweisen: begriffliche Praezision, Fallbeschreibung, Quellenklarheit, Plausibilitaet und offene Unsicherheit. Wenn diese Nachweise fehlen, bleibt die Aussage Wirkungspotenzial oder Kommunikationsbehauptung. Sie kann wichtig sein, aber sie ist noch keine belegte Wirkung.</w:t>
+      </w:r>
+    </w:p>
+    <w:p>
+      <w:r>
+        <w:t>Fallpruefung. Wenn ein Unternehmen ein Produkt, einen Prozess oder eine Investition wirkungsbezogen bewerten will, beginnt die Analyse bei Empfaengern, Wirkraum, Zeitraum und Datenquelle. Bei Die Zahlen lügen nicht, sie schweigen muss dann geklaert werden, welche Entscheidung nach der Bewertung tatsaechlich anders ausfaellt. Eine tragfaehige Antwort benennt mindestens eine Quelle, eine offene Unsicherheit, eine moegliche Gegenbeobachtung und die Entscheidung, die nach der Bewertung geaendert wird.</w:t>
+      </w:r>
+    </w:p>
+    <w:p>
+      <w:r>
+        <w:t>Fuer die Bewertung reicht kein Summenscore, der zentrale Schaeden mit bequemen Pluspunkten verrechnet. Nichtkompensation und Reverse Merit Order markieren, wo rote Linien, demokratische Grundbedingungen oder planetare Grenzen Vorrang vor Durchschnittslogik haben. So bleibt positive Netto-Wirkung eine anspruchsvolle Zielgroesse und wird nicht zur dekorativen Formel.</w:t>
+      </w:r>
+    </w:p>
+    <w:p>
+      <w:r>
+        <w:t>Begriffliche Sicherung. Wissenschaftliche Anschlussfaehigkeit entsteht hier durch Quellenklarheit. Bei Der blinde Fleck kostet Zukunft werden interne WOE-Begriffe nicht als Ersatz fuer Belege benutzt, sondern mit Grundlagenwerk, WOE-Referenz, Glossar, Werkzeuge, Journal und externe Fachquellen verbunden. Wo die Datenlage offen bleibt, wird das offengelegt. Wo eine Aussage nur plausibel ist, bleibt sie als Wirkungspotenzial markiert. Wo ein Schaden eine rote Linie beruehrt, greift Nichtkompensation vor Durchschnittslogik.</w:t>
+      </w:r>
+    </w:p>
+    <w:p>
+      <w:r>
+        <w:t>In einer kontroversen Entscheidung wirkt Der blinde Fleck kostet Zukunft als Pruefpunkt fuer Ambivalenz. Ein Nutzen fuer eine Gruppe kann mit Risiken fuer andere Wirkungsempfaenger einhergehen. Das Skript verlangt deshalb, positive und negative Zustandsveraenderungen getrennt zu fuehren, bevor von positiver Netto-Wirkung gesprochen wird.</w:t>
+      </w:r>
+    </w:p>
+    <w:p>
+      <w:r>
+        <w:t>Fallpruefung. Wenn eine Bildungs- oder Forschungseinrichtung eine Wirkungsaussage fuer Lernende und Praxispartner pruefbar machen will, beginnt die Analyse bei Empfaengern, Wirkraum, Zeitraum und Datenquelle. Bei Der blinde Fleck kostet Zukunft muss dann geklaert werden, welche Begriffe, Quellen und Grenzen im Material sichtbar bleiben muessen. Eine tragfaehige Antwort benennt mindestens eine Quelle, eine offene Unsicherheit, eine moegliche Gegenbeobachtung und die Entscheidung, die nach der Bewertung geaendert wird.</w:t>
+      </w:r>
+    </w:p>
+    <w:p>
+      <w:r>
+        <w:t>Der Rueckfluss in den WOE-Korpus liegt hier in klaren Begriffen, sauber verlinkten Quellen und benannten Forschungsfragen. Wo Glossar, Werkzeuge, Journal oder Reader noch doppeldeutig bleiben, sollte Die Maßstabskrise nicht als fertige Gewissheit auftreten, sondern als pruefbarer Lernstand mit Korrekturpfad.</w:t>
+      </w:r>
+    </w:p>
+    <w:p>
+      <w:r>
+        <w:t>Wirkpfadpruefung. In Grundstudium Wirkungsoekonomie wird Der Ausweg heißt Wirkung erst steuerungsfaehig, wenn daraus eine Entscheidung folgt. Die Grundbegriffe muessen in spaeteren Modulen wiedererkennbar bleiben. Ohne diese Rueckkopplung bleibt Reporting eine Beschreibung. Mit Rueckkopplung wird aus Bewertung eine veraenderte Routine: ein anderer Prozess, ein geaenderter Anreiz, eine bessere Datenpflicht, eine korrigierte Kommunikation oder eine neue Priorisierung.</w:t>
+      </w:r>
+    </w:p>
+    <w:p>
+      <w:r>
+        <w:t>Die typische Fehlstelle bei Die Maßstabskrise liegt darin, Absicht, Aktivitaet oder Reporting als Wirkung zu behandeln. Bei Der Ausweg heißt Wirkung wird diese Fehlstelle konkret: Ein scheinbar plausibler Befund darf nicht zur Abkuerzung werden. Quellen, Systemgrenzen, Unsicherheit und Rueckkopplung bleiben sichtbar.</w:t>
+      </w:r>
+    </w:p>
+    <w:p>
+      <w:r>
+        <w:t>Fallpruefung. Wenn eine Kommune eine bestehende Massnahme neu priorisieren will, beginnt die Analyse bei Empfaengern, Wirkraum, Zeitraum und Datenquelle. Bei Der Ausweg heißt Wirkung muss dann geklaert werden, ob Ressourcen umgeschichtet, Daten nacherhoben oder Zielkonflikte offengelegt werden. Eine tragfaehige Antwort benennt mindestens eine Quelle, eine offene Unsicherheit, eine moegliche Gegenbeobachtung und die Entscheidung, die nach der Bewertung geaendert wird.</w:t>
+      </w:r>
+    </w:p>
+    <w:p>
+      <w:r>
+        <w:t>Evidenzfenster. Die Grenze gegen Scheingenauigkeit verlaeuft bei Was du aus dieser Vorlesung mitnimmst nicht zwischen Optimismus und Pessimismus. Sie verlaeuft zwischen offengelegter Unsicherheit und rhetorischer Sicherheit. Wer Die Maßstabskrise belastbar anwenden will, benennt Systemgrenze, Zeitraum, Vergleichspunkt und offene Gegenhypothese. Gerade dadurch bleibt das Skript anschlussfaehig fuer Forschung, Praxis und spaetere Revision.</w:t>
+      </w:r>
+    </w:p>
+    <w:p>
+      <w:r>
+        <w:t>Fuer die Pruefung ist Was du aus dieser Vorlesung mitnimmst dann verstanden, wenn daraus eine belastbare Fallantwort entsteht. Eine gute Antwort unterscheidet Beobachtung, Kausalannahme, Bewertung und Steuerungsfolge. Sie bewertet keine Menschen, sondern Wirkpfade, Zustandsveraenderungen, Risiken und institutionelle Bedingungen.</w:t>
+      </w:r>
+    </w:p>
+    <w:p>
+      <w:r>
+        <w:t>Fallpruefung. Wenn ein Unternehmen ein Produkt, einen Prozess oder eine Investition wirkungsbezogen bewerten will, beginnt die Analyse bei Empfaengern, Wirkraum, Zeitraum und Datenquelle. Bei Was du aus dieser Vorlesung mitnimmst muss dann geklaert werden, welche Entscheidung nach der Bewertung tatsaechlich anders ausfaellt. Eine tragfaehige Antwort benennt mindestens eine Quelle, eine offene Unsicherheit, eine moegliche Gegenbeobachtung und die Entscheidung, die nach der Bewertung geaendert wird.</w:t>
+      </w:r>
+    </w:p>
+    <w:p>
+      <w:r>
+        <w:t>Fuer die Bewertung reicht kein Summenscore, der zentrale Schaeden mit bequemen Pluspunkten verrechnet. Nichtkompensation und Reverse Merit Order markieren, wo rote Linien, demokratische Grundbedingungen oder planetare Grenzen Vorrang vor Durchschnittslogik haben. So bleibt positive Netto-Wirkung eine anspruchsvolle Zielgroesse und wird nicht zur dekorativen Formel.</w:t>
+      </w:r>
+    </w:p>
+    <w:p>
+      <w:r>
+        <w:t>Bewertungsgrenze. Wirkungsökonomische Vertiefung zeigt, warum Die Maßstabskrise mehr ist als ein Schlagwort im Feld Wirkpfade, Wirkungsempfaenger, Bewertung und Rueckkopplung. Die wirkungsoekonomische Frage lautet: Welche reale Veraenderung wird moeglich, welche bleibt nur Potenzial und wo entsteht ein Wirkungsrisiko? Diese Unterscheidung schuetzt vor Impact-Washing, weil sie Absicht, Aktivitaet, Reichweite und Wirkung auseinanderhaelt.</w:t>
+      </w:r>
+    </w:p>
+    <w:p>
+      <w:r>
+        <w:t>Eine Kommune, ein Unternehmen oder eine Bildungsorganisation will Die Maßstabskrise praktisch anwenden. Der erste Schritt ist nicht die Auswahl eines Instruments, sondern die Klaerung der Zustandsveraenderung. Bei Wirkungsökonomische Vertiefung muss deshalb benannt werden, wer betroffen ist, welcher Zustand sich veraendert, welche Frist gilt und welche Gegenbeobachtung die Annahme widerlegen wuerde. Erst danach entsteht eine begruendete Entscheidung im Feld Begriff, Fallbewertung, Wirkpfad, rote Linie, Quellenbeurteilung oder Rueckkopplungsregel.</w:t>
+      </w:r>
+    </w:p>
+    <w:p>
+      <w:r>
+        <w:t>Fallpruefung. Wenn eine Bildungs- oder Forschungseinrichtung eine Wirkungsaussage fuer Lernende und Praxispartner pruefbar machen will, beginnt die Analyse bei Empfaengern, Wirkraum, Zeitraum und Datenquelle. Bei Wirkungsökonomische Vertiefung muss dann geklaert werden, welche Begriffe, Quellen und Grenzen im Material sichtbar bleiben muessen. Eine tragfaehige Antwort benennt mindestens eine Quelle, eine offene Unsicherheit, eine moegliche Gegenbeobachtung und die Entscheidung, die nach der Bewertung geaendert wird.</w:t>
+      </w:r>
+    </w:p>
+    <w:p>
+      <w:r>
+        <w:t>Der Rueckfluss in den WOE-Korpus liegt hier in klaren Begriffen, sauber verlinkten Quellen und benannten Forschungsfragen. Wo Glossar, Werkzeuge, Journal oder Reader noch doppeldeutig bleiben, sollte Die Maßstabskrise nicht als fertige Gewissheit auftreten, sondern als pruefbarer Lernstand mit Korrekturpfad.</w:t>
       </w:r>
     </w:p>
     <w:p>

--- a/docs/studienskripte/word-rohfassungen/woek-g-v01.docx
+++ b/docs/studienskripte/word-rohfassungen/woek-g-v01.docx
@@ -2796,7 +2796,7 @@
     </w:p>
     <w:p>
       <w:r>
-        <w:t>Begriffliche Sicherung. Einleitung / Wirkungsfrage zeigt, warum Die Maßstabskrise mehr ist als ein Schlagwort im Feld Wirkpfade, Wirkungsempfaenger, Bewertung und Rueckkopplung. Die wirkungsoekonomische Frage lautet: Welche reale Veraenderung wird moeglich, welche bleibt nur Potenzial und wo entsteht ein Wirkungsrisiko? Diese Unterscheidung schuetzt vor Impact-Washing, weil sie Absicht, Aktivitaet, Reichweite und Wirkung auseinanderhaelt.</w:t>
+        <w:t>Begriffliche Sicherung. Bei Einleitung / Wirkungsfrage wird Die Maßstabskrise als Arbeitsfrage im Feld Wirkpfade, Wirkungsempfaenger, Bewertung und Rueckkopplung lesbar. Die wirkungsoekonomische Frage lautet: Welche reale Veraenderung wird moeglich, welche bleibt nur Potenzial und wo entsteht ein Wirkungsrisiko? Diese Unterscheidung schuetzt vor Impact-Washing, weil sie Absicht, Aktivitaet, Reichweite und Wirkung auseinanderhaelt.</w:t>
       </w:r>
     </w:p>
     <w:p>
@@ -2886,7 +2886,7 @@
     </w:p>
     <w:p>
       <w:r>
-        <w:t>Transferhinweis. Das Bruttoinlandsprodukt zeigt, warum Die Maßstabskrise mehr ist als ein Schlagwort im Feld Wirkpfade, Wirkungsempfaenger, Bewertung und Rueckkopplung. Die wirkungsoekonomische Frage lautet: Welche reale Veraenderung wird moeglich, welche bleibt nur Potenzial und wo entsteht ein Wirkungsrisiko? Diese Unterscheidung schuetzt vor Impact-Washing, weil sie Absicht, Aktivitaet, Reichweite und Wirkung auseinanderhaelt.</w:t>
+        <w:t>Transferhinweis. Bei Das Bruttoinlandsprodukt wird Die Maßstabskrise als Arbeitsfrage im Feld Wirkpfade, Wirkungsempfaenger, Bewertung und Rueckkopplung lesbar. Die wirkungsoekonomische Frage lautet: Welche reale Veraenderung wird moeglich, welche bleibt nur Potenzial und wo entsteht ein Wirkungsrisiko? Diese Unterscheidung schuetzt vor Impact-Washing, weil sie Absicht, Aktivitaet, Reichweite und Wirkung auseinanderhaelt.</w:t>
       </w:r>
     </w:p>
     <w:p>
@@ -2989,7 +2989,7 @@
     </w:p>
     <w:p>
       <w:r>
-        <w:t>Evidenzfenster. Der blinde Fleck kostet Zukunft zeigt, warum Die Maßstabskrise mehr ist als ein Schlagwort im Feld Wirkpfade, Wirkungsempfaenger, Bewertung und Rueckkopplung. Die wirkungsoekonomische Frage lautet: Welche reale Veraenderung wird moeglich, welche bleibt nur Potenzial und wo entsteht ein Wirkungsrisiko? Diese Unterscheidung schuetzt vor Impact-Washing, weil sie Absicht, Aktivitaet, Reichweite und Wirkung auseinanderhaelt.</w:t>
+        <w:t>Evidenzfenster. Bei Der blinde Fleck kostet Zukunft wird Die Maßstabskrise als Arbeitsfrage im Feld Wirkpfade, Wirkungsempfaenger, Bewertung und Rueckkopplung lesbar. Die wirkungsoekonomische Frage lautet: Welche reale Veraenderung wird moeglich, welche bleibt nur Potenzial und wo entsteht ein Wirkungsrisiko? Diese Unterscheidung schuetzt vor Impact-Washing, weil sie Absicht, Aktivitaet, Reichweite und Wirkung auseinanderhaelt.</w:t>
       </w:r>
     </w:p>
     <w:p>
@@ -3097,7 +3097,7 @@
     </w:p>
     <w:p>
       <w:r>
-        <w:t>Pruefungsimpuls. Wirkpfad zeigt, warum Die Maßstabskrise mehr ist als ein Schlagwort im Feld Wirkpfade, Wirkungsempfaenger, Bewertung und Rueckkopplung. Die wirkungsoekonomische Frage lautet: Welche reale Veraenderung wird moeglich, welche bleibt nur Potenzial und wo entsteht ein Wirkungsrisiko? Diese Unterscheidung schuetzt vor Impact-Washing, weil sie Absicht, Aktivitaet, Reichweite und Wirkung auseinanderhaelt.</w:t>
+        <w:t>Pruefungsimpuls. Bei Wirkpfad wird Die Maßstabskrise als Arbeitsfrage im Feld Wirkpfade, Wirkungsempfaenger, Bewertung und Rueckkopplung lesbar. Die wirkungsoekonomische Frage lautet: Welche reale Veraenderung wird moeglich, welche bleibt nur Potenzial und wo entsteht ein Wirkungsrisiko? Diese Unterscheidung schuetzt vor Impact-Washing, weil sie Absicht, Aktivitaet, Reichweite und Wirkung auseinanderhaelt.</w:t>
       </w:r>
     </w:p>
     <w:p>
@@ -3200,7 +3200,7 @@
     </w:p>
     <w:p>
       <w:r>
-        <w:t>Steuerungsfolge. Fallfenster zeigt, warum Die Maßstabskrise mehr ist als ein Schlagwort im Feld Wirkpfade, Wirkungsempfaenger, Bewertung und Rueckkopplung. Die wirkungsoekonomische Frage lautet: Welche reale Veraenderung wird moeglich, welche bleibt nur Potenzial und wo entsteht ein Wirkungsrisiko? Diese Unterscheidung schuetzt vor Impact-Washing, weil sie Absicht, Aktivitaet, Reichweite und Wirkung auseinanderhaelt.</w:t>
+        <w:t>Steuerungsfolge. Bei Fallfenster wird Die Maßstabskrise als Arbeitsfrage im Feld Wirkpfade, Wirkungsempfaenger, Bewertung und Rueckkopplung lesbar. Die wirkungsoekonomische Frage lautet: Welche reale Veraenderung wird moeglich, welche bleibt nur Potenzial und wo entsteht ein Wirkungsrisiko? Diese Unterscheidung schuetzt vor Impact-Washing, weil sie Absicht, Aktivitaet, Reichweite und Wirkung auseinanderhaelt.</w:t>
       </w:r>
     </w:p>
     <w:p>
@@ -3303,7 +3303,7 @@
     </w:p>
     <w:p>
       <w:r>
-        <w:t>Wirkpfadpruefung. Womit wir Erfolg messen zeigt, warum Die Maßstabskrise mehr ist als ein Schlagwort im Feld Wirkpfade, Wirkungsempfaenger, Bewertung und Rueckkopplung. Die wirkungsoekonomische Frage lautet: Welche reale Veraenderung wird moeglich, welche bleibt nur Potenzial und wo entsteht ein Wirkungsrisiko? Diese Unterscheidung schuetzt vor Impact-Washing, weil sie Absicht, Aktivitaet, Reichweite und Wirkung auseinanderhaelt.</w:t>
+        <w:t>Wirkpfadpruefung. Bei Womit wir Erfolg messen wird Die Maßstabskrise als Arbeitsfrage im Feld Wirkpfade, Wirkungsempfaenger, Bewertung und Rueckkopplung lesbar. Die wirkungsoekonomische Frage lautet: Welche reale Veraenderung wird moeglich, welche bleibt nur Potenzial und wo entsteht ein Wirkungsrisiko? Diese Unterscheidung schuetzt vor Impact-Washing, weil sie Absicht, Aktivitaet, Reichweite und Wirkung auseinanderhaelt.</w:t>
       </w:r>
     </w:p>
     <w:p>
@@ -3411,7 +3411,7 @@
     </w:p>
     <w:p>
       <w:r>
-        <w:t>Rueckflussnotiz. Ein Beispiel aus dem Alltag zeigt, warum Die Maßstabskrise mehr ist als ein Schlagwort im Feld Wirkpfade, Wirkungsempfaenger, Bewertung und Rueckkopplung. Die wirkungsoekonomische Frage lautet: Welche reale Veraenderung wird moeglich, welche bleibt nur Potenzial und wo entsteht ein Wirkungsrisiko? Diese Unterscheidung schuetzt vor Impact-Washing, weil sie Absicht, Aktivitaet, Reichweite und Wirkung auseinanderhaelt.</w:t>
+        <w:t>Rueckflussnotiz. Bei Ein Beispiel aus dem Alltag wird Die Maßstabskrise als Arbeitsfrage im Feld Wirkpfade, Wirkungsempfaenger, Bewertung und Rueckkopplung lesbar. Die wirkungsoekonomische Frage lautet: Welche reale Veraenderung wird moeglich, welche bleibt nur Potenzial und wo entsteht ein Wirkungsrisiko? Diese Unterscheidung schuetzt vor Impact-Washing, weil sie Absicht, Aktivitaet, Reichweite und Wirkung auseinanderhaelt.</w:t>
       </w:r>
     </w:p>
     <w:p>
@@ -3501,7 +3501,7 @@
     </w:p>
     <w:p>
       <w:r>
-        <w:t>Bewertungsgrenze. Wirkungsökonomische Vertiefung zeigt, warum Die Maßstabskrise mehr ist als ein Schlagwort im Feld Wirkpfade, Wirkungsempfaenger, Bewertung und Rueckkopplung. Die wirkungsoekonomische Frage lautet: Welche reale Veraenderung wird moeglich, welche bleibt nur Potenzial und wo entsteht ein Wirkungsrisiko? Diese Unterscheidung schuetzt vor Impact-Washing, weil sie Absicht, Aktivitaet, Reichweite und Wirkung auseinanderhaelt.</w:t>
+        <w:t>Bewertungsgrenze. Bei Wirkungsökonomische Vertiefung wird Die Maßstabskrise als Arbeitsfrage im Feld Wirkpfade, Wirkungsempfaenger, Bewertung und Rueckkopplung lesbar. Die wirkungsoekonomische Frage lautet: Welche reale Veraenderung wird moeglich, welche bleibt nur Potenzial und wo entsteht ein Wirkungsrisiko? Diese Unterscheidung schuetzt vor Impact-Washing, weil sie Absicht, Aktivitaet, Reichweite und Wirkung auseinanderhaelt.</w:t>
       </w:r>
     </w:p>
     <w:p>

--- a/docs/studienskripte/word-rohfassungen/woek-g-v01.docx
+++ b/docs/studienskripte/word-rohfassungen/woek-g-v01.docx
@@ -16,20 +16,7 @@
     </w:p>
     <w:p>
       <w:r>
-        <w:rPr>
-          <w:i/>
-        </w:rPr>
-        <w:t>Rohfassung fuer Claude / CI-CD-Finalisierung</w:t>
-      </w:r>
-    </w:p>
-    <w:p>
-      <w:r>
-        <w:t>Quelle: /Users/hagen/Documents/New project/content/studienskripte/woek-g-v01.md</w:t>
-      </w:r>
-    </w:p>
-    <w:p>
-      <w:r>
-        <w:t>Track: Grundstudium Wirkungsökonomie Kurscode: woek-g Vorlesungscode: V01 Modul/Abschnitt: G1.1 Titel: Die Maßstabskrise Status: Studienskript V1 · fachlich finale Codex-Fassung, Claude-CI/CD-Satzfreigabe offen Quelle: woek-akademie-app/content/lehrgaenge/woek-g-v01.md Ablage: Markdown-Master in content/studienskripte/woek-g-v01.md, Word-Rohfassung in docs/studienskripte/word-rohfassungen/woek-g-v01.docx Wissensbasis: aktuelles Grundlagenwerk, Website-Korpus inklusive Journal, Akademie-Quelltexte, Glossar, interne Dossiers und externe Fachquellen</w:t>
+        <w:t>Track: Grundstudium Wirkungsökonomie Kurscode: woek-g Vorlesungscode: V01 Modul/Abschnitt: G1.1 Titel: Die Maßstabskrise Status: Studienskript V1. Wissensbasis: aktuelles Grundlagenwerk, Website-Korpus inklusive Journal, Akademie-Quelltexte, Glossar, interne Dossiers und externe Fachquellen</w:t>
       </w:r>
     </w:p>
     <w:p>
@@ -96,11 +83,6 @@
     <w:p>
       <w:r>
         <w:t>&gt; Welche tatsächlichen Zustandsveränderungen werden durch Die Maßstabskrise möglich, wahrscheinlich oder riskant - und welche Bedingungen entscheiden darüber, ob aus Wirkungspotenzial tatsächliche Wirkung wird?</w:t>
-      </w:r>
-    </w:p>
-    <w:p>
-      <w:r>
-        <w:t>Dieses Studienskript ist die fachlich finale Codex-V1-Fassung fuer den Akademie-Reader und die oeffentliche Bibliothek. Claude uebernimmt danach Satz, CI/CD, PDF/Reader-Freigabe und die abschliessende Lektoratsabnahme.</w:t>
       </w:r>
     </w:p>
     <w:p>
@@ -709,7 +691,7 @@
         <w:pStyle w:val="ListBullet"/>
       </w:pPr>
       <w:r>
-        <w:t>✅ Richtig: B — Wirkung meint tatsächliche Veränderung von Zuständen, nicht Absicht, Aktivität oder Reichweite.</w:t>
+        <w:t>✅ Richtig: B - Wirkung meint tatsächliche Veränderung von Zuständen, nicht Absicht, Aktivität oder Reichweite.</w:t>
       </w:r>
     </w:p>
     <w:p>
@@ -730,7 +712,7 @@
         <w:pStyle w:val="ListBullet"/>
       </w:pPr>
       <w:r>
-        <w:t>✅ Richtig: B — Ein Auslöser erzeugt höchstens Wirkungspotenzial, solange keine tatsächliche Veränderung nachvollziehbar ist.</w:t>
+        <w:t>✅ Richtig: B - Ein Auslöser erzeugt höchstens Wirkungspotenzial, solange keine tatsächliche Veränderung nachvollziehbar ist.</w:t>
       </w:r>
     </w:p>
     <w:p>
@@ -751,7 +733,7 @@
         <w:pStyle w:val="ListBullet"/>
       </w:pPr>
       <w:r>
-        <w:t>✅ Richtig: C — Die WÖk bewertet Wirkpfade und Zustandsveränderungen, nicht den Wert von Menschen.</w:t>
+        <w:t>✅ Richtig: C - Die WÖk bewertet Wirkpfade und Zustandsveränderungen, nicht den Wert von Menschen.</w:t>
       </w:r>
     </w:p>
     <w:p>
@@ -772,7 +754,7 @@
         <w:pStyle w:val="ListBullet"/>
       </w:pPr>
       <w:r>
-        <w:t>✅ Richtig: A — Quellenklarheit und begriffliche Präzision sind Voraussetzungen für prüfbare Wirkungsaussagen.</w:t>
+        <w:t>✅ Richtig: A - Quellenklarheit und begriffliche Präzision sind Voraussetzungen für prüfbare Wirkungsaussagen.</w:t>
       </w:r>
     </w:p>
     <w:p>
@@ -793,7 +775,7 @@
         <w:pStyle w:val="ListBullet"/>
       </w:pPr>
       <w:r>
-        <w:t>✅ Richtig: B — Rückkopplung bedeutet Lernen und Nachsteuern anhand tatsächlicher Zustandsveränderungen.</w:t>
+        <w:t>✅ Richtig: B - Rückkopplung bedeutet Lernen und Nachsteuern anhand tatsächlicher Zustandsveränderungen.</w:t>
       </w:r>
     </w:p>
     <w:p>
@@ -814,7 +796,7 @@
         <w:pStyle w:val="ListBullet"/>
       </w:pPr>
       <w:r>
-        <w:t>✅ Richtig: A — Wenn eine Zielgröße gemeint ist, geht es um positive Netto-Wirkung im Referenzrahmen Mensch, Planet und Demokratie.</w:t>
+        <w:t>✅ Richtig: A - Wenn eine Zielgröße gemeint ist, geht es um positive Netto-Wirkung im Referenzrahmen Mensch, Planet und Demokratie.</w:t>
       </w:r>
     </w:p>
     <w:p>
@@ -994,11 +976,6 @@
       </w:pPr>
       <w:r>
         <w:t>7. Tiefenskript-Erweiterung Sprint 6</w:t>
-      </w:r>
-    </w:p>
-    <w:p>
-      <w:r>
-        <w:t>Status dieser Erweiterung: V1-finalisierte Codex-Erweiterung fuer Markdown-Master, Word-Rohfassung und Reader-Spiegel. Satz, Medienintegration, Lektorat und PDF-Freigabe bleiben der Claude-CI/CD-Lane vorbehalten.</w:t>
       </w:r>
     </w:p>
     <w:p>
@@ -2419,11 +2396,6 @@
       </w:r>
     </w:p>
     <w:p>
-      <w:r>
-        <w:t>Dieses Studienskript ist die fachlich finale Codex-V1-Fassung fuer den Akademie-Reader und die oeffentliche Bibliothek. Claude uebernimmt danach Satz, CI/CD, PDF/Reader-Freigabe und die abschliessende Lektoratsabnahme.</w:t>
-      </w:r>
-    </w:p>
-    <w:p>
       <w:pPr>
         <w:pStyle w:val="Heading3"/>
       </w:pPr>
@@ -3071,11 +3043,6 @@
       </w:r>
     </w:p>
     <w:p>
-      <w:r>
-        <w:t>Diese Finalisierung schliesst die Codex-Inhaltsproduktion fuer V01. Offen bleibt nicht der fachliche Kern des Skripts, sondern der naechste Produktionsschritt: Claude setzt daraus die CI/CD-konforme Reader- und PDF-Fassung, prueft Satz, Umbrueche, Medienintegration und Lektorat und markiert erst danach die veroeffentlichte Fassung als freigegeben.</w:t>
-      </w:r>
-    </w:p>
-    <w:p>
       <w:pPr>
         <w:pStyle w:val="Heading2"/>
       </w:pPr>
@@ -3096,7 +3063,7 @@
         <w:pStyle w:val="ListBullet"/>
       </w:pPr>
       <w:r>
-        <w:t>woek-akademie-app/content/lehrgaenge/woek-g-v01.md — unmittelbarer Akademie-Quelltext dieser V1-Fassung.</w:t>
+        <w:t>woek-akademie-app/content/lehrgaenge/woek-g-v01.md - unmittelbarer Akademie-Quelltext dieser V1-Fassung.</w:t>
       </w:r>
     </w:p>
     <w:p>
@@ -3104,7 +3071,7 @@
         <w:pStyle w:val="ListBullet"/>
       </w:pPr>
       <w:r>
-        <w:t>assets/pdf/die-neue-ordnung-des-wohlstands.pdf und buch.html — aktuelles Grundlagenwerk.</w:t>
+        <w:t>assets/pdf/die-neue-ordnung-des-wohlstands.pdf und buch.html - aktuelles Grundlagenwerk.</w:t>
       </w:r>
     </w:p>
     <w:p>
@@ -3113,22 +3080,6 @@
       </w:pPr>
       <w:r>
         <w:t>Website-Korpus: Referenz, Wirkungsfelder, Werkzeuge, Glossar, Bibliothek und Journal.</w:t>
-      </w:r>
-    </w:p>
-    <w:p>
-      <w:pPr>
-        <w:pStyle w:val="ListBullet"/>
-      </w:pPr>
-      <w:r>
-        <w:t>docs/CODEX-HANDOFF-studienskripte.md — Produktionsstandard.</w:t>
-      </w:r>
-    </w:p>
-    <w:p>
-      <w:pPr>
-        <w:pStyle w:val="ListBullet"/>
-      </w:pPr>
-      <w:r>
-        <w:t>docs/CODEX-HANDOFF-pruefungen.md — geschützte Prüfungs- und Antwortlogik.</w:t>
       </w:r>
     </w:p>
     <w:p>
